--- a/reports/onsite_test_runbook.docx
+++ b/reports/onsite_test_runbook.docx
@@ -290,7 +290,7 @@
                 <w:sz w:val="21"/>
                 <w:szCs w:val="21"/>
               </w:rPr>
-              <w:t xml:space="preserve">NUCLEO 주소</w:t>
+              <w:t xml:space="preserve">NUCLEO</w:t>
             </w:r>
           </w:p>
         </w:tc>
@@ -331,7 +331,17 @@
                 <w:sz w:val="21"/>
                 <w:szCs w:val="21"/>
               </w:rPr>
-              <w:t xml:space="preserve"> (TCP)</w:t>
+              <w:t xml:space="preserve"> (TCP) · </w:t>
+            </w:r>
+            <w:r>
+              <w:rPr>
+                <w:rFonts w:ascii="Malgun Gothic" w:cs="Malgun Gothic" w:eastAsia="Malgun Gothic" w:hAnsi="Malgun Gothic"/>
+                <w:b/>
+                <w:bCs/>
+                <w:sz w:val="21"/>
+                <w:szCs w:val="21"/>
+              </w:rPr>
+              <w:t xml:space="preserve">Orin 유선 포트에 랜선 직결</w:t>
             </w:r>
           </w:p>
         </w:tc>
@@ -367,6 +377,73 @@
                 <w:sz w:val="21"/>
                 <w:szCs w:val="21"/>
               </w:rPr>
+              <w:t xml:space="preserve">담당자 확인</w:t>
+            </w:r>
+          </w:p>
+        </w:tc>
+        <w:tc>
+          <w:tcPr>
+            <w:tcW w:type="dxa" w:w="7038"/>
+            <w:tcBorders>
+              <w:top w:val="single" w:color="D0D5DD" w:sz="4"/>
+              <w:left w:val="single" w:color="D0D5DD" w:sz="4"/>
+              <w:bottom w:val="single" w:color="D0D5DD" w:sz="4"/>
+              <w:right w:val="single" w:color="D0D5DD" w:sz="4"/>
+            </w:tcBorders>
+            <w:shd w:fill="F9FAFB" w:color="auto" w:val="clear"/>
+            <w:tcMar>
+              <w:top w:type="dxa" w:w="80"/>
+              <w:left w:type="dxa" w:w="140"/>
+              <w:bottom w:type="dxa" w:w="80"/>
+              <w:right w:type="dxa" w:w="140"/>
+            </w:tcMar>
+          </w:tcPr>
+          <w:p>
+            <w:pPr>
+              <w:spacing w:line="290"/>
+            </w:pPr>
+            <w:r>
+              <w:rPr>
+                <w:rFonts w:ascii="Malgun Gothic" w:cs="Malgun Gothic" w:eastAsia="Malgun Gothic" w:hAnsi="Malgun Gothic"/>
+                <w:sz w:val="21"/>
+                <w:szCs w:val="21"/>
+              </w:rPr>
+              <w:t xml:space="preserve">4장 체크리스트 (인쇄해서 체크)</w:t>
+            </w:r>
+          </w:p>
+        </w:tc>
+      </w:tr>
+      <w:tr>
+        <w:trPr>
+          <w:cantSplit/>
+        </w:trPr>
+        <w:tc>
+          <w:tcPr>
+            <w:tcW w:type="dxa" w:w="2600"/>
+            <w:tcBorders>
+              <w:top w:val="single" w:color="D0D5DD" w:sz="4"/>
+              <w:left w:val="single" w:color="D0D5DD" w:sz="4"/>
+              <w:bottom w:val="single" w:color="D0D5DD" w:sz="4"/>
+              <w:right w:val="single" w:color="D0D5DD" w:sz="4"/>
+            </w:tcBorders>
+            <w:shd w:fill="FFFFFF" w:color="auto" w:val="clear"/>
+            <w:tcMar>
+              <w:top w:type="dxa" w:w="80"/>
+              <w:left w:type="dxa" w:w="140"/>
+              <w:bottom w:type="dxa" w:w="80"/>
+              <w:right w:type="dxa" w:w="140"/>
+            </w:tcMar>
+          </w:tcPr>
+          <w:p>
+            <w:pPr>
+              <w:spacing w:line="290"/>
+            </w:pPr>
+            <w:r>
+              <w:rPr>
+                <w:rFonts w:ascii="Malgun Gothic" w:cs="Malgun Gothic" w:eastAsia="Malgun Gothic" w:hAnsi="Malgun Gothic"/>
+                <w:sz w:val="21"/>
+                <w:szCs w:val="21"/>
+              </w:rPr>
               <w:t xml:space="preserve">카메라</w:t>
             </w:r>
           </w:p>
@@ -380,7 +457,7 @@
               <w:bottom w:val="single" w:color="D0D5DD" w:sz="4"/>
               <w:right w:val="single" w:color="D0D5DD" w:sz="4"/>
             </w:tcBorders>
-            <w:shd w:fill="F9FAFB" w:color="auto" w:val="clear"/>
+            <w:shd w:fill="FFFFFF" w:color="auto" w:val="clear"/>
             <w:tcMar>
               <w:top w:type="dxa" w:w="80"/>
               <w:left w:type="dxa" w:w="140"/>
@@ -434,7 +511,7 @@
               <w:bottom w:val="single" w:color="D0D5DD" w:sz="4"/>
               <w:right w:val="single" w:color="D0D5DD" w:sz="4"/>
             </w:tcBorders>
-            <w:shd w:fill="FFFFFF" w:color="auto" w:val="clear"/>
+            <w:shd w:fill="F9FAFB" w:color="auto" w:val="clear"/>
             <w:tcMar>
               <w:top w:type="dxa" w:w="80"/>
               <w:left w:type="dxa" w:w="140"/>
@@ -465,7 +542,7 @@
               <w:bottom w:val="single" w:color="D0D5DD" w:sz="4"/>
               <w:right w:val="single" w:color="D0D5DD" w:sz="4"/>
             </w:tcBorders>
-            <w:shd w:fill="FFFFFF" w:color="auto" w:val="clear"/>
+            <w:shd w:fill="F9FAFB" w:color="auto" w:val="clear"/>
             <w:tcMar>
               <w:top w:type="dxa" w:w="80"/>
               <w:left w:type="dxa" w:w="140"/>
@@ -519,7 +596,7 @@
               <w:bottom w:val="single" w:color="D0D5DD" w:sz="4"/>
               <w:right w:val="single" w:color="D0D5DD" w:sz="4"/>
             </w:tcBorders>
-            <w:shd w:fill="F9FAFB" w:color="auto" w:val="clear"/>
+            <w:shd w:fill="FFFFFF" w:color="auto" w:val="clear"/>
             <w:tcMar>
               <w:top w:type="dxa" w:w="80"/>
               <w:left w:type="dxa" w:w="140"/>
@@ -550,7 +627,7 @@
               <w:bottom w:val="single" w:color="D0D5DD" w:sz="4"/>
               <w:right w:val="single" w:color="D0D5DD" w:sz="4"/>
             </w:tcBorders>
-            <w:shd w:fill="F9FAFB" w:color="auto" w:val="clear"/>
+            <w:shd w:fill="FFFFFF" w:color="auto" w:val="clear"/>
             <w:tcMar>
               <w:top w:type="dxa" w:w="80"/>
               <w:left w:type="dxa" w:w="140"/>
@@ -621,7 +698,7 @@
           <w:sz w:val="22"/>
           <w:szCs w:val="22"/>
         </w:rPr>
-        <w:t xml:space="preserve">   2장의 STEP 1~10 을 순서대로 진행하고, 어느 단계에서 막히면 그 단계에 적힌 문제 해결 코드(A~K)를 3장에서 찾아 보세요.</w:t>
+        <w:t xml:space="preserve">   2장의 STEP 1~10 을 순서대로 진행하고, 어느 단계에서 막히면 그 단계에 적힌 문제 해결 코드(A~K)를 3장에서 찾아 보세요. 효성전기 담당자와 정할 내용은 4장 체크리스트에 있어요.</w:t>
       </w:r>
     </w:p>
     <w:p>
@@ -1058,10 +1135,20 @@
             <w:r>
               <w:rPr>
                 <w:rFonts w:ascii="Malgun Gothic" w:cs="Malgun Gothic" w:eastAsia="Malgun Gothic" w:hAnsi="Malgun Gothic"/>
-                <w:sz w:val="21"/>
-                <w:szCs w:val="21"/>
-              </w:rPr>
-              <w:t xml:space="preserve">NUCLEO 연결용 (공유기 또는 Orin 유선 포트)</w:t>
+                <w:b/>
+                <w:bCs/>
+                <w:sz w:val="21"/>
+                <w:szCs w:val="21"/>
+              </w:rPr>
+              <w:t xml:space="preserve">NUCLEO ↔ Orin 유선 포트 직결</w:t>
+            </w:r>
+            <w:r>
+              <w:rPr>
+                <w:rFonts w:ascii="Malgun Gothic" w:cs="Malgun Gothic" w:eastAsia="Malgun Gothic" w:hAnsi="Malgun Gothic"/>
+                <w:sz w:val="21"/>
+                <w:szCs w:val="21"/>
+              </w:rPr>
+              <w:t xml:space="preserve">용</w:t>
             </w:r>
           </w:p>
         </w:tc>
@@ -2190,6 +2277,154 @@
       <w:pPr>
         <w:spacing w:after="60"/>
       </w:pPr>
+    </w:p>
+    <w:p>
+      <w:pPr>
+        <w:spacing w:after="100" w:line="320"/>
+      </w:pPr>
+      <w:r>
+        <w:rPr>
+          <w:rFonts w:ascii="Malgun Gothic" w:cs="Malgun Gothic" w:eastAsia="Malgun Gothic" w:hAnsi="Malgun Gothic"/>
+          <w:b/>
+          <w:bCs/>
+          <w:sz w:val="22"/>
+          <w:szCs w:val="22"/>
+        </w:rPr>
+        <w:t xml:space="preserve">⓪ 직결 네트워크 설정·확인</w:t>
+      </w:r>
+      <w:r>
+        <w:rPr>
+          <w:rFonts w:ascii="Malgun Gothic" w:cs="Malgun Gothic" w:eastAsia="Malgun Gothic" w:hAnsi="Malgun Gothic"/>
+          <w:sz w:val="22"/>
+          <w:szCs w:val="22"/>
+        </w:rPr>
+        <w:t xml:space="preserve"> (처음 한 번 sudo 비밀번호를 물어요)</w:t>
+      </w:r>
+    </w:p>
+    <w:p>
+      <w:pPr>
+        <w:pBdr>
+          <w:left w:val="single" w:color="2563EB" w:sz="24" w:space="10"/>
+        </w:pBdr>
+        <w:shd w:fill="EEF2F7" w:color="auto" w:val="clear"/>
+        <w:spacing w:after="140" w:before="80" w:line="300"/>
+        <w:ind w:left="240" w:right="120"/>
+      </w:pPr>
+      <w:r>
+        <w:rPr>
+          <w:rFonts w:ascii="Consolas" w:cs="Consolas" w:eastAsia="Malgun Gothic" w:hAnsi="Consolas"/>
+          <w:b/>
+          <w:bCs/>
+          <w:color w:val="111827"/>
+          <w:sz w:val="21"/>
+          <w:szCs w:val="21"/>
+        </w:rPr>
+        <w:t xml:space="preserve">./deploy/run_all.sh network</w:t>
+      </w:r>
+    </w:p>
+    <w:p>
+      <w:pPr>
+        <w:pBdr>
+          <w:left w:val="single" w:color="15803D" w:sz="28" w:space="10"/>
+        </w:pBdr>
+        <w:shd w:fill="ECFDF3" w:color="auto" w:val="clear"/>
+        <w:spacing w:after="140" w:before="60" w:line="310"/>
+        <w:ind w:left="240" w:right="120"/>
+      </w:pPr>
+      <w:r>
+        <w:rPr>
+          <w:rFonts w:ascii="Malgun Gothic" w:cs="Malgun Gothic" w:eastAsia="Malgun Gothic" w:hAnsi="Malgun Gothic"/>
+          <w:b/>
+          <w:bCs/>
+          <w:color w:val="15803D"/>
+          <w:sz w:val="22"/>
+          <w:szCs w:val="22"/>
+        </w:rPr>
+        <w:t xml:space="preserve">✅ 정상   </w:t>
+      </w:r>
+      <w:r>
+        <w:rPr>
+          <w:rFonts w:ascii="Consolas" w:cs="Consolas" w:eastAsia="Malgun Gothic" w:hAnsi="Consolas"/>
+          <w:color w:val="B42318"/>
+          <w:sz w:val="20"/>
+          <w:szCs w:val="20"/>
+          <w:shd w:fill="F2F4F7" w:color="auto" w:val="clear"/>
+        </w:rPr>
+        <w:t xml:space="preserve">✅ NUCLEO 접속 가능</w:t>
+      </w:r>
+      <w:r>
+        <w:rPr>
+          <w:rFonts w:ascii="Malgun Gothic" w:cs="Malgun Gothic" w:eastAsia="Malgun Gothic" w:hAnsi="Malgun Gothic"/>
+          <w:sz w:val="22"/>
+          <w:szCs w:val="22"/>
+        </w:rPr>
+        <w:t xml:space="preserve">, </w:t>
+      </w:r>
+      <w:r>
+        <w:rPr>
+          <w:rFonts w:ascii="Consolas" w:cs="Consolas" w:eastAsia="Malgun Gothic" w:hAnsi="Consolas"/>
+          <w:color w:val="B42318"/>
+          <w:sz w:val="20"/>
+          <w:szCs w:val="20"/>
+          <w:shd w:fill="F2F4F7" w:color="auto" w:val="clear"/>
+        </w:rPr>
+        <w:t xml:space="preserve">carrier=1</w:t>
+      </w:r>
+      <w:r>
+        <w:rPr>
+          <w:rFonts w:ascii="Malgun Gothic" w:cs="Malgun Gothic" w:eastAsia="Malgun Gothic" w:hAnsi="Malgun Gothic"/>
+          <w:sz w:val="22"/>
+          <w:szCs w:val="22"/>
+        </w:rPr>
+        <w:t xml:space="preserve">, ping 응답 (</w:t>
+      </w:r>
+      <w:r>
+        <w:rPr>
+          <w:rFonts w:ascii="Consolas" w:cs="Consolas" w:eastAsia="Malgun Gothic" w:hAnsi="Consolas"/>
+          <w:color w:val="B42318"/>
+          <w:sz w:val="20"/>
+          <w:szCs w:val="20"/>
+          <w:shd w:fill="F2F4F7" w:color="auto" w:val="clear"/>
+        </w:rPr>
+        <w:t xml:space="preserve">2 received</w:t>
+      </w:r>
+      <w:r>
+        <w:rPr>
+          <w:rFonts w:ascii="Malgun Gothic" w:cs="Malgun Gothic" w:eastAsia="Malgun Gothic" w:hAnsi="Malgun Gothic"/>
+          <w:sz w:val="22"/>
+          <w:szCs w:val="22"/>
+        </w:rPr>
+        <w:t xml:space="preserve">)</w:t>
+      </w:r>
+    </w:p>
+    <w:p>
+      <w:pPr>
+        <w:pBdr>
+          <w:left w:val="single" w:color="2563EB" w:sz="28" w:space="10"/>
+        </w:pBdr>
+        <w:shd w:fill="EFF6FF" w:color="auto" w:val="clear"/>
+        <w:spacing w:after="140" w:before="60" w:line="310"/>
+        <w:ind w:left="240" w:right="120"/>
+      </w:pPr>
+      <w:r>
+        <w:rPr>
+          <w:rFonts w:ascii="Malgun Gothic" w:cs="Malgun Gothic" w:eastAsia="Malgun Gothic" w:hAnsi="Malgun Gothic"/>
+          <w:b/>
+          <w:bCs/>
+          <w:color w:val="2563EB"/>
+          <w:sz w:val="22"/>
+          <w:szCs w:val="22"/>
+        </w:rPr>
+        <w:t xml:space="preserve">💡 참고   </w:t>
+      </w:r>
+      <w:r>
+        <w:rPr>
+          <w:rFonts w:ascii="Malgun Gothic" w:cs="Malgun Gothic" w:eastAsia="Malgun Gothic" w:hAnsi="Malgun Gothic"/>
+          <w:sz w:val="22"/>
+          <w:szCs w:val="22"/>
+        </w:rPr>
+        <w:t xml:space="preserve">Orin Wi-Fi 도 같은 192.168.0.x 대역이라, NUCLEO(192.168.0.120)로 가는 통신만 유선으로 보내도록 자동 설정해요 (Orin 유선 주소 192.168.0.200). 한 번 만들면 다음부터는 묻지 않아요.</w:t>
+      </w:r>
     </w:p>
     <w:p>
       <w:pPr>
@@ -6118,7 +6353,7 @@
                 <w:sz w:val="24"/>
                 <w:szCs w:val="24"/>
               </w:rPr>
-              <w:t xml:space="preserve">NUCLEO "접속 실패" / "접속 안 됨"</w:t>
+              <w:t xml:space="preserve">NUCLEO "접속 실패" / "접속 안 됨" (유선 직결)</w:t>
             </w:r>
           </w:p>
         </w:tc>
@@ -6129,15 +6364,655 @@
         <w:spacing w:after="60"/>
       </w:pPr>
     </w:p>
-    <w:p>
-      <w:pPr>
-        <w:pStyle w:val="ListParagraph"/>
-        <w:numPr>
-          <w:ilvl w:val="0"/>
-          <w:numId w:val="9"/>
-        </w:numPr>
-        <w:spacing w:after="70" w:line="310"/>
-      </w:pPr>
+    <w:tbl>
+      <w:tblPr>
+        <w:tblW w:type="dxa" w:w="9638"/>
+        <w:tblBorders>
+          <w:top w:val="single" w:color="auto" w:sz="4"/>
+          <w:left w:val="single" w:color="auto" w:sz="4"/>
+          <w:bottom w:val="single" w:color="auto" w:sz="4"/>
+          <w:right w:val="single" w:color="auto" w:sz="4"/>
+          <w:insideH w:val="single" w:color="auto" w:sz="4"/>
+          <w:insideV w:val="single" w:color="auto" w:sz="4"/>
+        </w:tblBorders>
+      </w:tblPr>
+      <w:tblGrid>
+        <w:gridCol w:w="700"/>
+        <w:gridCol w:w="4000"/>
+        <w:gridCol w:w="4938"/>
+      </w:tblGrid>
+      <w:tr>
+        <w:trPr>
+          <w:tblHeader/>
+        </w:trPr>
+        <w:tc>
+          <w:tcPr>
+            <w:tcW w:type="dxa" w:w="700"/>
+            <w:tcBorders>
+              <w:top w:val="single" w:color="D0D5DD" w:sz="4"/>
+              <w:left w:val="single" w:color="D0D5DD" w:sz="4"/>
+              <w:bottom w:val="single" w:color="D0D5DD" w:sz="4"/>
+              <w:right w:val="single" w:color="D0D5DD" w:sz="4"/>
+            </w:tcBorders>
+            <w:shd w:fill="B91C1C" w:color="auto" w:val="clear"/>
+            <w:tcMar>
+              <w:top w:type="dxa" w:w="90"/>
+              <w:left w:type="dxa" w:w="140"/>
+              <w:bottom w:type="dxa" w:w="90"/>
+              <w:right w:type="dxa" w:w="140"/>
+            </w:tcMar>
+          </w:tcPr>
+          <w:p>
+            <w:r>
+              <w:rPr>
+                <w:rFonts w:ascii="Malgun Gothic" w:cs="Malgun Gothic" w:eastAsia="Malgun Gothic" w:hAnsi="Malgun Gothic"/>
+                <w:b/>
+                <w:bCs/>
+                <w:color w:val="FFFFFF"/>
+                <w:sz w:val="21"/>
+                <w:szCs w:val="21"/>
+              </w:rPr>
+              <w:t xml:space="preserve">순서</w:t>
+            </w:r>
+          </w:p>
+        </w:tc>
+        <w:tc>
+          <w:tcPr>
+            <w:tcW w:type="dxa" w:w="4000"/>
+            <w:tcBorders>
+              <w:top w:val="single" w:color="D0D5DD" w:sz="4"/>
+              <w:left w:val="single" w:color="D0D5DD" w:sz="4"/>
+              <w:bottom w:val="single" w:color="D0D5DD" w:sz="4"/>
+              <w:right w:val="single" w:color="D0D5DD" w:sz="4"/>
+            </w:tcBorders>
+            <w:shd w:fill="B91C1C" w:color="auto" w:val="clear"/>
+            <w:tcMar>
+              <w:top w:type="dxa" w:w="90"/>
+              <w:left w:type="dxa" w:w="140"/>
+              <w:bottom w:type="dxa" w:w="90"/>
+              <w:right w:type="dxa" w:w="140"/>
+            </w:tcMar>
+          </w:tcPr>
+          <w:p>
+            <w:r>
+              <w:rPr>
+                <w:rFonts w:ascii="Malgun Gothic" w:cs="Malgun Gothic" w:eastAsia="Malgun Gothic" w:hAnsi="Malgun Gothic"/>
+                <w:b/>
+                <w:bCs/>
+                <w:color w:val="FFFFFF"/>
+                <w:sz w:val="21"/>
+                <w:szCs w:val="21"/>
+              </w:rPr>
+              <w:t xml:space="preserve">확인</w:t>
+            </w:r>
+          </w:p>
+        </w:tc>
+        <w:tc>
+          <w:tcPr>
+            <w:tcW w:type="dxa" w:w="4938"/>
+            <w:tcBorders>
+              <w:top w:val="single" w:color="D0D5DD" w:sz="4"/>
+              <w:left w:val="single" w:color="D0D5DD" w:sz="4"/>
+              <w:bottom w:val="single" w:color="D0D5DD" w:sz="4"/>
+              <w:right w:val="single" w:color="D0D5DD" w:sz="4"/>
+            </w:tcBorders>
+            <w:shd w:fill="B91C1C" w:color="auto" w:val="clear"/>
+            <w:tcMar>
+              <w:top w:type="dxa" w:w="90"/>
+              <w:left w:type="dxa" w:w="140"/>
+              <w:bottom w:type="dxa" w:w="90"/>
+              <w:right w:type="dxa" w:w="140"/>
+            </w:tcMar>
+          </w:tcPr>
+          <w:p>
+            <w:r>
+              <w:rPr>
+                <w:rFonts w:ascii="Malgun Gothic" w:cs="Malgun Gothic" w:eastAsia="Malgun Gothic" w:hAnsi="Malgun Gothic"/>
+                <w:b/>
+                <w:bCs/>
+                <w:color w:val="FFFFFF"/>
+                <w:sz w:val="21"/>
+                <w:szCs w:val="21"/>
+              </w:rPr>
+              <w:t xml:space="preserve">안 되면</w:t>
+            </w:r>
+          </w:p>
+        </w:tc>
+      </w:tr>
+      <w:tr>
+        <w:trPr>
+          <w:cantSplit/>
+        </w:trPr>
+        <w:tc>
+          <w:tcPr>
+            <w:tcW w:type="dxa" w:w="700"/>
+            <w:tcBorders>
+              <w:top w:val="single" w:color="D0D5DD" w:sz="4"/>
+              <w:left w:val="single" w:color="D0D5DD" w:sz="4"/>
+              <w:bottom w:val="single" w:color="D0D5DD" w:sz="4"/>
+              <w:right w:val="single" w:color="D0D5DD" w:sz="4"/>
+            </w:tcBorders>
+            <w:shd w:fill="FFFFFF" w:color="auto" w:val="clear"/>
+            <w:tcMar>
+              <w:top w:type="dxa" w:w="80"/>
+              <w:left w:type="dxa" w:w="140"/>
+              <w:bottom w:type="dxa" w:w="80"/>
+              <w:right w:type="dxa" w:w="140"/>
+            </w:tcMar>
+          </w:tcPr>
+          <w:p>
+            <w:pPr>
+              <w:spacing w:line="290"/>
+            </w:pPr>
+            <w:r>
+              <w:rPr>
+                <w:rFonts w:ascii="Malgun Gothic" w:cs="Malgun Gothic" w:eastAsia="Malgun Gothic" w:hAnsi="Malgun Gothic"/>
+                <w:sz w:val="21"/>
+                <w:szCs w:val="21"/>
+              </w:rPr>
+              <w:t xml:space="preserve">1</w:t>
+            </w:r>
+          </w:p>
+        </w:tc>
+        <w:tc>
+          <w:tcPr>
+            <w:tcW w:type="dxa" w:w="4000"/>
+            <w:tcBorders>
+              <w:top w:val="single" w:color="D0D5DD" w:sz="4"/>
+              <w:left w:val="single" w:color="D0D5DD" w:sz="4"/>
+              <w:bottom w:val="single" w:color="D0D5DD" w:sz="4"/>
+              <w:right w:val="single" w:color="D0D5DD" w:sz="4"/>
+            </w:tcBorders>
+            <w:shd w:fill="FFFFFF" w:color="auto" w:val="clear"/>
+            <w:tcMar>
+              <w:top w:type="dxa" w:w="80"/>
+              <w:left w:type="dxa" w:w="140"/>
+              <w:bottom w:type="dxa" w:w="80"/>
+              <w:right w:type="dxa" w:w="140"/>
+            </w:tcMar>
+          </w:tcPr>
+          <w:p>
+            <w:pPr>
+              <w:spacing w:line="290"/>
+            </w:pPr>
+            <w:r>
+              <w:rPr>
+                <w:rFonts w:ascii="Malgun Gothic" w:cs="Malgun Gothic" w:eastAsia="Malgun Gothic" w:hAnsi="Malgun Gothic"/>
+                <w:sz w:val="21"/>
+                <w:szCs w:val="21"/>
+              </w:rPr>
+              <w:t xml:space="preserve">랜선 인식: </w:t>
+            </w:r>
+            <w:r>
+              <w:rPr>
+                <w:rFonts w:ascii="Consolas" w:cs="Consolas" w:eastAsia="Malgun Gothic" w:hAnsi="Consolas"/>
+                <w:color w:val="B42318"/>
+                <w:sz w:val="19"/>
+                <w:szCs w:val="19"/>
+                <w:shd w:fill="F2F4F7" w:color="auto" w:val="clear"/>
+              </w:rPr>
+              <w:t xml:space="preserve">cat /sys/class/net/eno1/carrier</w:t>
+            </w:r>
+            <w:r>
+              <w:rPr>
+                <w:rFonts w:ascii="Malgun Gothic" w:cs="Malgun Gothic" w:eastAsia="Malgun Gothic" w:hAnsi="Malgun Gothic"/>
+                <w:sz w:val="21"/>
+                <w:szCs w:val="21"/>
+              </w:rPr>
+              <w:t xml:space="preserve"> → </w:t>
+            </w:r>
+            <w:r>
+              <w:rPr>
+                <w:rFonts w:ascii="Consolas" w:cs="Consolas" w:eastAsia="Malgun Gothic" w:hAnsi="Consolas"/>
+                <w:color w:val="B42318"/>
+                <w:sz w:val="19"/>
+                <w:szCs w:val="19"/>
+                <w:shd w:fill="F2F4F7" w:color="auto" w:val="clear"/>
+              </w:rPr>
+              <w:t xml:space="preserve">1</w:t>
+            </w:r>
+          </w:p>
+        </w:tc>
+        <w:tc>
+          <w:tcPr>
+            <w:tcW w:type="dxa" w:w="4938"/>
+            <w:tcBorders>
+              <w:top w:val="single" w:color="D0D5DD" w:sz="4"/>
+              <w:left w:val="single" w:color="D0D5DD" w:sz="4"/>
+              <w:bottom w:val="single" w:color="D0D5DD" w:sz="4"/>
+              <w:right w:val="single" w:color="D0D5DD" w:sz="4"/>
+            </w:tcBorders>
+            <w:shd w:fill="FFFFFF" w:color="auto" w:val="clear"/>
+            <w:tcMar>
+              <w:top w:type="dxa" w:w="80"/>
+              <w:left w:type="dxa" w:w="140"/>
+              <w:bottom w:type="dxa" w:w="80"/>
+              <w:right w:type="dxa" w:w="140"/>
+            </w:tcMar>
+          </w:tcPr>
+          <w:p>
+            <w:pPr>
+              <w:spacing w:line="290"/>
+            </w:pPr>
+            <w:r>
+              <w:rPr>
+                <w:rFonts w:ascii="Malgun Gothic" w:cs="Malgun Gothic" w:eastAsia="Malgun Gothic" w:hAnsi="Malgun Gothic"/>
+                <w:sz w:val="21"/>
+                <w:szCs w:val="21"/>
+              </w:rPr>
+              <w:t xml:space="preserve">랜선 양쪽 다시 꽂기 · NUCLEO 랜 포트 LED 켜지는지 · 다른 랜선</w:t>
+            </w:r>
+          </w:p>
+        </w:tc>
+      </w:tr>
+      <w:tr>
+        <w:trPr>
+          <w:cantSplit/>
+        </w:trPr>
+        <w:tc>
+          <w:tcPr>
+            <w:tcW w:type="dxa" w:w="700"/>
+            <w:tcBorders>
+              <w:top w:val="single" w:color="D0D5DD" w:sz="4"/>
+              <w:left w:val="single" w:color="D0D5DD" w:sz="4"/>
+              <w:bottom w:val="single" w:color="D0D5DD" w:sz="4"/>
+              <w:right w:val="single" w:color="D0D5DD" w:sz="4"/>
+            </w:tcBorders>
+            <w:shd w:fill="F9FAFB" w:color="auto" w:val="clear"/>
+            <w:tcMar>
+              <w:top w:type="dxa" w:w="80"/>
+              <w:left w:type="dxa" w:w="140"/>
+              <w:bottom w:type="dxa" w:w="80"/>
+              <w:right w:type="dxa" w:w="140"/>
+            </w:tcMar>
+          </w:tcPr>
+          <w:p>
+            <w:pPr>
+              <w:spacing w:line="290"/>
+            </w:pPr>
+            <w:r>
+              <w:rPr>
+                <w:rFonts w:ascii="Malgun Gothic" w:cs="Malgun Gothic" w:eastAsia="Malgun Gothic" w:hAnsi="Malgun Gothic"/>
+                <w:sz w:val="21"/>
+                <w:szCs w:val="21"/>
+              </w:rPr>
+              <w:t xml:space="preserve">2</w:t>
+            </w:r>
+          </w:p>
+        </w:tc>
+        <w:tc>
+          <w:tcPr>
+            <w:tcW w:type="dxa" w:w="4000"/>
+            <w:tcBorders>
+              <w:top w:val="single" w:color="D0D5DD" w:sz="4"/>
+              <w:left w:val="single" w:color="D0D5DD" w:sz="4"/>
+              <w:bottom w:val="single" w:color="D0D5DD" w:sz="4"/>
+              <w:right w:val="single" w:color="D0D5DD" w:sz="4"/>
+            </w:tcBorders>
+            <w:shd w:fill="F9FAFB" w:color="auto" w:val="clear"/>
+            <w:tcMar>
+              <w:top w:type="dxa" w:w="80"/>
+              <w:left w:type="dxa" w:w="140"/>
+              <w:bottom w:type="dxa" w:w="80"/>
+              <w:right w:type="dxa" w:w="140"/>
+            </w:tcMar>
+          </w:tcPr>
+          <w:p>
+            <w:pPr>
+              <w:spacing w:line="290"/>
+            </w:pPr>
+            <w:r>
+              <w:rPr>
+                <w:rFonts w:ascii="Malgun Gothic" w:cs="Malgun Gothic" w:eastAsia="Malgun Gothic" w:hAnsi="Malgun Gothic"/>
+                <w:sz w:val="21"/>
+                <w:szCs w:val="21"/>
+              </w:rPr>
+              <w:t xml:space="preserve">직결 설정: </w:t>
+            </w:r>
+            <w:r>
+              <w:rPr>
+                <w:rFonts w:ascii="Consolas" w:cs="Consolas" w:eastAsia="Malgun Gothic" w:hAnsi="Consolas"/>
+                <w:color w:val="B42318"/>
+                <w:sz w:val="19"/>
+                <w:szCs w:val="19"/>
+                <w:shd w:fill="F2F4F7" w:color="auto" w:val="clear"/>
+              </w:rPr>
+              <w:t xml:space="preserve">nmcli con show nucleo-direct</w:t>
+            </w:r>
+          </w:p>
+        </w:tc>
+        <w:tc>
+          <w:tcPr>
+            <w:tcW w:type="dxa" w:w="4938"/>
+            <w:tcBorders>
+              <w:top w:val="single" w:color="D0D5DD" w:sz="4"/>
+              <w:left w:val="single" w:color="D0D5DD" w:sz="4"/>
+              <w:bottom w:val="single" w:color="D0D5DD" w:sz="4"/>
+              <w:right w:val="single" w:color="D0D5DD" w:sz="4"/>
+            </w:tcBorders>
+            <w:shd w:fill="F9FAFB" w:color="auto" w:val="clear"/>
+            <w:tcMar>
+              <w:top w:type="dxa" w:w="80"/>
+              <w:left w:type="dxa" w:w="140"/>
+              <w:bottom w:type="dxa" w:w="80"/>
+              <w:right w:type="dxa" w:w="140"/>
+            </w:tcMar>
+          </w:tcPr>
+          <w:p>
+            <w:pPr>
+              <w:spacing w:line="290"/>
+            </w:pPr>
+            <w:r>
+              <w:rPr>
+                <w:rFonts w:ascii="Consolas" w:cs="Consolas" w:eastAsia="Malgun Gothic" w:hAnsi="Consolas"/>
+                <w:color w:val="B42318"/>
+                <w:sz w:val="19"/>
+                <w:szCs w:val="19"/>
+                <w:shd w:fill="F2F4F7" w:color="auto" w:val="clear"/>
+              </w:rPr>
+              <w:t xml:space="preserve">./deploy/run_all.sh network</w:t>
+            </w:r>
+            <w:r>
+              <w:rPr>
+                <w:rFonts w:ascii="Malgun Gothic" w:cs="Malgun Gothic" w:eastAsia="Malgun Gothic" w:hAnsi="Malgun Gothic"/>
+                <w:sz w:val="21"/>
+                <w:szCs w:val="21"/>
+              </w:rPr>
+              <w:t xml:space="preserve"> (sudo 비밀번호)  ·  다시 만들기: </w:t>
+            </w:r>
+            <w:r>
+              <w:rPr>
+                <w:rFonts w:ascii="Consolas" w:cs="Consolas" w:eastAsia="Malgun Gothic" w:hAnsi="Consolas"/>
+                <w:color w:val="B42318"/>
+                <w:sz w:val="19"/>
+                <w:szCs w:val="19"/>
+                <w:shd w:fill="F2F4F7" w:color="auto" w:val="clear"/>
+              </w:rPr>
+              <w:t xml:space="preserve">sudo nmcli con delete nucleo-direct</w:t>
+            </w:r>
+            <w:r>
+              <w:rPr>
+                <w:rFonts w:ascii="Malgun Gothic" w:cs="Malgun Gothic" w:eastAsia="Malgun Gothic" w:hAnsi="Malgun Gothic"/>
+                <w:sz w:val="21"/>
+                <w:szCs w:val="21"/>
+              </w:rPr>
+              <w:t xml:space="preserve"> 후 다시 실행</w:t>
+            </w:r>
+          </w:p>
+        </w:tc>
+      </w:tr>
+      <w:tr>
+        <w:trPr>
+          <w:cantSplit/>
+        </w:trPr>
+        <w:tc>
+          <w:tcPr>
+            <w:tcW w:type="dxa" w:w="700"/>
+            <w:tcBorders>
+              <w:top w:val="single" w:color="D0D5DD" w:sz="4"/>
+              <w:left w:val="single" w:color="D0D5DD" w:sz="4"/>
+              <w:bottom w:val="single" w:color="D0D5DD" w:sz="4"/>
+              <w:right w:val="single" w:color="D0D5DD" w:sz="4"/>
+            </w:tcBorders>
+            <w:shd w:fill="FFFFFF" w:color="auto" w:val="clear"/>
+            <w:tcMar>
+              <w:top w:type="dxa" w:w="80"/>
+              <w:left w:type="dxa" w:w="140"/>
+              <w:bottom w:type="dxa" w:w="80"/>
+              <w:right w:type="dxa" w:w="140"/>
+            </w:tcMar>
+          </w:tcPr>
+          <w:p>
+            <w:pPr>
+              <w:spacing w:line="290"/>
+            </w:pPr>
+            <w:r>
+              <w:rPr>
+                <w:rFonts w:ascii="Malgun Gothic" w:cs="Malgun Gothic" w:eastAsia="Malgun Gothic" w:hAnsi="Malgun Gothic"/>
+                <w:sz w:val="21"/>
+                <w:szCs w:val="21"/>
+              </w:rPr>
+              <w:t xml:space="preserve">3</w:t>
+            </w:r>
+          </w:p>
+        </w:tc>
+        <w:tc>
+          <w:tcPr>
+            <w:tcW w:type="dxa" w:w="4000"/>
+            <w:tcBorders>
+              <w:top w:val="single" w:color="D0D5DD" w:sz="4"/>
+              <w:left w:val="single" w:color="D0D5DD" w:sz="4"/>
+              <w:bottom w:val="single" w:color="D0D5DD" w:sz="4"/>
+              <w:right w:val="single" w:color="D0D5DD" w:sz="4"/>
+            </w:tcBorders>
+            <w:shd w:fill="FFFFFF" w:color="auto" w:val="clear"/>
+            <w:tcMar>
+              <w:top w:type="dxa" w:w="80"/>
+              <w:left w:type="dxa" w:w="140"/>
+              <w:bottom w:type="dxa" w:w="80"/>
+              <w:right w:type="dxa" w:w="140"/>
+            </w:tcMar>
+          </w:tcPr>
+          <w:p>
+            <w:pPr>
+              <w:spacing w:line="290"/>
+            </w:pPr>
+            <w:r>
+              <w:rPr>
+                <w:rFonts w:ascii="Malgun Gothic" w:cs="Malgun Gothic" w:eastAsia="Malgun Gothic" w:hAnsi="Malgun Gothic"/>
+                <w:sz w:val="21"/>
+                <w:szCs w:val="21"/>
+              </w:rPr>
+              <w:t xml:space="preserve">응답: </w:t>
+            </w:r>
+            <w:r>
+              <w:rPr>
+                <w:rFonts w:ascii="Consolas" w:cs="Consolas" w:eastAsia="Malgun Gothic" w:hAnsi="Consolas"/>
+                <w:color w:val="B42318"/>
+                <w:sz w:val="19"/>
+                <w:szCs w:val="19"/>
+                <w:shd w:fill="F2F4F7" w:color="auto" w:val="clear"/>
+              </w:rPr>
+              <w:t xml:space="preserve">ping 192.168.0.120</w:t>
+            </w:r>
+          </w:p>
+        </w:tc>
+        <w:tc>
+          <w:tcPr>
+            <w:tcW w:type="dxa" w:w="4938"/>
+            <w:tcBorders>
+              <w:top w:val="single" w:color="D0D5DD" w:sz="4"/>
+              <w:left w:val="single" w:color="D0D5DD" w:sz="4"/>
+              <w:bottom w:val="single" w:color="D0D5DD" w:sz="4"/>
+              <w:right w:val="single" w:color="D0D5DD" w:sz="4"/>
+            </w:tcBorders>
+            <w:shd w:fill="FFFFFF" w:color="auto" w:val="clear"/>
+            <w:tcMar>
+              <w:top w:type="dxa" w:w="80"/>
+              <w:left w:type="dxa" w:w="140"/>
+              <w:bottom w:type="dxa" w:w="80"/>
+              <w:right w:type="dxa" w:w="140"/>
+            </w:tcMar>
+          </w:tcPr>
+          <w:p>
+            <w:pPr>
+              <w:spacing w:line="290"/>
+            </w:pPr>
+            <w:r>
+              <w:rPr>
+                <w:rFonts w:ascii="Malgun Gothic" w:cs="Malgun Gothic" w:eastAsia="Malgun Gothic" w:hAnsi="Malgun Gothic"/>
+                <w:b/>
+                <w:bCs/>
+                <w:sz w:val="21"/>
+                <w:szCs w:val="21"/>
+              </w:rPr>
+              <w:t xml:space="preserve">NUCLEO IP 가 고정(192.168.0.120 / 255.255.255.0)인지</w:t>
+            </w:r>
+            <w:r>
+              <w:rPr>
+                <w:rFonts w:ascii="Malgun Gothic" w:cs="Malgun Gothic" w:eastAsia="Malgun Gothic" w:hAnsi="Malgun Gothic"/>
+                <w:sz w:val="21"/>
+                <w:szCs w:val="21"/>
+              </w:rPr>
+              <w:t xml:space="preserve"> 담당자 확인 — 직결에는 공유기가 없어 자동 IP(DHCP)면 IP 를 못 받아요</w:t>
+            </w:r>
+          </w:p>
+        </w:tc>
+      </w:tr>
+      <w:tr>
+        <w:trPr>
+          <w:cantSplit/>
+        </w:trPr>
+        <w:tc>
+          <w:tcPr>
+            <w:tcW w:type="dxa" w:w="700"/>
+            <w:tcBorders>
+              <w:top w:val="single" w:color="D0D5DD" w:sz="4"/>
+              <w:left w:val="single" w:color="D0D5DD" w:sz="4"/>
+              <w:bottom w:val="single" w:color="D0D5DD" w:sz="4"/>
+              <w:right w:val="single" w:color="D0D5DD" w:sz="4"/>
+            </w:tcBorders>
+            <w:shd w:fill="F9FAFB" w:color="auto" w:val="clear"/>
+            <w:tcMar>
+              <w:top w:type="dxa" w:w="80"/>
+              <w:left w:type="dxa" w:w="140"/>
+              <w:bottom w:type="dxa" w:w="80"/>
+              <w:right w:type="dxa" w:w="140"/>
+            </w:tcMar>
+          </w:tcPr>
+          <w:p>
+            <w:pPr>
+              <w:spacing w:line="290"/>
+            </w:pPr>
+            <w:r>
+              <w:rPr>
+                <w:rFonts w:ascii="Malgun Gothic" w:cs="Malgun Gothic" w:eastAsia="Malgun Gothic" w:hAnsi="Malgun Gothic"/>
+                <w:sz w:val="21"/>
+                <w:szCs w:val="21"/>
+              </w:rPr>
+              <w:t xml:space="preserve">4</w:t>
+            </w:r>
+          </w:p>
+        </w:tc>
+        <w:tc>
+          <w:tcPr>
+            <w:tcW w:type="dxa" w:w="4000"/>
+            <w:tcBorders>
+              <w:top w:val="single" w:color="D0D5DD" w:sz="4"/>
+              <w:left w:val="single" w:color="D0D5DD" w:sz="4"/>
+              <w:bottom w:val="single" w:color="D0D5DD" w:sz="4"/>
+              <w:right w:val="single" w:color="D0D5DD" w:sz="4"/>
+            </w:tcBorders>
+            <w:shd w:fill="F9FAFB" w:color="auto" w:val="clear"/>
+            <w:tcMar>
+              <w:top w:type="dxa" w:w="80"/>
+              <w:left w:type="dxa" w:w="140"/>
+              <w:bottom w:type="dxa" w:w="80"/>
+              <w:right w:type="dxa" w:w="140"/>
+            </w:tcMar>
+          </w:tcPr>
+          <w:p>
+            <w:pPr>
+              <w:spacing w:line="290"/>
+            </w:pPr>
+            <w:r>
+              <w:rPr>
+                <w:rFonts w:ascii="Malgun Gothic" w:cs="Malgun Gothic" w:eastAsia="Malgun Gothic" w:hAnsi="Malgun Gothic"/>
+                <w:sz w:val="21"/>
+                <w:szCs w:val="21"/>
+              </w:rPr>
+              <w:t xml:space="preserve">접속: </w:t>
+            </w:r>
+            <w:r>
+              <w:rPr>
+                <w:rFonts w:ascii="Consolas" w:cs="Consolas" w:eastAsia="Malgun Gothic" w:hAnsi="Consolas"/>
+                <w:color w:val="B42318"/>
+                <w:sz w:val="19"/>
+                <w:szCs w:val="19"/>
+                <w:shd w:fill="F2F4F7" w:color="auto" w:val="clear"/>
+              </w:rPr>
+              <w:t xml:space="preserve">python3 deploy/tools/nucleo_test.py</w:t>
+            </w:r>
+          </w:p>
+        </w:tc>
+        <w:tc>
+          <w:tcPr>
+            <w:tcW w:type="dxa" w:w="4938"/>
+            <w:tcBorders>
+              <w:top w:val="single" w:color="D0D5DD" w:sz="4"/>
+              <w:left w:val="single" w:color="D0D5DD" w:sz="4"/>
+              <w:bottom w:val="single" w:color="D0D5DD" w:sz="4"/>
+              <w:right w:val="single" w:color="D0D5DD" w:sz="4"/>
+            </w:tcBorders>
+            <w:shd w:fill="F9FAFB" w:color="auto" w:val="clear"/>
+            <w:tcMar>
+              <w:top w:type="dxa" w:w="80"/>
+              <w:left w:type="dxa" w:w="140"/>
+              <w:bottom w:type="dxa" w:w="80"/>
+              <w:right w:type="dxa" w:w="140"/>
+            </w:tcMar>
+          </w:tcPr>
+          <w:p>
+            <w:pPr>
+              <w:spacing w:line="290"/>
+            </w:pPr>
+            <w:r>
+              <w:rPr>
+                <w:rFonts w:ascii="Malgun Gothic" w:cs="Malgun Gothic" w:eastAsia="Malgun Gothic" w:hAnsi="Malgun Gothic"/>
+                <w:sz w:val="21"/>
+                <w:szCs w:val="21"/>
+              </w:rPr>
+              <w:t xml:space="preserve">ping 은 되는데 접속 실패 → NUCLEO 가 </w:t>
+            </w:r>
+            <w:r>
+              <w:rPr>
+                <w:rFonts w:ascii="Malgun Gothic" w:cs="Malgun Gothic" w:eastAsia="Malgun Gothic" w:hAnsi="Malgun Gothic"/>
+                <w:b/>
+                <w:bCs/>
+                <w:sz w:val="21"/>
+                <w:szCs w:val="21"/>
+              </w:rPr>
+              <w:t xml:space="preserve">포트 5000</w:t>
+            </w:r>
+            <w:r>
+              <w:rPr>
+                <w:rFonts w:ascii="Malgun Gothic" w:cs="Malgun Gothic" w:eastAsia="Malgun Gothic" w:hAnsi="Malgun Gothic"/>
+                <w:sz w:val="21"/>
+                <w:szCs w:val="21"/>
+              </w:rPr>
+              <w:t xml:space="preserve"> 에서 대기 중인지 (펌웨어)</w:t>
+            </w:r>
+          </w:p>
+        </w:tc>
+      </w:tr>
+    </w:tbl>
+    <w:p>
+      <w:pPr>
+        <w:spacing w:after="60"/>
+      </w:pPr>
+    </w:p>
+    <w:p>
+      <w:pPr>
+        <w:spacing w:after="100" w:line="320"/>
+      </w:pPr>
+      <w:r>
+        <w:rPr>
+          <w:rFonts w:ascii="Malgun Gothic" w:cs="Malgun Gothic" w:eastAsia="Malgun Gothic" w:hAnsi="Malgun Gothic"/>
+          <w:b/>
+          <w:bCs/>
+          <w:sz w:val="22"/>
+          <w:szCs w:val="22"/>
+        </w:rPr>
+        <w:t xml:space="preserve">NUCLEO IP·포트가 다르면</w:t>
+      </w:r>
+      <w:r>
+        <w:rPr>
+          <w:rFonts w:ascii="Malgun Gothic" w:cs="Malgun Gothic" w:eastAsia="Malgun Gothic" w:hAnsi="Malgun Gothic"/>
+          <w:sz w:val="22"/>
+          <w:szCs w:val="22"/>
+        </w:rPr>
+        <w:t xml:space="preserve"> → 설정 수정 후 </w:t>
+      </w:r>
       <w:r>
         <w:rPr>
           <w:rFonts w:ascii="Consolas" w:cs="Consolas" w:eastAsia="Malgun Gothic" w:hAnsi="Consolas"/>
@@ -6146,53 +7021,15 @@
           <w:szCs w:val="20"/>
           <w:shd w:fill="F2F4F7" w:color="auto" w:val="clear"/>
         </w:rPr>
-        <w:t xml:space="preserve">ping 192.168.0.120</w:t>
-      </w:r>
-      <w:r>
-        <w:rPr>
-          <w:rFonts w:ascii="Malgun Gothic" w:cs="Malgun Gothic" w:eastAsia="Malgun Gothic" w:hAnsi="Malgun Gothic"/>
-          <w:sz w:val="22"/>
-          <w:szCs w:val="22"/>
-        </w:rPr>
-        <w:t xml:space="preserve"> 으로 응답 확인</w:t>
-      </w:r>
-    </w:p>
-    <w:p>
-      <w:pPr>
-        <w:pStyle w:val="ListParagraph"/>
-        <w:numPr>
-          <w:ilvl w:val="0"/>
-          <w:numId w:val="9"/>
-        </w:numPr>
-        <w:spacing w:after="70" w:line="310"/>
-      </w:pPr>
-      <w:r>
-        <w:rPr>
-          <w:rFonts w:ascii="Malgun Gothic" w:cs="Malgun Gothic" w:eastAsia="Malgun Gothic" w:hAnsi="Malgun Gothic"/>
-          <w:b/>
-          <w:bCs/>
-          <w:sz w:val="22"/>
-          <w:szCs w:val="22"/>
-        </w:rPr>
-        <w:t xml:space="preserve">Orin 유선 포트에 직접 꽂은 경우</w:t>
-      </w:r>
-    </w:p>
-    <w:p>
-      <w:pPr>
-        <w:pStyle w:val="ListParagraph"/>
-        <w:numPr>
-          <w:ilvl w:val="1"/>
-          <w:numId w:val="6"/>
-        </w:numPr>
-        <w:spacing w:after="60" w:line="300"/>
-      </w:pPr>
-      <w:r>
-        <w:rPr>
-          <w:rFonts w:ascii="Malgun Gothic" w:cs="Malgun Gothic" w:eastAsia="Malgun Gothic" w:hAnsi="Malgun Gothic"/>
-          <w:sz w:val="22"/>
-          <w:szCs w:val="22"/>
-        </w:rPr>
-        <w:t xml:space="preserve">케이블 인식: </w:t>
+        <w:t xml:space="preserve">./deploy/kiosk.sh restart</w:t>
+      </w:r>
+      <w:r>
+        <w:rPr>
+          <w:rFonts w:ascii="Malgun Gothic" w:cs="Malgun Gothic" w:eastAsia="Malgun Gothic" w:hAnsi="Malgun Gothic"/>
+          <w:sz w:val="22"/>
+          <w:szCs w:val="22"/>
+        </w:rPr>
+        <w:t xml:space="preserve">  (직결 설정도 새 IP 로: </w:t>
       </w:r>
       <w:r>
         <w:rPr>
@@ -6202,15 +7039,15 @@
           <w:szCs w:val="20"/>
           <w:shd w:fill="F2F4F7" w:color="auto" w:val="clear"/>
         </w:rPr>
-        <w:t xml:space="preserve">cat /sys/class/net/eno1/carrier</w:t>
-      </w:r>
-      <w:r>
-        <w:rPr>
-          <w:rFonts w:ascii="Malgun Gothic" w:cs="Malgun Gothic" w:eastAsia="Malgun Gothic" w:hAnsi="Malgun Gothic"/>
-          <w:sz w:val="22"/>
-          <w:szCs w:val="22"/>
-        </w:rPr>
-        <w:t xml:space="preserve"> → </w:t>
+        <w:t xml:space="preserve">sudo nmcli con delete nucleo-direct</w:t>
+      </w:r>
+      <w:r>
+        <w:rPr>
+          <w:rFonts w:ascii="Malgun Gothic" w:cs="Malgun Gothic" w:eastAsia="Malgun Gothic" w:hAnsi="Malgun Gothic"/>
+          <w:sz w:val="22"/>
+          <w:szCs w:val="22"/>
+        </w:rPr>
+        <w:t xml:space="preserve"> 후 </w:t>
       </w:r>
       <w:r>
         <w:rPr>
@@ -6220,173 +7057,15 @@
           <w:szCs w:val="20"/>
           <w:shd w:fill="F2F4F7" w:color="auto" w:val="clear"/>
         </w:rPr>
-        <w:t xml:space="preserve">1</w:t>
-      </w:r>
-      <w:r>
-        <w:rPr>
-          <w:rFonts w:ascii="Malgun Gothic" w:cs="Malgun Gothic" w:eastAsia="Malgun Gothic" w:hAnsi="Malgun Gothic"/>
-          <w:sz w:val="22"/>
-          <w:szCs w:val="22"/>
-        </w:rPr>
-        <w:t xml:space="preserve"> 이어야 함</w:t>
-      </w:r>
-    </w:p>
-    <w:p>
-      <w:pPr>
-        <w:pStyle w:val="ListParagraph"/>
-        <w:numPr>
-          <w:ilvl w:val="1"/>
-          <w:numId w:val="6"/>
-        </w:numPr>
-        <w:spacing w:after="60" w:line="300"/>
-      </w:pPr>
-      <w:r>
-        <w:rPr>
-          <w:rFonts w:ascii="Malgun Gothic" w:cs="Malgun Gothic" w:eastAsia="Malgun Gothic" w:hAnsi="Malgun Gothic"/>
-          <w:sz w:val="22"/>
-          <w:szCs w:val="22"/>
-        </w:rPr>
-        <w:t xml:space="preserve">직결 설정 확인: </w:t>
-      </w:r>
-      <w:r>
-        <w:rPr>
-          <w:rFonts w:ascii="Consolas" w:cs="Consolas" w:eastAsia="Malgun Gothic" w:hAnsi="Consolas"/>
-          <w:color w:val="B42318"/>
-          <w:sz w:val="20"/>
-          <w:szCs w:val="20"/>
-          <w:shd w:fill="F2F4F7" w:color="auto" w:val="clear"/>
-        </w:rPr>
-        <w:t xml:space="preserve">nmcli con show nucleo-direct</w:t>
-      </w:r>
-      <w:r>
-        <w:rPr>
-          <w:rFonts w:ascii="Malgun Gothic" w:cs="Malgun Gothic" w:eastAsia="Malgun Gothic" w:hAnsi="Malgun Gothic"/>
-          <w:sz w:val="22"/>
-          <w:szCs w:val="22"/>
-        </w:rPr>
-        <w:t xml:space="preserve"> (run_all.sh 가 처음에 sudo 비밀번호를 물으며 만듦)</w:t>
-      </w:r>
-    </w:p>
-    <w:p>
-      <w:pPr>
-        <w:pStyle w:val="ListParagraph"/>
-        <w:numPr>
-          <w:ilvl w:val="1"/>
-          <w:numId w:val="6"/>
-        </w:numPr>
-        <w:spacing w:after="60" w:line="300"/>
-      </w:pPr>
-      <w:r>
-        <w:rPr>
-          <w:rFonts w:ascii="Malgun Gothic" w:cs="Malgun Gothic" w:eastAsia="Malgun Gothic" w:hAnsi="Malgun Gothic"/>
-          <w:sz w:val="22"/>
-          <w:szCs w:val="22"/>
-        </w:rPr>
-        <w:t xml:space="preserve">다시 만들기: </w:t>
-      </w:r>
-      <w:r>
-        <w:rPr>
-          <w:rFonts w:ascii="Consolas" w:cs="Consolas" w:eastAsia="Malgun Gothic" w:hAnsi="Consolas"/>
-          <w:color w:val="B42318"/>
-          <w:sz w:val="20"/>
-          <w:szCs w:val="20"/>
-          <w:shd w:fill="F2F4F7" w:color="auto" w:val="clear"/>
-        </w:rPr>
-        <w:t xml:space="preserve">sudo nmcli con delete nucleo-direct; ./deploy/run_all.sh</w:t>
-      </w:r>
-    </w:p>
-    <w:p>
-      <w:pPr>
-        <w:pStyle w:val="ListParagraph"/>
-        <w:numPr>
-          <w:ilvl w:val="0"/>
-          <w:numId w:val="9"/>
-        </w:numPr>
-        <w:spacing w:after="70" w:line="310"/>
-      </w:pPr>
-      <w:r>
-        <w:rPr>
-          <w:rFonts w:ascii="Malgun Gothic" w:cs="Malgun Gothic" w:eastAsia="Malgun Gothic" w:hAnsi="Malgun Gothic"/>
-          <w:b/>
-          <w:bCs/>
-          <w:sz w:val="22"/>
-          <w:szCs w:val="22"/>
-        </w:rPr>
-        <w:t xml:space="preserve">공유기에 꽂은 경우</w:t>
-      </w:r>
-      <w:r>
-        <w:rPr>
-          <w:rFonts w:ascii="Malgun Gothic" w:cs="Malgun Gothic" w:eastAsia="Malgun Gothic" w:hAnsi="Malgun Gothic"/>
-          <w:sz w:val="22"/>
-          <w:szCs w:val="22"/>
-        </w:rPr>
-        <w:t xml:space="preserve"> → Orin Wi-Fi 가 </w:t>
-      </w:r>
-      <w:r>
-        <w:rPr>
-          <w:rFonts w:ascii="Malgun Gothic" w:cs="Malgun Gothic" w:eastAsia="Malgun Gothic" w:hAnsi="Malgun Gothic"/>
-          <w:b/>
-          <w:bCs/>
-          <w:sz w:val="22"/>
-          <w:szCs w:val="22"/>
-        </w:rPr>
-        <w:t xml:space="preserve">같은 공유기(192.168.0.x)</w:t>
-      </w:r>
-      <w:r>
-        <w:rPr>
-          <w:rFonts w:ascii="Malgun Gothic" w:cs="Malgun Gothic" w:eastAsia="Malgun Gothic" w:hAnsi="Malgun Gothic"/>
-          <w:sz w:val="22"/>
-          <w:szCs w:val="22"/>
-        </w:rPr>
-        <w:t xml:space="preserve"> 인지 확인: </w:t>
-      </w:r>
-      <w:r>
-        <w:rPr>
-          <w:rFonts w:ascii="Consolas" w:cs="Consolas" w:eastAsia="Malgun Gothic" w:hAnsi="Consolas"/>
-          <w:color w:val="B42318"/>
-          <w:sz w:val="20"/>
-          <w:szCs w:val="20"/>
-          <w:shd w:fill="F2F4F7" w:color="auto" w:val="clear"/>
-        </w:rPr>
-        <w:t xml:space="preserve">ip -4 -br addr</w:t>
-      </w:r>
-    </w:p>
-    <w:p>
-      <w:pPr>
-        <w:pStyle w:val="ListParagraph"/>
-        <w:numPr>
-          <w:ilvl w:val="0"/>
-          <w:numId w:val="9"/>
-        </w:numPr>
-        <w:spacing w:after="70" w:line="310"/>
-      </w:pPr>
-      <w:r>
-        <w:rPr>
-          <w:rFonts w:ascii="Malgun Gothic" w:cs="Malgun Gothic" w:eastAsia="Malgun Gothic" w:hAnsi="Malgun Gothic"/>
-          <w:b/>
-          <w:bCs/>
-          <w:sz w:val="22"/>
-          <w:szCs w:val="22"/>
-        </w:rPr>
-        <w:t xml:space="preserve">NUCLEO IP·포트가 다르면</w:t>
-      </w:r>
-      <w:r>
-        <w:rPr>
-          <w:rFonts w:ascii="Malgun Gothic" w:cs="Malgun Gothic" w:eastAsia="Malgun Gothic" w:hAnsi="Malgun Gothic"/>
-          <w:sz w:val="22"/>
-          <w:szCs w:val="22"/>
-        </w:rPr>
-        <w:t xml:space="preserve"> → </w:t>
-      </w:r>
-      <w:r>
-        <w:rPr>
-          <w:rFonts w:ascii="Consolas" w:cs="Consolas" w:eastAsia="Malgun Gothic" w:hAnsi="Consolas"/>
-          <w:color w:val="B42318"/>
-          <w:sz w:val="20"/>
-          <w:szCs w:val="20"/>
-          <w:shd w:fill="F2F4F7" w:color="auto" w:val="clear"/>
-        </w:rPr>
-        <w:t xml:space="preserve">nano deploy/controller/config.json</w:t>
+        <w:t xml:space="preserve">./deploy/run_all.sh network</w:t>
+      </w:r>
+      <w:r>
+        <w:rPr>
+          <w:rFonts w:ascii="Malgun Gothic" w:cs="Malgun Gothic" w:eastAsia="Malgun Gothic" w:hAnsi="Malgun Gothic"/>
+          <w:sz w:val="22"/>
+          <w:szCs w:val="22"/>
+        </w:rPr>
+        <w:t xml:space="preserve">)</w:t>
       </w:r>
     </w:p>
     <w:p>
@@ -6395,7 +7074,7 @@
           <w:left w:val="single" w:color="2563EB" w:sz="24" w:space="10"/>
         </w:pBdr>
         <w:shd w:fill="EEF2F7" w:color="auto" w:val="clear"/>
-        <w:spacing w:after="140" w:before="80" w:line="300"/>
+        <w:spacing w:after="0" w:before="80" w:line="300"/>
         <w:ind w:left="240" w:right="120"/>
       </w:pPr>
       <w:r>
@@ -6407,49 +7086,28 @@
           <w:sz w:val="21"/>
           <w:szCs w:val="21"/>
         </w:rPr>
+        <w:t xml:space="preserve">nano deploy/controller/config.json</w:t>
+      </w:r>
+    </w:p>
+    <w:p>
+      <w:pPr>
+        <w:pBdr>
+          <w:left w:val="single" w:color="2563EB" w:sz="24" w:space="10"/>
+        </w:pBdr>
+        <w:shd w:fill="EEF2F7" w:color="auto" w:val="clear"/>
+        <w:spacing w:after="140" w:before="0" w:line="300"/>
+        <w:ind w:left="240" w:right="120"/>
+      </w:pPr>
+      <w:r>
+        <w:rPr>
+          <w:rFonts w:ascii="Consolas" w:cs="Consolas" w:eastAsia="Malgun Gothic" w:hAnsi="Consolas"/>
+          <w:b/>
+          <w:bCs/>
+          <w:color w:val="111827"/>
+          <w:sz w:val="21"/>
+          <w:szCs w:val="21"/>
+        </w:rPr>
         <w:t xml:space="preserve">"nucleo": { "mode": "tcp", "host": "실제 IP", "port": 실제포트 }</w:t>
-      </w:r>
-    </w:p>
-    <w:p>
-      <w:pPr>
-        <w:spacing w:after="100" w:line="320"/>
-        <w:ind w:left="400"/>
-      </w:pPr>
-      <w:r>
-        <w:rPr>
-          <w:rFonts w:ascii="Malgun Gothic" w:cs="Malgun Gothic" w:eastAsia="Malgun Gothic" w:hAnsi="Malgun Gothic"/>
-          <w:sz w:val="22"/>
-          <w:szCs w:val="22"/>
-        </w:rPr>
-        <w:t xml:space="preserve">저장 후 </w:t>
-      </w:r>
-      <w:r>
-        <w:rPr>
-          <w:rFonts w:ascii="Consolas" w:cs="Consolas" w:eastAsia="Malgun Gothic" w:hAnsi="Consolas"/>
-          <w:color w:val="B42318"/>
-          <w:sz w:val="20"/>
-          <w:szCs w:val="20"/>
-          <w:shd w:fill="F2F4F7" w:color="auto" w:val="clear"/>
-        </w:rPr>
-        <w:t xml:space="preserve">./deploy/kiosk.sh restart</w:t>
-      </w:r>
-    </w:p>
-    <w:p>
-      <w:pPr>
-        <w:pStyle w:val="ListParagraph"/>
-        <w:numPr>
-          <w:ilvl w:val="0"/>
-          <w:numId w:val="9"/>
-        </w:numPr>
-        <w:spacing w:after="70" w:line="310"/>
-      </w:pPr>
-      <w:r>
-        <w:rPr>
-          <w:rFonts w:ascii="Malgun Gothic" w:cs="Malgun Gothic" w:eastAsia="Malgun Gothic" w:hAnsi="Malgun Gothic"/>
-          <w:sz w:val="22"/>
-          <w:szCs w:val="22"/>
-        </w:rPr>
-        <w:t xml:space="preserve">접속은 되는데 응답이 없으면 → NUCLEO 펌웨어 확인 (효성전기)</w:t>
       </w:r>
     </w:p>
     <w:p>
@@ -8901,7 +9559,7 @@
         <w:pStyle w:val="ListParagraph"/>
         <w:numPr>
           <w:ilvl w:val="0"/>
-          <w:numId w:val="10"/>
+          <w:numId w:val="9"/>
         </w:numPr>
         <w:spacing w:after="70" w:line="310"/>
       </w:pPr>
@@ -8929,7 +9587,7 @@
         <w:pStyle w:val="ListParagraph"/>
         <w:numPr>
           <w:ilvl w:val="0"/>
-          <w:numId w:val="10"/>
+          <w:numId w:val="9"/>
         </w:numPr>
         <w:spacing w:after="70" w:line="310"/>
       </w:pPr>
@@ -9017,6 +9675,3748 @@
         <w:t xml:space="preserve"> 공유기에 꽂은 NUCLEO 와 통신이 안 될 수 있어요 → 이 경우 Orin 유선 포트 직결(3장 E-2)</w:t>
       </w:r>
     </w:p>
+    <w:p>
+      <w:pPr>
+        <w:pStyle w:val="Heading1"/>
+        <w:pageBreakBefore/>
+      </w:pPr>
+      <w:r>
+        <w:rPr>
+          <w:color w:val="2563EB"/>
+        </w:rPr>
+        <w:t xml:space="preserve">4. </w:t>
+      </w:r>
+      <w:r>
+        <w:t xml:space="preserve">담당자 확인 체크리스트</w:t>
+      </w:r>
+    </w:p>
+    <w:p>
+      <w:pPr>
+        <w:spacing w:after="100" w:line="320"/>
+      </w:pPr>
+      <w:r>
+        <w:rPr>
+          <w:rFonts w:ascii="Malgun Gothic" w:cs="Malgun Gothic" w:eastAsia="Malgun Gothic" w:hAnsi="Malgun Gothic"/>
+          <w:color w:val="475467"/>
+          <w:sz w:val="22"/>
+          <w:szCs w:val="22"/>
+        </w:rPr>
+        <w:t xml:space="preserve">효성전기 담당자와 현장에서 확인하고 정할 내용이에요. 인쇄해서 체크하면서 쓰세요.</w:t>
+      </w:r>
+    </w:p>
+    <w:p>
+      <w:pPr>
+        <w:pBdr>
+          <w:left w:val="single" w:color="2563EB" w:sz="28" w:space="10"/>
+        </w:pBdr>
+        <w:shd w:fill="EFF6FF" w:color="auto" w:val="clear"/>
+        <w:spacing w:after="140" w:before="60" w:line="310"/>
+        <w:ind w:left="240" w:right="120"/>
+      </w:pPr>
+      <w:r>
+        <w:rPr>
+          <w:rFonts w:ascii="Malgun Gothic" w:cs="Malgun Gothic" w:eastAsia="Malgun Gothic" w:hAnsi="Malgun Gothic"/>
+          <w:b/>
+          <w:bCs/>
+          <w:color w:val="2563EB"/>
+          <w:sz w:val="22"/>
+          <w:szCs w:val="22"/>
+        </w:rPr>
+        <w:t xml:space="preserve">💡 참고   </w:t>
+      </w:r>
+      <w:r>
+        <w:rPr>
+          <w:rFonts w:ascii="Malgun Gothic" w:cs="Malgun Gothic" w:eastAsia="Malgun Gothic" w:hAnsi="Malgun Gothic"/>
+          <w:sz w:val="22"/>
+          <w:szCs w:val="22"/>
+        </w:rPr>
+        <w:t xml:space="preserve">문 열기 명령은 </w:t>
+      </w:r>
+      <w:r>
+        <w:rPr>
+          <w:rFonts w:ascii="Malgun Gothic" w:cs="Malgun Gothic" w:eastAsia="Malgun Gothic" w:hAnsi="Malgun Gothic"/>
+          <w:b/>
+          <w:bCs/>
+          <w:sz w:val="22"/>
+          <w:szCs w:val="22"/>
+        </w:rPr>
+        <w:t xml:space="preserve">Jetson 이 자동으로</w:t>
+      </w:r>
+      <w:r>
+        <w:rPr>
+          <w:rFonts w:ascii="Malgun Gothic" w:cs="Malgun Gothic" w:eastAsia="Malgun Gothic" w:hAnsi="Malgun Gothic"/>
+          <w:sz w:val="22"/>
+          <w:szCs w:val="22"/>
+        </w:rPr>
+        <w:t xml:space="preserve"> 보내요. normal 판정 → 재질에 맞는 </w:t>
+      </w:r>
+      <w:r>
+        <w:rPr>
+          <w:rFonts w:ascii="Consolas" w:cs="Consolas" w:eastAsia="Malgun Gothic" w:hAnsi="Consolas"/>
+          <w:color w:val="B42318"/>
+          <w:sz w:val="20"/>
+          <w:szCs w:val="20"/>
+          <w:shd w:fill="F2F4F7" w:color="auto" w:val="clear"/>
+        </w:rPr>
+        <w:t xml:space="preserve">OPEN,&lt;문 번호&gt;</w:t>
+      </w:r>
+      <w:r>
+        <w:rPr>
+          <w:rFonts w:ascii="Malgun Gothic" w:cs="Malgun Gothic" w:eastAsia="Malgun Gothic" w:hAnsi="Malgun Gothic"/>
+          <w:sz w:val="22"/>
+          <w:szCs w:val="22"/>
+        </w:rPr>
+        <w:t xml:space="preserve"> (현재 1 캔 · 2 유리병 · 3 페트 · 4 플라스틱). 현장에서는 </w:t>
+      </w:r>
+      <w:r>
+        <w:rPr>
+          <w:rFonts w:ascii="Malgun Gothic" w:cs="Malgun Gothic" w:eastAsia="Malgun Gothic" w:hAnsi="Malgun Gothic"/>
+          <w:b/>
+          <w:bCs/>
+          <w:sz w:val="22"/>
+          <w:szCs w:val="22"/>
+        </w:rPr>
+        <w:t xml:space="preserve">번호 ↔ 실제 문</w:t>
+      </w:r>
+      <w:r>
+        <w:rPr>
+          <w:rFonts w:ascii="Malgun Gothic" w:cs="Malgun Gothic" w:eastAsia="Malgun Gothic" w:hAnsi="Malgun Gothic"/>
+          <w:sz w:val="22"/>
+          <w:szCs w:val="22"/>
+        </w:rPr>
+        <w:t xml:space="preserve">만 맞추면 돼요.</w:t>
+      </w:r>
+    </w:p>
+    <w:p>
+      <w:pPr>
+        <w:pStyle w:val="Heading2"/>
+      </w:pPr>
+      <w:r>
+        <w:rPr>
+          <w:color w:val="1F3A5F"/>
+        </w:rPr>
+        <w:t xml:space="preserve">① 통신 (가장 중요)</w:t>
+      </w:r>
+    </w:p>
+    <w:tbl>
+      <w:tblPr>
+        <w:tblW w:type="dxa" w:w="9638"/>
+        <w:tblBorders>
+          <w:top w:val="single" w:color="auto" w:sz="4"/>
+          <w:left w:val="single" w:color="auto" w:sz="4"/>
+          <w:bottom w:val="single" w:color="auto" w:sz="4"/>
+          <w:right w:val="single" w:color="auto" w:sz="4"/>
+          <w:insideH w:val="single" w:color="auto" w:sz="4"/>
+          <w:insideV w:val="single" w:color="auto" w:sz="4"/>
+        </w:tblBorders>
+      </w:tblPr>
+      <w:tblGrid>
+        <w:gridCol w:w="700"/>
+        <w:gridCol w:w="8938"/>
+      </w:tblGrid>
+      <w:tr>
+        <w:trPr>
+          <w:tblHeader/>
+        </w:trPr>
+        <w:tc>
+          <w:tcPr>
+            <w:tcW w:type="dxa" w:w="700"/>
+            <w:tcBorders>
+              <w:top w:val="single" w:color="D0D5DD" w:sz="4"/>
+              <w:left w:val="single" w:color="D0D5DD" w:sz="4"/>
+              <w:bottom w:val="single" w:color="D0D5DD" w:sz="4"/>
+              <w:right w:val="single" w:color="D0D5DD" w:sz="4"/>
+            </w:tcBorders>
+            <w:shd w:fill="15803D" w:color="auto" w:val="clear"/>
+            <w:tcMar>
+              <w:top w:type="dxa" w:w="90"/>
+              <w:left w:type="dxa" w:w="140"/>
+              <w:bottom w:type="dxa" w:w="90"/>
+              <w:right w:type="dxa" w:w="140"/>
+            </w:tcMar>
+          </w:tcPr>
+          <w:p>
+            <w:r>
+              <w:rPr>
+                <w:rFonts w:ascii="Malgun Gothic" w:cs="Malgun Gothic" w:eastAsia="Malgun Gothic" w:hAnsi="Malgun Gothic"/>
+                <w:b/>
+                <w:bCs/>
+                <w:color w:val="FFFFFF"/>
+                <w:sz w:val="21"/>
+                <w:szCs w:val="21"/>
+              </w:rPr>
+              <w:t xml:space="preserve">✓</w:t>
+            </w:r>
+          </w:p>
+        </w:tc>
+        <w:tc>
+          <w:tcPr>
+            <w:tcW w:type="dxa" w:w="8938"/>
+            <w:tcBorders>
+              <w:top w:val="single" w:color="D0D5DD" w:sz="4"/>
+              <w:left w:val="single" w:color="D0D5DD" w:sz="4"/>
+              <w:bottom w:val="single" w:color="D0D5DD" w:sz="4"/>
+              <w:right w:val="single" w:color="D0D5DD" w:sz="4"/>
+            </w:tcBorders>
+            <w:shd w:fill="15803D" w:color="auto" w:val="clear"/>
+            <w:tcMar>
+              <w:top w:type="dxa" w:w="90"/>
+              <w:left w:type="dxa" w:w="140"/>
+              <w:bottom w:type="dxa" w:w="90"/>
+              <w:right w:type="dxa" w:w="140"/>
+            </w:tcMar>
+          </w:tcPr>
+          <w:p>
+            <w:r>
+              <w:rPr>
+                <w:rFonts w:ascii="Malgun Gothic" w:cs="Malgun Gothic" w:eastAsia="Malgun Gothic" w:hAnsi="Malgun Gothic"/>
+                <w:b/>
+                <w:bCs/>
+                <w:color w:val="FFFFFF"/>
+                <w:sz w:val="21"/>
+                <w:szCs w:val="21"/>
+              </w:rPr>
+              <w:t xml:space="preserve">확인할 것</w:t>
+            </w:r>
+          </w:p>
+        </w:tc>
+      </w:tr>
+      <w:tr>
+        <w:trPr>
+          <w:cantSplit/>
+        </w:trPr>
+        <w:tc>
+          <w:tcPr>
+            <w:tcW w:type="dxa" w:w="700"/>
+            <w:tcBorders>
+              <w:top w:val="single" w:color="D0D5DD" w:sz="4"/>
+              <w:left w:val="single" w:color="D0D5DD" w:sz="4"/>
+              <w:bottom w:val="single" w:color="D0D5DD" w:sz="4"/>
+              <w:right w:val="single" w:color="D0D5DD" w:sz="4"/>
+            </w:tcBorders>
+            <w:shd w:fill="FFFFFF" w:color="auto" w:val="clear"/>
+            <w:tcMar>
+              <w:top w:type="dxa" w:w="80"/>
+              <w:left w:type="dxa" w:w="140"/>
+              <w:bottom w:type="dxa" w:w="80"/>
+              <w:right w:type="dxa" w:w="140"/>
+            </w:tcMar>
+          </w:tcPr>
+          <w:p>
+            <w:pPr>
+              <w:spacing w:line="290"/>
+            </w:pPr>
+            <w:r>
+              <w:rPr>
+                <w:rFonts w:ascii="Malgun Gothic" w:cs="Malgun Gothic" w:eastAsia="Malgun Gothic" w:hAnsi="Malgun Gothic"/>
+                <w:sz w:val="21"/>
+                <w:szCs w:val="21"/>
+              </w:rPr>
+              <w:t xml:space="preserve">☐</w:t>
+            </w:r>
+          </w:p>
+        </w:tc>
+        <w:tc>
+          <w:tcPr>
+            <w:tcW w:type="dxa" w:w="8938"/>
+            <w:tcBorders>
+              <w:top w:val="single" w:color="D0D5DD" w:sz="4"/>
+              <w:left w:val="single" w:color="D0D5DD" w:sz="4"/>
+              <w:bottom w:val="single" w:color="D0D5DD" w:sz="4"/>
+              <w:right w:val="single" w:color="D0D5DD" w:sz="4"/>
+            </w:tcBorders>
+            <w:shd w:fill="FFFFFF" w:color="auto" w:val="clear"/>
+            <w:tcMar>
+              <w:top w:type="dxa" w:w="80"/>
+              <w:left w:type="dxa" w:w="140"/>
+              <w:bottom w:type="dxa" w:w="80"/>
+              <w:right w:type="dxa" w:w="140"/>
+            </w:tcMar>
+          </w:tcPr>
+          <w:p>
+            <w:pPr>
+              <w:spacing w:line="290"/>
+            </w:pPr>
+            <w:r>
+              <w:rPr>
+                <w:rFonts w:ascii="Malgun Gothic" w:cs="Malgun Gothic" w:eastAsia="Malgun Gothic" w:hAnsi="Malgun Gothic"/>
+                <w:sz w:val="21"/>
+                <w:szCs w:val="21"/>
+              </w:rPr>
+              <w:t xml:space="preserve">NUCLEO </w:t>
+            </w:r>
+            <w:r>
+              <w:rPr>
+                <w:rFonts w:ascii="Malgun Gothic" w:cs="Malgun Gothic" w:eastAsia="Malgun Gothic" w:hAnsi="Malgun Gothic"/>
+                <w:b/>
+                <w:bCs/>
+                <w:sz w:val="21"/>
+                <w:szCs w:val="21"/>
+              </w:rPr>
+              <w:t xml:space="preserve">고정 IP</w:t>
+            </w:r>
+            <w:r>
+              <w:rPr>
+                <w:rFonts w:ascii="Malgun Gothic" w:cs="Malgun Gothic" w:eastAsia="Malgun Gothic" w:hAnsi="Malgun Gothic"/>
+                <w:sz w:val="21"/>
+                <w:szCs w:val="21"/>
+              </w:rPr>
+              <w:t xml:space="preserve"> </w:t>
+            </w:r>
+            <w:r>
+              <w:rPr>
+                <w:rFonts w:ascii="Consolas" w:cs="Consolas" w:eastAsia="Malgun Gothic" w:hAnsi="Consolas"/>
+                <w:color w:val="B42318"/>
+                <w:sz w:val="19"/>
+                <w:szCs w:val="19"/>
+                <w:shd w:fill="F2F4F7" w:color="auto" w:val="clear"/>
+              </w:rPr>
+              <w:t xml:space="preserve">192.168.0.120</w:t>
+            </w:r>
+            <w:r>
+              <w:rPr>
+                <w:rFonts w:ascii="Malgun Gothic" w:cs="Malgun Gothic" w:eastAsia="Malgun Gothic" w:hAnsi="Malgun Gothic"/>
+                <w:sz w:val="21"/>
+                <w:szCs w:val="21"/>
+              </w:rPr>
+              <w:t xml:space="preserve"> / 서브넷 </w:t>
+            </w:r>
+            <w:r>
+              <w:rPr>
+                <w:rFonts w:ascii="Consolas" w:cs="Consolas" w:eastAsia="Malgun Gothic" w:hAnsi="Consolas"/>
+                <w:color w:val="B42318"/>
+                <w:sz w:val="19"/>
+                <w:szCs w:val="19"/>
+                <w:shd w:fill="F2F4F7" w:color="auto" w:val="clear"/>
+              </w:rPr>
+              <w:t xml:space="preserve">255.255.255.0</w:t>
+            </w:r>
+            <w:r>
+              <w:rPr>
+                <w:rFonts w:ascii="Malgun Gothic" w:cs="Malgun Gothic" w:eastAsia="Malgun Gothic" w:hAnsi="Malgun Gothic"/>
+                <w:sz w:val="21"/>
+                <w:szCs w:val="21"/>
+              </w:rPr>
+              <w:t xml:space="preserve"> (직결이라 DHCP 면 안 됨)</w:t>
+            </w:r>
+          </w:p>
+        </w:tc>
+      </w:tr>
+      <w:tr>
+        <w:trPr>
+          <w:cantSplit/>
+        </w:trPr>
+        <w:tc>
+          <w:tcPr>
+            <w:tcW w:type="dxa" w:w="700"/>
+            <w:tcBorders>
+              <w:top w:val="single" w:color="D0D5DD" w:sz="4"/>
+              <w:left w:val="single" w:color="D0D5DD" w:sz="4"/>
+              <w:bottom w:val="single" w:color="D0D5DD" w:sz="4"/>
+              <w:right w:val="single" w:color="D0D5DD" w:sz="4"/>
+            </w:tcBorders>
+            <w:shd w:fill="F9FAFB" w:color="auto" w:val="clear"/>
+            <w:tcMar>
+              <w:top w:type="dxa" w:w="80"/>
+              <w:left w:type="dxa" w:w="140"/>
+              <w:bottom w:type="dxa" w:w="80"/>
+              <w:right w:type="dxa" w:w="140"/>
+            </w:tcMar>
+          </w:tcPr>
+          <w:p>
+            <w:pPr>
+              <w:spacing w:line="290"/>
+            </w:pPr>
+            <w:r>
+              <w:rPr>
+                <w:rFonts w:ascii="Malgun Gothic" w:cs="Malgun Gothic" w:eastAsia="Malgun Gothic" w:hAnsi="Malgun Gothic"/>
+                <w:sz w:val="21"/>
+                <w:szCs w:val="21"/>
+              </w:rPr>
+              <w:t xml:space="preserve">☐</w:t>
+            </w:r>
+          </w:p>
+        </w:tc>
+        <w:tc>
+          <w:tcPr>
+            <w:tcW w:type="dxa" w:w="8938"/>
+            <w:tcBorders>
+              <w:top w:val="single" w:color="D0D5DD" w:sz="4"/>
+              <w:left w:val="single" w:color="D0D5DD" w:sz="4"/>
+              <w:bottom w:val="single" w:color="D0D5DD" w:sz="4"/>
+              <w:right w:val="single" w:color="D0D5DD" w:sz="4"/>
+            </w:tcBorders>
+            <w:shd w:fill="F9FAFB" w:color="auto" w:val="clear"/>
+            <w:tcMar>
+              <w:top w:type="dxa" w:w="80"/>
+              <w:left w:type="dxa" w:w="140"/>
+              <w:bottom w:type="dxa" w:w="80"/>
+              <w:right w:type="dxa" w:w="140"/>
+            </w:tcMar>
+          </w:tcPr>
+          <w:p>
+            <w:pPr>
+              <w:spacing w:line="290"/>
+            </w:pPr>
+            <w:r>
+              <w:rPr>
+                <w:rFonts w:ascii="Malgun Gothic" w:cs="Malgun Gothic" w:eastAsia="Malgun Gothic" w:hAnsi="Malgun Gothic"/>
+                <w:sz w:val="21"/>
+                <w:szCs w:val="21"/>
+              </w:rPr>
+              <w:t xml:space="preserve">포트 </w:t>
+            </w:r>
+            <w:r>
+              <w:rPr>
+                <w:rFonts w:ascii="Malgun Gothic" w:cs="Malgun Gothic" w:eastAsia="Malgun Gothic" w:hAnsi="Malgun Gothic"/>
+                <w:b/>
+                <w:bCs/>
+                <w:sz w:val="21"/>
+                <w:szCs w:val="21"/>
+              </w:rPr>
+              <w:t xml:space="preserve">5000</w:t>
+            </w:r>
+            <w:r>
+              <w:rPr>
+                <w:rFonts w:ascii="Malgun Gothic" w:cs="Malgun Gothic" w:eastAsia="Malgun Gothic" w:hAnsi="Malgun Gothic"/>
+                <w:sz w:val="21"/>
+                <w:szCs w:val="21"/>
+              </w:rPr>
+              <w:t xml:space="preserve"> · Orin 유선 포트와 </w:t>
+            </w:r>
+            <w:r>
+              <w:rPr>
+                <w:rFonts w:ascii="Malgun Gothic" w:cs="Malgun Gothic" w:eastAsia="Malgun Gothic" w:hAnsi="Malgun Gothic"/>
+                <w:b/>
+                <w:bCs/>
+                <w:sz w:val="21"/>
+                <w:szCs w:val="21"/>
+              </w:rPr>
+              <w:t xml:space="preserve">랜선 직결</w:t>
+            </w:r>
+          </w:p>
+        </w:tc>
+      </w:tr>
+      <w:tr>
+        <w:trPr>
+          <w:cantSplit/>
+        </w:trPr>
+        <w:tc>
+          <w:tcPr>
+            <w:tcW w:type="dxa" w:w="700"/>
+            <w:tcBorders>
+              <w:top w:val="single" w:color="D0D5DD" w:sz="4"/>
+              <w:left w:val="single" w:color="D0D5DD" w:sz="4"/>
+              <w:bottom w:val="single" w:color="D0D5DD" w:sz="4"/>
+              <w:right w:val="single" w:color="D0D5DD" w:sz="4"/>
+            </w:tcBorders>
+            <w:shd w:fill="FFFFFF" w:color="auto" w:val="clear"/>
+            <w:tcMar>
+              <w:top w:type="dxa" w:w="80"/>
+              <w:left w:type="dxa" w:w="140"/>
+              <w:bottom w:type="dxa" w:w="80"/>
+              <w:right w:type="dxa" w:w="140"/>
+            </w:tcMar>
+          </w:tcPr>
+          <w:p>
+            <w:pPr>
+              <w:spacing w:line="290"/>
+            </w:pPr>
+            <w:r>
+              <w:rPr>
+                <w:rFonts w:ascii="Malgun Gothic" w:cs="Malgun Gothic" w:eastAsia="Malgun Gothic" w:hAnsi="Malgun Gothic"/>
+                <w:sz w:val="21"/>
+                <w:szCs w:val="21"/>
+              </w:rPr>
+              <w:t xml:space="preserve">☐</w:t>
+            </w:r>
+          </w:p>
+        </w:tc>
+        <w:tc>
+          <w:tcPr>
+            <w:tcW w:type="dxa" w:w="8938"/>
+            <w:tcBorders>
+              <w:top w:val="single" w:color="D0D5DD" w:sz="4"/>
+              <w:left w:val="single" w:color="D0D5DD" w:sz="4"/>
+              <w:bottom w:val="single" w:color="D0D5DD" w:sz="4"/>
+              <w:right w:val="single" w:color="D0D5DD" w:sz="4"/>
+            </w:tcBorders>
+            <w:shd w:fill="FFFFFF" w:color="auto" w:val="clear"/>
+            <w:tcMar>
+              <w:top w:type="dxa" w:w="80"/>
+              <w:left w:type="dxa" w:w="140"/>
+              <w:bottom w:type="dxa" w:w="80"/>
+              <w:right w:type="dxa" w:w="140"/>
+            </w:tcMar>
+          </w:tcPr>
+          <w:p>
+            <w:pPr>
+              <w:spacing w:line="290"/>
+            </w:pPr>
+            <w:r>
+              <w:rPr>
+                <w:rFonts w:ascii="Malgun Gothic" w:cs="Malgun Gothic" w:eastAsia="Malgun Gothic" w:hAnsi="Malgun Gothic"/>
+                <w:sz w:val="21"/>
+                <w:szCs w:val="21"/>
+              </w:rPr>
+              <w:t xml:space="preserve">메시지: 쉼표 구분 ASCII, 줄 끝 </w:t>
+            </w:r>
+            <w:r>
+              <w:rPr>
+                <w:rFonts w:ascii="Consolas" w:cs="Consolas" w:eastAsia="Malgun Gothic" w:hAnsi="Consolas"/>
+                <w:color w:val="B42318"/>
+                <w:sz w:val="19"/>
+                <w:szCs w:val="19"/>
+                <w:shd w:fill="F2F4F7" w:color="auto" w:val="clear"/>
+              </w:rPr>
+              <w:t xml:space="preserve">\n</w:t>
+            </w:r>
+            <w:r>
+              <w:rPr>
+                <w:rFonts w:ascii="Malgun Gothic" w:cs="Malgun Gothic" w:eastAsia="Malgun Gothic" w:hAnsi="Malgun Gothic"/>
+                <w:sz w:val="21"/>
+                <w:szCs w:val="21"/>
+              </w:rPr>
+              <w:t xml:space="preserve"> (예: </w:t>
+            </w:r>
+            <w:r>
+              <w:rPr>
+                <w:rFonts w:ascii="Consolas" w:cs="Consolas" w:eastAsia="Malgun Gothic" w:hAnsi="Consolas"/>
+                <w:color w:val="B42318"/>
+                <w:sz w:val="19"/>
+                <w:szCs w:val="19"/>
+                <w:shd w:fill="F2F4F7" w:color="auto" w:val="clear"/>
+              </w:rPr>
+              <w:t xml:space="preserve">OPEN,3\n</w:t>
+            </w:r>
+            <w:r>
+              <w:rPr>
+                <w:rFonts w:ascii="Malgun Gothic" w:cs="Malgun Gothic" w:eastAsia="Malgun Gothic" w:hAnsi="Malgun Gothic"/>
+                <w:sz w:val="21"/>
+                <w:szCs w:val="21"/>
+              </w:rPr>
+              <w:t xml:space="preserve">)</w:t>
+            </w:r>
+          </w:p>
+        </w:tc>
+      </w:tr>
+      <w:tr>
+        <w:trPr>
+          <w:cantSplit/>
+        </w:trPr>
+        <w:tc>
+          <w:tcPr>
+            <w:tcW w:type="dxa" w:w="700"/>
+            <w:tcBorders>
+              <w:top w:val="single" w:color="D0D5DD" w:sz="4"/>
+              <w:left w:val="single" w:color="D0D5DD" w:sz="4"/>
+              <w:bottom w:val="single" w:color="D0D5DD" w:sz="4"/>
+              <w:right w:val="single" w:color="D0D5DD" w:sz="4"/>
+            </w:tcBorders>
+            <w:shd w:fill="F9FAFB" w:color="auto" w:val="clear"/>
+            <w:tcMar>
+              <w:top w:type="dxa" w:w="80"/>
+              <w:left w:type="dxa" w:w="140"/>
+              <w:bottom w:type="dxa" w:w="80"/>
+              <w:right w:type="dxa" w:w="140"/>
+            </w:tcMar>
+          </w:tcPr>
+          <w:p>
+            <w:pPr>
+              <w:spacing w:line="290"/>
+            </w:pPr>
+            <w:r>
+              <w:rPr>
+                <w:rFonts w:ascii="Malgun Gothic" w:cs="Malgun Gothic" w:eastAsia="Malgun Gothic" w:hAnsi="Malgun Gothic"/>
+                <w:sz w:val="21"/>
+                <w:szCs w:val="21"/>
+              </w:rPr>
+              <w:t xml:space="preserve">☐</w:t>
+            </w:r>
+          </w:p>
+        </w:tc>
+        <w:tc>
+          <w:tcPr>
+            <w:tcW w:type="dxa" w:w="8938"/>
+            <w:tcBorders>
+              <w:top w:val="single" w:color="D0D5DD" w:sz="4"/>
+              <w:left w:val="single" w:color="D0D5DD" w:sz="4"/>
+              <w:bottom w:val="single" w:color="D0D5DD" w:sz="4"/>
+              <w:right w:val="single" w:color="D0D5DD" w:sz="4"/>
+            </w:tcBorders>
+            <w:shd w:fill="F9FAFB" w:color="auto" w:val="clear"/>
+            <w:tcMar>
+              <w:top w:type="dxa" w:w="80"/>
+              <w:left w:type="dxa" w:w="140"/>
+              <w:bottom w:type="dxa" w:w="80"/>
+              <w:right w:type="dxa" w:w="140"/>
+            </w:tcMar>
+          </w:tcPr>
+          <w:p>
+            <w:pPr>
+              <w:spacing w:line="290"/>
+            </w:pPr>
+            <w:r>
+              <w:rPr>
+                <w:rFonts w:ascii="Malgun Gothic" w:cs="Malgun Gothic" w:eastAsia="Malgun Gothic" w:hAnsi="Malgun Gothic"/>
+                <w:sz w:val="21"/>
+                <w:szCs w:val="21"/>
+              </w:rPr>
+              <w:t xml:space="preserve">응답: </w:t>
+            </w:r>
+            <w:r>
+              <w:rPr>
+                <w:rFonts w:ascii="Consolas" w:cs="Consolas" w:eastAsia="Malgun Gothic" w:hAnsi="Consolas"/>
+                <w:color w:val="B42318"/>
+                <w:sz w:val="19"/>
+                <w:szCs w:val="19"/>
+                <w:shd w:fill="F2F4F7" w:color="auto" w:val="clear"/>
+              </w:rPr>
+              <w:t xml:space="preserve">ACK,OPEN,3</w:t>
+            </w:r>
+            <w:r>
+              <w:rPr>
+                <w:rFonts w:ascii="Malgun Gothic" w:cs="Malgun Gothic" w:eastAsia="Malgun Gothic" w:hAnsi="Malgun Gothic"/>
+                <w:sz w:val="21"/>
+                <w:szCs w:val="21"/>
+              </w:rPr>
+              <w:t xml:space="preserve"> → </w:t>
+            </w:r>
+            <w:r>
+              <w:rPr>
+                <w:rFonts w:ascii="Consolas" w:cs="Consolas" w:eastAsia="Malgun Gothic" w:hAnsi="Consolas"/>
+                <w:color w:val="B42318"/>
+                <w:sz w:val="19"/>
+                <w:szCs w:val="19"/>
+                <w:shd w:fill="F2F4F7" w:color="auto" w:val="clear"/>
+              </w:rPr>
+              <w:t xml:space="preserve">OPENED,3</w:t>
+            </w:r>
+            <w:r>
+              <w:rPr>
+                <w:rFonts w:ascii="Malgun Gothic" w:cs="Malgun Gothic" w:eastAsia="Malgun Gothic" w:hAnsi="Malgun Gothic"/>
+                <w:sz w:val="21"/>
+                <w:szCs w:val="21"/>
+              </w:rPr>
+              <w:t xml:space="preserve"> → (10초) → </w:t>
+            </w:r>
+            <w:r>
+              <w:rPr>
+                <w:rFonts w:ascii="Consolas" w:cs="Consolas" w:eastAsia="Malgun Gothic" w:hAnsi="Consolas"/>
+                <w:color w:val="B42318"/>
+                <w:sz w:val="19"/>
+                <w:szCs w:val="19"/>
+                <w:shd w:fill="F2F4F7" w:color="auto" w:val="clear"/>
+              </w:rPr>
+              <w:t xml:space="preserve">CLOSED,3</w:t>
+            </w:r>
+          </w:p>
+        </w:tc>
+      </w:tr>
+      <w:tr>
+        <w:trPr>
+          <w:cantSplit/>
+        </w:trPr>
+        <w:tc>
+          <w:tcPr>
+            <w:tcW w:type="dxa" w:w="700"/>
+            <w:tcBorders>
+              <w:top w:val="single" w:color="D0D5DD" w:sz="4"/>
+              <w:left w:val="single" w:color="D0D5DD" w:sz="4"/>
+              <w:bottom w:val="single" w:color="D0D5DD" w:sz="4"/>
+              <w:right w:val="single" w:color="D0D5DD" w:sz="4"/>
+            </w:tcBorders>
+            <w:shd w:fill="FFFFFF" w:color="auto" w:val="clear"/>
+            <w:tcMar>
+              <w:top w:type="dxa" w:w="80"/>
+              <w:left w:type="dxa" w:w="140"/>
+              <w:bottom w:type="dxa" w:w="80"/>
+              <w:right w:type="dxa" w:w="140"/>
+            </w:tcMar>
+          </w:tcPr>
+          <w:p>
+            <w:pPr>
+              <w:spacing w:line="290"/>
+            </w:pPr>
+            <w:r>
+              <w:rPr>
+                <w:rFonts w:ascii="Malgun Gothic" w:cs="Malgun Gothic" w:eastAsia="Malgun Gothic" w:hAnsi="Malgun Gothic"/>
+                <w:sz w:val="21"/>
+                <w:szCs w:val="21"/>
+              </w:rPr>
+              <w:t xml:space="preserve">☐</w:t>
+            </w:r>
+          </w:p>
+        </w:tc>
+        <w:tc>
+          <w:tcPr>
+            <w:tcW w:type="dxa" w:w="8938"/>
+            <w:tcBorders>
+              <w:top w:val="single" w:color="D0D5DD" w:sz="4"/>
+              <w:left w:val="single" w:color="D0D5DD" w:sz="4"/>
+              <w:bottom w:val="single" w:color="D0D5DD" w:sz="4"/>
+              <w:right w:val="single" w:color="D0D5DD" w:sz="4"/>
+            </w:tcBorders>
+            <w:shd w:fill="FFFFFF" w:color="auto" w:val="clear"/>
+            <w:tcMar>
+              <w:top w:type="dxa" w:w="80"/>
+              <w:left w:type="dxa" w:w="140"/>
+              <w:bottom w:type="dxa" w:w="80"/>
+              <w:right w:type="dxa" w:w="140"/>
+            </w:tcMar>
+          </w:tcPr>
+          <w:p>
+            <w:pPr>
+              <w:spacing w:line="290"/>
+            </w:pPr>
+            <w:r>
+              <w:rPr>
+                <w:rFonts w:ascii="Consolas" w:cs="Consolas" w:eastAsia="Malgun Gothic" w:hAnsi="Consolas"/>
+                <w:color w:val="B42318"/>
+                <w:sz w:val="19"/>
+                <w:szCs w:val="19"/>
+                <w:shd w:fill="F2F4F7" w:color="auto" w:val="clear"/>
+              </w:rPr>
+              <w:t xml:space="preserve">PING</w:t>
+            </w:r>
+            <w:r>
+              <w:rPr>
+                <w:rFonts w:ascii="Malgun Gothic" w:cs="Malgun Gothic" w:eastAsia="Malgun Gothic" w:hAnsi="Malgun Gothic"/>
+                <w:sz w:val="21"/>
+                <w:szCs w:val="21"/>
+              </w:rPr>
+              <w:t xml:space="preserve"> → </w:t>
+            </w:r>
+            <w:r>
+              <w:rPr>
+                <w:rFonts w:ascii="Consolas" w:cs="Consolas" w:eastAsia="Malgun Gothic" w:hAnsi="Consolas"/>
+                <w:color w:val="B42318"/>
+                <w:sz w:val="19"/>
+                <w:szCs w:val="19"/>
+                <w:shd w:fill="F2F4F7" w:color="auto" w:val="clear"/>
+              </w:rPr>
+              <w:t xml:space="preserve">PONG</w:t>
+            </w:r>
+            <w:r>
+              <w:rPr>
+                <w:rFonts w:ascii="Malgun Gothic" w:cs="Malgun Gothic" w:eastAsia="Malgun Gothic" w:hAnsi="Malgun Gothic"/>
+                <w:sz w:val="21"/>
+                <w:szCs w:val="21"/>
+              </w:rPr>
+              <w:t xml:space="preserve"> 지원 여부 (없으면 우리 쪽에서 끌 수 있음 — 3장 F-①)</w:t>
+            </w:r>
+          </w:p>
+        </w:tc>
+      </w:tr>
+      <w:tr>
+        <w:trPr>
+          <w:cantSplit/>
+        </w:trPr>
+        <w:tc>
+          <w:tcPr>
+            <w:tcW w:type="dxa" w:w="700"/>
+            <w:tcBorders>
+              <w:top w:val="single" w:color="D0D5DD" w:sz="4"/>
+              <w:left w:val="single" w:color="D0D5DD" w:sz="4"/>
+              <w:bottom w:val="single" w:color="D0D5DD" w:sz="4"/>
+              <w:right w:val="single" w:color="D0D5DD" w:sz="4"/>
+            </w:tcBorders>
+            <w:shd w:fill="F9FAFB" w:color="auto" w:val="clear"/>
+            <w:tcMar>
+              <w:top w:type="dxa" w:w="80"/>
+              <w:left w:type="dxa" w:w="140"/>
+              <w:bottom w:type="dxa" w:w="80"/>
+              <w:right w:type="dxa" w:w="140"/>
+            </w:tcMar>
+          </w:tcPr>
+          <w:p>
+            <w:pPr>
+              <w:spacing w:line="290"/>
+            </w:pPr>
+            <w:r>
+              <w:rPr>
+                <w:rFonts w:ascii="Malgun Gothic" w:cs="Malgun Gothic" w:eastAsia="Malgun Gothic" w:hAnsi="Malgun Gothic"/>
+                <w:sz w:val="21"/>
+                <w:szCs w:val="21"/>
+              </w:rPr>
+              <w:t xml:space="preserve">☐</w:t>
+            </w:r>
+          </w:p>
+        </w:tc>
+        <w:tc>
+          <w:tcPr>
+            <w:tcW w:type="dxa" w:w="8938"/>
+            <w:tcBorders>
+              <w:top w:val="single" w:color="D0D5DD" w:sz="4"/>
+              <w:left w:val="single" w:color="D0D5DD" w:sz="4"/>
+              <w:bottom w:val="single" w:color="D0D5DD" w:sz="4"/>
+              <w:right w:val="single" w:color="D0D5DD" w:sz="4"/>
+            </w:tcBorders>
+            <w:shd w:fill="F9FAFB" w:color="auto" w:val="clear"/>
+            <w:tcMar>
+              <w:top w:type="dxa" w:w="80"/>
+              <w:left w:type="dxa" w:w="140"/>
+              <w:bottom w:type="dxa" w:w="80"/>
+              <w:right w:type="dxa" w:w="140"/>
+            </w:tcMar>
+          </w:tcPr>
+          <w:p>
+            <w:pPr>
+              <w:spacing w:line="290"/>
+            </w:pPr>
+            <w:r>
+              <w:rPr>
+                <w:rFonts w:ascii="Malgun Gothic" w:cs="Malgun Gothic" w:eastAsia="Malgun Gothic" w:hAnsi="Malgun Gothic"/>
+                <w:sz w:val="21"/>
+                <w:szCs w:val="21"/>
+              </w:rPr>
+              <w:t xml:space="preserve">접속이 끊겼다 다시 붙어도 정상으로 받아주는지 (Jetson 1대만 접속)</w:t>
+            </w:r>
+          </w:p>
+        </w:tc>
+      </w:tr>
+    </w:tbl>
+    <w:p>
+      <w:pPr>
+        <w:pStyle w:val="Heading2"/>
+      </w:pPr>
+      <w:r>
+        <w:rPr>
+          <w:color w:val="1F3A5F"/>
+        </w:rPr>
+        <w:t xml:space="preserve">② 문 번호와 동작</w:t>
+      </w:r>
+    </w:p>
+    <w:tbl>
+      <w:tblPr>
+        <w:tblW w:type="dxa" w:w="9638"/>
+        <w:tblBorders>
+          <w:top w:val="single" w:color="auto" w:sz="4"/>
+          <w:left w:val="single" w:color="auto" w:sz="4"/>
+          <w:bottom w:val="single" w:color="auto" w:sz="4"/>
+          <w:right w:val="single" w:color="auto" w:sz="4"/>
+          <w:insideH w:val="single" w:color="auto" w:sz="4"/>
+          <w:insideV w:val="single" w:color="auto" w:sz="4"/>
+        </w:tblBorders>
+      </w:tblPr>
+      <w:tblGrid>
+        <w:gridCol w:w="700"/>
+        <w:gridCol w:w="8938"/>
+      </w:tblGrid>
+      <w:tr>
+        <w:trPr>
+          <w:tblHeader/>
+        </w:trPr>
+        <w:tc>
+          <w:tcPr>
+            <w:tcW w:type="dxa" w:w="700"/>
+            <w:tcBorders>
+              <w:top w:val="single" w:color="D0D5DD" w:sz="4"/>
+              <w:left w:val="single" w:color="D0D5DD" w:sz="4"/>
+              <w:bottom w:val="single" w:color="D0D5DD" w:sz="4"/>
+              <w:right w:val="single" w:color="D0D5DD" w:sz="4"/>
+            </w:tcBorders>
+            <w:shd w:fill="15803D" w:color="auto" w:val="clear"/>
+            <w:tcMar>
+              <w:top w:type="dxa" w:w="90"/>
+              <w:left w:type="dxa" w:w="140"/>
+              <w:bottom w:type="dxa" w:w="90"/>
+              <w:right w:type="dxa" w:w="140"/>
+            </w:tcMar>
+          </w:tcPr>
+          <w:p>
+            <w:r>
+              <w:rPr>
+                <w:rFonts w:ascii="Malgun Gothic" w:cs="Malgun Gothic" w:eastAsia="Malgun Gothic" w:hAnsi="Malgun Gothic"/>
+                <w:b/>
+                <w:bCs/>
+                <w:color w:val="FFFFFF"/>
+                <w:sz w:val="21"/>
+                <w:szCs w:val="21"/>
+              </w:rPr>
+              <w:t xml:space="preserve">✓</w:t>
+            </w:r>
+          </w:p>
+        </w:tc>
+        <w:tc>
+          <w:tcPr>
+            <w:tcW w:type="dxa" w:w="8938"/>
+            <w:tcBorders>
+              <w:top w:val="single" w:color="D0D5DD" w:sz="4"/>
+              <w:left w:val="single" w:color="D0D5DD" w:sz="4"/>
+              <w:bottom w:val="single" w:color="D0D5DD" w:sz="4"/>
+              <w:right w:val="single" w:color="D0D5DD" w:sz="4"/>
+            </w:tcBorders>
+            <w:shd w:fill="15803D" w:color="auto" w:val="clear"/>
+            <w:tcMar>
+              <w:top w:type="dxa" w:w="90"/>
+              <w:left w:type="dxa" w:w="140"/>
+              <w:bottom w:type="dxa" w:w="90"/>
+              <w:right w:type="dxa" w:w="140"/>
+            </w:tcMar>
+          </w:tcPr>
+          <w:p>
+            <w:r>
+              <w:rPr>
+                <w:rFonts w:ascii="Malgun Gothic" w:cs="Malgun Gothic" w:eastAsia="Malgun Gothic" w:hAnsi="Malgun Gothic"/>
+                <w:b/>
+                <w:bCs/>
+                <w:color w:val="FFFFFF"/>
+                <w:sz w:val="21"/>
+                <w:szCs w:val="21"/>
+              </w:rPr>
+              <w:t xml:space="preserve">확인할 것</w:t>
+            </w:r>
+          </w:p>
+        </w:tc>
+      </w:tr>
+      <w:tr>
+        <w:trPr>
+          <w:cantSplit/>
+        </w:trPr>
+        <w:tc>
+          <w:tcPr>
+            <w:tcW w:type="dxa" w:w="700"/>
+            <w:tcBorders>
+              <w:top w:val="single" w:color="D0D5DD" w:sz="4"/>
+              <w:left w:val="single" w:color="D0D5DD" w:sz="4"/>
+              <w:bottom w:val="single" w:color="D0D5DD" w:sz="4"/>
+              <w:right w:val="single" w:color="D0D5DD" w:sz="4"/>
+            </w:tcBorders>
+            <w:shd w:fill="FFFFFF" w:color="auto" w:val="clear"/>
+            <w:tcMar>
+              <w:top w:type="dxa" w:w="80"/>
+              <w:left w:type="dxa" w:w="140"/>
+              <w:bottom w:type="dxa" w:w="80"/>
+              <w:right w:type="dxa" w:w="140"/>
+            </w:tcMar>
+          </w:tcPr>
+          <w:p>
+            <w:pPr>
+              <w:spacing w:line="290"/>
+            </w:pPr>
+            <w:r>
+              <w:rPr>
+                <w:rFonts w:ascii="Malgun Gothic" w:cs="Malgun Gothic" w:eastAsia="Malgun Gothic" w:hAnsi="Malgun Gothic"/>
+                <w:sz w:val="21"/>
+                <w:szCs w:val="21"/>
+              </w:rPr>
+              <w:t xml:space="preserve">☐</w:t>
+            </w:r>
+          </w:p>
+        </w:tc>
+        <w:tc>
+          <w:tcPr>
+            <w:tcW w:type="dxa" w:w="8938"/>
+            <w:tcBorders>
+              <w:top w:val="single" w:color="D0D5DD" w:sz="4"/>
+              <w:left w:val="single" w:color="D0D5DD" w:sz="4"/>
+              <w:bottom w:val="single" w:color="D0D5DD" w:sz="4"/>
+              <w:right w:val="single" w:color="D0D5DD" w:sz="4"/>
+            </w:tcBorders>
+            <w:shd w:fill="FFFFFF" w:color="auto" w:val="clear"/>
+            <w:tcMar>
+              <w:top w:type="dxa" w:w="80"/>
+              <w:left w:type="dxa" w:w="140"/>
+              <w:bottom w:type="dxa" w:w="80"/>
+              <w:right w:type="dxa" w:w="140"/>
+            </w:tcMar>
+          </w:tcPr>
+          <w:p>
+            <w:pPr>
+              <w:spacing w:line="290"/>
+            </w:pPr>
+            <w:r>
+              <w:rPr>
+                <w:rFonts w:ascii="Malgun Gothic" w:cs="Malgun Gothic" w:eastAsia="Malgun Gothic" w:hAnsi="Malgun Gothic"/>
+                <w:b/>
+                <w:bCs/>
+                <w:sz w:val="21"/>
+                <w:szCs w:val="21"/>
+              </w:rPr>
+              <w:t xml:space="preserve">문 번호 1~4 ↔ 실제 수거함(재질)</w:t>
+            </w:r>
+            <w:r>
+              <w:rPr>
+                <w:rFonts w:ascii="Malgun Gothic" w:cs="Malgun Gothic" w:eastAsia="Malgun Gothic" w:hAnsi="Malgun Gothic"/>
+                <w:sz w:val="21"/>
+                <w:szCs w:val="21"/>
+              </w:rPr>
+              <w:t xml:space="preserve"> 매핑 확정</w:t>
+            </w:r>
+          </w:p>
+        </w:tc>
+      </w:tr>
+      <w:tr>
+        <w:trPr>
+          <w:cantSplit/>
+        </w:trPr>
+        <w:tc>
+          <w:tcPr>
+            <w:tcW w:type="dxa" w:w="700"/>
+            <w:tcBorders>
+              <w:top w:val="single" w:color="D0D5DD" w:sz="4"/>
+              <w:left w:val="single" w:color="D0D5DD" w:sz="4"/>
+              <w:bottom w:val="single" w:color="D0D5DD" w:sz="4"/>
+              <w:right w:val="single" w:color="D0D5DD" w:sz="4"/>
+            </w:tcBorders>
+            <w:shd w:fill="F9FAFB" w:color="auto" w:val="clear"/>
+            <w:tcMar>
+              <w:top w:type="dxa" w:w="80"/>
+              <w:left w:type="dxa" w:w="140"/>
+              <w:bottom w:type="dxa" w:w="80"/>
+              <w:right w:type="dxa" w:w="140"/>
+            </w:tcMar>
+          </w:tcPr>
+          <w:p>
+            <w:pPr>
+              <w:spacing w:line="290"/>
+            </w:pPr>
+            <w:r>
+              <w:rPr>
+                <w:rFonts w:ascii="Malgun Gothic" w:cs="Malgun Gothic" w:eastAsia="Malgun Gothic" w:hAnsi="Malgun Gothic"/>
+                <w:sz w:val="21"/>
+                <w:szCs w:val="21"/>
+              </w:rPr>
+              <w:t xml:space="preserve">☐</w:t>
+            </w:r>
+          </w:p>
+        </w:tc>
+        <w:tc>
+          <w:tcPr>
+            <w:tcW w:type="dxa" w:w="8938"/>
+            <w:tcBorders>
+              <w:top w:val="single" w:color="D0D5DD" w:sz="4"/>
+              <w:left w:val="single" w:color="D0D5DD" w:sz="4"/>
+              <w:bottom w:val="single" w:color="D0D5DD" w:sz="4"/>
+              <w:right w:val="single" w:color="D0D5DD" w:sz="4"/>
+            </w:tcBorders>
+            <w:shd w:fill="F9FAFB" w:color="auto" w:val="clear"/>
+            <w:tcMar>
+              <w:top w:type="dxa" w:w="80"/>
+              <w:left w:type="dxa" w:w="140"/>
+              <w:bottom w:type="dxa" w:w="80"/>
+              <w:right w:type="dxa" w:w="140"/>
+            </w:tcMar>
+          </w:tcPr>
+          <w:p>
+            <w:pPr>
+              <w:spacing w:line="290"/>
+            </w:pPr>
+            <w:r>
+              <w:rPr>
+                <w:rFonts w:ascii="Malgun Gothic" w:cs="Malgun Gothic" w:eastAsia="Malgun Gothic" w:hAnsi="Malgun Gothic"/>
+                <w:sz w:val="21"/>
+                <w:szCs w:val="21"/>
+              </w:rPr>
+              <w:t xml:space="preserve">문이 끝까지 열리고 닫히는 데 걸리는 시간 · </w:t>
+            </w:r>
+            <w:r>
+              <w:rPr>
+                <w:rFonts w:ascii="Consolas" w:cs="Consolas" w:eastAsia="Malgun Gothic" w:hAnsi="Consolas"/>
+                <w:color w:val="B42318"/>
+                <w:sz w:val="19"/>
+                <w:szCs w:val="19"/>
+                <w:shd w:fill="F2F4F7" w:color="auto" w:val="clear"/>
+              </w:rPr>
+              <w:t xml:space="preserve">OPENED</w:t>
+            </w:r>
+            <w:r>
+              <w:rPr>
+                <w:rFonts w:ascii="Malgun Gothic" w:cs="Malgun Gothic" w:eastAsia="Malgun Gothic" w:hAnsi="Malgun Gothic"/>
+                <w:sz w:val="21"/>
+                <w:szCs w:val="21"/>
+              </w:rPr>
+              <w:t xml:space="preserve"> / </w:t>
+            </w:r>
+            <w:r>
+              <w:rPr>
+                <w:rFonts w:ascii="Consolas" w:cs="Consolas" w:eastAsia="Malgun Gothic" w:hAnsi="Consolas"/>
+                <w:color w:val="B42318"/>
+                <w:sz w:val="19"/>
+                <w:szCs w:val="19"/>
+                <w:shd w:fill="F2F4F7" w:color="auto" w:val="clear"/>
+              </w:rPr>
+              <w:t xml:space="preserve">CLOSED</w:t>
+            </w:r>
+            <w:r>
+              <w:rPr>
+                <w:rFonts w:ascii="Malgun Gothic" w:cs="Malgun Gothic" w:eastAsia="Malgun Gothic" w:hAnsi="Malgun Gothic"/>
+                <w:sz w:val="21"/>
+                <w:szCs w:val="21"/>
+              </w:rPr>
+              <w:t xml:space="preserve"> 를 보내는 시점</w:t>
+            </w:r>
+          </w:p>
+        </w:tc>
+      </w:tr>
+      <w:tr>
+        <w:trPr>
+          <w:cantSplit/>
+        </w:trPr>
+        <w:tc>
+          <w:tcPr>
+            <w:tcW w:type="dxa" w:w="700"/>
+            <w:tcBorders>
+              <w:top w:val="single" w:color="D0D5DD" w:sz="4"/>
+              <w:left w:val="single" w:color="D0D5DD" w:sz="4"/>
+              <w:bottom w:val="single" w:color="D0D5DD" w:sz="4"/>
+              <w:right w:val="single" w:color="D0D5DD" w:sz="4"/>
+            </w:tcBorders>
+            <w:shd w:fill="FFFFFF" w:color="auto" w:val="clear"/>
+            <w:tcMar>
+              <w:top w:type="dxa" w:w="80"/>
+              <w:left w:type="dxa" w:w="140"/>
+              <w:bottom w:type="dxa" w:w="80"/>
+              <w:right w:type="dxa" w:w="140"/>
+            </w:tcMar>
+          </w:tcPr>
+          <w:p>
+            <w:pPr>
+              <w:spacing w:line="290"/>
+            </w:pPr>
+            <w:r>
+              <w:rPr>
+                <w:rFonts w:ascii="Malgun Gothic" w:cs="Malgun Gothic" w:eastAsia="Malgun Gothic" w:hAnsi="Malgun Gothic"/>
+                <w:sz w:val="21"/>
+                <w:szCs w:val="21"/>
+              </w:rPr>
+              <w:t xml:space="preserve">☐</w:t>
+            </w:r>
+          </w:p>
+        </w:tc>
+        <w:tc>
+          <w:tcPr>
+            <w:tcW w:type="dxa" w:w="8938"/>
+            <w:tcBorders>
+              <w:top w:val="single" w:color="D0D5DD" w:sz="4"/>
+              <w:left w:val="single" w:color="D0D5DD" w:sz="4"/>
+              <w:bottom w:val="single" w:color="D0D5DD" w:sz="4"/>
+              <w:right w:val="single" w:color="D0D5DD" w:sz="4"/>
+            </w:tcBorders>
+            <w:shd w:fill="FFFFFF" w:color="auto" w:val="clear"/>
+            <w:tcMar>
+              <w:top w:type="dxa" w:w="80"/>
+              <w:left w:type="dxa" w:w="140"/>
+              <w:bottom w:type="dxa" w:w="80"/>
+              <w:right w:type="dxa" w:w="140"/>
+            </w:tcMar>
+          </w:tcPr>
+          <w:p>
+            <w:pPr>
+              <w:spacing w:line="290"/>
+            </w:pPr>
+            <w:r>
+              <w:rPr>
+                <w:rFonts w:ascii="Malgun Gothic" w:cs="Malgun Gothic" w:eastAsia="Malgun Gothic" w:hAnsi="Malgun Gothic"/>
+                <w:sz w:val="21"/>
+                <w:szCs w:val="21"/>
+              </w:rPr>
+              <w:t xml:space="preserve">10초 유지 시간이 현장에서 적당한지</w:t>
+            </w:r>
+          </w:p>
+        </w:tc>
+      </w:tr>
+      <w:tr>
+        <w:trPr>
+          <w:cantSplit/>
+        </w:trPr>
+        <w:tc>
+          <w:tcPr>
+            <w:tcW w:type="dxa" w:w="700"/>
+            <w:tcBorders>
+              <w:top w:val="single" w:color="D0D5DD" w:sz="4"/>
+              <w:left w:val="single" w:color="D0D5DD" w:sz="4"/>
+              <w:bottom w:val="single" w:color="D0D5DD" w:sz="4"/>
+              <w:right w:val="single" w:color="D0D5DD" w:sz="4"/>
+            </w:tcBorders>
+            <w:shd w:fill="F9FAFB" w:color="auto" w:val="clear"/>
+            <w:tcMar>
+              <w:top w:type="dxa" w:w="80"/>
+              <w:left w:type="dxa" w:w="140"/>
+              <w:bottom w:type="dxa" w:w="80"/>
+              <w:right w:type="dxa" w:w="140"/>
+            </w:tcMar>
+          </w:tcPr>
+          <w:p>
+            <w:pPr>
+              <w:spacing w:line="290"/>
+            </w:pPr>
+            <w:r>
+              <w:rPr>
+                <w:rFonts w:ascii="Malgun Gothic" w:cs="Malgun Gothic" w:eastAsia="Malgun Gothic" w:hAnsi="Malgun Gothic"/>
+                <w:sz w:val="21"/>
+                <w:szCs w:val="21"/>
+              </w:rPr>
+              <w:t xml:space="preserve">☐</w:t>
+            </w:r>
+          </w:p>
+        </w:tc>
+        <w:tc>
+          <w:tcPr>
+            <w:tcW w:type="dxa" w:w="8938"/>
+            <w:tcBorders>
+              <w:top w:val="single" w:color="D0D5DD" w:sz="4"/>
+              <w:left w:val="single" w:color="D0D5DD" w:sz="4"/>
+              <w:bottom w:val="single" w:color="D0D5DD" w:sz="4"/>
+              <w:right w:val="single" w:color="D0D5DD" w:sz="4"/>
+            </w:tcBorders>
+            <w:shd w:fill="F9FAFB" w:color="auto" w:val="clear"/>
+            <w:tcMar>
+              <w:top w:type="dxa" w:w="80"/>
+              <w:left w:type="dxa" w:w="140"/>
+              <w:bottom w:type="dxa" w:w="80"/>
+              <w:right w:type="dxa" w:w="140"/>
+            </w:tcMar>
+          </w:tcPr>
+          <w:p>
+            <w:pPr>
+              <w:spacing w:line="290"/>
+            </w:pPr>
+            <w:r>
+              <w:rPr>
+                <w:rFonts w:ascii="Malgun Gothic" w:cs="Malgun Gothic" w:eastAsia="Malgun Gothic" w:hAnsi="Malgun Gothic"/>
+                <w:sz w:val="21"/>
+                <w:szCs w:val="21"/>
+              </w:rPr>
+              <w:t xml:space="preserve">열려 있는 문에 </w:t>
+            </w:r>
+            <w:r>
+              <w:rPr>
+                <w:rFonts w:ascii="Consolas" w:cs="Consolas" w:eastAsia="Malgun Gothic" w:hAnsi="Consolas"/>
+                <w:color w:val="B42318"/>
+                <w:sz w:val="19"/>
+                <w:szCs w:val="19"/>
+                <w:shd w:fill="F2F4F7" w:color="auto" w:val="clear"/>
+              </w:rPr>
+              <w:t xml:space="preserve">OPEN</w:t>
+            </w:r>
+            <w:r>
+              <w:rPr>
+                <w:rFonts w:ascii="Malgun Gothic" w:cs="Malgun Gothic" w:eastAsia="Malgun Gothic" w:hAnsi="Malgun Gothic"/>
+                <w:sz w:val="21"/>
+                <w:szCs w:val="21"/>
+              </w:rPr>
+              <w:t xml:space="preserve"> 이 또 오면? (</w:t>
+            </w:r>
+            <w:r>
+              <w:rPr>
+                <w:rFonts w:ascii="Consolas" w:cs="Consolas" w:eastAsia="Malgun Gothic" w:hAnsi="Consolas"/>
+                <w:color w:val="B42318"/>
+                <w:sz w:val="19"/>
+                <w:szCs w:val="19"/>
+                <w:shd w:fill="F2F4F7" w:color="auto" w:val="clear"/>
+              </w:rPr>
+              <w:t xml:space="preserve">BUSY</w:t>
+            </w:r>
+            <w:r>
+              <w:rPr>
+                <w:rFonts w:ascii="Malgun Gothic" w:cs="Malgun Gothic" w:eastAsia="Malgun Gothic" w:hAnsi="Malgun Gothic"/>
+                <w:sz w:val="21"/>
+                <w:szCs w:val="21"/>
+              </w:rPr>
+              <w:t xml:space="preserve"> 거절 / 10초 다시 세기)</w:t>
+            </w:r>
+          </w:p>
+        </w:tc>
+      </w:tr>
+    </w:tbl>
+    <w:p>
+      <w:pPr>
+        <w:pStyle w:val="Heading2"/>
+      </w:pPr>
+      <w:r>
+        <w:rPr>
+          <w:color w:val="1F3A5F"/>
+        </w:rPr>
+        <w:t xml:space="preserve">③ 안전 (꼭 정하기)</w:t>
+      </w:r>
+    </w:p>
+    <w:tbl>
+      <w:tblPr>
+        <w:tblW w:type="dxa" w:w="9638"/>
+        <w:tblBorders>
+          <w:top w:val="single" w:color="auto" w:sz="4"/>
+          <w:left w:val="single" w:color="auto" w:sz="4"/>
+          <w:bottom w:val="single" w:color="auto" w:sz="4"/>
+          <w:right w:val="single" w:color="auto" w:sz="4"/>
+          <w:insideH w:val="single" w:color="auto" w:sz="4"/>
+          <w:insideV w:val="single" w:color="auto" w:sz="4"/>
+        </w:tblBorders>
+      </w:tblPr>
+      <w:tblGrid>
+        <w:gridCol w:w="700"/>
+        <w:gridCol w:w="8938"/>
+      </w:tblGrid>
+      <w:tr>
+        <w:trPr>
+          <w:tblHeader/>
+        </w:trPr>
+        <w:tc>
+          <w:tcPr>
+            <w:tcW w:type="dxa" w:w="700"/>
+            <w:tcBorders>
+              <w:top w:val="single" w:color="D0D5DD" w:sz="4"/>
+              <w:left w:val="single" w:color="D0D5DD" w:sz="4"/>
+              <w:bottom w:val="single" w:color="D0D5DD" w:sz="4"/>
+              <w:right w:val="single" w:color="D0D5DD" w:sz="4"/>
+            </w:tcBorders>
+            <w:shd w:fill="15803D" w:color="auto" w:val="clear"/>
+            <w:tcMar>
+              <w:top w:type="dxa" w:w="90"/>
+              <w:left w:type="dxa" w:w="140"/>
+              <w:bottom w:type="dxa" w:w="90"/>
+              <w:right w:type="dxa" w:w="140"/>
+            </w:tcMar>
+          </w:tcPr>
+          <w:p>
+            <w:r>
+              <w:rPr>
+                <w:rFonts w:ascii="Malgun Gothic" w:cs="Malgun Gothic" w:eastAsia="Malgun Gothic" w:hAnsi="Malgun Gothic"/>
+                <w:b/>
+                <w:bCs/>
+                <w:color w:val="FFFFFF"/>
+                <w:sz w:val="21"/>
+                <w:szCs w:val="21"/>
+              </w:rPr>
+              <w:t xml:space="preserve">✓</w:t>
+            </w:r>
+          </w:p>
+        </w:tc>
+        <w:tc>
+          <w:tcPr>
+            <w:tcW w:type="dxa" w:w="8938"/>
+            <w:tcBorders>
+              <w:top w:val="single" w:color="D0D5DD" w:sz="4"/>
+              <w:left w:val="single" w:color="D0D5DD" w:sz="4"/>
+              <w:bottom w:val="single" w:color="D0D5DD" w:sz="4"/>
+              <w:right w:val="single" w:color="D0D5DD" w:sz="4"/>
+            </w:tcBorders>
+            <w:shd w:fill="15803D" w:color="auto" w:val="clear"/>
+            <w:tcMar>
+              <w:top w:type="dxa" w:w="90"/>
+              <w:left w:type="dxa" w:w="140"/>
+              <w:bottom w:type="dxa" w:w="90"/>
+              <w:right w:type="dxa" w:w="140"/>
+            </w:tcMar>
+          </w:tcPr>
+          <w:p>
+            <w:r>
+              <w:rPr>
+                <w:rFonts w:ascii="Malgun Gothic" w:cs="Malgun Gothic" w:eastAsia="Malgun Gothic" w:hAnsi="Malgun Gothic"/>
+                <w:b/>
+                <w:bCs/>
+                <w:color w:val="FFFFFF"/>
+                <w:sz w:val="21"/>
+                <w:szCs w:val="21"/>
+              </w:rPr>
+              <w:t xml:space="preserve">확인할 것</w:t>
+            </w:r>
+          </w:p>
+        </w:tc>
+      </w:tr>
+      <w:tr>
+        <w:trPr>
+          <w:cantSplit/>
+        </w:trPr>
+        <w:tc>
+          <w:tcPr>
+            <w:tcW w:type="dxa" w:w="700"/>
+            <w:tcBorders>
+              <w:top w:val="single" w:color="D0D5DD" w:sz="4"/>
+              <w:left w:val="single" w:color="D0D5DD" w:sz="4"/>
+              <w:bottom w:val="single" w:color="D0D5DD" w:sz="4"/>
+              <w:right w:val="single" w:color="D0D5DD" w:sz="4"/>
+            </w:tcBorders>
+            <w:shd w:fill="FFFFFF" w:color="auto" w:val="clear"/>
+            <w:tcMar>
+              <w:top w:type="dxa" w:w="80"/>
+              <w:left w:type="dxa" w:w="140"/>
+              <w:bottom w:type="dxa" w:w="80"/>
+              <w:right w:type="dxa" w:w="140"/>
+            </w:tcMar>
+          </w:tcPr>
+          <w:p>
+            <w:pPr>
+              <w:spacing w:line="290"/>
+            </w:pPr>
+            <w:r>
+              <w:rPr>
+                <w:rFonts w:ascii="Malgun Gothic" w:cs="Malgun Gothic" w:eastAsia="Malgun Gothic" w:hAnsi="Malgun Gothic"/>
+                <w:sz w:val="21"/>
+                <w:szCs w:val="21"/>
+              </w:rPr>
+              <w:t xml:space="preserve">☐</w:t>
+            </w:r>
+          </w:p>
+        </w:tc>
+        <w:tc>
+          <w:tcPr>
+            <w:tcW w:type="dxa" w:w="8938"/>
+            <w:tcBorders>
+              <w:top w:val="single" w:color="D0D5DD" w:sz="4"/>
+              <w:left w:val="single" w:color="D0D5DD" w:sz="4"/>
+              <w:bottom w:val="single" w:color="D0D5DD" w:sz="4"/>
+              <w:right w:val="single" w:color="D0D5DD" w:sz="4"/>
+            </w:tcBorders>
+            <w:shd w:fill="FFFFFF" w:color="auto" w:val="clear"/>
+            <w:tcMar>
+              <w:top w:type="dxa" w:w="80"/>
+              <w:left w:type="dxa" w:w="140"/>
+              <w:bottom w:type="dxa" w:w="80"/>
+              <w:right w:type="dxa" w:w="140"/>
+            </w:tcMar>
+          </w:tcPr>
+          <w:p>
+            <w:pPr>
+              <w:spacing w:line="290"/>
+            </w:pPr>
+            <w:r>
+              <w:rPr>
+                <w:rFonts w:ascii="Malgun Gothic" w:cs="Malgun Gothic" w:eastAsia="Malgun Gothic" w:hAnsi="Malgun Gothic"/>
+                <w:sz w:val="21"/>
+                <w:szCs w:val="21"/>
+              </w:rPr>
+              <w:t xml:space="preserve">닫히는 중 손이 있을 때 끼임 방지 방법 (센서 · 닫힘 속도)</w:t>
+            </w:r>
+          </w:p>
+        </w:tc>
+      </w:tr>
+      <w:tr>
+        <w:trPr>
+          <w:cantSplit/>
+        </w:trPr>
+        <w:tc>
+          <w:tcPr>
+            <w:tcW w:type="dxa" w:w="700"/>
+            <w:tcBorders>
+              <w:top w:val="single" w:color="D0D5DD" w:sz="4"/>
+              <w:left w:val="single" w:color="D0D5DD" w:sz="4"/>
+              <w:bottom w:val="single" w:color="D0D5DD" w:sz="4"/>
+              <w:right w:val="single" w:color="D0D5DD" w:sz="4"/>
+            </w:tcBorders>
+            <w:shd w:fill="F9FAFB" w:color="auto" w:val="clear"/>
+            <w:tcMar>
+              <w:top w:type="dxa" w:w="80"/>
+              <w:left w:type="dxa" w:w="140"/>
+              <w:bottom w:type="dxa" w:w="80"/>
+              <w:right w:type="dxa" w:w="140"/>
+            </w:tcMar>
+          </w:tcPr>
+          <w:p>
+            <w:pPr>
+              <w:spacing w:line="290"/>
+            </w:pPr>
+            <w:r>
+              <w:rPr>
+                <w:rFonts w:ascii="Malgun Gothic" w:cs="Malgun Gothic" w:eastAsia="Malgun Gothic" w:hAnsi="Malgun Gothic"/>
+                <w:sz w:val="21"/>
+                <w:szCs w:val="21"/>
+              </w:rPr>
+              <w:t xml:space="preserve">☐</w:t>
+            </w:r>
+          </w:p>
+        </w:tc>
+        <w:tc>
+          <w:tcPr>
+            <w:tcW w:type="dxa" w:w="8938"/>
+            <w:tcBorders>
+              <w:top w:val="single" w:color="D0D5DD" w:sz="4"/>
+              <w:left w:val="single" w:color="D0D5DD" w:sz="4"/>
+              <w:bottom w:val="single" w:color="D0D5DD" w:sz="4"/>
+              <w:right w:val="single" w:color="D0D5DD" w:sz="4"/>
+            </w:tcBorders>
+            <w:shd w:fill="F9FAFB" w:color="auto" w:val="clear"/>
+            <w:tcMar>
+              <w:top w:type="dxa" w:w="80"/>
+              <w:left w:type="dxa" w:w="140"/>
+              <w:bottom w:type="dxa" w:w="80"/>
+              <w:right w:type="dxa" w:w="140"/>
+            </w:tcMar>
+          </w:tcPr>
+          <w:p>
+            <w:pPr>
+              <w:spacing w:line="290"/>
+            </w:pPr>
+            <w:r>
+              <w:rPr>
+                <w:rFonts w:ascii="Malgun Gothic" w:cs="Malgun Gothic" w:eastAsia="Malgun Gothic" w:hAnsi="Malgun Gothic"/>
+                <w:sz w:val="21"/>
+                <w:szCs w:val="21"/>
+              </w:rPr>
+              <w:t xml:space="preserve">Jetson 연결이 끊기면(PING 3초 없음) 열린 문을 닫는지</w:t>
+            </w:r>
+          </w:p>
+        </w:tc>
+      </w:tr>
+      <w:tr>
+        <w:trPr>
+          <w:cantSplit/>
+        </w:trPr>
+        <w:tc>
+          <w:tcPr>
+            <w:tcW w:type="dxa" w:w="700"/>
+            <w:tcBorders>
+              <w:top w:val="single" w:color="D0D5DD" w:sz="4"/>
+              <w:left w:val="single" w:color="D0D5DD" w:sz="4"/>
+              <w:bottom w:val="single" w:color="D0D5DD" w:sz="4"/>
+              <w:right w:val="single" w:color="D0D5DD" w:sz="4"/>
+            </w:tcBorders>
+            <w:shd w:fill="FFFFFF" w:color="auto" w:val="clear"/>
+            <w:tcMar>
+              <w:top w:type="dxa" w:w="80"/>
+              <w:left w:type="dxa" w:w="140"/>
+              <w:bottom w:type="dxa" w:w="80"/>
+              <w:right w:type="dxa" w:w="140"/>
+            </w:tcMar>
+          </w:tcPr>
+          <w:p>
+            <w:pPr>
+              <w:spacing w:line="290"/>
+            </w:pPr>
+            <w:r>
+              <w:rPr>
+                <w:rFonts w:ascii="Malgun Gothic" w:cs="Malgun Gothic" w:eastAsia="Malgun Gothic" w:hAnsi="Malgun Gothic"/>
+                <w:sz w:val="21"/>
+                <w:szCs w:val="21"/>
+              </w:rPr>
+              <w:t xml:space="preserve">☐</w:t>
+            </w:r>
+          </w:p>
+        </w:tc>
+        <w:tc>
+          <w:tcPr>
+            <w:tcW w:type="dxa" w:w="8938"/>
+            <w:tcBorders>
+              <w:top w:val="single" w:color="D0D5DD" w:sz="4"/>
+              <w:left w:val="single" w:color="D0D5DD" w:sz="4"/>
+              <w:bottom w:val="single" w:color="D0D5DD" w:sz="4"/>
+              <w:right w:val="single" w:color="D0D5DD" w:sz="4"/>
+            </w:tcBorders>
+            <w:shd w:fill="FFFFFF" w:color="auto" w:val="clear"/>
+            <w:tcMar>
+              <w:top w:type="dxa" w:w="80"/>
+              <w:left w:type="dxa" w:w="140"/>
+              <w:bottom w:type="dxa" w:w="80"/>
+              <w:right w:type="dxa" w:w="140"/>
+            </w:tcMar>
+          </w:tcPr>
+          <w:p>
+            <w:pPr>
+              <w:spacing w:line="290"/>
+            </w:pPr>
+            <w:r>
+              <w:rPr>
+                <w:rFonts w:ascii="Malgun Gothic" w:cs="Malgun Gothic" w:eastAsia="Malgun Gothic" w:hAnsi="Malgun Gothic"/>
+                <w:sz w:val="21"/>
+                <w:szCs w:val="21"/>
+              </w:rPr>
+              <w:t xml:space="preserve">열기·닫기 릴레이가 동시에 켜지지 않게 펌웨어에서 막는지</w:t>
+            </w:r>
+          </w:p>
+        </w:tc>
+      </w:tr>
+      <w:tr>
+        <w:trPr>
+          <w:cantSplit/>
+        </w:trPr>
+        <w:tc>
+          <w:tcPr>
+            <w:tcW w:type="dxa" w:w="700"/>
+            <w:tcBorders>
+              <w:top w:val="single" w:color="D0D5DD" w:sz="4"/>
+              <w:left w:val="single" w:color="D0D5DD" w:sz="4"/>
+              <w:bottom w:val="single" w:color="D0D5DD" w:sz="4"/>
+              <w:right w:val="single" w:color="D0D5DD" w:sz="4"/>
+            </w:tcBorders>
+            <w:shd w:fill="F9FAFB" w:color="auto" w:val="clear"/>
+            <w:tcMar>
+              <w:top w:type="dxa" w:w="80"/>
+              <w:left w:type="dxa" w:w="140"/>
+              <w:bottom w:type="dxa" w:w="80"/>
+              <w:right w:type="dxa" w:w="140"/>
+            </w:tcMar>
+          </w:tcPr>
+          <w:p>
+            <w:pPr>
+              <w:spacing w:line="290"/>
+            </w:pPr>
+            <w:r>
+              <w:rPr>
+                <w:rFonts w:ascii="Malgun Gothic" w:cs="Malgun Gothic" w:eastAsia="Malgun Gothic" w:hAnsi="Malgun Gothic"/>
+                <w:sz w:val="21"/>
+                <w:szCs w:val="21"/>
+              </w:rPr>
+              <w:t xml:space="preserve">☐</w:t>
+            </w:r>
+          </w:p>
+        </w:tc>
+        <w:tc>
+          <w:tcPr>
+            <w:tcW w:type="dxa" w:w="8938"/>
+            <w:tcBorders>
+              <w:top w:val="single" w:color="D0D5DD" w:sz="4"/>
+              <w:left w:val="single" w:color="D0D5DD" w:sz="4"/>
+              <w:bottom w:val="single" w:color="D0D5DD" w:sz="4"/>
+              <w:right w:val="single" w:color="D0D5DD" w:sz="4"/>
+            </w:tcBorders>
+            <w:shd w:fill="F9FAFB" w:color="auto" w:val="clear"/>
+            <w:tcMar>
+              <w:top w:type="dxa" w:w="80"/>
+              <w:left w:type="dxa" w:w="140"/>
+              <w:bottom w:type="dxa" w:w="80"/>
+              <w:right w:type="dxa" w:w="140"/>
+            </w:tcMar>
+          </w:tcPr>
+          <w:p>
+            <w:pPr>
+              <w:spacing w:line="290"/>
+            </w:pPr>
+            <w:r>
+              <w:rPr>
+                <w:rFonts w:ascii="Malgun Gothic" w:cs="Malgun Gothic" w:eastAsia="Malgun Gothic" w:hAnsi="Malgun Gothic"/>
+                <w:sz w:val="21"/>
+                <w:szCs w:val="21"/>
+              </w:rPr>
+              <w:t xml:space="preserve">NUCLEO 전원을 켠 직후 문 상태 (닫힘 유지)</w:t>
+            </w:r>
+          </w:p>
+        </w:tc>
+      </w:tr>
+    </w:tbl>
+    <w:p>
+      <w:pPr>
+        <w:pStyle w:val="Heading2"/>
+      </w:pPr>
+      <w:r>
+        <w:rPr>
+          <w:color w:val="1F3A5F"/>
+        </w:rPr>
+        <w:t xml:space="preserve">④ 그 밖에</w:t>
+      </w:r>
+    </w:p>
+    <w:tbl>
+      <w:tblPr>
+        <w:tblW w:type="dxa" w:w="9638"/>
+        <w:tblBorders>
+          <w:top w:val="single" w:color="auto" w:sz="4"/>
+          <w:left w:val="single" w:color="auto" w:sz="4"/>
+          <w:bottom w:val="single" w:color="auto" w:sz="4"/>
+          <w:right w:val="single" w:color="auto" w:sz="4"/>
+          <w:insideH w:val="single" w:color="auto" w:sz="4"/>
+          <w:insideV w:val="single" w:color="auto" w:sz="4"/>
+        </w:tblBorders>
+      </w:tblPr>
+      <w:tblGrid>
+        <w:gridCol w:w="700"/>
+        <w:gridCol w:w="8938"/>
+      </w:tblGrid>
+      <w:tr>
+        <w:trPr>
+          <w:tblHeader/>
+        </w:trPr>
+        <w:tc>
+          <w:tcPr>
+            <w:tcW w:type="dxa" w:w="700"/>
+            <w:tcBorders>
+              <w:top w:val="single" w:color="D0D5DD" w:sz="4"/>
+              <w:left w:val="single" w:color="D0D5DD" w:sz="4"/>
+              <w:bottom w:val="single" w:color="D0D5DD" w:sz="4"/>
+              <w:right w:val="single" w:color="D0D5DD" w:sz="4"/>
+            </w:tcBorders>
+            <w:shd w:fill="15803D" w:color="auto" w:val="clear"/>
+            <w:tcMar>
+              <w:top w:type="dxa" w:w="90"/>
+              <w:left w:type="dxa" w:w="140"/>
+              <w:bottom w:type="dxa" w:w="90"/>
+              <w:right w:type="dxa" w:w="140"/>
+            </w:tcMar>
+          </w:tcPr>
+          <w:p>
+            <w:r>
+              <w:rPr>
+                <w:rFonts w:ascii="Malgun Gothic" w:cs="Malgun Gothic" w:eastAsia="Malgun Gothic" w:hAnsi="Malgun Gothic"/>
+                <w:b/>
+                <w:bCs/>
+                <w:color w:val="FFFFFF"/>
+                <w:sz w:val="21"/>
+                <w:szCs w:val="21"/>
+              </w:rPr>
+              <w:t xml:space="preserve">✓</w:t>
+            </w:r>
+          </w:p>
+        </w:tc>
+        <w:tc>
+          <w:tcPr>
+            <w:tcW w:type="dxa" w:w="8938"/>
+            <w:tcBorders>
+              <w:top w:val="single" w:color="D0D5DD" w:sz="4"/>
+              <w:left w:val="single" w:color="D0D5DD" w:sz="4"/>
+              <w:bottom w:val="single" w:color="D0D5DD" w:sz="4"/>
+              <w:right w:val="single" w:color="D0D5DD" w:sz="4"/>
+            </w:tcBorders>
+            <w:shd w:fill="15803D" w:color="auto" w:val="clear"/>
+            <w:tcMar>
+              <w:top w:type="dxa" w:w="90"/>
+              <w:left w:type="dxa" w:w="140"/>
+              <w:bottom w:type="dxa" w:w="90"/>
+              <w:right w:type="dxa" w:w="140"/>
+            </w:tcMar>
+          </w:tcPr>
+          <w:p>
+            <w:r>
+              <w:rPr>
+                <w:rFonts w:ascii="Malgun Gothic" w:cs="Malgun Gothic" w:eastAsia="Malgun Gothic" w:hAnsi="Malgun Gothic"/>
+                <w:b/>
+                <w:bCs/>
+                <w:color w:val="FFFFFF"/>
+                <w:sz w:val="21"/>
+                <w:szCs w:val="21"/>
+              </w:rPr>
+              <w:t xml:space="preserve">확인할 것</w:t>
+            </w:r>
+          </w:p>
+        </w:tc>
+      </w:tr>
+      <w:tr>
+        <w:trPr>
+          <w:cantSplit/>
+        </w:trPr>
+        <w:tc>
+          <w:tcPr>
+            <w:tcW w:type="dxa" w:w="700"/>
+            <w:tcBorders>
+              <w:top w:val="single" w:color="D0D5DD" w:sz="4"/>
+              <w:left w:val="single" w:color="D0D5DD" w:sz="4"/>
+              <w:bottom w:val="single" w:color="D0D5DD" w:sz="4"/>
+              <w:right w:val="single" w:color="D0D5DD" w:sz="4"/>
+            </w:tcBorders>
+            <w:shd w:fill="FFFFFF" w:color="auto" w:val="clear"/>
+            <w:tcMar>
+              <w:top w:type="dxa" w:w="80"/>
+              <w:left w:type="dxa" w:w="140"/>
+              <w:bottom w:type="dxa" w:w="80"/>
+              <w:right w:type="dxa" w:w="140"/>
+            </w:tcMar>
+          </w:tcPr>
+          <w:p>
+            <w:pPr>
+              <w:spacing w:line="290"/>
+            </w:pPr>
+            <w:r>
+              <w:rPr>
+                <w:rFonts w:ascii="Malgun Gothic" w:cs="Malgun Gothic" w:eastAsia="Malgun Gothic" w:hAnsi="Malgun Gothic"/>
+                <w:sz w:val="21"/>
+                <w:szCs w:val="21"/>
+              </w:rPr>
+              <w:t xml:space="preserve">☐</w:t>
+            </w:r>
+          </w:p>
+        </w:tc>
+        <w:tc>
+          <w:tcPr>
+            <w:tcW w:type="dxa" w:w="8938"/>
+            <w:tcBorders>
+              <w:top w:val="single" w:color="D0D5DD" w:sz="4"/>
+              <w:left w:val="single" w:color="D0D5DD" w:sz="4"/>
+              <w:bottom w:val="single" w:color="D0D5DD" w:sz="4"/>
+              <w:right w:val="single" w:color="D0D5DD" w:sz="4"/>
+            </w:tcBorders>
+            <w:shd w:fill="FFFFFF" w:color="auto" w:val="clear"/>
+            <w:tcMar>
+              <w:top w:type="dxa" w:w="80"/>
+              <w:left w:type="dxa" w:w="140"/>
+              <w:bottom w:type="dxa" w:w="80"/>
+              <w:right w:type="dxa" w:w="140"/>
+            </w:tcMar>
+          </w:tcPr>
+          <w:p>
+            <w:pPr>
+              <w:spacing w:line="290"/>
+            </w:pPr>
+            <w:r>
+              <w:rPr>
+                <w:rFonts w:ascii="Malgun Gothic" w:cs="Malgun Gothic" w:eastAsia="Malgun Gothic" w:hAnsi="Malgun Gothic"/>
+                <w:sz w:val="21"/>
+                <w:szCs w:val="21"/>
+              </w:rPr>
+              <w:t xml:space="preserve">버저 위치 (NUCLEO 쪽이면 </w:t>
+            </w:r>
+            <w:r>
+              <w:rPr>
+                <w:rFonts w:ascii="Consolas" w:cs="Consolas" w:eastAsia="Malgun Gothic" w:hAnsi="Consolas"/>
+                <w:color w:val="B42318"/>
+                <w:sz w:val="19"/>
+                <w:szCs w:val="19"/>
+                <w:shd w:fill="F2F4F7" w:color="auto" w:val="clear"/>
+              </w:rPr>
+              <w:t xml:space="preserve">BUZZ</w:t>
+            </w:r>
+            <w:r>
+              <w:rPr>
+                <w:rFonts w:ascii="Malgun Gothic" w:cs="Malgun Gothic" w:eastAsia="Malgun Gothic" w:hAnsi="Malgun Gothic"/>
+                <w:sz w:val="21"/>
+                <w:szCs w:val="21"/>
+              </w:rPr>
+              <w:t xml:space="preserve"> 명령 추가 필요)</w:t>
+            </w:r>
+          </w:p>
+        </w:tc>
+      </w:tr>
+      <w:tr>
+        <w:trPr>
+          <w:cantSplit/>
+        </w:trPr>
+        <w:tc>
+          <w:tcPr>
+            <w:tcW w:type="dxa" w:w="700"/>
+            <w:tcBorders>
+              <w:top w:val="single" w:color="D0D5DD" w:sz="4"/>
+              <w:left w:val="single" w:color="D0D5DD" w:sz="4"/>
+              <w:bottom w:val="single" w:color="D0D5DD" w:sz="4"/>
+              <w:right w:val="single" w:color="D0D5DD" w:sz="4"/>
+            </w:tcBorders>
+            <w:shd w:fill="F9FAFB" w:color="auto" w:val="clear"/>
+            <w:tcMar>
+              <w:top w:type="dxa" w:w="80"/>
+              <w:left w:type="dxa" w:w="140"/>
+              <w:bottom w:type="dxa" w:w="80"/>
+              <w:right w:type="dxa" w:w="140"/>
+            </w:tcMar>
+          </w:tcPr>
+          <w:p>
+            <w:pPr>
+              <w:spacing w:line="290"/>
+            </w:pPr>
+            <w:r>
+              <w:rPr>
+                <w:rFonts w:ascii="Malgun Gothic" w:cs="Malgun Gothic" w:eastAsia="Malgun Gothic" w:hAnsi="Malgun Gothic"/>
+                <w:sz w:val="21"/>
+                <w:szCs w:val="21"/>
+              </w:rPr>
+              <w:t xml:space="preserve">☐</w:t>
+            </w:r>
+          </w:p>
+        </w:tc>
+        <w:tc>
+          <w:tcPr>
+            <w:tcW w:type="dxa" w:w="8938"/>
+            <w:tcBorders>
+              <w:top w:val="single" w:color="D0D5DD" w:sz="4"/>
+              <w:left w:val="single" w:color="D0D5DD" w:sz="4"/>
+              <w:bottom w:val="single" w:color="D0D5DD" w:sz="4"/>
+              <w:right w:val="single" w:color="D0D5DD" w:sz="4"/>
+            </w:tcBorders>
+            <w:shd w:fill="F9FAFB" w:color="auto" w:val="clear"/>
+            <w:tcMar>
+              <w:top w:type="dxa" w:w="80"/>
+              <w:left w:type="dxa" w:w="140"/>
+              <w:bottom w:type="dxa" w:w="80"/>
+              <w:right w:type="dxa" w:w="140"/>
+            </w:tcMar>
+          </w:tcPr>
+          <w:p>
+            <w:pPr>
+              <w:spacing w:line="290"/>
+            </w:pPr>
+            <w:r>
+              <w:rPr>
+                <w:rFonts w:ascii="Malgun Gothic" w:cs="Malgun Gothic" w:eastAsia="Malgun Gothic" w:hAnsi="Malgun Gothic"/>
+                <w:sz w:val="21"/>
+                <w:szCs w:val="21"/>
+              </w:rPr>
+              <w:t xml:space="preserve">투입 완료 감지 센서 유무 (없으면 시간 기준으로 닫기)</w:t>
+            </w:r>
+          </w:p>
+        </w:tc>
+      </w:tr>
+      <w:tr>
+        <w:trPr>
+          <w:cantSplit/>
+        </w:trPr>
+        <w:tc>
+          <w:tcPr>
+            <w:tcW w:type="dxa" w:w="700"/>
+            <w:tcBorders>
+              <w:top w:val="single" w:color="D0D5DD" w:sz="4"/>
+              <w:left w:val="single" w:color="D0D5DD" w:sz="4"/>
+              <w:bottom w:val="single" w:color="D0D5DD" w:sz="4"/>
+              <w:right w:val="single" w:color="D0D5DD" w:sz="4"/>
+            </w:tcBorders>
+            <w:shd w:fill="FFFFFF" w:color="auto" w:val="clear"/>
+            <w:tcMar>
+              <w:top w:type="dxa" w:w="80"/>
+              <w:left w:type="dxa" w:w="140"/>
+              <w:bottom w:type="dxa" w:w="80"/>
+              <w:right w:type="dxa" w:w="140"/>
+            </w:tcMar>
+          </w:tcPr>
+          <w:p>
+            <w:pPr>
+              <w:spacing w:line="290"/>
+            </w:pPr>
+            <w:r>
+              <w:rPr>
+                <w:rFonts w:ascii="Malgun Gothic" w:cs="Malgun Gothic" w:eastAsia="Malgun Gothic" w:hAnsi="Malgun Gothic"/>
+                <w:sz w:val="21"/>
+                <w:szCs w:val="21"/>
+              </w:rPr>
+              <w:t xml:space="preserve">☐</w:t>
+            </w:r>
+          </w:p>
+        </w:tc>
+        <w:tc>
+          <w:tcPr>
+            <w:tcW w:type="dxa" w:w="8938"/>
+            <w:tcBorders>
+              <w:top w:val="single" w:color="D0D5DD" w:sz="4"/>
+              <w:left w:val="single" w:color="D0D5DD" w:sz="4"/>
+              <w:bottom w:val="single" w:color="D0D5DD" w:sz="4"/>
+              <w:right w:val="single" w:color="D0D5DD" w:sz="4"/>
+            </w:tcBorders>
+            <w:shd w:fill="FFFFFF" w:color="auto" w:val="clear"/>
+            <w:tcMar>
+              <w:top w:type="dxa" w:w="80"/>
+              <w:left w:type="dxa" w:w="140"/>
+              <w:bottom w:type="dxa" w:w="80"/>
+              <w:right w:type="dxa" w:w="140"/>
+            </w:tcMar>
+          </w:tcPr>
+          <w:p>
+            <w:pPr>
+              <w:spacing w:line="290"/>
+            </w:pPr>
+            <w:r>
+              <w:rPr>
+                <w:rFonts w:ascii="Malgun Gothic" w:cs="Malgun Gothic" w:eastAsia="Malgun Gothic" w:hAnsi="Malgun Gothic"/>
+                <w:sz w:val="21"/>
+                <w:szCs w:val="21"/>
+              </w:rPr>
+              <w:t xml:space="preserve">펌웨어 수정 시 전달 방법</w:t>
+            </w:r>
+          </w:p>
+        </w:tc>
+      </w:tr>
+    </w:tbl>
+    <w:p>
+      <w:r>
+        <w:br w:type="page"/>
+      </w:r>
+    </w:p>
+    <w:p>
+      <w:pPr>
+        <w:pStyle w:val="Heading2"/>
+      </w:pPr>
+      <w:r>
+        <w:rPr>
+          <w:color w:val="1F3A5F"/>
+        </w:rPr>
+        <w:t xml:space="preserve">⑤ 담당자와 같이 해볼 시험</w:t>
+      </w:r>
+    </w:p>
+    <w:p>
+      <w:pPr>
+        <w:spacing w:after="100" w:line="320"/>
+      </w:pPr>
+      <w:r>
+        <w:rPr>
+          <w:rFonts w:ascii="Malgun Gothic" w:cs="Malgun Gothic" w:eastAsia="Malgun Gothic" w:hAnsi="Malgun Gothic"/>
+          <w:sz w:val="22"/>
+          <w:szCs w:val="22"/>
+        </w:rPr>
+        <w:t xml:space="preserve">먼저 키오스크를 끄고 시작: </w:t>
+      </w:r>
+      <w:r>
+        <w:rPr>
+          <w:rFonts w:ascii="Consolas" w:cs="Consolas" w:eastAsia="Malgun Gothic" w:hAnsi="Consolas"/>
+          <w:color w:val="B42318"/>
+          <w:sz w:val="20"/>
+          <w:szCs w:val="20"/>
+          <w:shd w:fill="F2F4F7" w:color="auto" w:val="clear"/>
+        </w:rPr>
+        <w:t xml:space="preserve">./deploy/kiosk.sh stop</w:t>
+      </w:r>
+    </w:p>
+    <w:tbl>
+      <w:tblPr>
+        <w:tblW w:type="dxa" w:w="9638"/>
+        <w:tblBorders>
+          <w:top w:val="single" w:color="auto" w:sz="4"/>
+          <w:left w:val="single" w:color="auto" w:sz="4"/>
+          <w:bottom w:val="single" w:color="auto" w:sz="4"/>
+          <w:right w:val="single" w:color="auto" w:sz="4"/>
+          <w:insideH w:val="single" w:color="auto" w:sz="4"/>
+          <w:insideV w:val="single" w:color="auto" w:sz="4"/>
+        </w:tblBorders>
+      </w:tblPr>
+      <w:tblGrid>
+        <w:gridCol w:w="700"/>
+        <w:gridCol w:w="4500"/>
+        <w:gridCol w:w="4438"/>
+      </w:tblGrid>
+      <w:tr>
+        <w:trPr>
+          <w:tblHeader/>
+        </w:trPr>
+        <w:tc>
+          <w:tcPr>
+            <w:tcW w:type="dxa" w:w="700"/>
+            <w:tcBorders>
+              <w:top w:val="single" w:color="D0D5DD" w:sz="4"/>
+              <w:left w:val="single" w:color="D0D5DD" w:sz="4"/>
+              <w:bottom w:val="single" w:color="D0D5DD" w:sz="4"/>
+              <w:right w:val="single" w:color="D0D5DD" w:sz="4"/>
+            </w:tcBorders>
+            <w:shd w:fill="15803D" w:color="auto" w:val="clear"/>
+            <w:tcMar>
+              <w:top w:type="dxa" w:w="90"/>
+              <w:left w:type="dxa" w:w="140"/>
+              <w:bottom w:type="dxa" w:w="90"/>
+              <w:right w:type="dxa" w:w="140"/>
+            </w:tcMar>
+          </w:tcPr>
+          <w:p>
+            <w:r>
+              <w:rPr>
+                <w:rFonts w:ascii="Malgun Gothic" w:cs="Malgun Gothic" w:eastAsia="Malgun Gothic" w:hAnsi="Malgun Gothic"/>
+                <w:b/>
+                <w:bCs/>
+                <w:color w:val="FFFFFF"/>
+                <w:sz w:val="21"/>
+                <w:szCs w:val="21"/>
+              </w:rPr>
+              <w:t xml:space="preserve">✓</w:t>
+            </w:r>
+          </w:p>
+        </w:tc>
+        <w:tc>
+          <w:tcPr>
+            <w:tcW w:type="dxa" w:w="4500"/>
+            <w:tcBorders>
+              <w:top w:val="single" w:color="D0D5DD" w:sz="4"/>
+              <w:left w:val="single" w:color="D0D5DD" w:sz="4"/>
+              <w:bottom w:val="single" w:color="D0D5DD" w:sz="4"/>
+              <w:right w:val="single" w:color="D0D5DD" w:sz="4"/>
+            </w:tcBorders>
+            <w:shd w:fill="15803D" w:color="auto" w:val="clear"/>
+            <w:tcMar>
+              <w:top w:type="dxa" w:w="90"/>
+              <w:left w:type="dxa" w:w="140"/>
+              <w:bottom w:type="dxa" w:w="90"/>
+              <w:right w:type="dxa" w:w="140"/>
+            </w:tcMar>
+          </w:tcPr>
+          <w:p>
+            <w:r>
+              <w:rPr>
+                <w:rFonts w:ascii="Malgun Gothic" w:cs="Malgun Gothic" w:eastAsia="Malgun Gothic" w:hAnsi="Malgun Gothic"/>
+                <w:b/>
+                <w:bCs/>
+                <w:color w:val="FFFFFF"/>
+                <w:sz w:val="21"/>
+                <w:szCs w:val="21"/>
+              </w:rPr>
+              <w:t xml:space="preserve">명령</w:t>
+            </w:r>
+          </w:p>
+        </w:tc>
+        <w:tc>
+          <w:tcPr>
+            <w:tcW w:type="dxa" w:w="4438"/>
+            <w:tcBorders>
+              <w:top w:val="single" w:color="D0D5DD" w:sz="4"/>
+              <w:left w:val="single" w:color="D0D5DD" w:sz="4"/>
+              <w:bottom w:val="single" w:color="D0D5DD" w:sz="4"/>
+              <w:right w:val="single" w:color="D0D5DD" w:sz="4"/>
+            </w:tcBorders>
+            <w:shd w:fill="15803D" w:color="auto" w:val="clear"/>
+            <w:tcMar>
+              <w:top w:type="dxa" w:w="90"/>
+              <w:left w:type="dxa" w:w="140"/>
+              <w:bottom w:type="dxa" w:w="90"/>
+              <w:right w:type="dxa" w:w="140"/>
+            </w:tcMar>
+          </w:tcPr>
+          <w:p>
+            <w:r>
+              <w:rPr>
+                <w:rFonts w:ascii="Malgun Gothic" w:cs="Malgun Gothic" w:eastAsia="Malgun Gothic" w:hAnsi="Malgun Gothic"/>
+                <w:b/>
+                <w:bCs/>
+                <w:color w:val="FFFFFF"/>
+                <w:sz w:val="21"/>
+                <w:szCs w:val="21"/>
+              </w:rPr>
+              <w:t xml:space="preserve">확인할 것</w:t>
+            </w:r>
+          </w:p>
+        </w:tc>
+      </w:tr>
+      <w:tr>
+        <w:trPr>
+          <w:cantSplit/>
+        </w:trPr>
+        <w:tc>
+          <w:tcPr>
+            <w:tcW w:type="dxa" w:w="700"/>
+            <w:tcBorders>
+              <w:top w:val="single" w:color="D0D5DD" w:sz="4"/>
+              <w:left w:val="single" w:color="D0D5DD" w:sz="4"/>
+              <w:bottom w:val="single" w:color="D0D5DD" w:sz="4"/>
+              <w:right w:val="single" w:color="D0D5DD" w:sz="4"/>
+            </w:tcBorders>
+            <w:shd w:fill="FFFFFF" w:color="auto" w:val="clear"/>
+            <w:tcMar>
+              <w:top w:type="dxa" w:w="80"/>
+              <w:left w:type="dxa" w:w="140"/>
+              <w:bottom w:type="dxa" w:w="80"/>
+              <w:right w:type="dxa" w:w="140"/>
+            </w:tcMar>
+          </w:tcPr>
+          <w:p>
+            <w:pPr>
+              <w:spacing w:line="290"/>
+            </w:pPr>
+            <w:r>
+              <w:rPr>
+                <w:rFonts w:ascii="Malgun Gothic" w:cs="Malgun Gothic" w:eastAsia="Malgun Gothic" w:hAnsi="Malgun Gothic"/>
+                <w:sz w:val="21"/>
+                <w:szCs w:val="21"/>
+              </w:rPr>
+              <w:t xml:space="preserve">☐</w:t>
+            </w:r>
+          </w:p>
+        </w:tc>
+        <w:tc>
+          <w:tcPr>
+            <w:tcW w:type="dxa" w:w="4500"/>
+            <w:tcBorders>
+              <w:top w:val="single" w:color="D0D5DD" w:sz="4"/>
+              <w:left w:val="single" w:color="D0D5DD" w:sz="4"/>
+              <w:bottom w:val="single" w:color="D0D5DD" w:sz="4"/>
+              <w:right w:val="single" w:color="D0D5DD" w:sz="4"/>
+            </w:tcBorders>
+            <w:shd w:fill="FFFFFF" w:color="auto" w:val="clear"/>
+            <w:tcMar>
+              <w:top w:type="dxa" w:w="80"/>
+              <w:left w:type="dxa" w:w="140"/>
+              <w:bottom w:type="dxa" w:w="80"/>
+              <w:right w:type="dxa" w:w="140"/>
+            </w:tcMar>
+          </w:tcPr>
+          <w:p>
+            <w:pPr>
+              <w:spacing w:line="290"/>
+            </w:pPr>
+            <w:r>
+              <w:rPr>
+                <w:rFonts w:ascii="Consolas" w:cs="Consolas" w:eastAsia="Malgun Gothic" w:hAnsi="Consolas"/>
+                <w:color w:val="B42318"/>
+                <w:sz w:val="19"/>
+                <w:szCs w:val="19"/>
+                <w:shd w:fill="F2F4F7" w:color="auto" w:val="clear"/>
+              </w:rPr>
+              <w:t xml:space="preserve">./deploy/run_all.sh network</w:t>
+            </w:r>
+          </w:p>
+        </w:tc>
+        <w:tc>
+          <w:tcPr>
+            <w:tcW w:type="dxa" w:w="4438"/>
+            <w:tcBorders>
+              <w:top w:val="single" w:color="D0D5DD" w:sz="4"/>
+              <w:left w:val="single" w:color="D0D5DD" w:sz="4"/>
+              <w:bottom w:val="single" w:color="D0D5DD" w:sz="4"/>
+              <w:right w:val="single" w:color="D0D5DD" w:sz="4"/>
+            </w:tcBorders>
+            <w:shd w:fill="FFFFFF" w:color="auto" w:val="clear"/>
+            <w:tcMar>
+              <w:top w:type="dxa" w:w="80"/>
+              <w:left w:type="dxa" w:w="140"/>
+              <w:bottom w:type="dxa" w:w="80"/>
+              <w:right w:type="dxa" w:w="140"/>
+            </w:tcMar>
+          </w:tcPr>
+          <w:p>
+            <w:pPr>
+              <w:spacing w:line="290"/>
+            </w:pPr>
+            <w:r>
+              <w:rPr>
+                <w:rFonts w:ascii="Malgun Gothic" w:cs="Malgun Gothic" w:eastAsia="Malgun Gothic" w:hAnsi="Malgun Gothic"/>
+                <w:sz w:val="21"/>
+                <w:szCs w:val="21"/>
+              </w:rPr>
+              <w:t xml:space="preserve">직결 설정 + ping 응답</w:t>
+            </w:r>
+          </w:p>
+        </w:tc>
+      </w:tr>
+      <w:tr>
+        <w:trPr>
+          <w:cantSplit/>
+        </w:trPr>
+        <w:tc>
+          <w:tcPr>
+            <w:tcW w:type="dxa" w:w="700"/>
+            <w:tcBorders>
+              <w:top w:val="single" w:color="D0D5DD" w:sz="4"/>
+              <w:left w:val="single" w:color="D0D5DD" w:sz="4"/>
+              <w:bottom w:val="single" w:color="D0D5DD" w:sz="4"/>
+              <w:right w:val="single" w:color="D0D5DD" w:sz="4"/>
+            </w:tcBorders>
+            <w:shd w:fill="F9FAFB" w:color="auto" w:val="clear"/>
+            <w:tcMar>
+              <w:top w:type="dxa" w:w="80"/>
+              <w:left w:type="dxa" w:w="140"/>
+              <w:bottom w:type="dxa" w:w="80"/>
+              <w:right w:type="dxa" w:w="140"/>
+            </w:tcMar>
+          </w:tcPr>
+          <w:p>
+            <w:pPr>
+              <w:spacing w:line="290"/>
+            </w:pPr>
+            <w:r>
+              <w:rPr>
+                <w:rFonts w:ascii="Malgun Gothic" w:cs="Malgun Gothic" w:eastAsia="Malgun Gothic" w:hAnsi="Malgun Gothic"/>
+                <w:sz w:val="21"/>
+                <w:szCs w:val="21"/>
+              </w:rPr>
+              <w:t xml:space="preserve">☐</w:t>
+            </w:r>
+          </w:p>
+        </w:tc>
+        <w:tc>
+          <w:tcPr>
+            <w:tcW w:type="dxa" w:w="4500"/>
+            <w:tcBorders>
+              <w:top w:val="single" w:color="D0D5DD" w:sz="4"/>
+              <w:left w:val="single" w:color="D0D5DD" w:sz="4"/>
+              <w:bottom w:val="single" w:color="D0D5DD" w:sz="4"/>
+              <w:right w:val="single" w:color="D0D5DD" w:sz="4"/>
+            </w:tcBorders>
+            <w:shd w:fill="F9FAFB" w:color="auto" w:val="clear"/>
+            <w:tcMar>
+              <w:top w:type="dxa" w:w="80"/>
+              <w:left w:type="dxa" w:w="140"/>
+              <w:bottom w:type="dxa" w:w="80"/>
+              <w:right w:type="dxa" w:w="140"/>
+            </w:tcMar>
+          </w:tcPr>
+          <w:p>
+            <w:pPr>
+              <w:spacing w:line="290"/>
+            </w:pPr>
+            <w:r>
+              <w:rPr>
+                <w:rFonts w:ascii="Consolas" w:cs="Consolas" w:eastAsia="Malgun Gothic" w:hAnsi="Consolas"/>
+                <w:color w:val="B42318"/>
+                <w:sz w:val="19"/>
+                <w:szCs w:val="19"/>
+                <w:shd w:fill="F2F4F7" w:color="auto" w:val="clear"/>
+              </w:rPr>
+              <w:t xml:space="preserve">python3 deploy/tools/nucleo_test.py</w:t>
+            </w:r>
+          </w:p>
+        </w:tc>
+        <w:tc>
+          <w:tcPr>
+            <w:tcW w:type="dxa" w:w="4438"/>
+            <w:tcBorders>
+              <w:top w:val="single" w:color="D0D5DD" w:sz="4"/>
+              <w:left w:val="single" w:color="D0D5DD" w:sz="4"/>
+              <w:bottom w:val="single" w:color="D0D5DD" w:sz="4"/>
+              <w:right w:val="single" w:color="D0D5DD" w:sz="4"/>
+            </w:tcBorders>
+            <w:shd w:fill="F9FAFB" w:color="auto" w:val="clear"/>
+            <w:tcMar>
+              <w:top w:type="dxa" w:w="80"/>
+              <w:left w:type="dxa" w:w="140"/>
+              <w:bottom w:type="dxa" w:w="80"/>
+              <w:right w:type="dxa" w:w="140"/>
+            </w:tcMar>
+          </w:tcPr>
+          <w:p>
+            <w:pPr>
+              <w:spacing w:line="290"/>
+            </w:pPr>
+            <w:r>
+              <w:rPr>
+                <w:rFonts w:ascii="Malgun Gothic" w:cs="Malgun Gothic" w:eastAsia="Malgun Gothic" w:hAnsi="Malgun Gothic"/>
+                <w:sz w:val="21"/>
+                <w:szCs w:val="21"/>
+              </w:rPr>
+              <w:t xml:space="preserve">접속 + </w:t>
+            </w:r>
+            <w:r>
+              <w:rPr>
+                <w:rFonts w:ascii="Consolas" w:cs="Consolas" w:eastAsia="Malgun Gothic" w:hAnsi="Consolas"/>
+                <w:color w:val="B42318"/>
+                <w:sz w:val="19"/>
+                <w:szCs w:val="19"/>
+                <w:shd w:fill="F2F4F7" w:color="auto" w:val="clear"/>
+              </w:rPr>
+              <w:t xml:space="preserve">PONG</w:t>
+            </w:r>
+          </w:p>
+        </w:tc>
+      </w:tr>
+      <w:tr>
+        <w:trPr>
+          <w:cantSplit/>
+        </w:trPr>
+        <w:tc>
+          <w:tcPr>
+            <w:tcW w:type="dxa" w:w="700"/>
+            <w:tcBorders>
+              <w:top w:val="single" w:color="D0D5DD" w:sz="4"/>
+              <w:left w:val="single" w:color="D0D5DD" w:sz="4"/>
+              <w:bottom w:val="single" w:color="D0D5DD" w:sz="4"/>
+              <w:right w:val="single" w:color="D0D5DD" w:sz="4"/>
+            </w:tcBorders>
+            <w:shd w:fill="FFFFFF" w:color="auto" w:val="clear"/>
+            <w:tcMar>
+              <w:top w:type="dxa" w:w="80"/>
+              <w:left w:type="dxa" w:w="140"/>
+              <w:bottom w:type="dxa" w:w="80"/>
+              <w:right w:type="dxa" w:w="140"/>
+            </w:tcMar>
+          </w:tcPr>
+          <w:p>
+            <w:pPr>
+              <w:spacing w:line="290"/>
+            </w:pPr>
+            <w:r>
+              <w:rPr>
+                <w:rFonts w:ascii="Malgun Gothic" w:cs="Malgun Gothic" w:eastAsia="Malgun Gothic" w:hAnsi="Malgun Gothic"/>
+                <w:sz w:val="21"/>
+                <w:szCs w:val="21"/>
+              </w:rPr>
+              <w:t xml:space="preserve">☐</w:t>
+            </w:r>
+          </w:p>
+        </w:tc>
+        <w:tc>
+          <w:tcPr>
+            <w:tcW w:type="dxa" w:w="4500"/>
+            <w:tcBorders>
+              <w:top w:val="single" w:color="D0D5DD" w:sz="4"/>
+              <w:left w:val="single" w:color="D0D5DD" w:sz="4"/>
+              <w:bottom w:val="single" w:color="D0D5DD" w:sz="4"/>
+              <w:right w:val="single" w:color="D0D5DD" w:sz="4"/>
+            </w:tcBorders>
+            <w:shd w:fill="FFFFFF" w:color="auto" w:val="clear"/>
+            <w:tcMar>
+              <w:top w:type="dxa" w:w="80"/>
+              <w:left w:type="dxa" w:w="140"/>
+              <w:bottom w:type="dxa" w:w="80"/>
+              <w:right w:type="dxa" w:w="140"/>
+            </w:tcMar>
+          </w:tcPr>
+          <w:p>
+            <w:pPr>
+              <w:spacing w:line="290"/>
+            </w:pPr>
+            <w:r>
+              <w:rPr>
+                <w:rFonts w:ascii="Consolas" w:cs="Consolas" w:eastAsia="Malgun Gothic" w:hAnsi="Consolas"/>
+                <w:color w:val="B42318"/>
+                <w:sz w:val="19"/>
+                <w:szCs w:val="19"/>
+                <w:shd w:fill="F2F4F7" w:color="auto" w:val="clear"/>
+              </w:rPr>
+              <w:t xml:space="preserve">python3 deploy/tools/nucleo_test.py all</w:t>
+            </w:r>
+          </w:p>
+        </w:tc>
+        <w:tc>
+          <w:tcPr>
+            <w:tcW w:type="dxa" w:w="4438"/>
+            <w:tcBorders>
+              <w:top w:val="single" w:color="D0D5DD" w:sz="4"/>
+              <w:left w:val="single" w:color="D0D5DD" w:sz="4"/>
+              <w:bottom w:val="single" w:color="D0D5DD" w:sz="4"/>
+              <w:right w:val="single" w:color="D0D5DD" w:sz="4"/>
+            </w:tcBorders>
+            <w:shd w:fill="FFFFFF" w:color="auto" w:val="clear"/>
+            <w:tcMar>
+              <w:top w:type="dxa" w:w="80"/>
+              <w:left w:type="dxa" w:w="140"/>
+              <w:bottom w:type="dxa" w:w="80"/>
+              <w:right w:type="dxa" w:w="140"/>
+            </w:tcMar>
+          </w:tcPr>
+          <w:p>
+            <w:pPr>
+              <w:spacing w:line="290"/>
+            </w:pPr>
+            <w:r>
+              <w:rPr>
+                <w:rFonts w:ascii="Malgun Gothic" w:cs="Malgun Gothic" w:eastAsia="Malgun Gothic" w:hAnsi="Malgun Gothic"/>
+                <w:b/>
+                <w:bCs/>
+                <w:sz w:val="21"/>
+                <w:szCs w:val="21"/>
+              </w:rPr>
+              <w:t xml:space="preserve">1~4번 문이 차례로</w:t>
+            </w:r>
+            <w:r>
+              <w:rPr>
+                <w:rFonts w:ascii="Malgun Gothic" w:cs="Malgun Gothic" w:eastAsia="Malgun Gothic" w:hAnsi="Malgun Gothic"/>
+                <w:sz w:val="21"/>
+                <w:szCs w:val="21"/>
+              </w:rPr>
+              <w:t xml:space="preserve"> 열리고 닫힘 → 문 번호 매핑 확인</w:t>
+            </w:r>
+          </w:p>
+        </w:tc>
+      </w:tr>
+      <w:tr>
+        <w:trPr>
+          <w:cantSplit/>
+        </w:trPr>
+        <w:tc>
+          <w:tcPr>
+            <w:tcW w:type="dxa" w:w="700"/>
+            <w:tcBorders>
+              <w:top w:val="single" w:color="D0D5DD" w:sz="4"/>
+              <w:left w:val="single" w:color="D0D5DD" w:sz="4"/>
+              <w:bottom w:val="single" w:color="D0D5DD" w:sz="4"/>
+              <w:right w:val="single" w:color="D0D5DD" w:sz="4"/>
+            </w:tcBorders>
+            <w:shd w:fill="F9FAFB" w:color="auto" w:val="clear"/>
+            <w:tcMar>
+              <w:top w:type="dxa" w:w="80"/>
+              <w:left w:type="dxa" w:w="140"/>
+              <w:bottom w:type="dxa" w:w="80"/>
+              <w:right w:type="dxa" w:w="140"/>
+            </w:tcMar>
+          </w:tcPr>
+          <w:p>
+            <w:pPr>
+              <w:spacing w:line="290"/>
+            </w:pPr>
+            <w:r>
+              <w:rPr>
+                <w:rFonts w:ascii="Malgun Gothic" w:cs="Malgun Gothic" w:eastAsia="Malgun Gothic" w:hAnsi="Malgun Gothic"/>
+                <w:sz w:val="21"/>
+                <w:szCs w:val="21"/>
+              </w:rPr>
+              <w:t xml:space="preserve">☐</w:t>
+            </w:r>
+          </w:p>
+        </w:tc>
+        <w:tc>
+          <w:tcPr>
+            <w:tcW w:type="dxa" w:w="4500"/>
+            <w:tcBorders>
+              <w:top w:val="single" w:color="D0D5DD" w:sz="4"/>
+              <w:left w:val="single" w:color="D0D5DD" w:sz="4"/>
+              <w:bottom w:val="single" w:color="D0D5DD" w:sz="4"/>
+              <w:right w:val="single" w:color="D0D5DD" w:sz="4"/>
+            </w:tcBorders>
+            <w:shd w:fill="F9FAFB" w:color="auto" w:val="clear"/>
+            <w:tcMar>
+              <w:top w:type="dxa" w:w="80"/>
+              <w:left w:type="dxa" w:w="140"/>
+              <w:bottom w:type="dxa" w:w="80"/>
+              <w:right w:type="dxa" w:w="140"/>
+            </w:tcMar>
+          </w:tcPr>
+          <w:p>
+            <w:pPr>
+              <w:spacing w:line="290"/>
+            </w:pPr>
+            <w:r>
+              <w:rPr>
+                <w:rFonts w:ascii="Consolas" w:cs="Consolas" w:eastAsia="Malgun Gothic" w:hAnsi="Consolas"/>
+                <w:color w:val="B42318"/>
+                <w:sz w:val="19"/>
+                <w:szCs w:val="19"/>
+                <w:shd w:fill="F2F4F7" w:color="auto" w:val="clear"/>
+              </w:rPr>
+              <w:t xml:space="preserve">python3 deploy/tools/nucleo_test.py close 1</w:t>
+            </w:r>
+          </w:p>
+        </w:tc>
+        <w:tc>
+          <w:tcPr>
+            <w:tcW w:type="dxa" w:w="4438"/>
+            <w:tcBorders>
+              <w:top w:val="single" w:color="D0D5DD" w:sz="4"/>
+              <w:left w:val="single" w:color="D0D5DD" w:sz="4"/>
+              <w:bottom w:val="single" w:color="D0D5DD" w:sz="4"/>
+              <w:right w:val="single" w:color="D0D5DD" w:sz="4"/>
+            </w:tcBorders>
+            <w:shd w:fill="F9FAFB" w:color="auto" w:val="clear"/>
+            <w:tcMar>
+              <w:top w:type="dxa" w:w="80"/>
+              <w:left w:type="dxa" w:w="140"/>
+              <w:bottom w:type="dxa" w:w="80"/>
+              <w:right w:type="dxa" w:w="140"/>
+            </w:tcMar>
+          </w:tcPr>
+          <w:p>
+            <w:pPr>
+              <w:spacing w:line="290"/>
+            </w:pPr>
+            <w:r>
+              <w:rPr>
+                <w:rFonts w:ascii="Malgun Gothic" w:cs="Malgun Gothic" w:eastAsia="Malgun Gothic" w:hAnsi="Malgun Gothic"/>
+                <w:sz w:val="21"/>
+                <w:szCs w:val="21"/>
+              </w:rPr>
+              <w:t xml:space="preserve">즉시 닫기: </w:t>
+            </w:r>
+            <w:r>
+              <w:rPr>
+                <w:rFonts w:ascii="Consolas" w:cs="Consolas" w:eastAsia="Malgun Gothic" w:hAnsi="Consolas"/>
+                <w:color w:val="B42318"/>
+                <w:sz w:val="19"/>
+                <w:szCs w:val="19"/>
+                <w:shd w:fill="F2F4F7" w:color="auto" w:val="clear"/>
+              </w:rPr>
+              <w:t xml:space="preserve">ACK,CLOSE,1</w:t>
+            </w:r>
+            <w:r>
+              <w:rPr>
+                <w:rFonts w:ascii="Malgun Gothic" w:cs="Malgun Gothic" w:eastAsia="Malgun Gothic" w:hAnsi="Malgun Gothic"/>
+                <w:sz w:val="21"/>
+                <w:szCs w:val="21"/>
+              </w:rPr>
+              <w:t xml:space="preserve"> → </w:t>
+            </w:r>
+            <w:r>
+              <w:rPr>
+                <w:rFonts w:ascii="Consolas" w:cs="Consolas" w:eastAsia="Malgun Gothic" w:hAnsi="Consolas"/>
+                <w:color w:val="B42318"/>
+                <w:sz w:val="19"/>
+                <w:szCs w:val="19"/>
+                <w:shd w:fill="F2F4F7" w:color="auto" w:val="clear"/>
+              </w:rPr>
+              <w:t xml:space="preserve">CLOSED,1</w:t>
+            </w:r>
+          </w:p>
+        </w:tc>
+      </w:tr>
+      <w:tr>
+        <w:trPr>
+          <w:cantSplit/>
+        </w:trPr>
+        <w:tc>
+          <w:tcPr>
+            <w:tcW w:type="dxa" w:w="700"/>
+            <w:tcBorders>
+              <w:top w:val="single" w:color="D0D5DD" w:sz="4"/>
+              <w:left w:val="single" w:color="D0D5DD" w:sz="4"/>
+              <w:bottom w:val="single" w:color="D0D5DD" w:sz="4"/>
+              <w:right w:val="single" w:color="D0D5DD" w:sz="4"/>
+            </w:tcBorders>
+            <w:shd w:fill="FFFFFF" w:color="auto" w:val="clear"/>
+            <w:tcMar>
+              <w:top w:type="dxa" w:w="80"/>
+              <w:left w:type="dxa" w:w="140"/>
+              <w:bottom w:type="dxa" w:w="80"/>
+              <w:right w:type="dxa" w:w="140"/>
+            </w:tcMar>
+          </w:tcPr>
+          <w:p>
+            <w:pPr>
+              <w:spacing w:line="290"/>
+            </w:pPr>
+            <w:r>
+              <w:rPr>
+                <w:rFonts w:ascii="Malgun Gothic" w:cs="Malgun Gothic" w:eastAsia="Malgun Gothic" w:hAnsi="Malgun Gothic"/>
+                <w:sz w:val="21"/>
+                <w:szCs w:val="21"/>
+              </w:rPr>
+              <w:t xml:space="preserve">☐</w:t>
+            </w:r>
+          </w:p>
+        </w:tc>
+        <w:tc>
+          <w:tcPr>
+            <w:tcW w:type="dxa" w:w="4500"/>
+            <w:tcBorders>
+              <w:top w:val="single" w:color="D0D5DD" w:sz="4"/>
+              <w:left w:val="single" w:color="D0D5DD" w:sz="4"/>
+              <w:bottom w:val="single" w:color="D0D5DD" w:sz="4"/>
+              <w:right w:val="single" w:color="D0D5DD" w:sz="4"/>
+            </w:tcBorders>
+            <w:shd w:fill="FFFFFF" w:color="auto" w:val="clear"/>
+            <w:tcMar>
+              <w:top w:type="dxa" w:w="80"/>
+              <w:left w:type="dxa" w:w="140"/>
+              <w:bottom w:type="dxa" w:w="80"/>
+              <w:right w:type="dxa" w:w="140"/>
+            </w:tcMar>
+          </w:tcPr>
+          <w:p>
+            <w:pPr>
+              <w:spacing w:line="290"/>
+            </w:pPr>
+            <w:r>
+              <w:rPr>
+                <w:rFonts w:ascii="Consolas" w:cs="Consolas" w:eastAsia="Malgun Gothic" w:hAnsi="Consolas"/>
+                <w:color w:val="B42318"/>
+                <w:sz w:val="19"/>
+                <w:szCs w:val="19"/>
+                <w:shd w:fill="F2F4F7" w:color="auto" w:val="clear"/>
+              </w:rPr>
+              <w:t xml:space="preserve">python3 deploy/tools/nucleo_test.py stop 1</w:t>
+            </w:r>
+          </w:p>
+        </w:tc>
+        <w:tc>
+          <w:tcPr>
+            <w:tcW w:type="dxa" w:w="4438"/>
+            <w:tcBorders>
+              <w:top w:val="single" w:color="D0D5DD" w:sz="4"/>
+              <w:left w:val="single" w:color="D0D5DD" w:sz="4"/>
+              <w:bottom w:val="single" w:color="D0D5DD" w:sz="4"/>
+              <w:right w:val="single" w:color="D0D5DD" w:sz="4"/>
+            </w:tcBorders>
+            <w:shd w:fill="FFFFFF" w:color="auto" w:val="clear"/>
+            <w:tcMar>
+              <w:top w:type="dxa" w:w="80"/>
+              <w:left w:type="dxa" w:w="140"/>
+              <w:bottom w:type="dxa" w:w="80"/>
+              <w:right w:type="dxa" w:w="140"/>
+            </w:tcMar>
+          </w:tcPr>
+          <w:p>
+            <w:pPr>
+              <w:spacing w:line="290"/>
+            </w:pPr>
+            <w:r>
+              <w:rPr>
+                <w:rFonts w:ascii="Malgun Gothic" w:cs="Malgun Gothic" w:eastAsia="Malgun Gothic" w:hAnsi="Malgun Gothic"/>
+                <w:sz w:val="21"/>
+                <w:szCs w:val="21"/>
+              </w:rPr>
+              <w:t xml:space="preserve">정지: </w:t>
+            </w:r>
+            <w:r>
+              <w:rPr>
+                <w:rFonts w:ascii="Consolas" w:cs="Consolas" w:eastAsia="Malgun Gothic" w:hAnsi="Consolas"/>
+                <w:color w:val="B42318"/>
+                <w:sz w:val="19"/>
+                <w:szCs w:val="19"/>
+                <w:shd w:fill="F2F4F7" w:color="auto" w:val="clear"/>
+              </w:rPr>
+              <w:t xml:space="preserve">STOPPED,1</w:t>
+            </w:r>
+          </w:p>
+        </w:tc>
+      </w:tr>
+      <w:tr>
+        <w:trPr>
+          <w:cantSplit/>
+        </w:trPr>
+        <w:tc>
+          <w:tcPr>
+            <w:tcW w:type="dxa" w:w="700"/>
+            <w:tcBorders>
+              <w:top w:val="single" w:color="D0D5DD" w:sz="4"/>
+              <w:left w:val="single" w:color="D0D5DD" w:sz="4"/>
+              <w:bottom w:val="single" w:color="D0D5DD" w:sz="4"/>
+              <w:right w:val="single" w:color="D0D5DD" w:sz="4"/>
+            </w:tcBorders>
+            <w:shd w:fill="F9FAFB" w:color="auto" w:val="clear"/>
+            <w:tcMar>
+              <w:top w:type="dxa" w:w="80"/>
+              <w:left w:type="dxa" w:w="140"/>
+              <w:bottom w:type="dxa" w:w="80"/>
+              <w:right w:type="dxa" w:w="140"/>
+            </w:tcMar>
+          </w:tcPr>
+          <w:p>
+            <w:pPr>
+              <w:spacing w:line="290"/>
+            </w:pPr>
+            <w:r>
+              <w:rPr>
+                <w:rFonts w:ascii="Malgun Gothic" w:cs="Malgun Gothic" w:eastAsia="Malgun Gothic" w:hAnsi="Malgun Gothic"/>
+                <w:sz w:val="21"/>
+                <w:szCs w:val="21"/>
+              </w:rPr>
+              <w:t xml:space="preserve">☐</w:t>
+            </w:r>
+          </w:p>
+        </w:tc>
+        <w:tc>
+          <w:tcPr>
+            <w:tcW w:type="dxa" w:w="4500"/>
+            <w:tcBorders>
+              <w:top w:val="single" w:color="D0D5DD" w:sz="4"/>
+              <w:left w:val="single" w:color="D0D5DD" w:sz="4"/>
+              <w:bottom w:val="single" w:color="D0D5DD" w:sz="4"/>
+              <w:right w:val="single" w:color="D0D5DD" w:sz="4"/>
+            </w:tcBorders>
+            <w:shd w:fill="F9FAFB" w:color="auto" w:val="clear"/>
+            <w:tcMar>
+              <w:top w:type="dxa" w:w="80"/>
+              <w:left w:type="dxa" w:w="140"/>
+              <w:bottom w:type="dxa" w:w="80"/>
+              <w:right w:type="dxa" w:w="140"/>
+            </w:tcMar>
+          </w:tcPr>
+          <w:p>
+            <w:pPr>
+              <w:spacing w:line="290"/>
+            </w:pPr>
+            <w:r>
+              <w:rPr>
+                <w:rFonts w:ascii="Consolas" w:cs="Consolas" w:eastAsia="Malgun Gothic" w:hAnsi="Consolas"/>
+                <w:color w:val="B42318"/>
+                <w:sz w:val="19"/>
+                <w:szCs w:val="19"/>
+                <w:shd w:fill="F2F4F7" w:color="auto" w:val="clear"/>
+              </w:rPr>
+              <w:t xml:space="preserve">python3 deploy/tools/nucleo_test.py raw "OPEN,9"</w:t>
+            </w:r>
+          </w:p>
+        </w:tc>
+        <w:tc>
+          <w:tcPr>
+            <w:tcW w:type="dxa" w:w="4438"/>
+            <w:tcBorders>
+              <w:top w:val="single" w:color="D0D5DD" w:sz="4"/>
+              <w:left w:val="single" w:color="D0D5DD" w:sz="4"/>
+              <w:bottom w:val="single" w:color="D0D5DD" w:sz="4"/>
+              <w:right w:val="single" w:color="D0D5DD" w:sz="4"/>
+            </w:tcBorders>
+            <w:shd w:fill="F9FAFB" w:color="auto" w:val="clear"/>
+            <w:tcMar>
+              <w:top w:type="dxa" w:w="80"/>
+              <w:left w:type="dxa" w:w="140"/>
+              <w:bottom w:type="dxa" w:w="80"/>
+              <w:right w:type="dxa" w:w="140"/>
+            </w:tcMar>
+          </w:tcPr>
+          <w:p>
+            <w:pPr>
+              <w:spacing w:line="290"/>
+            </w:pPr>
+            <w:r>
+              <w:rPr>
+                <w:rFonts w:ascii="Malgun Gothic" w:cs="Malgun Gothic" w:eastAsia="Malgun Gothic" w:hAnsi="Malgun Gothic"/>
+                <w:sz w:val="21"/>
+                <w:szCs w:val="21"/>
+              </w:rPr>
+              <w:t xml:space="preserve">오류 응답: </w:t>
+            </w:r>
+            <w:r>
+              <w:rPr>
+                <w:rFonts w:ascii="Consolas" w:cs="Consolas" w:eastAsia="Malgun Gothic" w:hAnsi="Consolas"/>
+                <w:color w:val="B42318"/>
+                <w:sz w:val="19"/>
+                <w:szCs w:val="19"/>
+                <w:shd w:fill="F2F4F7" w:color="auto" w:val="clear"/>
+              </w:rPr>
+              <w:t xml:space="preserve">ERR,INVALID_ID,9</w:t>
+            </w:r>
+          </w:p>
+        </w:tc>
+      </w:tr>
+      <w:tr>
+        <w:trPr>
+          <w:cantSplit/>
+        </w:trPr>
+        <w:tc>
+          <w:tcPr>
+            <w:tcW w:type="dxa" w:w="700"/>
+            <w:tcBorders>
+              <w:top w:val="single" w:color="D0D5DD" w:sz="4"/>
+              <w:left w:val="single" w:color="D0D5DD" w:sz="4"/>
+              <w:bottom w:val="single" w:color="D0D5DD" w:sz="4"/>
+              <w:right w:val="single" w:color="D0D5DD" w:sz="4"/>
+            </w:tcBorders>
+            <w:shd w:fill="FFFFFF" w:color="auto" w:val="clear"/>
+            <w:tcMar>
+              <w:top w:type="dxa" w:w="80"/>
+              <w:left w:type="dxa" w:w="140"/>
+              <w:bottom w:type="dxa" w:w="80"/>
+              <w:right w:type="dxa" w:w="140"/>
+            </w:tcMar>
+          </w:tcPr>
+          <w:p>
+            <w:pPr>
+              <w:spacing w:line="290"/>
+            </w:pPr>
+            <w:r>
+              <w:rPr>
+                <w:rFonts w:ascii="Malgun Gothic" w:cs="Malgun Gothic" w:eastAsia="Malgun Gothic" w:hAnsi="Malgun Gothic"/>
+                <w:sz w:val="21"/>
+                <w:szCs w:val="21"/>
+              </w:rPr>
+              <w:t xml:space="preserve">☐</w:t>
+            </w:r>
+          </w:p>
+        </w:tc>
+        <w:tc>
+          <w:tcPr>
+            <w:tcW w:type="dxa" w:w="4500"/>
+            <w:tcBorders>
+              <w:top w:val="single" w:color="D0D5DD" w:sz="4"/>
+              <w:left w:val="single" w:color="D0D5DD" w:sz="4"/>
+              <w:bottom w:val="single" w:color="D0D5DD" w:sz="4"/>
+              <w:right w:val="single" w:color="D0D5DD" w:sz="4"/>
+            </w:tcBorders>
+            <w:shd w:fill="FFFFFF" w:color="auto" w:val="clear"/>
+            <w:tcMar>
+              <w:top w:type="dxa" w:w="80"/>
+              <w:left w:type="dxa" w:w="140"/>
+              <w:bottom w:type="dxa" w:w="80"/>
+              <w:right w:type="dxa" w:w="140"/>
+            </w:tcMar>
+          </w:tcPr>
+          <w:p>
+            <w:pPr>
+              <w:spacing w:line="290"/>
+            </w:pPr>
+            <w:r>
+              <w:rPr>
+                <w:rFonts w:ascii="Malgun Gothic" w:cs="Malgun Gothic" w:eastAsia="Malgun Gothic" w:hAnsi="Malgun Gothic"/>
+                <w:sz w:val="21"/>
+                <w:szCs w:val="21"/>
+              </w:rPr>
+              <w:t xml:space="preserve">문 연 상태에서 </w:t>
+            </w:r>
+            <w:r>
+              <w:rPr>
+                <w:rFonts w:ascii="Malgun Gothic" w:cs="Malgun Gothic" w:eastAsia="Malgun Gothic" w:hAnsi="Malgun Gothic"/>
+                <w:b/>
+                <w:bCs/>
+                <w:sz w:val="21"/>
+                <w:szCs w:val="21"/>
+              </w:rPr>
+              <w:t xml:space="preserve">랜선 뽑기</w:t>
+            </w:r>
+          </w:p>
+        </w:tc>
+        <w:tc>
+          <w:tcPr>
+            <w:tcW w:type="dxa" w:w="4438"/>
+            <w:tcBorders>
+              <w:top w:val="single" w:color="D0D5DD" w:sz="4"/>
+              <w:left w:val="single" w:color="D0D5DD" w:sz="4"/>
+              <w:bottom w:val="single" w:color="D0D5DD" w:sz="4"/>
+              <w:right w:val="single" w:color="D0D5DD" w:sz="4"/>
+            </w:tcBorders>
+            <w:shd w:fill="FFFFFF" w:color="auto" w:val="clear"/>
+            <w:tcMar>
+              <w:top w:type="dxa" w:w="80"/>
+              <w:left w:type="dxa" w:w="140"/>
+              <w:bottom w:type="dxa" w:w="80"/>
+              <w:right w:type="dxa" w:w="140"/>
+            </w:tcMar>
+          </w:tcPr>
+          <w:p>
+            <w:pPr>
+              <w:spacing w:line="290"/>
+            </w:pPr>
+            <w:r>
+              <w:rPr>
+                <w:rFonts w:ascii="Malgun Gothic" w:cs="Malgun Gothic" w:eastAsia="Malgun Gothic" w:hAnsi="Malgun Gothic"/>
+                <w:sz w:val="21"/>
+                <w:szCs w:val="21"/>
+              </w:rPr>
+              <w:t xml:space="preserve">3초 뒤 문이 닫히는지 (안전 동작)</w:t>
+            </w:r>
+          </w:p>
+        </w:tc>
+      </w:tr>
+      <w:tr>
+        <w:trPr>
+          <w:cantSplit/>
+        </w:trPr>
+        <w:tc>
+          <w:tcPr>
+            <w:tcW w:type="dxa" w:w="700"/>
+            <w:tcBorders>
+              <w:top w:val="single" w:color="D0D5DD" w:sz="4"/>
+              <w:left w:val="single" w:color="D0D5DD" w:sz="4"/>
+              <w:bottom w:val="single" w:color="D0D5DD" w:sz="4"/>
+              <w:right w:val="single" w:color="D0D5DD" w:sz="4"/>
+            </w:tcBorders>
+            <w:shd w:fill="F9FAFB" w:color="auto" w:val="clear"/>
+            <w:tcMar>
+              <w:top w:type="dxa" w:w="80"/>
+              <w:left w:type="dxa" w:w="140"/>
+              <w:bottom w:type="dxa" w:w="80"/>
+              <w:right w:type="dxa" w:w="140"/>
+            </w:tcMar>
+          </w:tcPr>
+          <w:p>
+            <w:pPr>
+              <w:spacing w:line="290"/>
+            </w:pPr>
+            <w:r>
+              <w:rPr>
+                <w:rFonts w:ascii="Malgun Gothic" w:cs="Malgun Gothic" w:eastAsia="Malgun Gothic" w:hAnsi="Malgun Gothic"/>
+                <w:sz w:val="21"/>
+                <w:szCs w:val="21"/>
+              </w:rPr>
+              <w:t xml:space="preserve">☐</w:t>
+            </w:r>
+          </w:p>
+        </w:tc>
+        <w:tc>
+          <w:tcPr>
+            <w:tcW w:type="dxa" w:w="4500"/>
+            <w:tcBorders>
+              <w:top w:val="single" w:color="D0D5DD" w:sz="4"/>
+              <w:left w:val="single" w:color="D0D5DD" w:sz="4"/>
+              <w:bottom w:val="single" w:color="D0D5DD" w:sz="4"/>
+              <w:right w:val="single" w:color="D0D5DD" w:sz="4"/>
+            </w:tcBorders>
+            <w:shd w:fill="F9FAFB" w:color="auto" w:val="clear"/>
+            <w:tcMar>
+              <w:top w:type="dxa" w:w="80"/>
+              <w:left w:type="dxa" w:w="140"/>
+              <w:bottom w:type="dxa" w:w="80"/>
+              <w:right w:type="dxa" w:w="140"/>
+            </w:tcMar>
+          </w:tcPr>
+          <w:p>
+            <w:pPr>
+              <w:spacing w:line="290"/>
+            </w:pPr>
+            <w:r>
+              <w:rPr>
+                <w:rFonts w:ascii="Consolas" w:cs="Consolas" w:eastAsia="Malgun Gothic" w:hAnsi="Consolas"/>
+                <w:color w:val="B42318"/>
+                <w:sz w:val="19"/>
+                <w:szCs w:val="19"/>
+                <w:shd w:fill="F2F4F7" w:color="auto" w:val="clear"/>
+              </w:rPr>
+              <w:t xml:space="preserve">./deploy/run_all.sh</w:t>
+            </w:r>
+            <w:r>
+              <w:rPr>
+                <w:rFonts w:ascii="Malgun Gothic" w:cs="Malgun Gothic" w:eastAsia="Malgun Gothic" w:hAnsi="Malgun Gothic"/>
+                <w:sz w:val="21"/>
+                <w:szCs w:val="21"/>
+              </w:rPr>
+              <w:t xml:space="preserve"> → 실제 물체</w:t>
+            </w:r>
+          </w:p>
+        </w:tc>
+        <w:tc>
+          <w:tcPr>
+            <w:tcW w:type="dxa" w:w="4438"/>
+            <w:tcBorders>
+              <w:top w:val="single" w:color="D0D5DD" w:sz="4"/>
+              <w:left w:val="single" w:color="D0D5DD" w:sz="4"/>
+              <w:bottom w:val="single" w:color="D0D5DD" w:sz="4"/>
+              <w:right w:val="single" w:color="D0D5DD" w:sz="4"/>
+            </w:tcBorders>
+            <w:shd w:fill="F9FAFB" w:color="auto" w:val="clear"/>
+            <w:tcMar>
+              <w:top w:type="dxa" w:w="80"/>
+              <w:left w:type="dxa" w:w="140"/>
+              <w:bottom w:type="dxa" w:w="80"/>
+              <w:right w:type="dxa" w:w="140"/>
+            </w:tcMar>
+          </w:tcPr>
+          <w:p>
+            <w:pPr>
+              <w:spacing w:line="290"/>
+            </w:pPr>
+            <w:r>
+              <w:rPr>
+                <w:rFonts w:ascii="Malgun Gothic" w:cs="Malgun Gothic" w:eastAsia="Malgun Gothic" w:hAnsi="Malgun Gothic"/>
+                <w:sz w:val="21"/>
+                <w:szCs w:val="21"/>
+              </w:rPr>
+              <w:t xml:space="preserve">판정 → 문 열림 → 자동 닫힘 → 슬라이드 복귀</w:t>
+            </w:r>
+          </w:p>
+        </w:tc>
+      </w:tr>
+    </w:tbl>
+    <w:p>
+      <w:pPr>
+        <w:pStyle w:val="Heading2"/>
+      </w:pPr>
+      <w:r>
+        <w:rPr>
+          <w:color w:val="1F3A5F"/>
+        </w:rPr>
+        <w:t xml:space="preserve">⑥ 기록해올 것</w:t>
+      </w:r>
+    </w:p>
+    <w:tbl>
+      <w:tblPr>
+        <w:tblW w:type="dxa" w:w="9638"/>
+        <w:tblBorders>
+          <w:top w:val="single" w:color="auto" w:sz="4"/>
+          <w:left w:val="single" w:color="auto" w:sz="4"/>
+          <w:bottom w:val="single" w:color="auto" w:sz="4"/>
+          <w:right w:val="single" w:color="auto" w:sz="4"/>
+          <w:insideH w:val="single" w:color="auto" w:sz="4"/>
+          <w:insideV w:val="single" w:color="auto" w:sz="4"/>
+        </w:tblBorders>
+      </w:tblPr>
+      <w:tblGrid>
+        <w:gridCol w:w="1500"/>
+        <w:gridCol w:w="3200"/>
+        <w:gridCol w:w="2400"/>
+        <w:gridCol w:w="2538"/>
+      </w:tblGrid>
+      <w:tr>
+        <w:trPr>
+          <w:tblHeader/>
+        </w:trPr>
+        <w:tc>
+          <w:tcPr>
+            <w:tcW w:type="dxa" w:w="1500"/>
+            <w:tcBorders>
+              <w:top w:val="single" w:color="D0D5DD" w:sz="4"/>
+              <w:left w:val="single" w:color="D0D5DD" w:sz="4"/>
+              <w:bottom w:val="single" w:color="D0D5DD" w:sz="4"/>
+              <w:right w:val="single" w:color="D0D5DD" w:sz="4"/>
+            </w:tcBorders>
+            <w:shd w:fill="1F3A5F" w:color="auto" w:val="clear"/>
+            <w:tcMar>
+              <w:top w:type="dxa" w:w="90"/>
+              <w:left w:type="dxa" w:w="140"/>
+              <w:bottom w:type="dxa" w:w="90"/>
+              <w:right w:type="dxa" w:w="140"/>
+            </w:tcMar>
+          </w:tcPr>
+          <w:p>
+            <w:r>
+              <w:rPr>
+                <w:rFonts w:ascii="Malgun Gothic" w:cs="Malgun Gothic" w:eastAsia="Malgun Gothic" w:hAnsi="Malgun Gothic"/>
+                <w:b/>
+                <w:bCs/>
+                <w:color w:val="FFFFFF"/>
+                <w:sz w:val="21"/>
+                <w:szCs w:val="21"/>
+              </w:rPr>
+              <w:t xml:space="preserve">문 번호</w:t>
+            </w:r>
+          </w:p>
+        </w:tc>
+        <w:tc>
+          <w:tcPr>
+            <w:tcW w:type="dxa" w:w="3200"/>
+            <w:tcBorders>
+              <w:top w:val="single" w:color="D0D5DD" w:sz="4"/>
+              <w:left w:val="single" w:color="D0D5DD" w:sz="4"/>
+              <w:bottom w:val="single" w:color="D0D5DD" w:sz="4"/>
+              <w:right w:val="single" w:color="D0D5DD" w:sz="4"/>
+            </w:tcBorders>
+            <w:shd w:fill="1F3A5F" w:color="auto" w:val="clear"/>
+            <w:tcMar>
+              <w:top w:type="dxa" w:w="90"/>
+              <w:left w:type="dxa" w:w="140"/>
+              <w:bottom w:type="dxa" w:w="90"/>
+              <w:right w:type="dxa" w:w="140"/>
+            </w:tcMar>
+          </w:tcPr>
+          <w:p>
+            <w:r>
+              <w:rPr>
+                <w:rFonts w:ascii="Malgun Gothic" w:cs="Malgun Gothic" w:eastAsia="Malgun Gothic" w:hAnsi="Malgun Gothic"/>
+                <w:b/>
+                <w:bCs/>
+                <w:color w:val="FFFFFF"/>
+                <w:sz w:val="21"/>
+                <w:szCs w:val="21"/>
+              </w:rPr>
+              <w:t xml:space="preserve">수거함 위치 · 재질</w:t>
+            </w:r>
+          </w:p>
+        </w:tc>
+        <w:tc>
+          <w:tcPr>
+            <w:tcW w:type="dxa" w:w="2400"/>
+            <w:tcBorders>
+              <w:top w:val="single" w:color="D0D5DD" w:sz="4"/>
+              <w:left w:val="single" w:color="D0D5DD" w:sz="4"/>
+              <w:bottom w:val="single" w:color="D0D5DD" w:sz="4"/>
+              <w:right w:val="single" w:color="D0D5DD" w:sz="4"/>
+            </w:tcBorders>
+            <w:shd w:fill="1F3A5F" w:color="auto" w:val="clear"/>
+            <w:tcMar>
+              <w:top w:type="dxa" w:w="90"/>
+              <w:left w:type="dxa" w:w="140"/>
+              <w:bottom w:type="dxa" w:w="90"/>
+              <w:right w:type="dxa" w:w="140"/>
+            </w:tcMar>
+          </w:tcPr>
+          <w:p>
+            <w:r>
+              <w:rPr>
+                <w:rFonts w:ascii="Malgun Gothic" w:cs="Malgun Gothic" w:eastAsia="Malgun Gothic" w:hAnsi="Malgun Gothic"/>
+                <w:b/>
+                <w:bCs/>
+                <w:color w:val="FFFFFF"/>
+                <w:sz w:val="21"/>
+                <w:szCs w:val="21"/>
+              </w:rPr>
+              <w:t xml:space="preserve">여는 데 걸린 시간</w:t>
+            </w:r>
+          </w:p>
+        </w:tc>
+        <w:tc>
+          <w:tcPr>
+            <w:tcW w:type="dxa" w:w="2538"/>
+            <w:tcBorders>
+              <w:top w:val="single" w:color="D0D5DD" w:sz="4"/>
+              <w:left w:val="single" w:color="D0D5DD" w:sz="4"/>
+              <w:bottom w:val="single" w:color="D0D5DD" w:sz="4"/>
+              <w:right w:val="single" w:color="D0D5DD" w:sz="4"/>
+            </w:tcBorders>
+            <w:shd w:fill="1F3A5F" w:color="auto" w:val="clear"/>
+            <w:tcMar>
+              <w:top w:type="dxa" w:w="90"/>
+              <w:left w:type="dxa" w:w="140"/>
+              <w:bottom w:type="dxa" w:w="90"/>
+              <w:right w:type="dxa" w:w="140"/>
+            </w:tcMar>
+          </w:tcPr>
+          <w:p>
+            <w:r>
+              <w:rPr>
+                <w:rFonts w:ascii="Malgun Gothic" w:cs="Malgun Gothic" w:eastAsia="Malgun Gothic" w:hAnsi="Malgun Gothic"/>
+                <w:b/>
+                <w:bCs/>
+                <w:color w:val="FFFFFF"/>
+                <w:sz w:val="21"/>
+                <w:szCs w:val="21"/>
+              </w:rPr>
+              <w:t xml:space="preserve">닫는 데 걸린 시간</w:t>
+            </w:r>
+          </w:p>
+        </w:tc>
+      </w:tr>
+      <w:tr>
+        <w:trPr>
+          <w:cantSplit/>
+        </w:trPr>
+        <w:tc>
+          <w:tcPr>
+            <w:tcW w:type="dxa" w:w="1500"/>
+            <w:tcBorders>
+              <w:top w:val="single" w:color="D0D5DD" w:sz="4"/>
+              <w:left w:val="single" w:color="D0D5DD" w:sz="4"/>
+              <w:bottom w:val="single" w:color="D0D5DD" w:sz="4"/>
+              <w:right w:val="single" w:color="D0D5DD" w:sz="4"/>
+            </w:tcBorders>
+            <w:shd w:fill="FFFFFF" w:color="auto" w:val="clear"/>
+            <w:tcMar>
+              <w:top w:type="dxa" w:w="80"/>
+              <w:left w:type="dxa" w:w="140"/>
+              <w:bottom w:type="dxa" w:w="80"/>
+              <w:right w:type="dxa" w:w="140"/>
+            </w:tcMar>
+          </w:tcPr>
+          <w:p>
+            <w:pPr>
+              <w:spacing w:line="290"/>
+            </w:pPr>
+            <w:r>
+              <w:rPr>
+                <w:rFonts w:ascii="Malgun Gothic" w:cs="Malgun Gothic" w:eastAsia="Malgun Gothic" w:hAnsi="Malgun Gothic"/>
+                <w:sz w:val="21"/>
+                <w:szCs w:val="21"/>
+              </w:rPr>
+              <w:t xml:space="preserve">1</w:t>
+            </w:r>
+          </w:p>
+        </w:tc>
+        <w:tc>
+          <w:tcPr>
+            <w:tcW w:type="dxa" w:w="3200"/>
+            <w:tcBorders>
+              <w:top w:val="single" w:color="D0D5DD" w:sz="4"/>
+              <w:left w:val="single" w:color="D0D5DD" w:sz="4"/>
+              <w:bottom w:val="single" w:color="D0D5DD" w:sz="4"/>
+              <w:right w:val="single" w:color="D0D5DD" w:sz="4"/>
+            </w:tcBorders>
+            <w:shd w:fill="FFFFFF" w:color="auto" w:val="clear"/>
+            <w:tcMar>
+              <w:top w:type="dxa" w:w="80"/>
+              <w:left w:type="dxa" w:w="140"/>
+              <w:bottom w:type="dxa" w:w="80"/>
+              <w:right w:type="dxa" w:w="140"/>
+            </w:tcMar>
+          </w:tcPr>
+          <w:p>
+            <w:pPr>
+              <w:spacing w:line="290"/>
+            </w:pPr>
+          </w:p>
+        </w:tc>
+        <w:tc>
+          <w:tcPr>
+            <w:tcW w:type="dxa" w:w="2400"/>
+            <w:tcBorders>
+              <w:top w:val="single" w:color="D0D5DD" w:sz="4"/>
+              <w:left w:val="single" w:color="D0D5DD" w:sz="4"/>
+              <w:bottom w:val="single" w:color="D0D5DD" w:sz="4"/>
+              <w:right w:val="single" w:color="D0D5DD" w:sz="4"/>
+            </w:tcBorders>
+            <w:shd w:fill="FFFFFF" w:color="auto" w:val="clear"/>
+            <w:tcMar>
+              <w:top w:type="dxa" w:w="80"/>
+              <w:left w:type="dxa" w:w="140"/>
+              <w:bottom w:type="dxa" w:w="80"/>
+              <w:right w:type="dxa" w:w="140"/>
+            </w:tcMar>
+          </w:tcPr>
+          <w:p>
+            <w:pPr>
+              <w:spacing w:line="290"/>
+            </w:pPr>
+          </w:p>
+        </w:tc>
+        <w:tc>
+          <w:tcPr>
+            <w:tcW w:type="dxa" w:w="2538"/>
+            <w:tcBorders>
+              <w:top w:val="single" w:color="D0D5DD" w:sz="4"/>
+              <w:left w:val="single" w:color="D0D5DD" w:sz="4"/>
+              <w:bottom w:val="single" w:color="D0D5DD" w:sz="4"/>
+              <w:right w:val="single" w:color="D0D5DD" w:sz="4"/>
+            </w:tcBorders>
+            <w:shd w:fill="FFFFFF" w:color="auto" w:val="clear"/>
+            <w:tcMar>
+              <w:top w:type="dxa" w:w="80"/>
+              <w:left w:type="dxa" w:w="140"/>
+              <w:bottom w:type="dxa" w:w="80"/>
+              <w:right w:type="dxa" w:w="140"/>
+            </w:tcMar>
+          </w:tcPr>
+          <w:p>
+            <w:pPr>
+              <w:spacing w:line="290"/>
+            </w:pPr>
+          </w:p>
+        </w:tc>
+      </w:tr>
+      <w:tr>
+        <w:trPr>
+          <w:cantSplit/>
+        </w:trPr>
+        <w:tc>
+          <w:tcPr>
+            <w:tcW w:type="dxa" w:w="1500"/>
+            <w:tcBorders>
+              <w:top w:val="single" w:color="D0D5DD" w:sz="4"/>
+              <w:left w:val="single" w:color="D0D5DD" w:sz="4"/>
+              <w:bottom w:val="single" w:color="D0D5DD" w:sz="4"/>
+              <w:right w:val="single" w:color="D0D5DD" w:sz="4"/>
+            </w:tcBorders>
+            <w:shd w:fill="F9FAFB" w:color="auto" w:val="clear"/>
+            <w:tcMar>
+              <w:top w:type="dxa" w:w="80"/>
+              <w:left w:type="dxa" w:w="140"/>
+              <w:bottom w:type="dxa" w:w="80"/>
+              <w:right w:type="dxa" w:w="140"/>
+            </w:tcMar>
+          </w:tcPr>
+          <w:p>
+            <w:pPr>
+              <w:spacing w:line="290"/>
+            </w:pPr>
+            <w:r>
+              <w:rPr>
+                <w:rFonts w:ascii="Malgun Gothic" w:cs="Malgun Gothic" w:eastAsia="Malgun Gothic" w:hAnsi="Malgun Gothic"/>
+                <w:sz w:val="21"/>
+                <w:szCs w:val="21"/>
+              </w:rPr>
+              <w:t xml:space="preserve">2</w:t>
+            </w:r>
+          </w:p>
+        </w:tc>
+        <w:tc>
+          <w:tcPr>
+            <w:tcW w:type="dxa" w:w="3200"/>
+            <w:tcBorders>
+              <w:top w:val="single" w:color="D0D5DD" w:sz="4"/>
+              <w:left w:val="single" w:color="D0D5DD" w:sz="4"/>
+              <w:bottom w:val="single" w:color="D0D5DD" w:sz="4"/>
+              <w:right w:val="single" w:color="D0D5DD" w:sz="4"/>
+            </w:tcBorders>
+            <w:shd w:fill="F9FAFB" w:color="auto" w:val="clear"/>
+            <w:tcMar>
+              <w:top w:type="dxa" w:w="80"/>
+              <w:left w:type="dxa" w:w="140"/>
+              <w:bottom w:type="dxa" w:w="80"/>
+              <w:right w:type="dxa" w:w="140"/>
+            </w:tcMar>
+          </w:tcPr>
+          <w:p>
+            <w:pPr>
+              <w:spacing w:line="290"/>
+            </w:pPr>
+          </w:p>
+        </w:tc>
+        <w:tc>
+          <w:tcPr>
+            <w:tcW w:type="dxa" w:w="2400"/>
+            <w:tcBorders>
+              <w:top w:val="single" w:color="D0D5DD" w:sz="4"/>
+              <w:left w:val="single" w:color="D0D5DD" w:sz="4"/>
+              <w:bottom w:val="single" w:color="D0D5DD" w:sz="4"/>
+              <w:right w:val="single" w:color="D0D5DD" w:sz="4"/>
+            </w:tcBorders>
+            <w:shd w:fill="F9FAFB" w:color="auto" w:val="clear"/>
+            <w:tcMar>
+              <w:top w:type="dxa" w:w="80"/>
+              <w:left w:type="dxa" w:w="140"/>
+              <w:bottom w:type="dxa" w:w="80"/>
+              <w:right w:type="dxa" w:w="140"/>
+            </w:tcMar>
+          </w:tcPr>
+          <w:p>
+            <w:pPr>
+              <w:spacing w:line="290"/>
+            </w:pPr>
+          </w:p>
+        </w:tc>
+        <w:tc>
+          <w:tcPr>
+            <w:tcW w:type="dxa" w:w="2538"/>
+            <w:tcBorders>
+              <w:top w:val="single" w:color="D0D5DD" w:sz="4"/>
+              <w:left w:val="single" w:color="D0D5DD" w:sz="4"/>
+              <w:bottom w:val="single" w:color="D0D5DD" w:sz="4"/>
+              <w:right w:val="single" w:color="D0D5DD" w:sz="4"/>
+            </w:tcBorders>
+            <w:shd w:fill="F9FAFB" w:color="auto" w:val="clear"/>
+            <w:tcMar>
+              <w:top w:type="dxa" w:w="80"/>
+              <w:left w:type="dxa" w:w="140"/>
+              <w:bottom w:type="dxa" w:w="80"/>
+              <w:right w:type="dxa" w:w="140"/>
+            </w:tcMar>
+          </w:tcPr>
+          <w:p>
+            <w:pPr>
+              <w:spacing w:line="290"/>
+            </w:pPr>
+          </w:p>
+        </w:tc>
+      </w:tr>
+      <w:tr>
+        <w:trPr>
+          <w:cantSplit/>
+        </w:trPr>
+        <w:tc>
+          <w:tcPr>
+            <w:tcW w:type="dxa" w:w="1500"/>
+            <w:tcBorders>
+              <w:top w:val="single" w:color="D0D5DD" w:sz="4"/>
+              <w:left w:val="single" w:color="D0D5DD" w:sz="4"/>
+              <w:bottom w:val="single" w:color="D0D5DD" w:sz="4"/>
+              <w:right w:val="single" w:color="D0D5DD" w:sz="4"/>
+            </w:tcBorders>
+            <w:shd w:fill="FFFFFF" w:color="auto" w:val="clear"/>
+            <w:tcMar>
+              <w:top w:type="dxa" w:w="80"/>
+              <w:left w:type="dxa" w:w="140"/>
+              <w:bottom w:type="dxa" w:w="80"/>
+              <w:right w:type="dxa" w:w="140"/>
+            </w:tcMar>
+          </w:tcPr>
+          <w:p>
+            <w:pPr>
+              <w:spacing w:line="290"/>
+            </w:pPr>
+            <w:r>
+              <w:rPr>
+                <w:rFonts w:ascii="Malgun Gothic" w:cs="Malgun Gothic" w:eastAsia="Malgun Gothic" w:hAnsi="Malgun Gothic"/>
+                <w:sz w:val="21"/>
+                <w:szCs w:val="21"/>
+              </w:rPr>
+              <w:t xml:space="preserve">3</w:t>
+            </w:r>
+          </w:p>
+        </w:tc>
+        <w:tc>
+          <w:tcPr>
+            <w:tcW w:type="dxa" w:w="3200"/>
+            <w:tcBorders>
+              <w:top w:val="single" w:color="D0D5DD" w:sz="4"/>
+              <w:left w:val="single" w:color="D0D5DD" w:sz="4"/>
+              <w:bottom w:val="single" w:color="D0D5DD" w:sz="4"/>
+              <w:right w:val="single" w:color="D0D5DD" w:sz="4"/>
+            </w:tcBorders>
+            <w:shd w:fill="FFFFFF" w:color="auto" w:val="clear"/>
+            <w:tcMar>
+              <w:top w:type="dxa" w:w="80"/>
+              <w:left w:type="dxa" w:w="140"/>
+              <w:bottom w:type="dxa" w:w="80"/>
+              <w:right w:type="dxa" w:w="140"/>
+            </w:tcMar>
+          </w:tcPr>
+          <w:p>
+            <w:pPr>
+              <w:spacing w:line="290"/>
+            </w:pPr>
+          </w:p>
+        </w:tc>
+        <w:tc>
+          <w:tcPr>
+            <w:tcW w:type="dxa" w:w="2400"/>
+            <w:tcBorders>
+              <w:top w:val="single" w:color="D0D5DD" w:sz="4"/>
+              <w:left w:val="single" w:color="D0D5DD" w:sz="4"/>
+              <w:bottom w:val="single" w:color="D0D5DD" w:sz="4"/>
+              <w:right w:val="single" w:color="D0D5DD" w:sz="4"/>
+            </w:tcBorders>
+            <w:shd w:fill="FFFFFF" w:color="auto" w:val="clear"/>
+            <w:tcMar>
+              <w:top w:type="dxa" w:w="80"/>
+              <w:left w:type="dxa" w:w="140"/>
+              <w:bottom w:type="dxa" w:w="80"/>
+              <w:right w:type="dxa" w:w="140"/>
+            </w:tcMar>
+          </w:tcPr>
+          <w:p>
+            <w:pPr>
+              <w:spacing w:line="290"/>
+            </w:pPr>
+          </w:p>
+        </w:tc>
+        <w:tc>
+          <w:tcPr>
+            <w:tcW w:type="dxa" w:w="2538"/>
+            <w:tcBorders>
+              <w:top w:val="single" w:color="D0D5DD" w:sz="4"/>
+              <w:left w:val="single" w:color="D0D5DD" w:sz="4"/>
+              <w:bottom w:val="single" w:color="D0D5DD" w:sz="4"/>
+              <w:right w:val="single" w:color="D0D5DD" w:sz="4"/>
+            </w:tcBorders>
+            <w:shd w:fill="FFFFFF" w:color="auto" w:val="clear"/>
+            <w:tcMar>
+              <w:top w:type="dxa" w:w="80"/>
+              <w:left w:type="dxa" w:w="140"/>
+              <w:bottom w:type="dxa" w:w="80"/>
+              <w:right w:type="dxa" w:w="140"/>
+            </w:tcMar>
+          </w:tcPr>
+          <w:p>
+            <w:pPr>
+              <w:spacing w:line="290"/>
+            </w:pPr>
+          </w:p>
+        </w:tc>
+      </w:tr>
+      <w:tr>
+        <w:trPr>
+          <w:cantSplit/>
+        </w:trPr>
+        <w:tc>
+          <w:tcPr>
+            <w:tcW w:type="dxa" w:w="1500"/>
+            <w:tcBorders>
+              <w:top w:val="single" w:color="D0D5DD" w:sz="4"/>
+              <w:left w:val="single" w:color="D0D5DD" w:sz="4"/>
+              <w:bottom w:val="single" w:color="D0D5DD" w:sz="4"/>
+              <w:right w:val="single" w:color="D0D5DD" w:sz="4"/>
+            </w:tcBorders>
+            <w:shd w:fill="F9FAFB" w:color="auto" w:val="clear"/>
+            <w:tcMar>
+              <w:top w:type="dxa" w:w="80"/>
+              <w:left w:type="dxa" w:w="140"/>
+              <w:bottom w:type="dxa" w:w="80"/>
+              <w:right w:type="dxa" w:w="140"/>
+            </w:tcMar>
+          </w:tcPr>
+          <w:p>
+            <w:pPr>
+              <w:spacing w:line="290"/>
+            </w:pPr>
+            <w:r>
+              <w:rPr>
+                <w:rFonts w:ascii="Malgun Gothic" w:cs="Malgun Gothic" w:eastAsia="Malgun Gothic" w:hAnsi="Malgun Gothic"/>
+                <w:sz w:val="21"/>
+                <w:szCs w:val="21"/>
+              </w:rPr>
+              <w:t xml:space="preserve">4</w:t>
+            </w:r>
+          </w:p>
+        </w:tc>
+        <w:tc>
+          <w:tcPr>
+            <w:tcW w:type="dxa" w:w="3200"/>
+            <w:tcBorders>
+              <w:top w:val="single" w:color="D0D5DD" w:sz="4"/>
+              <w:left w:val="single" w:color="D0D5DD" w:sz="4"/>
+              <w:bottom w:val="single" w:color="D0D5DD" w:sz="4"/>
+              <w:right w:val="single" w:color="D0D5DD" w:sz="4"/>
+            </w:tcBorders>
+            <w:shd w:fill="F9FAFB" w:color="auto" w:val="clear"/>
+            <w:tcMar>
+              <w:top w:type="dxa" w:w="80"/>
+              <w:left w:type="dxa" w:w="140"/>
+              <w:bottom w:type="dxa" w:w="80"/>
+              <w:right w:type="dxa" w:w="140"/>
+            </w:tcMar>
+          </w:tcPr>
+          <w:p>
+            <w:pPr>
+              <w:spacing w:line="290"/>
+            </w:pPr>
+          </w:p>
+        </w:tc>
+        <w:tc>
+          <w:tcPr>
+            <w:tcW w:type="dxa" w:w="2400"/>
+            <w:tcBorders>
+              <w:top w:val="single" w:color="D0D5DD" w:sz="4"/>
+              <w:left w:val="single" w:color="D0D5DD" w:sz="4"/>
+              <w:bottom w:val="single" w:color="D0D5DD" w:sz="4"/>
+              <w:right w:val="single" w:color="D0D5DD" w:sz="4"/>
+            </w:tcBorders>
+            <w:shd w:fill="F9FAFB" w:color="auto" w:val="clear"/>
+            <w:tcMar>
+              <w:top w:type="dxa" w:w="80"/>
+              <w:left w:type="dxa" w:w="140"/>
+              <w:bottom w:type="dxa" w:w="80"/>
+              <w:right w:type="dxa" w:w="140"/>
+            </w:tcMar>
+          </w:tcPr>
+          <w:p>
+            <w:pPr>
+              <w:spacing w:line="290"/>
+            </w:pPr>
+          </w:p>
+        </w:tc>
+        <w:tc>
+          <w:tcPr>
+            <w:tcW w:type="dxa" w:w="2538"/>
+            <w:tcBorders>
+              <w:top w:val="single" w:color="D0D5DD" w:sz="4"/>
+              <w:left w:val="single" w:color="D0D5DD" w:sz="4"/>
+              <w:bottom w:val="single" w:color="D0D5DD" w:sz="4"/>
+              <w:right w:val="single" w:color="D0D5DD" w:sz="4"/>
+            </w:tcBorders>
+            <w:shd w:fill="F9FAFB" w:color="auto" w:val="clear"/>
+            <w:tcMar>
+              <w:top w:type="dxa" w:w="80"/>
+              <w:left w:type="dxa" w:w="140"/>
+              <w:bottom w:type="dxa" w:w="80"/>
+              <w:right w:type="dxa" w:w="140"/>
+            </w:tcMar>
+          </w:tcPr>
+          <w:p>
+            <w:pPr>
+              <w:spacing w:line="290"/>
+            </w:pPr>
+          </w:p>
+        </w:tc>
+      </w:tr>
+    </w:tbl>
+    <w:p>
+      <w:pPr>
+        <w:spacing w:after="80"/>
+      </w:pPr>
+    </w:p>
+    <w:tbl>
+      <w:tblPr>
+        <w:tblW w:type="dxa" w:w="9638"/>
+        <w:tblBorders>
+          <w:top w:val="single" w:color="auto" w:sz="4"/>
+          <w:left w:val="single" w:color="auto" w:sz="4"/>
+          <w:bottom w:val="single" w:color="auto" w:sz="4"/>
+          <w:right w:val="single" w:color="auto" w:sz="4"/>
+          <w:insideH w:val="single" w:color="auto" w:sz="4"/>
+          <w:insideV w:val="single" w:color="auto" w:sz="4"/>
+        </w:tblBorders>
+      </w:tblPr>
+      <w:tblGrid>
+        <w:gridCol w:w="9638"/>
+      </w:tblGrid>
+      <w:tr>
+        <w:trPr>
+          <w:tblHeader/>
+        </w:trPr>
+        <w:tc>
+          <w:tcPr>
+            <w:tcW w:type="dxa" w:w="9638"/>
+            <w:tcBorders>
+              <w:top w:val="single" w:color="D0D5DD" w:sz="4"/>
+              <w:left w:val="single" w:color="D0D5DD" w:sz="4"/>
+              <w:bottom w:val="single" w:color="D0D5DD" w:sz="4"/>
+              <w:right w:val="single" w:color="D0D5DD" w:sz="4"/>
+            </w:tcBorders>
+            <w:shd w:fill="1F3A5F" w:color="auto" w:val="clear"/>
+            <w:tcMar>
+              <w:top w:type="dxa" w:w="90"/>
+              <w:left w:type="dxa" w:w="140"/>
+              <w:bottom w:type="dxa" w:w="90"/>
+              <w:right w:type="dxa" w:w="140"/>
+            </w:tcMar>
+          </w:tcPr>
+          <w:p>
+            <w:r>
+              <w:rPr>
+                <w:rFonts w:ascii="Malgun Gothic" w:cs="Malgun Gothic" w:eastAsia="Malgun Gothic" w:hAnsi="Malgun Gothic"/>
+                <w:b/>
+                <w:bCs/>
+                <w:color w:val="FFFFFF"/>
+                <w:sz w:val="21"/>
+                <w:szCs w:val="21"/>
+              </w:rPr>
+              <w:t xml:space="preserve">프로토콜과 다른 부분 · 담당자 요청 사항 (메모)</w:t>
+            </w:r>
+          </w:p>
+        </w:tc>
+      </w:tr>
+      <w:tr>
+        <w:trPr>
+          <w:cantSplit/>
+        </w:trPr>
+        <w:tc>
+          <w:tcPr>
+            <w:tcW w:type="dxa" w:w="9638"/>
+            <w:tcBorders>
+              <w:top w:val="single" w:color="D0D5DD" w:sz="4"/>
+              <w:left w:val="single" w:color="D0D5DD" w:sz="4"/>
+              <w:bottom w:val="single" w:color="D0D5DD" w:sz="4"/>
+              <w:right w:val="single" w:color="D0D5DD" w:sz="4"/>
+            </w:tcBorders>
+            <w:shd w:fill="FFFFFF" w:color="auto" w:val="clear"/>
+            <w:tcMar>
+              <w:top w:type="dxa" w:w="80"/>
+              <w:left w:type="dxa" w:w="140"/>
+              <w:bottom w:type="dxa" w:w="80"/>
+              <w:right w:type="dxa" w:w="140"/>
+            </w:tcMar>
+          </w:tcPr>
+          <w:p>
+            <w:pPr>
+              <w:spacing w:line="290"/>
+            </w:pPr>
+            <w:r>
+              <w:rPr>
+                <w:rFonts w:ascii="Malgun Gothic" w:cs="Malgun Gothic" w:eastAsia="Malgun Gothic" w:hAnsi="Malgun Gothic"/>
+                <w:sz w:val="21"/>
+                <w:szCs w:val="21"/>
+              </w:rPr>
+              <w:t xml:space="preserve"> </w:t>
+            </w:r>
+          </w:p>
+        </w:tc>
+      </w:tr>
+      <w:tr>
+        <w:trPr>
+          <w:cantSplit/>
+        </w:trPr>
+        <w:tc>
+          <w:tcPr>
+            <w:tcW w:type="dxa" w:w="9638"/>
+            <w:tcBorders>
+              <w:top w:val="single" w:color="D0D5DD" w:sz="4"/>
+              <w:left w:val="single" w:color="D0D5DD" w:sz="4"/>
+              <w:bottom w:val="single" w:color="D0D5DD" w:sz="4"/>
+              <w:right w:val="single" w:color="D0D5DD" w:sz="4"/>
+            </w:tcBorders>
+            <w:shd w:fill="F9FAFB" w:color="auto" w:val="clear"/>
+            <w:tcMar>
+              <w:top w:type="dxa" w:w="80"/>
+              <w:left w:type="dxa" w:w="140"/>
+              <w:bottom w:type="dxa" w:w="80"/>
+              <w:right w:type="dxa" w:w="140"/>
+            </w:tcMar>
+          </w:tcPr>
+          <w:p>
+            <w:pPr>
+              <w:spacing w:line="290"/>
+            </w:pPr>
+            <w:r>
+              <w:rPr>
+                <w:rFonts w:ascii="Malgun Gothic" w:cs="Malgun Gothic" w:eastAsia="Malgun Gothic" w:hAnsi="Malgun Gothic"/>
+                <w:sz w:val="21"/>
+                <w:szCs w:val="21"/>
+              </w:rPr>
+              <w:t xml:space="preserve"> </w:t>
+            </w:r>
+          </w:p>
+        </w:tc>
+      </w:tr>
+      <w:tr>
+        <w:trPr>
+          <w:cantSplit/>
+        </w:trPr>
+        <w:tc>
+          <w:tcPr>
+            <w:tcW w:type="dxa" w:w="9638"/>
+            <w:tcBorders>
+              <w:top w:val="single" w:color="D0D5DD" w:sz="4"/>
+              <w:left w:val="single" w:color="D0D5DD" w:sz="4"/>
+              <w:bottom w:val="single" w:color="D0D5DD" w:sz="4"/>
+              <w:right w:val="single" w:color="D0D5DD" w:sz="4"/>
+            </w:tcBorders>
+            <w:shd w:fill="FFFFFF" w:color="auto" w:val="clear"/>
+            <w:tcMar>
+              <w:top w:type="dxa" w:w="80"/>
+              <w:left w:type="dxa" w:w="140"/>
+              <w:bottom w:type="dxa" w:w="80"/>
+              <w:right w:type="dxa" w:w="140"/>
+            </w:tcMar>
+          </w:tcPr>
+          <w:p>
+            <w:pPr>
+              <w:spacing w:line="290"/>
+            </w:pPr>
+            <w:r>
+              <w:rPr>
+                <w:rFonts w:ascii="Malgun Gothic" w:cs="Malgun Gothic" w:eastAsia="Malgun Gothic" w:hAnsi="Malgun Gothic"/>
+                <w:sz w:val="21"/>
+                <w:szCs w:val="21"/>
+              </w:rPr>
+              <w:t xml:space="preserve"> </w:t>
+            </w:r>
+          </w:p>
+        </w:tc>
+      </w:tr>
+      <w:tr>
+        <w:trPr>
+          <w:cantSplit/>
+        </w:trPr>
+        <w:tc>
+          <w:tcPr>
+            <w:tcW w:type="dxa" w:w="9638"/>
+            <w:tcBorders>
+              <w:top w:val="single" w:color="D0D5DD" w:sz="4"/>
+              <w:left w:val="single" w:color="D0D5DD" w:sz="4"/>
+              <w:bottom w:val="single" w:color="D0D5DD" w:sz="4"/>
+              <w:right w:val="single" w:color="D0D5DD" w:sz="4"/>
+            </w:tcBorders>
+            <w:shd w:fill="F9FAFB" w:color="auto" w:val="clear"/>
+            <w:tcMar>
+              <w:top w:type="dxa" w:w="80"/>
+              <w:left w:type="dxa" w:w="140"/>
+              <w:bottom w:type="dxa" w:w="80"/>
+              <w:right w:type="dxa" w:w="140"/>
+            </w:tcMar>
+          </w:tcPr>
+          <w:p>
+            <w:pPr>
+              <w:spacing w:line="290"/>
+            </w:pPr>
+            <w:r>
+              <w:rPr>
+                <w:rFonts w:ascii="Malgun Gothic" w:cs="Malgun Gothic" w:eastAsia="Malgun Gothic" w:hAnsi="Malgun Gothic"/>
+                <w:sz w:val="21"/>
+                <w:szCs w:val="21"/>
+              </w:rPr>
+              <w:t xml:space="preserve"> </w:t>
+            </w:r>
+          </w:p>
+        </w:tc>
+      </w:tr>
+    </w:tbl>
     <w:p>
       <w:r>
         <w:br w:type="page"/>
@@ -9356,7 +13756,7 @@
                 <w:szCs w:val="19"/>
                 <w:shd w:fill="F2F4F7" w:color="auto" w:val="clear"/>
               </w:rPr>
-              <w:t xml:space="preserve">./deploy/kiosk.sh restart</w:t>
+              <w:t xml:space="preserve">./deploy/run_all.sh network</w:t>
             </w:r>
           </w:p>
         </w:tc>
@@ -9387,7 +13787,7 @@
                 <w:sz w:val="21"/>
                 <w:szCs w:val="21"/>
               </w:rPr>
-              <w:t xml:space="preserve">설정(config.json) 바꾼 뒤 화면·컨트롤러 재시작</w:t>
+              <w:t xml:space="preserve">NUCLEO 직결 네트워크 설정·확인 (처음 한 번 sudo)</w:t>
             </w:r>
           </w:p>
         </w:tc>
@@ -9425,7 +13825,7 @@
                 <w:szCs w:val="19"/>
                 <w:shd w:fill="F2F4F7" w:color="auto" w:val="clear"/>
               </w:rPr>
-              <w:t xml:space="preserve">./deploy/kiosk.sh logs</w:t>
+              <w:t xml:space="preserve">./deploy/kiosk.sh restart</w:t>
             </w:r>
           </w:p>
         </w:tc>
@@ -9456,7 +13856,7 @@
                 <w:sz w:val="21"/>
                 <w:szCs w:val="21"/>
               </w:rPr>
-              <w:t xml:space="preserve">판정 · 문 열기 로그 보기 (Ctrl+C 로 나가기)</w:t>
+              <w:t xml:space="preserve">설정(config.json) 바꾼 뒤 화면·컨트롤러 재시작</w:t>
             </w:r>
           </w:p>
         </w:tc>
@@ -9494,7 +13894,7 @@
                 <w:szCs w:val="19"/>
                 <w:shd w:fill="F2F4F7" w:color="auto" w:val="clear"/>
               </w:rPr>
-              <w:t xml:space="preserve">python3 deploy/tools/nucleo_test.py</w:t>
+              <w:t xml:space="preserve">./deploy/kiosk.sh logs</w:t>
             </w:r>
           </w:p>
         </w:tc>
@@ -9525,7 +13925,7 @@
                 <w:sz w:val="21"/>
                 <w:szCs w:val="21"/>
               </w:rPr>
-              <w:t xml:space="preserve">NUCLEO 접속 + PING 확인</w:t>
+              <w:t xml:space="preserve">판정 · 문 열기 로그 보기 (Ctrl+C 로 나가기)</w:t>
             </w:r>
           </w:p>
         </w:tc>
@@ -9563,7 +13963,7 @@
                 <w:szCs w:val="19"/>
                 <w:shd w:fill="F2F4F7" w:color="auto" w:val="clear"/>
               </w:rPr>
-              <w:t xml:space="preserve">python3 deploy/tools/nucleo_test.py open 1</w:t>
+              <w:t xml:space="preserve">python3 deploy/tools/nucleo_test.py</w:t>
             </w:r>
           </w:p>
         </w:tc>
@@ -9594,7 +13994,7 @@
                 <w:sz w:val="21"/>
                 <w:szCs w:val="21"/>
               </w:rPr>
-              <w:t xml:space="preserve">1번 문 열기 시험</w:t>
+              <w:t xml:space="preserve">NUCLEO 접속 + PING 확인</w:t>
             </w:r>
           </w:p>
         </w:tc>
@@ -9632,7 +14032,7 @@
                 <w:szCs w:val="19"/>
                 <w:shd w:fill="F2F4F7" w:color="auto" w:val="clear"/>
               </w:rPr>
-              <w:t xml:space="preserve">python3 deploy/tools/nucleo_test.py all</w:t>
+              <w:t xml:space="preserve">python3 deploy/tools/nucleo_test.py open 1</w:t>
             </w:r>
           </w:p>
         </w:tc>
@@ -9663,7 +14063,7 @@
                 <w:sz w:val="21"/>
                 <w:szCs w:val="21"/>
               </w:rPr>
-              <w:t xml:space="preserve">1~4번 문 차례로 시험</w:t>
+              <w:t xml:space="preserve">1번 문 열기 시험</w:t>
             </w:r>
           </w:p>
         </w:tc>
@@ -9701,16 +14101,67 @@
                 <w:szCs w:val="19"/>
                 <w:shd w:fill="F2F4F7" w:color="auto" w:val="clear"/>
               </w:rPr>
-              <w:t xml:space="preserve">sudo nvpmodel -m 1</w:t>
-            </w:r>
-            <w:r>
-              <w:rPr>
-                <w:rFonts w:ascii="Malgun Gothic" w:cs="Malgun Gothic" w:eastAsia="Malgun Gothic" w:hAnsi="Malgun Gothic"/>
-                <w:sz w:val="21"/>
-                <w:szCs w:val="21"/>
-              </w:rPr>
-              <w:t xml:space="preserve">  /  </w:t>
-            </w:r>
+              <w:t xml:space="preserve">python3 deploy/tools/nucleo_test.py all</w:t>
+            </w:r>
+          </w:p>
+        </w:tc>
+        <w:tc>
+          <w:tcPr>
+            <w:tcW w:type="dxa" w:w="5338"/>
+            <w:tcBorders>
+              <w:top w:val="single" w:color="D0D5DD" w:sz="4"/>
+              <w:left w:val="single" w:color="D0D5DD" w:sz="4"/>
+              <w:bottom w:val="single" w:color="D0D5DD" w:sz="4"/>
+              <w:right w:val="single" w:color="D0D5DD" w:sz="4"/>
+            </w:tcBorders>
+            <w:shd w:fill="FFFFFF" w:color="auto" w:val="clear"/>
+            <w:tcMar>
+              <w:top w:type="dxa" w:w="80"/>
+              <w:left w:type="dxa" w:w="140"/>
+              <w:bottom w:type="dxa" w:w="80"/>
+              <w:right w:type="dxa" w:w="140"/>
+            </w:tcMar>
+          </w:tcPr>
+          <w:p>
+            <w:pPr>
+              <w:spacing w:line="290"/>
+            </w:pPr>
+            <w:r>
+              <w:rPr>
+                <w:rFonts w:ascii="Malgun Gothic" w:cs="Malgun Gothic" w:eastAsia="Malgun Gothic" w:hAnsi="Malgun Gothic"/>
+                <w:sz w:val="21"/>
+                <w:szCs w:val="21"/>
+              </w:rPr>
+              <w:t xml:space="preserve">1~4번 문 차례로 시험</w:t>
+            </w:r>
+          </w:p>
+        </w:tc>
+      </w:tr>
+      <w:tr>
+        <w:trPr>
+          <w:cantSplit/>
+        </w:trPr>
+        <w:tc>
+          <w:tcPr>
+            <w:tcW w:type="dxa" w:w="4300"/>
+            <w:tcBorders>
+              <w:top w:val="single" w:color="D0D5DD" w:sz="4"/>
+              <w:left w:val="single" w:color="D0D5DD" w:sz="4"/>
+              <w:bottom w:val="single" w:color="D0D5DD" w:sz="4"/>
+              <w:right w:val="single" w:color="D0D5DD" w:sz="4"/>
+            </w:tcBorders>
+            <w:shd w:fill="F9FAFB" w:color="auto" w:val="clear"/>
+            <w:tcMar>
+              <w:top w:type="dxa" w:w="80"/>
+              <w:left w:type="dxa" w:w="140"/>
+              <w:bottom w:type="dxa" w:w="80"/>
+              <w:right w:type="dxa" w:w="140"/>
+            </w:tcMar>
+          </w:tcPr>
+          <w:p>
+            <w:pPr>
+              <w:spacing w:line="290"/>
+            </w:pPr>
             <w:r>
               <w:rPr>
                 <w:rFonts w:ascii="Consolas" w:cs="Consolas" w:eastAsia="Malgun Gothic" w:hAnsi="Consolas"/>
@@ -9719,38 +14170,15 @@
                 <w:szCs w:val="19"/>
                 <w:shd w:fill="F2F4F7" w:color="auto" w:val="clear"/>
               </w:rPr>
-              <w:t xml:space="preserve">nvpmodel -q</w:t>
-            </w:r>
-          </w:p>
-        </w:tc>
-        <w:tc>
-          <w:tcPr>
-            <w:tcW w:type="dxa" w:w="5338"/>
-            <w:tcBorders>
-              <w:top w:val="single" w:color="D0D5DD" w:sz="4"/>
-              <w:left w:val="single" w:color="D0D5DD" w:sz="4"/>
-              <w:bottom w:val="single" w:color="D0D5DD" w:sz="4"/>
-              <w:right w:val="single" w:color="D0D5DD" w:sz="4"/>
-            </w:tcBorders>
-            <w:shd w:fill="FFFFFF" w:color="auto" w:val="clear"/>
-            <w:tcMar>
-              <w:top w:type="dxa" w:w="80"/>
-              <w:left w:type="dxa" w:w="140"/>
-              <w:bottom w:type="dxa" w:w="80"/>
-              <w:right w:type="dxa" w:w="140"/>
-            </w:tcMar>
-          </w:tcPr>
-          <w:p>
-            <w:pPr>
-              <w:spacing w:line="290"/>
-            </w:pPr>
-            <w:r>
-              <w:rPr>
-                <w:rFonts w:ascii="Malgun Gothic" w:cs="Malgun Gothic" w:eastAsia="Malgun Gothic" w:hAnsi="Malgun Gothic"/>
-                <w:sz w:val="21"/>
-                <w:szCs w:val="21"/>
-              </w:rPr>
-              <w:t xml:space="preserve">전력 모드 25W 설정 / 확인 (되돌리기: </w:t>
+              <w:t xml:space="preserve">sudo nvpmodel -m 1</w:t>
+            </w:r>
+            <w:r>
+              <w:rPr>
+                <w:rFonts w:ascii="Malgun Gothic" w:cs="Malgun Gothic" w:eastAsia="Malgun Gothic" w:hAnsi="Malgun Gothic"/>
+                <w:sz w:val="21"/>
+                <w:szCs w:val="21"/>
+              </w:rPr>
+              <w:t xml:space="preserve">  /  </w:t>
             </w:r>
             <w:r>
               <w:rPr>
@@ -9760,6 +14188,47 @@
                 <w:szCs w:val="19"/>
                 <w:shd w:fill="F2F4F7" w:color="auto" w:val="clear"/>
               </w:rPr>
+              <w:t xml:space="preserve">nvpmodel -q</w:t>
+            </w:r>
+          </w:p>
+        </w:tc>
+        <w:tc>
+          <w:tcPr>
+            <w:tcW w:type="dxa" w:w="5338"/>
+            <w:tcBorders>
+              <w:top w:val="single" w:color="D0D5DD" w:sz="4"/>
+              <w:left w:val="single" w:color="D0D5DD" w:sz="4"/>
+              <w:bottom w:val="single" w:color="D0D5DD" w:sz="4"/>
+              <w:right w:val="single" w:color="D0D5DD" w:sz="4"/>
+            </w:tcBorders>
+            <w:shd w:fill="F9FAFB" w:color="auto" w:val="clear"/>
+            <w:tcMar>
+              <w:top w:type="dxa" w:w="80"/>
+              <w:left w:type="dxa" w:w="140"/>
+              <w:bottom w:type="dxa" w:w="80"/>
+              <w:right w:type="dxa" w:w="140"/>
+            </w:tcMar>
+          </w:tcPr>
+          <w:p>
+            <w:pPr>
+              <w:spacing w:line="290"/>
+            </w:pPr>
+            <w:r>
+              <w:rPr>
+                <w:rFonts w:ascii="Malgun Gothic" w:cs="Malgun Gothic" w:eastAsia="Malgun Gothic" w:hAnsi="Malgun Gothic"/>
+                <w:sz w:val="21"/>
+                <w:szCs w:val="21"/>
+              </w:rPr>
+              <w:t xml:space="preserve">전력 모드 25W 설정 / 확인 (되돌리기: </w:t>
+            </w:r>
+            <w:r>
+              <w:rPr>
+                <w:rFonts w:ascii="Consolas" w:cs="Consolas" w:eastAsia="Malgun Gothic" w:hAnsi="Consolas"/>
+                <w:color w:val="B42318"/>
+                <w:sz w:val="19"/>
+                <w:szCs w:val="19"/>
+                <w:shd w:fill="F2F4F7" w:color="auto" w:val="clear"/>
+              </w:rPr>
               <w:t xml:space="preserve">-m 2</w:t>
             </w:r>
             <w:r>
@@ -9786,7 +14255,7 @@
               <w:bottom w:val="single" w:color="D0D5DD" w:sz="4"/>
               <w:right w:val="single" w:color="D0D5DD" w:sz="4"/>
             </w:tcBorders>
-            <w:shd w:fill="F9FAFB" w:color="auto" w:val="clear"/>
+            <w:shd w:fill="FFFFFF" w:color="auto" w:val="clear"/>
             <w:tcMar>
               <w:top w:type="dxa" w:w="80"/>
               <w:left w:type="dxa" w:w="140"/>
@@ -9837,7 +14306,7 @@
               <w:bottom w:val="single" w:color="D0D5DD" w:sz="4"/>
               <w:right w:val="single" w:color="D0D5DD" w:sz="4"/>
             </w:tcBorders>
-            <w:shd w:fill="F9FAFB" w:color="auto" w:val="clear"/>
+            <w:shd w:fill="FFFFFF" w:color="auto" w:val="clear"/>
             <w:tcMar>
               <w:top w:type="dxa" w:w="80"/>
               <w:left w:type="dxa" w:w="140"/>
@@ -9873,7 +14342,7 @@
               <w:bottom w:val="single" w:color="D0D5DD" w:sz="4"/>
               <w:right w:val="single" w:color="D0D5DD" w:sz="4"/>
             </w:tcBorders>
-            <w:shd w:fill="FFFFFF" w:color="auto" w:val="clear"/>
+            <w:shd w:fill="F9FAFB" w:color="auto" w:val="clear"/>
             <w:tcMar>
               <w:top w:type="dxa" w:w="80"/>
               <w:left w:type="dxa" w:w="140"/>
@@ -9906,7 +14375,7 @@
               <w:bottom w:val="single" w:color="D0D5DD" w:sz="4"/>
               <w:right w:val="single" w:color="D0D5DD" w:sz="4"/>
             </w:tcBorders>
-            <w:shd w:fill="FFFFFF" w:color="auto" w:val="clear"/>
+            <w:shd w:fill="F9FAFB" w:color="auto" w:val="clear"/>
             <w:tcMar>
               <w:top w:type="dxa" w:w="80"/>
               <w:left w:type="dxa" w:w="140"/>
@@ -9960,7 +14429,7 @@
               <w:bottom w:val="single" w:color="D0D5DD" w:sz="4"/>
               <w:right w:val="single" w:color="D0D5DD" w:sz="4"/>
             </w:tcBorders>
-            <w:shd w:fill="F9FAFB" w:color="auto" w:val="clear"/>
+            <w:shd w:fill="FFFFFF" w:color="auto" w:val="clear"/>
             <w:tcMar>
               <w:top w:type="dxa" w:w="80"/>
               <w:left w:type="dxa" w:w="140"/>
@@ -9993,7 +14462,7 @@
               <w:bottom w:val="single" w:color="D0D5DD" w:sz="4"/>
               <w:right w:val="single" w:color="D0D5DD" w:sz="4"/>
             </w:tcBorders>
-            <w:shd w:fill="F9FAFB" w:color="auto" w:val="clear"/>
+            <w:shd w:fill="FFFFFF" w:color="auto" w:val="clear"/>
             <w:tcMar>
               <w:top w:type="dxa" w:w="80"/>
               <w:left w:type="dxa" w:w="140"/>
@@ -10489,12 +14958,6 @@
     </w:lvlOverride>
   </w:num>
   <w:num w:numId="9">
-    <w:abstractNumId w:val="10"/>
-    <w:lvlOverride w:ilvl="0">
-      <w:startOverride w:val="1"/>
-    </w:lvlOverride>
-  </w:num>
-  <w:num w:numId="10">
     <w:abstractNumId w:val="11"/>
     <w:lvlOverride w:ilvl="0">
       <w:startOverride w:val="1"/>

--- a/reports/onsite_test_runbook.docx
+++ b/reports/onsite_test_runbook.docx
@@ -377,7 +377,7 @@
                 <w:sz w:val="21"/>
                 <w:szCs w:val="21"/>
               </w:rPr>
-              <w:t xml:space="preserve">담당자 확인</w:t>
+              <w:t xml:space="preserve">체크리스트</w:t>
             </w:r>
           </w:p>
         </w:tc>
@@ -408,7 +408,7 @@
                 <w:sz w:val="21"/>
                 <w:szCs w:val="21"/>
               </w:rPr>
-              <w:t xml:space="preserve">4장 체크리스트 (인쇄해서 체크)</w:t>
+              <w:t xml:space="preserve">4장 담당자 확인 · 5장 현장 확인 (인쇄해서 체크)</w:t>
             </w:r>
           </w:p>
         </w:tc>
@@ -698,7 +698,7 @@
           <w:sz w:val="22"/>
           <w:szCs w:val="22"/>
         </w:rPr>
-        <w:t xml:space="preserve">   2장의 STEP 1~10 을 순서대로 진행하고, 어느 단계에서 막히면 그 단계에 적힌 문제 해결 코드(A~K)를 3장에서 찾아 보세요. 효성전기 담당자와 정할 내용은 4장 체크리스트에 있어요.</w:t>
+        <w:t xml:space="preserve">   2장의 STEP 1~10 을 순서대로 진행하고, 어느 단계에서 막히면 그 단계에 적힌 문제 해결 코드(A~K)를 3장에서 찾아 보세요. 효성전기 담당자와 정할 내용은 4장, 설치 환경·동작 확인은 5장 체크리스트에 있어요.</w:t>
       </w:r>
     </w:p>
     <w:p>
@@ -13412,6 +13412,5438 @@
                 <w:szCs w:val="21"/>
               </w:rPr>
               <w:t xml:space="preserve"> </w:t>
+            </w:r>
+          </w:p>
+        </w:tc>
+      </w:tr>
+    </w:tbl>
+    <w:p>
+      <w:pPr>
+        <w:pStyle w:val="Heading1"/>
+        <w:pageBreakBefore/>
+      </w:pPr>
+      <w:r>
+        <w:rPr>
+          <w:color w:val="2563EB"/>
+        </w:rPr>
+        <w:t xml:space="preserve">5. </w:t>
+      </w:r>
+      <w:r>
+        <w:t xml:space="preserve">현장 확인 사항</w:t>
+      </w:r>
+    </w:p>
+    <w:p>
+      <w:pPr>
+        <w:spacing w:after="100" w:line="320"/>
+      </w:pPr>
+      <w:r>
+        <w:rPr>
+          <w:rFonts w:ascii="Malgun Gothic" w:cs="Malgun Gothic" w:eastAsia="Malgun Gothic" w:hAnsi="Malgun Gothic"/>
+          <w:color w:val="475467"/>
+          <w:sz w:val="22"/>
+          <w:szCs w:val="22"/>
+        </w:rPr>
+        <w:t xml:space="preserve">설치 환경과 실제 동작을 현장에서 직접 확인할 내용이에요. 문제가 보이면 사진을 찍어 오면 원인 찾기가 쉬워요.</w:t>
+      </w:r>
+    </w:p>
+    <w:p>
+      <w:pPr>
+        <w:pStyle w:val="Heading2"/>
+      </w:pPr>
+      <w:r>
+        <w:rPr>
+          <w:color w:val="1F3A5F"/>
+        </w:rPr>
+        <w:t xml:space="preserve">① 카메라 설치 · 화면</w:t>
+      </w:r>
+    </w:p>
+    <w:tbl>
+      <w:tblPr>
+        <w:tblW w:type="dxa" w:w="9638"/>
+        <w:tblBorders>
+          <w:top w:val="single" w:color="auto" w:sz="4"/>
+          <w:left w:val="single" w:color="auto" w:sz="4"/>
+          <w:bottom w:val="single" w:color="auto" w:sz="4"/>
+          <w:right w:val="single" w:color="auto" w:sz="4"/>
+          <w:insideH w:val="single" w:color="auto" w:sz="4"/>
+          <w:insideV w:val="single" w:color="auto" w:sz="4"/>
+        </w:tblBorders>
+      </w:tblPr>
+      <w:tblGrid>
+        <w:gridCol w:w="700"/>
+        <w:gridCol w:w="8938"/>
+      </w:tblGrid>
+      <w:tr>
+        <w:trPr>
+          <w:tblHeader/>
+        </w:trPr>
+        <w:tc>
+          <w:tcPr>
+            <w:tcW w:type="dxa" w:w="700"/>
+            <w:tcBorders>
+              <w:top w:val="single" w:color="D0D5DD" w:sz="4"/>
+              <w:left w:val="single" w:color="D0D5DD" w:sz="4"/>
+              <w:bottom w:val="single" w:color="D0D5DD" w:sz="4"/>
+              <w:right w:val="single" w:color="D0D5DD" w:sz="4"/>
+            </w:tcBorders>
+            <w:shd w:fill="15803D" w:color="auto" w:val="clear"/>
+            <w:tcMar>
+              <w:top w:type="dxa" w:w="90"/>
+              <w:left w:type="dxa" w:w="140"/>
+              <w:bottom w:type="dxa" w:w="90"/>
+              <w:right w:type="dxa" w:w="140"/>
+            </w:tcMar>
+          </w:tcPr>
+          <w:p>
+            <w:r>
+              <w:rPr>
+                <w:rFonts w:ascii="Malgun Gothic" w:cs="Malgun Gothic" w:eastAsia="Malgun Gothic" w:hAnsi="Malgun Gothic"/>
+                <w:b/>
+                <w:bCs/>
+                <w:color w:val="FFFFFF"/>
+                <w:sz w:val="21"/>
+                <w:szCs w:val="21"/>
+              </w:rPr>
+              <w:t xml:space="preserve">✓</w:t>
+            </w:r>
+          </w:p>
+        </w:tc>
+        <w:tc>
+          <w:tcPr>
+            <w:tcW w:type="dxa" w:w="8938"/>
+            <w:tcBorders>
+              <w:top w:val="single" w:color="D0D5DD" w:sz="4"/>
+              <w:left w:val="single" w:color="D0D5DD" w:sz="4"/>
+              <w:bottom w:val="single" w:color="D0D5DD" w:sz="4"/>
+              <w:right w:val="single" w:color="D0D5DD" w:sz="4"/>
+            </w:tcBorders>
+            <w:shd w:fill="15803D" w:color="auto" w:val="clear"/>
+            <w:tcMar>
+              <w:top w:type="dxa" w:w="90"/>
+              <w:left w:type="dxa" w:w="140"/>
+              <w:bottom w:type="dxa" w:w="90"/>
+              <w:right w:type="dxa" w:w="140"/>
+            </w:tcMar>
+          </w:tcPr>
+          <w:p>
+            <w:r>
+              <w:rPr>
+                <w:rFonts w:ascii="Malgun Gothic" w:cs="Malgun Gothic" w:eastAsia="Malgun Gothic" w:hAnsi="Malgun Gothic"/>
+                <w:b/>
+                <w:bCs/>
+                <w:color w:val="FFFFFF"/>
+                <w:sz w:val="21"/>
+                <w:szCs w:val="21"/>
+              </w:rPr>
+              <w:t xml:space="preserve">확인할 것</w:t>
+            </w:r>
+          </w:p>
+        </w:tc>
+      </w:tr>
+      <w:tr>
+        <w:trPr>
+          <w:cantSplit/>
+        </w:trPr>
+        <w:tc>
+          <w:tcPr>
+            <w:tcW w:type="dxa" w:w="700"/>
+            <w:tcBorders>
+              <w:top w:val="single" w:color="D0D5DD" w:sz="4"/>
+              <w:left w:val="single" w:color="D0D5DD" w:sz="4"/>
+              <w:bottom w:val="single" w:color="D0D5DD" w:sz="4"/>
+              <w:right w:val="single" w:color="D0D5DD" w:sz="4"/>
+            </w:tcBorders>
+            <w:shd w:fill="FFFFFF" w:color="auto" w:val="clear"/>
+            <w:tcMar>
+              <w:top w:type="dxa" w:w="80"/>
+              <w:left w:type="dxa" w:w="140"/>
+              <w:bottom w:type="dxa" w:w="80"/>
+              <w:right w:type="dxa" w:w="140"/>
+            </w:tcMar>
+          </w:tcPr>
+          <w:p>
+            <w:pPr>
+              <w:spacing w:line="290"/>
+            </w:pPr>
+            <w:r>
+              <w:rPr>
+                <w:rFonts w:ascii="Malgun Gothic" w:cs="Malgun Gothic" w:eastAsia="Malgun Gothic" w:hAnsi="Malgun Gothic"/>
+                <w:sz w:val="21"/>
+                <w:szCs w:val="21"/>
+              </w:rPr>
+              <w:t xml:space="preserve">☐</w:t>
+            </w:r>
+          </w:p>
+        </w:tc>
+        <w:tc>
+          <w:tcPr>
+            <w:tcW w:type="dxa" w:w="8938"/>
+            <w:tcBorders>
+              <w:top w:val="single" w:color="D0D5DD" w:sz="4"/>
+              <w:left w:val="single" w:color="D0D5DD" w:sz="4"/>
+              <w:bottom w:val="single" w:color="D0D5DD" w:sz="4"/>
+              <w:right w:val="single" w:color="D0D5DD" w:sz="4"/>
+            </w:tcBorders>
+            <w:shd w:fill="FFFFFF" w:color="auto" w:val="clear"/>
+            <w:tcMar>
+              <w:top w:type="dxa" w:w="80"/>
+              <w:left w:type="dxa" w:w="140"/>
+              <w:bottom w:type="dxa" w:w="80"/>
+              <w:right w:type="dxa" w:w="140"/>
+            </w:tcMar>
+          </w:tcPr>
+          <w:p>
+            <w:pPr>
+              <w:spacing w:line="290"/>
+            </w:pPr>
+            <w:r>
+              <w:rPr>
+                <w:rFonts w:ascii="Malgun Gothic" w:cs="Malgun Gothic" w:eastAsia="Malgun Gothic" w:hAnsi="Malgun Gothic"/>
+                <w:sz w:val="21"/>
+                <w:szCs w:val="21"/>
+              </w:rPr>
+              <w:t xml:space="preserve">투입구(물체 올리는 곳) </w:t>
+            </w:r>
+            <w:r>
+              <w:rPr>
+                <w:rFonts w:ascii="Malgun Gothic" w:cs="Malgun Gothic" w:eastAsia="Malgun Gothic" w:hAnsi="Malgun Gothic"/>
+                <w:b/>
+                <w:bCs/>
+                <w:sz w:val="21"/>
+                <w:szCs w:val="21"/>
+              </w:rPr>
+              <w:t xml:space="preserve">전체가 화면 안에</w:t>
+            </w:r>
+            <w:r>
+              <w:rPr>
+                <w:rFonts w:ascii="Malgun Gothic" w:cs="Malgun Gothic" w:eastAsia="Malgun Gothic" w:hAnsi="Malgun Gothic"/>
+                <w:sz w:val="21"/>
+                <w:szCs w:val="21"/>
+              </w:rPr>
+              <w:t xml:space="preserve"> 들어오는지 — </w:t>
+            </w:r>
+            <w:r>
+              <w:rPr>
+                <w:rFonts w:ascii="Consolas" w:cs="Consolas" w:eastAsia="Malgun Gothic" w:hAnsi="Consolas"/>
+                <w:color w:val="B42318"/>
+                <w:sz w:val="19"/>
+                <w:szCs w:val="19"/>
+                <w:shd w:fill="F2F4F7" w:color="auto" w:val="clear"/>
+              </w:rPr>
+              <w:t xml:space="preserve">http://localhost:8765/full.jpg</w:t>
+            </w:r>
+            <w:r>
+              <w:rPr>
+                <w:rFonts w:ascii="Malgun Gothic" w:cs="Malgun Gothic" w:eastAsia="Malgun Gothic" w:hAnsi="Malgun Gothic"/>
+                <w:sz w:val="21"/>
+                <w:szCs w:val="21"/>
+              </w:rPr>
+              <w:t xml:space="preserve"> 로 확인</w:t>
+            </w:r>
+          </w:p>
+        </w:tc>
+      </w:tr>
+      <w:tr>
+        <w:trPr>
+          <w:cantSplit/>
+        </w:trPr>
+        <w:tc>
+          <w:tcPr>
+            <w:tcW w:type="dxa" w:w="700"/>
+            <w:tcBorders>
+              <w:top w:val="single" w:color="D0D5DD" w:sz="4"/>
+              <w:left w:val="single" w:color="D0D5DD" w:sz="4"/>
+              <w:bottom w:val="single" w:color="D0D5DD" w:sz="4"/>
+              <w:right w:val="single" w:color="D0D5DD" w:sz="4"/>
+            </w:tcBorders>
+            <w:shd w:fill="F9FAFB" w:color="auto" w:val="clear"/>
+            <w:tcMar>
+              <w:top w:type="dxa" w:w="80"/>
+              <w:left w:type="dxa" w:w="140"/>
+              <w:bottom w:type="dxa" w:w="80"/>
+              <w:right w:type="dxa" w:w="140"/>
+            </w:tcMar>
+          </w:tcPr>
+          <w:p>
+            <w:pPr>
+              <w:spacing w:line="290"/>
+            </w:pPr>
+            <w:r>
+              <w:rPr>
+                <w:rFonts w:ascii="Malgun Gothic" w:cs="Malgun Gothic" w:eastAsia="Malgun Gothic" w:hAnsi="Malgun Gothic"/>
+                <w:sz w:val="21"/>
+                <w:szCs w:val="21"/>
+              </w:rPr>
+              <w:t xml:space="preserve">☐</w:t>
+            </w:r>
+          </w:p>
+        </w:tc>
+        <w:tc>
+          <w:tcPr>
+            <w:tcW w:type="dxa" w:w="8938"/>
+            <w:tcBorders>
+              <w:top w:val="single" w:color="D0D5DD" w:sz="4"/>
+              <w:left w:val="single" w:color="D0D5DD" w:sz="4"/>
+              <w:bottom w:val="single" w:color="D0D5DD" w:sz="4"/>
+              <w:right w:val="single" w:color="D0D5DD" w:sz="4"/>
+            </w:tcBorders>
+            <w:shd w:fill="F9FAFB" w:color="auto" w:val="clear"/>
+            <w:tcMar>
+              <w:top w:type="dxa" w:w="80"/>
+              <w:left w:type="dxa" w:w="140"/>
+              <w:bottom w:type="dxa" w:w="80"/>
+              <w:right w:type="dxa" w:w="140"/>
+            </w:tcMar>
+          </w:tcPr>
+          <w:p>
+            <w:pPr>
+              <w:spacing w:line="290"/>
+            </w:pPr>
+            <w:r>
+              <w:rPr>
+                <w:rFonts w:ascii="Malgun Gothic" w:cs="Malgun Gothic" w:eastAsia="Malgun Gothic" w:hAnsi="Malgun Gothic"/>
+                <w:sz w:val="21"/>
+                <w:szCs w:val="21"/>
+              </w:rPr>
+              <w:t xml:space="preserve">카메라 높이 · 각도 고정 (흔들리거나 처지지 않는지)</w:t>
+            </w:r>
+          </w:p>
+        </w:tc>
+      </w:tr>
+      <w:tr>
+        <w:trPr>
+          <w:cantSplit/>
+        </w:trPr>
+        <w:tc>
+          <w:tcPr>
+            <w:tcW w:type="dxa" w:w="700"/>
+            <w:tcBorders>
+              <w:top w:val="single" w:color="D0D5DD" w:sz="4"/>
+              <w:left w:val="single" w:color="D0D5DD" w:sz="4"/>
+              <w:bottom w:val="single" w:color="D0D5DD" w:sz="4"/>
+              <w:right w:val="single" w:color="D0D5DD" w:sz="4"/>
+            </w:tcBorders>
+            <w:shd w:fill="FFFFFF" w:color="auto" w:val="clear"/>
+            <w:tcMar>
+              <w:top w:type="dxa" w:w="80"/>
+              <w:left w:type="dxa" w:w="140"/>
+              <w:bottom w:type="dxa" w:w="80"/>
+              <w:right w:type="dxa" w:w="140"/>
+            </w:tcMar>
+          </w:tcPr>
+          <w:p>
+            <w:pPr>
+              <w:spacing w:line="290"/>
+            </w:pPr>
+            <w:r>
+              <w:rPr>
+                <w:rFonts w:ascii="Malgun Gothic" w:cs="Malgun Gothic" w:eastAsia="Malgun Gothic" w:hAnsi="Malgun Gothic"/>
+                <w:sz w:val="21"/>
+                <w:szCs w:val="21"/>
+              </w:rPr>
+              <w:t xml:space="preserve">☐</w:t>
+            </w:r>
+          </w:p>
+        </w:tc>
+        <w:tc>
+          <w:tcPr>
+            <w:tcW w:type="dxa" w:w="8938"/>
+            <w:tcBorders>
+              <w:top w:val="single" w:color="D0D5DD" w:sz="4"/>
+              <w:left w:val="single" w:color="D0D5DD" w:sz="4"/>
+              <w:bottom w:val="single" w:color="D0D5DD" w:sz="4"/>
+              <w:right w:val="single" w:color="D0D5DD" w:sz="4"/>
+            </w:tcBorders>
+            <w:shd w:fill="FFFFFF" w:color="auto" w:val="clear"/>
+            <w:tcMar>
+              <w:top w:type="dxa" w:w="80"/>
+              <w:left w:type="dxa" w:w="140"/>
+              <w:bottom w:type="dxa" w:w="80"/>
+              <w:right w:type="dxa" w:w="140"/>
+            </w:tcMar>
+          </w:tcPr>
+          <w:p>
+            <w:pPr>
+              <w:spacing w:line="290"/>
+            </w:pPr>
+            <w:r>
+              <w:rPr>
+                <w:rFonts w:ascii="Malgun Gothic" w:cs="Malgun Gothic" w:eastAsia="Malgun Gothic" w:hAnsi="Malgun Gothic"/>
+                <w:sz w:val="21"/>
+                <w:szCs w:val="21"/>
+              </w:rPr>
+              <w:t xml:space="preserve">화면이 뒤집히거나 돌아가 있지 않은지 (아니면 3장 G: </w:t>
+            </w:r>
+            <w:r>
+              <w:rPr>
+                <w:rFonts w:ascii="Consolas" w:cs="Consolas" w:eastAsia="Malgun Gothic" w:hAnsi="Consolas"/>
+                <w:color w:val="B42318"/>
+                <w:sz w:val="19"/>
+                <w:szCs w:val="19"/>
+                <w:shd w:fill="F2F4F7" w:color="auto" w:val="clear"/>
+              </w:rPr>
+              <w:t xml:space="preserve">CSI_FLIP</w:t>
+            </w:r>
+            <w:r>
+              <w:rPr>
+                <w:rFonts w:ascii="Malgun Gothic" w:cs="Malgun Gothic" w:eastAsia="Malgun Gothic" w:hAnsi="Malgun Gothic"/>
+                <w:sz w:val="21"/>
+                <w:szCs w:val="21"/>
+              </w:rPr>
+              <w:t xml:space="preserve">)</w:t>
+            </w:r>
+          </w:p>
+        </w:tc>
+      </w:tr>
+      <w:tr>
+        <w:trPr>
+          <w:cantSplit/>
+        </w:trPr>
+        <w:tc>
+          <w:tcPr>
+            <w:tcW w:type="dxa" w:w="700"/>
+            <w:tcBorders>
+              <w:top w:val="single" w:color="D0D5DD" w:sz="4"/>
+              <w:left w:val="single" w:color="D0D5DD" w:sz="4"/>
+              <w:bottom w:val="single" w:color="D0D5DD" w:sz="4"/>
+              <w:right w:val="single" w:color="D0D5DD" w:sz="4"/>
+            </w:tcBorders>
+            <w:shd w:fill="F9FAFB" w:color="auto" w:val="clear"/>
+            <w:tcMar>
+              <w:top w:type="dxa" w:w="80"/>
+              <w:left w:type="dxa" w:w="140"/>
+              <w:bottom w:type="dxa" w:w="80"/>
+              <w:right w:type="dxa" w:w="140"/>
+            </w:tcMar>
+          </w:tcPr>
+          <w:p>
+            <w:pPr>
+              <w:spacing w:line="290"/>
+            </w:pPr>
+            <w:r>
+              <w:rPr>
+                <w:rFonts w:ascii="Malgun Gothic" w:cs="Malgun Gothic" w:eastAsia="Malgun Gothic" w:hAnsi="Malgun Gothic"/>
+                <w:sz w:val="21"/>
+                <w:szCs w:val="21"/>
+              </w:rPr>
+              <w:t xml:space="preserve">☐</w:t>
+            </w:r>
+          </w:p>
+        </w:tc>
+        <w:tc>
+          <w:tcPr>
+            <w:tcW w:type="dxa" w:w="8938"/>
+            <w:tcBorders>
+              <w:top w:val="single" w:color="D0D5DD" w:sz="4"/>
+              <w:left w:val="single" w:color="D0D5DD" w:sz="4"/>
+              <w:bottom w:val="single" w:color="D0D5DD" w:sz="4"/>
+              <w:right w:val="single" w:color="D0D5DD" w:sz="4"/>
+            </w:tcBorders>
+            <w:shd w:fill="F9FAFB" w:color="auto" w:val="clear"/>
+            <w:tcMar>
+              <w:top w:type="dxa" w:w="80"/>
+              <w:left w:type="dxa" w:w="140"/>
+              <w:bottom w:type="dxa" w:w="80"/>
+              <w:right w:type="dxa" w:w="140"/>
+            </w:tcMar>
+          </w:tcPr>
+          <w:p>
+            <w:pPr>
+              <w:spacing w:line="290"/>
+            </w:pPr>
+            <w:r>
+              <w:rPr>
+                <w:rFonts w:ascii="Malgun Gothic" w:cs="Malgun Gothic" w:eastAsia="Malgun Gothic" w:hAnsi="Malgun Gothic"/>
+                <w:sz w:val="21"/>
+                <w:szCs w:val="21"/>
+              </w:rPr>
+              <w:t xml:space="preserve">물체가 화면에서 너무 작지 않은지 (화면의 1/4 이상 크기가 좋음)</w:t>
+            </w:r>
+          </w:p>
+        </w:tc>
+      </w:tr>
+      <w:tr>
+        <w:trPr>
+          <w:cantSplit/>
+        </w:trPr>
+        <w:tc>
+          <w:tcPr>
+            <w:tcW w:type="dxa" w:w="700"/>
+            <w:tcBorders>
+              <w:top w:val="single" w:color="D0D5DD" w:sz="4"/>
+              <w:left w:val="single" w:color="D0D5DD" w:sz="4"/>
+              <w:bottom w:val="single" w:color="D0D5DD" w:sz="4"/>
+              <w:right w:val="single" w:color="D0D5DD" w:sz="4"/>
+            </w:tcBorders>
+            <w:shd w:fill="FFFFFF" w:color="auto" w:val="clear"/>
+            <w:tcMar>
+              <w:top w:type="dxa" w:w="80"/>
+              <w:left w:type="dxa" w:w="140"/>
+              <w:bottom w:type="dxa" w:w="80"/>
+              <w:right w:type="dxa" w:w="140"/>
+            </w:tcMar>
+          </w:tcPr>
+          <w:p>
+            <w:pPr>
+              <w:spacing w:line="290"/>
+            </w:pPr>
+            <w:r>
+              <w:rPr>
+                <w:rFonts w:ascii="Malgun Gothic" w:cs="Malgun Gothic" w:eastAsia="Malgun Gothic" w:hAnsi="Malgun Gothic"/>
+                <w:sz w:val="21"/>
+                <w:szCs w:val="21"/>
+              </w:rPr>
+              <w:t xml:space="preserve">☐</w:t>
+            </w:r>
+          </w:p>
+        </w:tc>
+        <w:tc>
+          <w:tcPr>
+            <w:tcW w:type="dxa" w:w="8938"/>
+            <w:tcBorders>
+              <w:top w:val="single" w:color="D0D5DD" w:sz="4"/>
+              <w:left w:val="single" w:color="D0D5DD" w:sz="4"/>
+              <w:bottom w:val="single" w:color="D0D5DD" w:sz="4"/>
+              <w:right w:val="single" w:color="D0D5DD" w:sz="4"/>
+            </w:tcBorders>
+            <w:shd w:fill="FFFFFF" w:color="auto" w:val="clear"/>
+            <w:tcMar>
+              <w:top w:type="dxa" w:w="80"/>
+              <w:left w:type="dxa" w:w="140"/>
+              <w:bottom w:type="dxa" w:w="80"/>
+              <w:right w:type="dxa" w:w="140"/>
+            </w:tcMar>
+          </w:tcPr>
+          <w:p>
+            <w:pPr>
+              <w:spacing w:line="290"/>
+            </w:pPr>
+            <w:r>
+              <w:rPr>
+                <w:rFonts w:ascii="Malgun Gothic" w:cs="Malgun Gothic" w:eastAsia="Malgun Gothic" w:hAnsi="Malgun Gothic"/>
+                <w:b/>
+                <w:bCs/>
+                <w:sz w:val="21"/>
+                <w:szCs w:val="21"/>
+              </w:rPr>
+              <w:t xml:space="preserve">조명</w:t>
+            </w:r>
+            <w:r>
+              <w:rPr>
+                <w:rFonts w:ascii="Malgun Gothic" w:cs="Malgun Gothic" w:eastAsia="Malgun Gothic" w:hAnsi="Malgun Gothic"/>
+                <w:sz w:val="21"/>
+                <w:szCs w:val="21"/>
+              </w:rPr>
+              <w:t xml:space="preserve">: 너무 어둡거나 반사 · 역광 · 진한 그림자가 없는지</w:t>
+            </w:r>
+          </w:p>
+        </w:tc>
+      </w:tr>
+      <w:tr>
+        <w:trPr>
+          <w:cantSplit/>
+        </w:trPr>
+        <w:tc>
+          <w:tcPr>
+            <w:tcW w:type="dxa" w:w="700"/>
+            <w:tcBorders>
+              <w:top w:val="single" w:color="D0D5DD" w:sz="4"/>
+              <w:left w:val="single" w:color="D0D5DD" w:sz="4"/>
+              <w:bottom w:val="single" w:color="D0D5DD" w:sz="4"/>
+              <w:right w:val="single" w:color="D0D5DD" w:sz="4"/>
+            </w:tcBorders>
+            <w:shd w:fill="F9FAFB" w:color="auto" w:val="clear"/>
+            <w:tcMar>
+              <w:top w:type="dxa" w:w="80"/>
+              <w:left w:type="dxa" w:w="140"/>
+              <w:bottom w:type="dxa" w:w="80"/>
+              <w:right w:type="dxa" w:w="140"/>
+            </w:tcMar>
+          </w:tcPr>
+          <w:p>
+            <w:pPr>
+              <w:spacing w:line="290"/>
+            </w:pPr>
+            <w:r>
+              <w:rPr>
+                <w:rFonts w:ascii="Malgun Gothic" w:cs="Malgun Gothic" w:eastAsia="Malgun Gothic" w:hAnsi="Malgun Gothic"/>
+                <w:sz w:val="21"/>
+                <w:szCs w:val="21"/>
+              </w:rPr>
+              <w:t xml:space="preserve">☐</w:t>
+            </w:r>
+          </w:p>
+        </w:tc>
+        <w:tc>
+          <w:tcPr>
+            <w:tcW w:type="dxa" w:w="8938"/>
+            <w:tcBorders>
+              <w:top w:val="single" w:color="D0D5DD" w:sz="4"/>
+              <w:left w:val="single" w:color="D0D5DD" w:sz="4"/>
+              <w:bottom w:val="single" w:color="D0D5DD" w:sz="4"/>
+              <w:right w:val="single" w:color="D0D5DD" w:sz="4"/>
+            </w:tcBorders>
+            <w:shd w:fill="F9FAFB" w:color="auto" w:val="clear"/>
+            <w:tcMar>
+              <w:top w:type="dxa" w:w="80"/>
+              <w:left w:type="dxa" w:w="140"/>
+              <w:bottom w:type="dxa" w:w="80"/>
+              <w:right w:type="dxa" w:w="140"/>
+            </w:tcMar>
+          </w:tcPr>
+          <w:p>
+            <w:pPr>
+              <w:spacing w:line="290"/>
+            </w:pPr>
+            <w:r>
+              <w:rPr>
+                <w:rFonts w:ascii="Malgun Gothic" w:cs="Malgun Gothic" w:eastAsia="Malgun Gothic" w:hAnsi="Malgun Gothic"/>
+                <w:b/>
+                <w:bCs/>
+                <w:sz w:val="21"/>
+                <w:szCs w:val="21"/>
+              </w:rPr>
+              <w:t xml:space="preserve">배경</w:t>
+            </w:r>
+            <w:r>
+              <w:rPr>
+                <w:rFonts w:ascii="Malgun Gothic" w:cs="Malgun Gothic" w:eastAsia="Malgun Gothic" w:hAnsi="Malgun Gothic"/>
+                <w:sz w:val="21"/>
+                <w:szCs w:val="21"/>
+              </w:rPr>
+              <w:t xml:space="preserve">: 투입구 바닥이 단색이고 다른 물건이 보이지 않는지</w:t>
+            </w:r>
+          </w:p>
+        </w:tc>
+      </w:tr>
+      <w:tr>
+        <w:trPr>
+          <w:cantSplit/>
+        </w:trPr>
+        <w:tc>
+          <w:tcPr>
+            <w:tcW w:type="dxa" w:w="700"/>
+            <w:tcBorders>
+              <w:top w:val="single" w:color="D0D5DD" w:sz="4"/>
+              <w:left w:val="single" w:color="D0D5DD" w:sz="4"/>
+              <w:bottom w:val="single" w:color="D0D5DD" w:sz="4"/>
+              <w:right w:val="single" w:color="D0D5DD" w:sz="4"/>
+            </w:tcBorders>
+            <w:shd w:fill="FFFFFF" w:color="auto" w:val="clear"/>
+            <w:tcMar>
+              <w:top w:type="dxa" w:w="80"/>
+              <w:left w:type="dxa" w:w="140"/>
+              <w:bottom w:type="dxa" w:w="80"/>
+              <w:right w:type="dxa" w:w="140"/>
+            </w:tcMar>
+          </w:tcPr>
+          <w:p>
+            <w:pPr>
+              <w:spacing w:line="290"/>
+            </w:pPr>
+            <w:r>
+              <w:rPr>
+                <w:rFonts w:ascii="Malgun Gothic" w:cs="Malgun Gothic" w:eastAsia="Malgun Gothic" w:hAnsi="Malgun Gothic"/>
+                <w:sz w:val="21"/>
+                <w:szCs w:val="21"/>
+              </w:rPr>
+              <w:t xml:space="preserve">☐</w:t>
+            </w:r>
+          </w:p>
+        </w:tc>
+        <w:tc>
+          <w:tcPr>
+            <w:tcW w:type="dxa" w:w="8938"/>
+            <w:tcBorders>
+              <w:top w:val="single" w:color="D0D5DD" w:sz="4"/>
+              <w:left w:val="single" w:color="D0D5DD" w:sz="4"/>
+              <w:bottom w:val="single" w:color="D0D5DD" w:sz="4"/>
+              <w:right w:val="single" w:color="D0D5DD" w:sz="4"/>
+            </w:tcBorders>
+            <w:shd w:fill="FFFFFF" w:color="auto" w:val="clear"/>
+            <w:tcMar>
+              <w:top w:type="dxa" w:w="80"/>
+              <w:left w:type="dxa" w:w="140"/>
+              <w:bottom w:type="dxa" w:w="80"/>
+              <w:right w:type="dxa" w:w="140"/>
+            </w:tcMar>
+          </w:tcPr>
+          <w:p>
+            <w:pPr>
+              <w:spacing w:line="290"/>
+            </w:pPr>
+            <w:r>
+              <w:rPr>
+                <w:rFonts w:ascii="Malgun Gothic" w:cs="Malgun Gothic" w:eastAsia="Malgun Gothic" w:hAnsi="Malgun Gothic"/>
+                <w:sz w:val="21"/>
+                <w:szCs w:val="21"/>
+              </w:rPr>
+              <w:t xml:space="preserve">ROI 지정 (STEP 8) 후 </w:t>
+            </w:r>
+            <w:r>
+              <w:rPr>
+                <w:rFonts w:ascii="Consolas" w:cs="Consolas" w:eastAsia="Malgun Gothic" w:hAnsi="Consolas"/>
+                <w:color w:val="B42318"/>
+                <w:sz w:val="19"/>
+                <w:szCs w:val="19"/>
+                <w:shd w:fill="F2F4F7" w:color="auto" w:val="clear"/>
+              </w:rPr>
+              <w:t xml:space="preserve">/full.jpg</w:t>
+            </w:r>
+            <w:r>
+              <w:rPr>
+                <w:rFonts w:ascii="Malgun Gothic" w:cs="Malgun Gothic" w:eastAsia="Malgun Gothic" w:hAnsi="Malgun Gothic"/>
+                <w:sz w:val="21"/>
+                <w:szCs w:val="21"/>
+              </w:rPr>
+              <w:t xml:space="preserve"> 의 빨간 사각형이 투입구와 맞는지</w:t>
+            </w:r>
+          </w:p>
+        </w:tc>
+      </w:tr>
+    </w:tbl>
+    <w:p>
+      <w:pPr>
+        <w:pStyle w:val="Heading2"/>
+      </w:pPr>
+      <w:r>
+        <w:rPr>
+          <w:color w:val="1F3A5F"/>
+        </w:rPr>
+        <w:t xml:space="preserve">② 모니터 · 사용자 화면</w:t>
+      </w:r>
+    </w:p>
+    <w:tbl>
+      <w:tblPr>
+        <w:tblW w:type="dxa" w:w="9638"/>
+        <w:tblBorders>
+          <w:top w:val="single" w:color="auto" w:sz="4"/>
+          <w:left w:val="single" w:color="auto" w:sz="4"/>
+          <w:bottom w:val="single" w:color="auto" w:sz="4"/>
+          <w:right w:val="single" w:color="auto" w:sz="4"/>
+          <w:insideH w:val="single" w:color="auto" w:sz="4"/>
+          <w:insideV w:val="single" w:color="auto" w:sz="4"/>
+        </w:tblBorders>
+      </w:tblPr>
+      <w:tblGrid>
+        <w:gridCol w:w="700"/>
+        <w:gridCol w:w="8938"/>
+      </w:tblGrid>
+      <w:tr>
+        <w:trPr>
+          <w:tblHeader/>
+        </w:trPr>
+        <w:tc>
+          <w:tcPr>
+            <w:tcW w:type="dxa" w:w="700"/>
+            <w:tcBorders>
+              <w:top w:val="single" w:color="D0D5DD" w:sz="4"/>
+              <w:left w:val="single" w:color="D0D5DD" w:sz="4"/>
+              <w:bottom w:val="single" w:color="D0D5DD" w:sz="4"/>
+              <w:right w:val="single" w:color="D0D5DD" w:sz="4"/>
+            </w:tcBorders>
+            <w:shd w:fill="15803D" w:color="auto" w:val="clear"/>
+            <w:tcMar>
+              <w:top w:type="dxa" w:w="90"/>
+              <w:left w:type="dxa" w:w="140"/>
+              <w:bottom w:type="dxa" w:w="90"/>
+              <w:right w:type="dxa" w:w="140"/>
+            </w:tcMar>
+          </w:tcPr>
+          <w:p>
+            <w:r>
+              <w:rPr>
+                <w:rFonts w:ascii="Malgun Gothic" w:cs="Malgun Gothic" w:eastAsia="Malgun Gothic" w:hAnsi="Malgun Gothic"/>
+                <w:b/>
+                <w:bCs/>
+                <w:color w:val="FFFFFF"/>
+                <w:sz w:val="21"/>
+                <w:szCs w:val="21"/>
+              </w:rPr>
+              <w:t xml:space="preserve">✓</w:t>
+            </w:r>
+          </w:p>
+        </w:tc>
+        <w:tc>
+          <w:tcPr>
+            <w:tcW w:type="dxa" w:w="8938"/>
+            <w:tcBorders>
+              <w:top w:val="single" w:color="D0D5DD" w:sz="4"/>
+              <w:left w:val="single" w:color="D0D5DD" w:sz="4"/>
+              <w:bottom w:val="single" w:color="D0D5DD" w:sz="4"/>
+              <w:right w:val="single" w:color="D0D5DD" w:sz="4"/>
+            </w:tcBorders>
+            <w:shd w:fill="15803D" w:color="auto" w:val="clear"/>
+            <w:tcMar>
+              <w:top w:type="dxa" w:w="90"/>
+              <w:left w:type="dxa" w:w="140"/>
+              <w:bottom w:type="dxa" w:w="90"/>
+              <w:right w:type="dxa" w:w="140"/>
+            </w:tcMar>
+          </w:tcPr>
+          <w:p>
+            <w:r>
+              <w:rPr>
+                <w:rFonts w:ascii="Malgun Gothic" w:cs="Malgun Gothic" w:eastAsia="Malgun Gothic" w:hAnsi="Malgun Gothic"/>
+                <w:b/>
+                <w:bCs/>
+                <w:color w:val="FFFFFF"/>
+                <w:sz w:val="21"/>
+                <w:szCs w:val="21"/>
+              </w:rPr>
+              <w:t xml:space="preserve">확인할 것</w:t>
+            </w:r>
+          </w:p>
+        </w:tc>
+      </w:tr>
+      <w:tr>
+        <w:trPr>
+          <w:cantSplit/>
+        </w:trPr>
+        <w:tc>
+          <w:tcPr>
+            <w:tcW w:type="dxa" w:w="700"/>
+            <w:tcBorders>
+              <w:top w:val="single" w:color="D0D5DD" w:sz="4"/>
+              <w:left w:val="single" w:color="D0D5DD" w:sz="4"/>
+              <w:bottom w:val="single" w:color="D0D5DD" w:sz="4"/>
+              <w:right w:val="single" w:color="D0D5DD" w:sz="4"/>
+            </w:tcBorders>
+            <w:shd w:fill="FFFFFF" w:color="auto" w:val="clear"/>
+            <w:tcMar>
+              <w:top w:type="dxa" w:w="80"/>
+              <w:left w:type="dxa" w:w="140"/>
+              <w:bottom w:type="dxa" w:w="80"/>
+              <w:right w:type="dxa" w:w="140"/>
+            </w:tcMar>
+          </w:tcPr>
+          <w:p>
+            <w:pPr>
+              <w:spacing w:line="290"/>
+            </w:pPr>
+            <w:r>
+              <w:rPr>
+                <w:rFonts w:ascii="Malgun Gothic" w:cs="Malgun Gothic" w:eastAsia="Malgun Gothic" w:hAnsi="Malgun Gothic"/>
+                <w:sz w:val="21"/>
+                <w:szCs w:val="21"/>
+              </w:rPr>
+              <w:t xml:space="preserve">☐</w:t>
+            </w:r>
+          </w:p>
+        </w:tc>
+        <w:tc>
+          <w:tcPr>
+            <w:tcW w:type="dxa" w:w="8938"/>
+            <w:tcBorders>
+              <w:top w:val="single" w:color="D0D5DD" w:sz="4"/>
+              <w:left w:val="single" w:color="D0D5DD" w:sz="4"/>
+              <w:bottom w:val="single" w:color="D0D5DD" w:sz="4"/>
+              <w:right w:val="single" w:color="D0D5DD" w:sz="4"/>
+            </w:tcBorders>
+            <w:shd w:fill="FFFFFF" w:color="auto" w:val="clear"/>
+            <w:tcMar>
+              <w:top w:type="dxa" w:w="80"/>
+              <w:left w:type="dxa" w:w="140"/>
+              <w:bottom w:type="dxa" w:w="80"/>
+              <w:right w:type="dxa" w:w="140"/>
+            </w:tcMar>
+          </w:tcPr>
+          <w:p>
+            <w:pPr>
+              <w:spacing w:line="290"/>
+            </w:pPr>
+            <w:r>
+              <w:rPr>
+                <w:rFonts w:ascii="Malgun Gothic" w:cs="Malgun Gothic" w:eastAsia="Malgun Gothic" w:hAnsi="Malgun Gothic"/>
+                <w:sz w:val="21"/>
+                <w:szCs w:val="21"/>
+              </w:rPr>
+              <w:t xml:space="preserve">모니터 위치에서 </w:t>
+            </w:r>
+            <w:r>
+              <w:rPr>
+                <w:rFonts w:ascii="Malgun Gothic" w:cs="Malgun Gothic" w:eastAsia="Malgun Gothic" w:hAnsi="Malgun Gothic"/>
+                <w:b/>
+                <w:bCs/>
+                <w:sz w:val="21"/>
+                <w:szCs w:val="21"/>
+              </w:rPr>
+              <w:t xml:space="preserve">안내 문구가 잘 읽히는지</w:t>
+            </w:r>
+            <w:r>
+              <w:rPr>
+                <w:rFonts w:ascii="Malgun Gothic" w:cs="Malgun Gothic" w:eastAsia="Malgun Gothic" w:hAnsi="Malgun Gothic"/>
+                <w:sz w:val="21"/>
+                <w:szCs w:val="21"/>
+              </w:rPr>
+              <w:t xml:space="preserve"> (사용자가 서는 거리에서)</w:t>
+            </w:r>
+          </w:p>
+        </w:tc>
+      </w:tr>
+      <w:tr>
+        <w:trPr>
+          <w:cantSplit/>
+        </w:trPr>
+        <w:tc>
+          <w:tcPr>
+            <w:tcW w:type="dxa" w:w="700"/>
+            <w:tcBorders>
+              <w:top w:val="single" w:color="D0D5DD" w:sz="4"/>
+              <w:left w:val="single" w:color="D0D5DD" w:sz="4"/>
+              <w:bottom w:val="single" w:color="D0D5DD" w:sz="4"/>
+              <w:right w:val="single" w:color="D0D5DD" w:sz="4"/>
+            </w:tcBorders>
+            <w:shd w:fill="F9FAFB" w:color="auto" w:val="clear"/>
+            <w:tcMar>
+              <w:top w:type="dxa" w:w="80"/>
+              <w:left w:type="dxa" w:w="140"/>
+              <w:bottom w:type="dxa" w:w="80"/>
+              <w:right w:type="dxa" w:w="140"/>
+            </w:tcMar>
+          </w:tcPr>
+          <w:p>
+            <w:pPr>
+              <w:spacing w:line="290"/>
+            </w:pPr>
+            <w:r>
+              <w:rPr>
+                <w:rFonts w:ascii="Malgun Gothic" w:cs="Malgun Gothic" w:eastAsia="Malgun Gothic" w:hAnsi="Malgun Gothic"/>
+                <w:sz w:val="21"/>
+                <w:szCs w:val="21"/>
+              </w:rPr>
+              <w:t xml:space="preserve">☐</w:t>
+            </w:r>
+          </w:p>
+        </w:tc>
+        <w:tc>
+          <w:tcPr>
+            <w:tcW w:type="dxa" w:w="8938"/>
+            <w:tcBorders>
+              <w:top w:val="single" w:color="D0D5DD" w:sz="4"/>
+              <w:left w:val="single" w:color="D0D5DD" w:sz="4"/>
+              <w:bottom w:val="single" w:color="D0D5DD" w:sz="4"/>
+              <w:right w:val="single" w:color="D0D5DD" w:sz="4"/>
+            </w:tcBorders>
+            <w:shd w:fill="F9FAFB" w:color="auto" w:val="clear"/>
+            <w:tcMar>
+              <w:top w:type="dxa" w:w="80"/>
+              <w:left w:type="dxa" w:w="140"/>
+              <w:bottom w:type="dxa" w:w="80"/>
+              <w:right w:type="dxa" w:w="140"/>
+            </w:tcMar>
+          </w:tcPr>
+          <w:p>
+            <w:pPr>
+              <w:spacing w:line="290"/>
+            </w:pPr>
+            <w:r>
+              <w:rPr>
+                <w:rFonts w:ascii="Malgun Gothic" w:cs="Malgun Gothic" w:eastAsia="Malgun Gothic" w:hAnsi="Malgun Gothic"/>
+                <w:sz w:val="21"/>
+                <w:szCs w:val="21"/>
+              </w:rPr>
+              <w:t xml:space="preserve">슬라이드 → 카메라 화면 전환이 자연스러운지 · 화면이 꽉 차는지</w:t>
+            </w:r>
+          </w:p>
+        </w:tc>
+      </w:tr>
+      <w:tr>
+        <w:trPr>
+          <w:cantSplit/>
+        </w:trPr>
+        <w:tc>
+          <w:tcPr>
+            <w:tcW w:type="dxa" w:w="700"/>
+            <w:tcBorders>
+              <w:top w:val="single" w:color="D0D5DD" w:sz="4"/>
+              <w:left w:val="single" w:color="D0D5DD" w:sz="4"/>
+              <w:bottom w:val="single" w:color="D0D5DD" w:sz="4"/>
+              <w:right w:val="single" w:color="D0D5DD" w:sz="4"/>
+            </w:tcBorders>
+            <w:shd w:fill="FFFFFF" w:color="auto" w:val="clear"/>
+            <w:tcMar>
+              <w:top w:type="dxa" w:w="80"/>
+              <w:left w:type="dxa" w:w="140"/>
+              <w:bottom w:type="dxa" w:w="80"/>
+              <w:right w:type="dxa" w:w="140"/>
+            </w:tcMar>
+          </w:tcPr>
+          <w:p>
+            <w:pPr>
+              <w:spacing w:line="290"/>
+            </w:pPr>
+            <w:r>
+              <w:rPr>
+                <w:rFonts w:ascii="Malgun Gothic" w:cs="Malgun Gothic" w:eastAsia="Malgun Gothic" w:hAnsi="Malgun Gothic"/>
+                <w:sz w:val="21"/>
+                <w:szCs w:val="21"/>
+              </w:rPr>
+              <w:t xml:space="preserve">☐</w:t>
+            </w:r>
+          </w:p>
+        </w:tc>
+        <w:tc>
+          <w:tcPr>
+            <w:tcW w:type="dxa" w:w="8938"/>
+            <w:tcBorders>
+              <w:top w:val="single" w:color="D0D5DD" w:sz="4"/>
+              <w:left w:val="single" w:color="D0D5DD" w:sz="4"/>
+              <w:bottom w:val="single" w:color="D0D5DD" w:sz="4"/>
+              <w:right w:val="single" w:color="D0D5DD" w:sz="4"/>
+            </w:tcBorders>
+            <w:shd w:fill="FFFFFF" w:color="auto" w:val="clear"/>
+            <w:tcMar>
+              <w:top w:type="dxa" w:w="80"/>
+              <w:left w:type="dxa" w:w="140"/>
+              <w:bottom w:type="dxa" w:w="80"/>
+              <w:right w:type="dxa" w:w="140"/>
+            </w:tcMar>
+          </w:tcPr>
+          <w:p>
+            <w:pPr>
+              <w:spacing w:line="290"/>
+            </w:pPr>
+            <w:r>
+              <w:rPr>
+                <w:rFonts w:ascii="Malgun Gothic" w:cs="Malgun Gothic" w:eastAsia="Malgun Gothic" w:hAnsi="Malgun Gothic"/>
+                <w:sz w:val="21"/>
+                <w:szCs w:val="21"/>
+              </w:rPr>
+              <w:t xml:space="preserve">화면 위에 경고 알림(Over-current 등)이 뜨지 않는지 (STEP 4)</w:t>
+            </w:r>
+          </w:p>
+        </w:tc>
+      </w:tr>
+      <w:tr>
+        <w:trPr>
+          <w:cantSplit/>
+        </w:trPr>
+        <w:tc>
+          <w:tcPr>
+            <w:tcW w:type="dxa" w:w="700"/>
+            <w:tcBorders>
+              <w:top w:val="single" w:color="D0D5DD" w:sz="4"/>
+              <w:left w:val="single" w:color="D0D5DD" w:sz="4"/>
+              <w:bottom w:val="single" w:color="D0D5DD" w:sz="4"/>
+              <w:right w:val="single" w:color="D0D5DD" w:sz="4"/>
+            </w:tcBorders>
+            <w:shd w:fill="F9FAFB" w:color="auto" w:val="clear"/>
+            <w:tcMar>
+              <w:top w:type="dxa" w:w="80"/>
+              <w:left w:type="dxa" w:w="140"/>
+              <w:bottom w:type="dxa" w:w="80"/>
+              <w:right w:type="dxa" w:w="140"/>
+            </w:tcMar>
+          </w:tcPr>
+          <w:p>
+            <w:pPr>
+              <w:spacing w:line="290"/>
+            </w:pPr>
+            <w:r>
+              <w:rPr>
+                <w:rFonts w:ascii="Malgun Gothic" w:cs="Malgun Gothic" w:eastAsia="Malgun Gothic" w:hAnsi="Malgun Gothic"/>
+                <w:sz w:val="21"/>
+                <w:szCs w:val="21"/>
+              </w:rPr>
+              <w:t xml:space="preserve">☐</w:t>
+            </w:r>
+          </w:p>
+        </w:tc>
+        <w:tc>
+          <w:tcPr>
+            <w:tcW w:type="dxa" w:w="8938"/>
+            <w:tcBorders>
+              <w:top w:val="single" w:color="D0D5DD" w:sz="4"/>
+              <w:left w:val="single" w:color="D0D5DD" w:sz="4"/>
+              <w:bottom w:val="single" w:color="D0D5DD" w:sz="4"/>
+              <w:right w:val="single" w:color="D0D5DD" w:sz="4"/>
+            </w:tcBorders>
+            <w:shd w:fill="F9FAFB" w:color="auto" w:val="clear"/>
+            <w:tcMar>
+              <w:top w:type="dxa" w:w="80"/>
+              <w:left w:type="dxa" w:w="140"/>
+              <w:bottom w:type="dxa" w:w="80"/>
+              <w:right w:type="dxa" w:w="140"/>
+            </w:tcMar>
+          </w:tcPr>
+          <w:p>
+            <w:pPr>
+              <w:spacing w:line="290"/>
+            </w:pPr>
+            <w:r>
+              <w:rPr>
+                <w:rFonts w:ascii="Malgun Gothic" w:cs="Malgun Gothic" w:eastAsia="Malgun Gothic" w:hAnsi="Malgun Gothic"/>
+                <w:sz w:val="21"/>
+                <w:szCs w:val="21"/>
+              </w:rPr>
+              <w:t xml:space="preserve">터치를 쓸 경우 USB 케이블 연결</w:t>
+            </w:r>
+          </w:p>
+        </w:tc>
+      </w:tr>
+    </w:tbl>
+    <w:p>
+      <w:pPr>
+        <w:pStyle w:val="Heading2"/>
+      </w:pPr>
+      <w:r>
+        <w:rPr>
+          <w:color w:val="1F3A5F"/>
+        </w:rPr>
+        <w:t xml:space="preserve">③ 전원 · 네트워크 · 발열</w:t>
+      </w:r>
+    </w:p>
+    <w:tbl>
+      <w:tblPr>
+        <w:tblW w:type="dxa" w:w="9638"/>
+        <w:tblBorders>
+          <w:top w:val="single" w:color="auto" w:sz="4"/>
+          <w:left w:val="single" w:color="auto" w:sz="4"/>
+          <w:bottom w:val="single" w:color="auto" w:sz="4"/>
+          <w:right w:val="single" w:color="auto" w:sz="4"/>
+          <w:insideH w:val="single" w:color="auto" w:sz="4"/>
+          <w:insideV w:val="single" w:color="auto" w:sz="4"/>
+        </w:tblBorders>
+      </w:tblPr>
+      <w:tblGrid>
+        <w:gridCol w:w="700"/>
+        <w:gridCol w:w="8938"/>
+      </w:tblGrid>
+      <w:tr>
+        <w:trPr>
+          <w:tblHeader/>
+        </w:trPr>
+        <w:tc>
+          <w:tcPr>
+            <w:tcW w:type="dxa" w:w="700"/>
+            <w:tcBorders>
+              <w:top w:val="single" w:color="D0D5DD" w:sz="4"/>
+              <w:left w:val="single" w:color="D0D5DD" w:sz="4"/>
+              <w:bottom w:val="single" w:color="D0D5DD" w:sz="4"/>
+              <w:right w:val="single" w:color="D0D5DD" w:sz="4"/>
+            </w:tcBorders>
+            <w:shd w:fill="15803D" w:color="auto" w:val="clear"/>
+            <w:tcMar>
+              <w:top w:type="dxa" w:w="90"/>
+              <w:left w:type="dxa" w:w="140"/>
+              <w:bottom w:type="dxa" w:w="90"/>
+              <w:right w:type="dxa" w:w="140"/>
+            </w:tcMar>
+          </w:tcPr>
+          <w:p>
+            <w:r>
+              <w:rPr>
+                <w:rFonts w:ascii="Malgun Gothic" w:cs="Malgun Gothic" w:eastAsia="Malgun Gothic" w:hAnsi="Malgun Gothic"/>
+                <w:b/>
+                <w:bCs/>
+                <w:color w:val="FFFFFF"/>
+                <w:sz w:val="21"/>
+                <w:szCs w:val="21"/>
+              </w:rPr>
+              <w:t xml:space="preserve">✓</w:t>
+            </w:r>
+          </w:p>
+        </w:tc>
+        <w:tc>
+          <w:tcPr>
+            <w:tcW w:type="dxa" w:w="8938"/>
+            <w:tcBorders>
+              <w:top w:val="single" w:color="D0D5DD" w:sz="4"/>
+              <w:left w:val="single" w:color="D0D5DD" w:sz="4"/>
+              <w:bottom w:val="single" w:color="D0D5DD" w:sz="4"/>
+              <w:right w:val="single" w:color="D0D5DD" w:sz="4"/>
+            </w:tcBorders>
+            <w:shd w:fill="15803D" w:color="auto" w:val="clear"/>
+            <w:tcMar>
+              <w:top w:type="dxa" w:w="90"/>
+              <w:left w:type="dxa" w:w="140"/>
+              <w:bottom w:type="dxa" w:w="90"/>
+              <w:right w:type="dxa" w:w="140"/>
+            </w:tcMar>
+          </w:tcPr>
+          <w:p>
+            <w:r>
+              <w:rPr>
+                <w:rFonts w:ascii="Malgun Gothic" w:cs="Malgun Gothic" w:eastAsia="Malgun Gothic" w:hAnsi="Malgun Gothic"/>
+                <w:b/>
+                <w:bCs/>
+                <w:color w:val="FFFFFF"/>
+                <w:sz w:val="21"/>
+                <w:szCs w:val="21"/>
+              </w:rPr>
+              <w:t xml:space="preserve">확인할 것</w:t>
+            </w:r>
+          </w:p>
+        </w:tc>
+      </w:tr>
+      <w:tr>
+        <w:trPr>
+          <w:cantSplit/>
+        </w:trPr>
+        <w:tc>
+          <w:tcPr>
+            <w:tcW w:type="dxa" w:w="700"/>
+            <w:tcBorders>
+              <w:top w:val="single" w:color="D0D5DD" w:sz="4"/>
+              <w:left w:val="single" w:color="D0D5DD" w:sz="4"/>
+              <w:bottom w:val="single" w:color="D0D5DD" w:sz="4"/>
+              <w:right w:val="single" w:color="D0D5DD" w:sz="4"/>
+            </w:tcBorders>
+            <w:shd w:fill="FFFFFF" w:color="auto" w:val="clear"/>
+            <w:tcMar>
+              <w:top w:type="dxa" w:w="80"/>
+              <w:left w:type="dxa" w:w="140"/>
+              <w:bottom w:type="dxa" w:w="80"/>
+              <w:right w:type="dxa" w:w="140"/>
+            </w:tcMar>
+          </w:tcPr>
+          <w:p>
+            <w:pPr>
+              <w:spacing w:line="290"/>
+            </w:pPr>
+            <w:r>
+              <w:rPr>
+                <w:rFonts w:ascii="Malgun Gothic" w:cs="Malgun Gothic" w:eastAsia="Malgun Gothic" w:hAnsi="Malgun Gothic"/>
+                <w:sz w:val="21"/>
+                <w:szCs w:val="21"/>
+              </w:rPr>
+              <w:t xml:space="preserve">☐</w:t>
+            </w:r>
+          </w:p>
+        </w:tc>
+        <w:tc>
+          <w:tcPr>
+            <w:tcW w:type="dxa" w:w="8938"/>
+            <w:tcBorders>
+              <w:top w:val="single" w:color="D0D5DD" w:sz="4"/>
+              <w:left w:val="single" w:color="D0D5DD" w:sz="4"/>
+              <w:bottom w:val="single" w:color="D0D5DD" w:sz="4"/>
+              <w:right w:val="single" w:color="D0D5DD" w:sz="4"/>
+            </w:tcBorders>
+            <w:shd w:fill="FFFFFF" w:color="auto" w:val="clear"/>
+            <w:tcMar>
+              <w:top w:type="dxa" w:w="80"/>
+              <w:left w:type="dxa" w:w="140"/>
+              <w:bottom w:type="dxa" w:w="80"/>
+              <w:right w:type="dxa" w:w="140"/>
+            </w:tcMar>
+          </w:tcPr>
+          <w:p>
+            <w:pPr>
+              <w:spacing w:line="290"/>
+            </w:pPr>
+            <w:r>
+              <w:rPr>
+                <w:rFonts w:ascii="Malgun Gothic" w:cs="Malgun Gothic" w:eastAsia="Malgun Gothic" w:hAnsi="Malgun Gothic"/>
+                <w:sz w:val="21"/>
+                <w:szCs w:val="21"/>
+              </w:rPr>
+              <w:t xml:space="preserve">Orin 전원: </w:t>
+            </w:r>
+            <w:r>
+              <w:rPr>
+                <w:rFonts w:ascii="Malgun Gothic" w:cs="Malgun Gothic" w:eastAsia="Malgun Gothic" w:hAnsi="Malgun Gothic"/>
+                <w:b/>
+                <w:bCs/>
+                <w:sz w:val="21"/>
+                <w:szCs w:val="21"/>
+              </w:rPr>
+              <w:t xml:space="preserve">원래 19V 어댑터</w:t>
+            </w:r>
+            <w:r>
+              <w:rPr>
+                <w:rFonts w:ascii="Malgun Gothic" w:cs="Malgun Gothic" w:eastAsia="Malgun Gothic" w:hAnsi="Malgun Gothic"/>
+                <w:sz w:val="21"/>
+                <w:szCs w:val="21"/>
+              </w:rPr>
+              <w:t xml:space="preserve">, 콘센트에 안정적으로 연결 (다른 장비와 멀티탭 공유 시 함께 꺼지지 않도록)</w:t>
+            </w:r>
+          </w:p>
+        </w:tc>
+      </w:tr>
+      <w:tr>
+        <w:trPr>
+          <w:cantSplit/>
+        </w:trPr>
+        <w:tc>
+          <w:tcPr>
+            <w:tcW w:type="dxa" w:w="700"/>
+            <w:tcBorders>
+              <w:top w:val="single" w:color="D0D5DD" w:sz="4"/>
+              <w:left w:val="single" w:color="D0D5DD" w:sz="4"/>
+              <w:bottom w:val="single" w:color="D0D5DD" w:sz="4"/>
+              <w:right w:val="single" w:color="D0D5DD" w:sz="4"/>
+            </w:tcBorders>
+            <w:shd w:fill="F9FAFB" w:color="auto" w:val="clear"/>
+            <w:tcMar>
+              <w:top w:type="dxa" w:w="80"/>
+              <w:left w:type="dxa" w:w="140"/>
+              <w:bottom w:type="dxa" w:w="80"/>
+              <w:right w:type="dxa" w:w="140"/>
+            </w:tcMar>
+          </w:tcPr>
+          <w:p>
+            <w:pPr>
+              <w:spacing w:line="290"/>
+            </w:pPr>
+            <w:r>
+              <w:rPr>
+                <w:rFonts w:ascii="Malgun Gothic" w:cs="Malgun Gothic" w:eastAsia="Malgun Gothic" w:hAnsi="Malgun Gothic"/>
+                <w:sz w:val="21"/>
+                <w:szCs w:val="21"/>
+              </w:rPr>
+              <w:t xml:space="preserve">☐</w:t>
+            </w:r>
+          </w:p>
+        </w:tc>
+        <w:tc>
+          <w:tcPr>
+            <w:tcW w:type="dxa" w:w="8938"/>
+            <w:tcBorders>
+              <w:top w:val="single" w:color="D0D5DD" w:sz="4"/>
+              <w:left w:val="single" w:color="D0D5DD" w:sz="4"/>
+              <w:bottom w:val="single" w:color="D0D5DD" w:sz="4"/>
+              <w:right w:val="single" w:color="D0D5DD" w:sz="4"/>
+            </w:tcBorders>
+            <w:shd w:fill="F9FAFB" w:color="auto" w:val="clear"/>
+            <w:tcMar>
+              <w:top w:type="dxa" w:w="80"/>
+              <w:left w:type="dxa" w:w="140"/>
+              <w:bottom w:type="dxa" w:w="80"/>
+              <w:right w:type="dxa" w:w="140"/>
+            </w:tcMar>
+          </w:tcPr>
+          <w:p>
+            <w:pPr>
+              <w:spacing w:line="290"/>
+            </w:pPr>
+            <w:r>
+              <w:rPr>
+                <w:rFonts w:ascii="Malgun Gothic" w:cs="Malgun Gothic" w:eastAsia="Malgun Gothic" w:hAnsi="Malgun Gothic"/>
+                <w:sz w:val="21"/>
+                <w:szCs w:val="21"/>
+              </w:rPr>
+              <w:t xml:space="preserve">전원 선 · 카메라 선 · 랜선이 밟히거나 당겨지지 않게 정리</w:t>
+            </w:r>
+          </w:p>
+        </w:tc>
+      </w:tr>
+      <w:tr>
+        <w:trPr>
+          <w:cantSplit/>
+        </w:trPr>
+        <w:tc>
+          <w:tcPr>
+            <w:tcW w:type="dxa" w:w="700"/>
+            <w:tcBorders>
+              <w:top w:val="single" w:color="D0D5DD" w:sz="4"/>
+              <w:left w:val="single" w:color="D0D5DD" w:sz="4"/>
+              <w:bottom w:val="single" w:color="D0D5DD" w:sz="4"/>
+              <w:right w:val="single" w:color="D0D5DD" w:sz="4"/>
+            </w:tcBorders>
+            <w:shd w:fill="FFFFFF" w:color="auto" w:val="clear"/>
+            <w:tcMar>
+              <w:top w:type="dxa" w:w="80"/>
+              <w:left w:type="dxa" w:w="140"/>
+              <w:bottom w:type="dxa" w:w="80"/>
+              <w:right w:type="dxa" w:w="140"/>
+            </w:tcMar>
+          </w:tcPr>
+          <w:p>
+            <w:pPr>
+              <w:spacing w:line="290"/>
+            </w:pPr>
+            <w:r>
+              <w:rPr>
+                <w:rFonts w:ascii="Malgun Gothic" w:cs="Malgun Gothic" w:eastAsia="Malgun Gothic" w:hAnsi="Malgun Gothic"/>
+                <w:sz w:val="21"/>
+                <w:szCs w:val="21"/>
+              </w:rPr>
+              <w:t xml:space="preserve">☐</w:t>
+            </w:r>
+          </w:p>
+        </w:tc>
+        <w:tc>
+          <w:tcPr>
+            <w:tcW w:type="dxa" w:w="8938"/>
+            <w:tcBorders>
+              <w:top w:val="single" w:color="D0D5DD" w:sz="4"/>
+              <w:left w:val="single" w:color="D0D5DD" w:sz="4"/>
+              <w:bottom w:val="single" w:color="D0D5DD" w:sz="4"/>
+              <w:right w:val="single" w:color="D0D5DD" w:sz="4"/>
+            </w:tcBorders>
+            <w:shd w:fill="FFFFFF" w:color="auto" w:val="clear"/>
+            <w:tcMar>
+              <w:top w:type="dxa" w:w="80"/>
+              <w:left w:type="dxa" w:w="140"/>
+              <w:bottom w:type="dxa" w:w="80"/>
+              <w:right w:type="dxa" w:w="140"/>
+            </w:tcMar>
+          </w:tcPr>
+          <w:p>
+            <w:pPr>
+              <w:spacing w:line="290"/>
+            </w:pPr>
+            <w:r>
+              <w:rPr>
+                <w:rFonts w:ascii="Malgun Gothic" w:cs="Malgun Gothic" w:eastAsia="Malgun Gothic" w:hAnsi="Malgun Gothic"/>
+                <w:sz w:val="21"/>
+                <w:szCs w:val="21"/>
+              </w:rPr>
+              <w:t xml:space="preserve">현장 Wi-Fi 유무 (있으면 원격 지원 가능 — 3장 K)</w:t>
+            </w:r>
+          </w:p>
+        </w:tc>
+      </w:tr>
+      <w:tr>
+        <w:trPr>
+          <w:cantSplit/>
+        </w:trPr>
+        <w:tc>
+          <w:tcPr>
+            <w:tcW w:type="dxa" w:w="700"/>
+            <w:tcBorders>
+              <w:top w:val="single" w:color="D0D5DD" w:sz="4"/>
+              <w:left w:val="single" w:color="D0D5DD" w:sz="4"/>
+              <w:bottom w:val="single" w:color="D0D5DD" w:sz="4"/>
+              <w:right w:val="single" w:color="D0D5DD" w:sz="4"/>
+            </w:tcBorders>
+            <w:shd w:fill="F9FAFB" w:color="auto" w:val="clear"/>
+            <w:tcMar>
+              <w:top w:type="dxa" w:w="80"/>
+              <w:left w:type="dxa" w:w="140"/>
+              <w:bottom w:type="dxa" w:w="80"/>
+              <w:right w:type="dxa" w:w="140"/>
+            </w:tcMar>
+          </w:tcPr>
+          <w:p>
+            <w:pPr>
+              <w:spacing w:line="290"/>
+            </w:pPr>
+            <w:r>
+              <w:rPr>
+                <w:rFonts w:ascii="Malgun Gothic" w:cs="Malgun Gothic" w:eastAsia="Malgun Gothic" w:hAnsi="Malgun Gothic"/>
+                <w:sz w:val="21"/>
+                <w:szCs w:val="21"/>
+              </w:rPr>
+              <w:t xml:space="preserve">☐</w:t>
+            </w:r>
+          </w:p>
+        </w:tc>
+        <w:tc>
+          <w:tcPr>
+            <w:tcW w:type="dxa" w:w="8938"/>
+            <w:tcBorders>
+              <w:top w:val="single" w:color="D0D5DD" w:sz="4"/>
+              <w:left w:val="single" w:color="D0D5DD" w:sz="4"/>
+              <w:bottom w:val="single" w:color="D0D5DD" w:sz="4"/>
+              <w:right w:val="single" w:color="D0D5DD" w:sz="4"/>
+            </w:tcBorders>
+            <w:shd w:fill="F9FAFB" w:color="auto" w:val="clear"/>
+            <w:tcMar>
+              <w:top w:type="dxa" w:w="80"/>
+              <w:left w:type="dxa" w:w="140"/>
+              <w:bottom w:type="dxa" w:w="80"/>
+              <w:right w:type="dxa" w:w="140"/>
+            </w:tcMar>
+          </w:tcPr>
+          <w:p>
+            <w:pPr>
+              <w:spacing w:line="290"/>
+            </w:pPr>
+            <w:r>
+              <w:rPr>
+                <w:rFonts w:ascii="Malgun Gothic" w:cs="Malgun Gothic" w:eastAsia="Malgun Gothic" w:hAnsi="Malgun Gothic"/>
+                <w:sz w:val="21"/>
+                <w:szCs w:val="21"/>
+              </w:rPr>
+              <w:t xml:space="preserve">Orin 이 놓일 곳의 통풍 (케이스 안이면 열이 빠지는지)</w:t>
+            </w:r>
+          </w:p>
+        </w:tc>
+      </w:tr>
+      <w:tr>
+        <w:trPr>
+          <w:cantSplit/>
+        </w:trPr>
+        <w:tc>
+          <w:tcPr>
+            <w:tcW w:type="dxa" w:w="700"/>
+            <w:tcBorders>
+              <w:top w:val="single" w:color="D0D5DD" w:sz="4"/>
+              <w:left w:val="single" w:color="D0D5DD" w:sz="4"/>
+              <w:bottom w:val="single" w:color="D0D5DD" w:sz="4"/>
+              <w:right w:val="single" w:color="D0D5DD" w:sz="4"/>
+            </w:tcBorders>
+            <w:shd w:fill="FFFFFF" w:color="auto" w:val="clear"/>
+            <w:tcMar>
+              <w:top w:type="dxa" w:w="80"/>
+              <w:left w:type="dxa" w:w="140"/>
+              <w:bottom w:type="dxa" w:w="80"/>
+              <w:right w:type="dxa" w:w="140"/>
+            </w:tcMar>
+          </w:tcPr>
+          <w:p>
+            <w:pPr>
+              <w:spacing w:line="290"/>
+            </w:pPr>
+            <w:r>
+              <w:rPr>
+                <w:rFonts w:ascii="Malgun Gothic" w:cs="Malgun Gothic" w:eastAsia="Malgun Gothic" w:hAnsi="Malgun Gothic"/>
+                <w:sz w:val="21"/>
+                <w:szCs w:val="21"/>
+              </w:rPr>
+              <w:t xml:space="preserve">☐</w:t>
+            </w:r>
+          </w:p>
+        </w:tc>
+        <w:tc>
+          <w:tcPr>
+            <w:tcW w:type="dxa" w:w="8938"/>
+            <w:tcBorders>
+              <w:top w:val="single" w:color="D0D5DD" w:sz="4"/>
+              <w:left w:val="single" w:color="D0D5DD" w:sz="4"/>
+              <w:bottom w:val="single" w:color="D0D5DD" w:sz="4"/>
+              <w:right w:val="single" w:color="D0D5DD" w:sz="4"/>
+            </w:tcBorders>
+            <w:shd w:fill="FFFFFF" w:color="auto" w:val="clear"/>
+            <w:tcMar>
+              <w:top w:type="dxa" w:w="80"/>
+              <w:left w:type="dxa" w:w="140"/>
+              <w:bottom w:type="dxa" w:w="80"/>
+              <w:right w:type="dxa" w:w="140"/>
+            </w:tcMar>
+          </w:tcPr>
+          <w:p>
+            <w:pPr>
+              <w:spacing w:line="290"/>
+            </w:pPr>
+            <w:r>
+              <w:rPr>
+                <w:rFonts w:ascii="Malgun Gothic" w:cs="Malgun Gothic" w:eastAsia="Malgun Gothic" w:hAnsi="Malgun Gothic"/>
+                <w:sz w:val="21"/>
+                <w:szCs w:val="21"/>
+              </w:rPr>
+              <w:t xml:space="preserve">30분 이상 켜둔 뒤 온도 확인: </w:t>
+            </w:r>
+            <w:r>
+              <w:rPr>
+                <w:rFonts w:ascii="Consolas" w:cs="Consolas" w:eastAsia="Malgun Gothic" w:hAnsi="Consolas"/>
+                <w:color w:val="B42318"/>
+                <w:sz w:val="19"/>
+                <w:szCs w:val="19"/>
+                <w:shd w:fill="F2F4F7" w:color="auto" w:val="clear"/>
+              </w:rPr>
+              <w:t xml:space="preserve">tegrastats</w:t>
+            </w:r>
+            <w:r>
+              <w:rPr>
+                <w:rFonts w:ascii="Malgun Gothic" w:cs="Malgun Gothic" w:eastAsia="Malgun Gothic" w:hAnsi="Malgun Gothic"/>
+                <w:sz w:val="21"/>
+                <w:szCs w:val="21"/>
+              </w:rPr>
+              <w:t xml:space="preserve"> 의 </w:t>
+            </w:r>
+            <w:r>
+              <w:rPr>
+                <w:rFonts w:ascii="Consolas" w:cs="Consolas" w:eastAsia="Malgun Gothic" w:hAnsi="Consolas"/>
+                <w:color w:val="B42318"/>
+                <w:sz w:val="19"/>
+                <w:szCs w:val="19"/>
+                <w:shd w:fill="F2F4F7" w:color="auto" w:val="clear"/>
+              </w:rPr>
+              <w:t xml:space="preserve">tj@</w:t>
+            </w:r>
+            <w:r>
+              <w:rPr>
+                <w:rFonts w:ascii="Malgun Gothic" w:cs="Malgun Gothic" w:eastAsia="Malgun Gothic" w:hAnsi="Malgun Gothic"/>
+                <w:sz w:val="21"/>
+                <w:szCs w:val="21"/>
+              </w:rPr>
+              <w:t xml:space="preserve"> 값이 </w:t>
+            </w:r>
+            <w:r>
+              <w:rPr>
+                <w:rFonts w:ascii="Malgun Gothic" w:cs="Malgun Gothic" w:eastAsia="Malgun Gothic" w:hAnsi="Malgun Gothic"/>
+                <w:b/>
+                <w:bCs/>
+                <w:sz w:val="21"/>
+                <w:szCs w:val="21"/>
+              </w:rPr>
+              <w:t xml:space="preserve">85℃ 미만</w:t>
+            </w:r>
+            <w:r>
+              <w:rPr>
+                <w:rFonts w:ascii="Malgun Gothic" w:cs="Malgun Gothic" w:eastAsia="Malgun Gothic" w:hAnsi="Malgun Gothic"/>
+                <w:sz w:val="21"/>
+                <w:szCs w:val="21"/>
+              </w:rPr>
+              <w:t xml:space="preserve">인지 (Ctrl+C 로 종료)</w:t>
+            </w:r>
+          </w:p>
+        </w:tc>
+      </w:tr>
+    </w:tbl>
+    <w:p>
+      <w:pPr>
+        <w:pStyle w:val="Heading2"/>
+      </w:pPr>
+      <w:r>
+        <w:rPr>
+          <w:color w:val="1F3A5F"/>
+        </w:rPr>
+        <w:t xml:space="preserve">④ 동작 확인</w:t>
+      </w:r>
+    </w:p>
+    <w:tbl>
+      <w:tblPr>
+        <w:tblW w:type="dxa" w:w="9638"/>
+        <w:tblBorders>
+          <w:top w:val="single" w:color="auto" w:sz="4"/>
+          <w:left w:val="single" w:color="auto" w:sz="4"/>
+          <w:bottom w:val="single" w:color="auto" w:sz="4"/>
+          <w:right w:val="single" w:color="auto" w:sz="4"/>
+          <w:insideH w:val="single" w:color="auto" w:sz="4"/>
+          <w:insideV w:val="single" w:color="auto" w:sz="4"/>
+        </w:tblBorders>
+      </w:tblPr>
+      <w:tblGrid>
+        <w:gridCol w:w="700"/>
+        <w:gridCol w:w="8938"/>
+      </w:tblGrid>
+      <w:tr>
+        <w:trPr>
+          <w:tblHeader/>
+        </w:trPr>
+        <w:tc>
+          <w:tcPr>
+            <w:tcW w:type="dxa" w:w="700"/>
+            <w:tcBorders>
+              <w:top w:val="single" w:color="D0D5DD" w:sz="4"/>
+              <w:left w:val="single" w:color="D0D5DD" w:sz="4"/>
+              <w:bottom w:val="single" w:color="D0D5DD" w:sz="4"/>
+              <w:right w:val="single" w:color="D0D5DD" w:sz="4"/>
+            </w:tcBorders>
+            <w:shd w:fill="15803D" w:color="auto" w:val="clear"/>
+            <w:tcMar>
+              <w:top w:type="dxa" w:w="90"/>
+              <w:left w:type="dxa" w:w="140"/>
+              <w:bottom w:type="dxa" w:w="90"/>
+              <w:right w:type="dxa" w:w="140"/>
+            </w:tcMar>
+          </w:tcPr>
+          <w:p>
+            <w:r>
+              <w:rPr>
+                <w:rFonts w:ascii="Malgun Gothic" w:cs="Malgun Gothic" w:eastAsia="Malgun Gothic" w:hAnsi="Malgun Gothic"/>
+                <w:b/>
+                <w:bCs/>
+                <w:color w:val="FFFFFF"/>
+                <w:sz w:val="21"/>
+                <w:szCs w:val="21"/>
+              </w:rPr>
+              <w:t xml:space="preserve">✓</w:t>
+            </w:r>
+          </w:p>
+        </w:tc>
+        <w:tc>
+          <w:tcPr>
+            <w:tcW w:type="dxa" w:w="8938"/>
+            <w:tcBorders>
+              <w:top w:val="single" w:color="D0D5DD" w:sz="4"/>
+              <w:left w:val="single" w:color="D0D5DD" w:sz="4"/>
+              <w:bottom w:val="single" w:color="D0D5DD" w:sz="4"/>
+              <w:right w:val="single" w:color="D0D5DD" w:sz="4"/>
+            </w:tcBorders>
+            <w:shd w:fill="15803D" w:color="auto" w:val="clear"/>
+            <w:tcMar>
+              <w:top w:type="dxa" w:w="90"/>
+              <w:left w:type="dxa" w:w="140"/>
+              <w:bottom w:type="dxa" w:w="90"/>
+              <w:right w:type="dxa" w:w="140"/>
+            </w:tcMar>
+          </w:tcPr>
+          <w:p>
+            <w:r>
+              <w:rPr>
+                <w:rFonts w:ascii="Malgun Gothic" w:cs="Malgun Gothic" w:eastAsia="Malgun Gothic" w:hAnsi="Malgun Gothic"/>
+                <w:b/>
+                <w:bCs/>
+                <w:color w:val="FFFFFF"/>
+                <w:sz w:val="21"/>
+                <w:szCs w:val="21"/>
+              </w:rPr>
+              <w:t xml:space="preserve">확인할 것</w:t>
+            </w:r>
+          </w:p>
+        </w:tc>
+      </w:tr>
+      <w:tr>
+        <w:trPr>
+          <w:cantSplit/>
+        </w:trPr>
+        <w:tc>
+          <w:tcPr>
+            <w:tcW w:type="dxa" w:w="700"/>
+            <w:tcBorders>
+              <w:top w:val="single" w:color="D0D5DD" w:sz="4"/>
+              <w:left w:val="single" w:color="D0D5DD" w:sz="4"/>
+              <w:bottom w:val="single" w:color="D0D5DD" w:sz="4"/>
+              <w:right w:val="single" w:color="D0D5DD" w:sz="4"/>
+            </w:tcBorders>
+            <w:shd w:fill="FFFFFF" w:color="auto" w:val="clear"/>
+            <w:tcMar>
+              <w:top w:type="dxa" w:w="80"/>
+              <w:left w:type="dxa" w:w="140"/>
+              <w:bottom w:type="dxa" w:w="80"/>
+              <w:right w:type="dxa" w:w="140"/>
+            </w:tcMar>
+          </w:tcPr>
+          <w:p>
+            <w:pPr>
+              <w:spacing w:line="290"/>
+            </w:pPr>
+            <w:r>
+              <w:rPr>
+                <w:rFonts w:ascii="Malgun Gothic" w:cs="Malgun Gothic" w:eastAsia="Malgun Gothic" w:hAnsi="Malgun Gothic"/>
+                <w:sz w:val="21"/>
+                <w:szCs w:val="21"/>
+              </w:rPr>
+              <w:t xml:space="preserve">☐</w:t>
+            </w:r>
+          </w:p>
+        </w:tc>
+        <w:tc>
+          <w:tcPr>
+            <w:tcW w:type="dxa" w:w="8938"/>
+            <w:tcBorders>
+              <w:top w:val="single" w:color="D0D5DD" w:sz="4"/>
+              <w:left w:val="single" w:color="D0D5DD" w:sz="4"/>
+              <w:bottom w:val="single" w:color="D0D5DD" w:sz="4"/>
+              <w:right w:val="single" w:color="D0D5DD" w:sz="4"/>
+            </w:tcBorders>
+            <w:shd w:fill="FFFFFF" w:color="auto" w:val="clear"/>
+            <w:tcMar>
+              <w:top w:type="dxa" w:w="80"/>
+              <w:left w:type="dxa" w:w="140"/>
+              <w:bottom w:type="dxa" w:w="80"/>
+              <w:right w:type="dxa" w:w="140"/>
+            </w:tcMar>
+          </w:tcPr>
+          <w:p>
+            <w:pPr>
+              <w:spacing w:line="290"/>
+            </w:pPr>
+            <w:r>
+              <w:rPr>
+                <w:rFonts w:ascii="Malgun Gothic" w:cs="Malgun Gothic" w:eastAsia="Malgun Gothic" w:hAnsi="Malgun Gothic"/>
+                <w:sz w:val="21"/>
+                <w:szCs w:val="21"/>
+              </w:rPr>
+              <w:t xml:space="preserve">물체를 올리고 </w:t>
+            </w:r>
+            <w:r>
+              <w:rPr>
+                <w:rFonts w:ascii="Malgun Gothic" w:cs="Malgun Gothic" w:eastAsia="Malgun Gothic" w:hAnsi="Malgun Gothic"/>
+                <w:b/>
+                <w:bCs/>
+                <w:sz w:val="21"/>
+                <w:szCs w:val="21"/>
+              </w:rPr>
+              <w:t xml:space="preserve">판정까지 걸리는 시간</w:t>
+            </w:r>
+            <w:r>
+              <w:rPr>
+                <w:rFonts w:ascii="Malgun Gothic" w:cs="Malgun Gothic" w:eastAsia="Malgun Gothic" w:hAnsi="Malgun Gothic"/>
+                <w:sz w:val="21"/>
+                <w:szCs w:val="21"/>
+              </w:rPr>
+              <w:t xml:space="preserve">이 답답하지 않은지 (보통 1초 안팎)</w:t>
+            </w:r>
+          </w:p>
+        </w:tc>
+      </w:tr>
+      <w:tr>
+        <w:trPr>
+          <w:cantSplit/>
+        </w:trPr>
+        <w:tc>
+          <w:tcPr>
+            <w:tcW w:type="dxa" w:w="700"/>
+            <w:tcBorders>
+              <w:top w:val="single" w:color="D0D5DD" w:sz="4"/>
+              <w:left w:val="single" w:color="D0D5DD" w:sz="4"/>
+              <w:bottom w:val="single" w:color="D0D5DD" w:sz="4"/>
+              <w:right w:val="single" w:color="D0D5DD" w:sz="4"/>
+            </w:tcBorders>
+            <w:shd w:fill="F9FAFB" w:color="auto" w:val="clear"/>
+            <w:tcMar>
+              <w:top w:type="dxa" w:w="80"/>
+              <w:left w:type="dxa" w:w="140"/>
+              <w:bottom w:type="dxa" w:w="80"/>
+              <w:right w:type="dxa" w:w="140"/>
+            </w:tcMar>
+          </w:tcPr>
+          <w:p>
+            <w:pPr>
+              <w:spacing w:line="290"/>
+            </w:pPr>
+            <w:r>
+              <w:rPr>
+                <w:rFonts w:ascii="Malgun Gothic" w:cs="Malgun Gothic" w:eastAsia="Malgun Gothic" w:hAnsi="Malgun Gothic"/>
+                <w:sz w:val="21"/>
+                <w:szCs w:val="21"/>
+              </w:rPr>
+              <w:t xml:space="preserve">☐</w:t>
+            </w:r>
+          </w:p>
+        </w:tc>
+        <w:tc>
+          <w:tcPr>
+            <w:tcW w:type="dxa" w:w="8938"/>
+            <w:tcBorders>
+              <w:top w:val="single" w:color="D0D5DD" w:sz="4"/>
+              <w:left w:val="single" w:color="D0D5DD" w:sz="4"/>
+              <w:bottom w:val="single" w:color="D0D5DD" w:sz="4"/>
+              <w:right w:val="single" w:color="D0D5DD" w:sz="4"/>
+            </w:tcBorders>
+            <w:shd w:fill="F9FAFB" w:color="auto" w:val="clear"/>
+            <w:tcMar>
+              <w:top w:type="dxa" w:w="80"/>
+              <w:left w:type="dxa" w:w="140"/>
+              <w:bottom w:type="dxa" w:w="80"/>
+              <w:right w:type="dxa" w:w="140"/>
+            </w:tcMar>
+          </w:tcPr>
+          <w:p>
+            <w:pPr>
+              <w:spacing w:line="290"/>
+            </w:pPr>
+            <w:r>
+              <w:rPr>
+                <w:rFonts w:ascii="Malgun Gothic" w:cs="Malgun Gothic" w:eastAsia="Malgun Gothic" w:hAnsi="Malgun Gothic"/>
+                <w:sz w:val="21"/>
+                <w:szCs w:val="21"/>
+              </w:rPr>
+              <w:t xml:space="preserve">추론 속도 확인: </w:t>
+            </w:r>
+            <w:r>
+              <w:rPr>
+                <w:rFonts w:ascii="Consolas" w:cs="Consolas" w:eastAsia="Malgun Gothic" w:hAnsi="Consolas"/>
+                <w:color w:val="B42318"/>
+                <w:sz w:val="19"/>
+                <w:szCs w:val="19"/>
+                <w:shd w:fill="F2F4F7" w:color="auto" w:val="clear"/>
+              </w:rPr>
+              <w:t xml:space="preserve">grep "\[run\]" ~/.local/state/recycling-kiosk/inference.log | tail -3</w:t>
+            </w:r>
+            <w:r>
+              <w:rPr>
+                <w:rFonts w:ascii="Malgun Gothic" w:cs="Malgun Gothic" w:eastAsia="Malgun Gothic" w:hAnsi="Malgun Gothic"/>
+                <w:sz w:val="21"/>
+                <w:szCs w:val="21"/>
+              </w:rPr>
+              <w:t xml:space="preserve"> (FPS)</w:t>
+            </w:r>
+          </w:p>
+        </w:tc>
+      </w:tr>
+      <w:tr>
+        <w:trPr>
+          <w:cantSplit/>
+        </w:trPr>
+        <w:tc>
+          <w:tcPr>
+            <w:tcW w:type="dxa" w:w="700"/>
+            <w:tcBorders>
+              <w:top w:val="single" w:color="D0D5DD" w:sz="4"/>
+              <w:left w:val="single" w:color="D0D5DD" w:sz="4"/>
+              <w:bottom w:val="single" w:color="D0D5DD" w:sz="4"/>
+              <w:right w:val="single" w:color="D0D5DD" w:sz="4"/>
+            </w:tcBorders>
+            <w:shd w:fill="FFFFFF" w:color="auto" w:val="clear"/>
+            <w:tcMar>
+              <w:top w:type="dxa" w:w="80"/>
+              <w:left w:type="dxa" w:w="140"/>
+              <w:bottom w:type="dxa" w:w="80"/>
+              <w:right w:type="dxa" w:w="140"/>
+            </w:tcMar>
+          </w:tcPr>
+          <w:p>
+            <w:pPr>
+              <w:spacing w:line="290"/>
+            </w:pPr>
+            <w:r>
+              <w:rPr>
+                <w:rFonts w:ascii="Malgun Gothic" w:cs="Malgun Gothic" w:eastAsia="Malgun Gothic" w:hAnsi="Malgun Gothic"/>
+                <w:sz w:val="21"/>
+                <w:szCs w:val="21"/>
+              </w:rPr>
+              <w:t xml:space="preserve">☐</w:t>
+            </w:r>
+          </w:p>
+        </w:tc>
+        <w:tc>
+          <w:tcPr>
+            <w:tcW w:type="dxa" w:w="8938"/>
+            <w:tcBorders>
+              <w:top w:val="single" w:color="D0D5DD" w:sz="4"/>
+              <w:left w:val="single" w:color="D0D5DD" w:sz="4"/>
+              <w:bottom w:val="single" w:color="D0D5DD" w:sz="4"/>
+              <w:right w:val="single" w:color="D0D5DD" w:sz="4"/>
+            </w:tcBorders>
+            <w:shd w:fill="FFFFFF" w:color="auto" w:val="clear"/>
+            <w:tcMar>
+              <w:top w:type="dxa" w:w="80"/>
+              <w:left w:type="dxa" w:w="140"/>
+              <w:bottom w:type="dxa" w:w="80"/>
+              <w:right w:type="dxa" w:w="140"/>
+            </w:tcMar>
+          </w:tcPr>
+          <w:p>
+            <w:pPr>
+              <w:spacing w:line="290"/>
+            </w:pPr>
+            <w:r>
+              <w:rPr>
+                <w:rFonts w:ascii="Malgun Gothic" w:cs="Malgun Gothic" w:eastAsia="Malgun Gothic" w:hAnsi="Malgun Gothic"/>
+                <w:b/>
+                <w:bCs/>
+                <w:sz w:val="21"/>
+                <w:szCs w:val="21"/>
+              </w:rPr>
+              <w:t xml:space="preserve">문이 열려 있는 10초</w:t>
+            </w:r>
+            <w:r>
+              <w:rPr>
+                <w:rFonts w:ascii="Malgun Gothic" w:cs="Malgun Gothic" w:eastAsia="Malgun Gothic" w:hAnsi="Malgun Gothic"/>
+                <w:sz w:val="21"/>
+                <w:szCs w:val="21"/>
+              </w:rPr>
+              <w:t xml:space="preserve">가 물건을 넣기에 충분한지</w:t>
+            </w:r>
+          </w:p>
+        </w:tc>
+      </w:tr>
+      <w:tr>
+        <w:trPr>
+          <w:cantSplit/>
+        </w:trPr>
+        <w:tc>
+          <w:tcPr>
+            <w:tcW w:type="dxa" w:w="700"/>
+            <w:tcBorders>
+              <w:top w:val="single" w:color="D0D5DD" w:sz="4"/>
+              <w:left w:val="single" w:color="D0D5DD" w:sz="4"/>
+              <w:bottom w:val="single" w:color="D0D5DD" w:sz="4"/>
+              <w:right w:val="single" w:color="D0D5DD" w:sz="4"/>
+            </w:tcBorders>
+            <w:shd w:fill="F9FAFB" w:color="auto" w:val="clear"/>
+            <w:tcMar>
+              <w:top w:type="dxa" w:w="80"/>
+              <w:left w:type="dxa" w:w="140"/>
+              <w:bottom w:type="dxa" w:w="80"/>
+              <w:right w:type="dxa" w:w="140"/>
+            </w:tcMar>
+          </w:tcPr>
+          <w:p>
+            <w:pPr>
+              <w:spacing w:line="290"/>
+            </w:pPr>
+            <w:r>
+              <w:rPr>
+                <w:rFonts w:ascii="Malgun Gothic" w:cs="Malgun Gothic" w:eastAsia="Malgun Gothic" w:hAnsi="Malgun Gothic"/>
+                <w:sz w:val="21"/>
+                <w:szCs w:val="21"/>
+              </w:rPr>
+              <w:t xml:space="preserve">☐</w:t>
+            </w:r>
+          </w:p>
+        </w:tc>
+        <w:tc>
+          <w:tcPr>
+            <w:tcW w:type="dxa" w:w="8938"/>
+            <w:tcBorders>
+              <w:top w:val="single" w:color="D0D5DD" w:sz="4"/>
+              <w:left w:val="single" w:color="D0D5DD" w:sz="4"/>
+              <w:bottom w:val="single" w:color="D0D5DD" w:sz="4"/>
+              <w:right w:val="single" w:color="D0D5DD" w:sz="4"/>
+            </w:tcBorders>
+            <w:shd w:fill="F9FAFB" w:color="auto" w:val="clear"/>
+            <w:tcMar>
+              <w:top w:type="dxa" w:w="80"/>
+              <w:left w:type="dxa" w:w="140"/>
+              <w:bottom w:type="dxa" w:w="80"/>
+              <w:right w:type="dxa" w:w="140"/>
+            </w:tcMar>
+          </w:tcPr>
+          <w:p>
+            <w:pPr>
+              <w:spacing w:line="290"/>
+            </w:pPr>
+            <w:r>
+              <w:rPr>
+                <w:rFonts w:ascii="Malgun Gothic" w:cs="Malgun Gothic" w:eastAsia="Malgun Gothic" w:hAnsi="Malgun Gothic"/>
+                <w:sz w:val="21"/>
+                <w:szCs w:val="21"/>
+              </w:rPr>
+              <w:t xml:space="preserve">물체를 치우면 3초 뒤 슬라이드로 돌아오는지</w:t>
+            </w:r>
+          </w:p>
+        </w:tc>
+      </w:tr>
+      <w:tr>
+        <w:trPr>
+          <w:cantSplit/>
+        </w:trPr>
+        <w:tc>
+          <w:tcPr>
+            <w:tcW w:type="dxa" w:w="700"/>
+            <w:tcBorders>
+              <w:top w:val="single" w:color="D0D5DD" w:sz="4"/>
+              <w:left w:val="single" w:color="D0D5DD" w:sz="4"/>
+              <w:bottom w:val="single" w:color="D0D5DD" w:sz="4"/>
+              <w:right w:val="single" w:color="D0D5DD" w:sz="4"/>
+            </w:tcBorders>
+            <w:shd w:fill="FFFFFF" w:color="auto" w:val="clear"/>
+            <w:tcMar>
+              <w:top w:type="dxa" w:w="80"/>
+              <w:left w:type="dxa" w:w="140"/>
+              <w:bottom w:type="dxa" w:w="80"/>
+              <w:right w:type="dxa" w:w="140"/>
+            </w:tcMar>
+          </w:tcPr>
+          <w:p>
+            <w:pPr>
+              <w:spacing w:line="290"/>
+            </w:pPr>
+            <w:r>
+              <w:rPr>
+                <w:rFonts w:ascii="Malgun Gothic" w:cs="Malgun Gothic" w:eastAsia="Malgun Gothic" w:hAnsi="Malgun Gothic"/>
+                <w:sz w:val="21"/>
+                <w:szCs w:val="21"/>
+              </w:rPr>
+              <w:t xml:space="preserve">☐</w:t>
+            </w:r>
+          </w:p>
+        </w:tc>
+        <w:tc>
+          <w:tcPr>
+            <w:tcW w:type="dxa" w:w="8938"/>
+            <w:tcBorders>
+              <w:top w:val="single" w:color="D0D5DD" w:sz="4"/>
+              <w:left w:val="single" w:color="D0D5DD" w:sz="4"/>
+              <w:bottom w:val="single" w:color="D0D5DD" w:sz="4"/>
+              <w:right w:val="single" w:color="D0D5DD" w:sz="4"/>
+            </w:tcBorders>
+            <w:shd w:fill="FFFFFF" w:color="auto" w:val="clear"/>
+            <w:tcMar>
+              <w:top w:type="dxa" w:w="80"/>
+              <w:left w:type="dxa" w:w="140"/>
+              <w:bottom w:type="dxa" w:w="80"/>
+              <w:right w:type="dxa" w:w="140"/>
+            </w:tcMar>
+          </w:tcPr>
+          <w:p>
+            <w:pPr>
+              <w:spacing w:line="290"/>
+            </w:pPr>
+            <w:r>
+              <w:rPr>
+                <w:rFonts w:ascii="Malgun Gothic" w:cs="Malgun Gothic" w:eastAsia="Malgun Gothic" w:hAnsi="Malgun Gothic"/>
+                <w:sz w:val="21"/>
+                <w:szCs w:val="21"/>
+              </w:rPr>
+              <w:t xml:space="preserve">같은 물체를 연속으로 올렸을 때도 정상 동작하는지</w:t>
+            </w:r>
+          </w:p>
+        </w:tc>
+      </w:tr>
+      <w:tr>
+        <w:trPr>
+          <w:cantSplit/>
+        </w:trPr>
+        <w:tc>
+          <w:tcPr>
+            <w:tcW w:type="dxa" w:w="700"/>
+            <w:tcBorders>
+              <w:top w:val="single" w:color="D0D5DD" w:sz="4"/>
+              <w:left w:val="single" w:color="D0D5DD" w:sz="4"/>
+              <w:bottom w:val="single" w:color="D0D5DD" w:sz="4"/>
+              <w:right w:val="single" w:color="D0D5DD" w:sz="4"/>
+            </w:tcBorders>
+            <w:shd w:fill="F9FAFB" w:color="auto" w:val="clear"/>
+            <w:tcMar>
+              <w:top w:type="dxa" w:w="80"/>
+              <w:left w:type="dxa" w:w="140"/>
+              <w:bottom w:type="dxa" w:w="80"/>
+              <w:right w:type="dxa" w:w="140"/>
+            </w:tcMar>
+          </w:tcPr>
+          <w:p>
+            <w:pPr>
+              <w:spacing w:line="290"/>
+            </w:pPr>
+            <w:r>
+              <w:rPr>
+                <w:rFonts w:ascii="Malgun Gothic" w:cs="Malgun Gothic" w:eastAsia="Malgun Gothic" w:hAnsi="Malgun Gothic"/>
+                <w:sz w:val="21"/>
+                <w:szCs w:val="21"/>
+              </w:rPr>
+              <w:t xml:space="preserve">☐</w:t>
+            </w:r>
+          </w:p>
+        </w:tc>
+        <w:tc>
+          <w:tcPr>
+            <w:tcW w:type="dxa" w:w="8938"/>
+            <w:tcBorders>
+              <w:top w:val="single" w:color="D0D5DD" w:sz="4"/>
+              <w:left w:val="single" w:color="D0D5DD" w:sz="4"/>
+              <w:bottom w:val="single" w:color="D0D5DD" w:sz="4"/>
+              <w:right w:val="single" w:color="D0D5DD" w:sz="4"/>
+            </w:tcBorders>
+            <w:shd w:fill="F9FAFB" w:color="auto" w:val="clear"/>
+            <w:tcMar>
+              <w:top w:type="dxa" w:w="80"/>
+              <w:left w:type="dxa" w:w="140"/>
+              <w:bottom w:type="dxa" w:w="80"/>
+              <w:right w:type="dxa" w:w="140"/>
+            </w:tcMar>
+          </w:tcPr>
+          <w:p>
+            <w:pPr>
+              <w:spacing w:line="290"/>
+            </w:pPr>
+            <w:r>
+              <w:rPr>
+                <w:rFonts w:ascii="Malgun Gothic" w:cs="Malgun Gothic" w:eastAsia="Malgun Gothic" w:hAnsi="Malgun Gothic"/>
+                <w:sz w:val="21"/>
+                <w:szCs w:val="21"/>
+              </w:rPr>
+              <w:t xml:space="preserve">판정 실패 시 "각도를 바꿔 주세요" → 2회 뒤 "일반 쓰레기통" 안내가 나오는지</w:t>
+            </w:r>
+          </w:p>
+        </w:tc>
+      </w:tr>
+    </w:tbl>
+    <w:p>
+      <w:r>
+        <w:br w:type="page"/>
+      </w:r>
+    </w:p>
+    <w:p>
+      <w:pPr>
+        <w:pStyle w:val="Heading2"/>
+      </w:pPr>
+      <w:r>
+        <w:rPr>
+          <w:color w:val="1F3A5F"/>
+        </w:rPr>
+        <w:t xml:space="preserve">⑤ 판정 정확도 기록표</w:t>
+      </w:r>
+    </w:p>
+    <w:p>
+      <w:pPr>
+        <w:spacing w:after="100" w:line="320"/>
+      </w:pPr>
+      <w:r>
+        <w:rPr>
+          <w:rFonts w:ascii="Malgun Gothic" w:cs="Malgun Gothic" w:eastAsia="Malgun Gothic" w:hAnsi="Malgun Gothic"/>
+          <w:color w:val="475467"/>
+          <w:sz w:val="22"/>
+          <w:szCs w:val="22"/>
+        </w:rPr>
+        <w:t xml:space="preserve">재질 · 상태별로 여러 개 시험해서 기록해 오면, 정확도와 오판정 원인을 분석할 수 있어요.</w:t>
+      </w:r>
+    </w:p>
+    <w:tbl>
+      <w:tblPr>
+        <w:tblW w:type="dxa" w:w="9638"/>
+        <w:tblBorders>
+          <w:top w:val="single" w:color="auto" w:sz="4"/>
+          <w:left w:val="single" w:color="auto" w:sz="4"/>
+          <w:bottom w:val="single" w:color="auto" w:sz="4"/>
+          <w:right w:val="single" w:color="auto" w:sz="4"/>
+          <w:insideH w:val="single" w:color="auto" w:sz="4"/>
+          <w:insideV w:val="single" w:color="auto" w:sz="4"/>
+        </w:tblBorders>
+      </w:tblPr>
+      <w:tblGrid>
+        <w:gridCol w:w="700"/>
+        <w:gridCol w:w="2900"/>
+        <w:gridCol w:w="2200"/>
+        <w:gridCol w:w="2200"/>
+        <w:gridCol w:w="1638"/>
+      </w:tblGrid>
+      <w:tr>
+        <w:trPr>
+          <w:tblHeader/>
+        </w:trPr>
+        <w:tc>
+          <w:tcPr>
+            <w:tcW w:type="dxa" w:w="700"/>
+            <w:tcBorders>
+              <w:top w:val="single" w:color="D0D5DD" w:sz="4"/>
+              <w:left w:val="single" w:color="D0D5DD" w:sz="4"/>
+              <w:bottom w:val="single" w:color="D0D5DD" w:sz="4"/>
+              <w:right w:val="single" w:color="D0D5DD" w:sz="4"/>
+            </w:tcBorders>
+            <w:shd w:fill="1F3A5F" w:color="auto" w:val="clear"/>
+            <w:tcMar>
+              <w:top w:type="dxa" w:w="90"/>
+              <w:left w:type="dxa" w:w="140"/>
+              <w:bottom w:type="dxa" w:w="90"/>
+              <w:right w:type="dxa" w:w="140"/>
+            </w:tcMar>
+          </w:tcPr>
+          <w:p>
+            <w:r>
+              <w:rPr>
+                <w:rFonts w:ascii="Malgun Gothic" w:cs="Malgun Gothic" w:eastAsia="Malgun Gothic" w:hAnsi="Malgun Gothic"/>
+                <w:b/>
+                <w:bCs/>
+                <w:color w:val="FFFFFF"/>
+                <w:sz w:val="21"/>
+                <w:szCs w:val="21"/>
+              </w:rPr>
+              <w:t xml:space="preserve">#</w:t>
+            </w:r>
+          </w:p>
+        </w:tc>
+        <w:tc>
+          <w:tcPr>
+            <w:tcW w:type="dxa" w:w="2900"/>
+            <w:tcBorders>
+              <w:top w:val="single" w:color="D0D5DD" w:sz="4"/>
+              <w:left w:val="single" w:color="D0D5DD" w:sz="4"/>
+              <w:bottom w:val="single" w:color="D0D5DD" w:sz="4"/>
+              <w:right w:val="single" w:color="D0D5DD" w:sz="4"/>
+            </w:tcBorders>
+            <w:shd w:fill="1F3A5F" w:color="auto" w:val="clear"/>
+            <w:tcMar>
+              <w:top w:type="dxa" w:w="90"/>
+              <w:left w:type="dxa" w:w="140"/>
+              <w:bottom w:type="dxa" w:w="90"/>
+              <w:right w:type="dxa" w:w="140"/>
+            </w:tcMar>
+          </w:tcPr>
+          <w:p>
+            <w:r>
+              <w:rPr>
+                <w:rFonts w:ascii="Malgun Gothic" w:cs="Malgun Gothic" w:eastAsia="Malgun Gothic" w:hAnsi="Malgun Gothic"/>
+                <w:b/>
+                <w:bCs/>
+                <w:color w:val="FFFFFF"/>
+                <w:sz w:val="21"/>
+                <w:szCs w:val="21"/>
+              </w:rPr>
+              <w:t xml:space="preserve">물체 (예: 라벨 있는 페트)</w:t>
+            </w:r>
+          </w:p>
+        </w:tc>
+        <w:tc>
+          <w:tcPr>
+            <w:tcW w:type="dxa" w:w="2200"/>
+            <w:tcBorders>
+              <w:top w:val="single" w:color="D0D5DD" w:sz="4"/>
+              <w:left w:val="single" w:color="D0D5DD" w:sz="4"/>
+              <w:bottom w:val="single" w:color="D0D5DD" w:sz="4"/>
+              <w:right w:val="single" w:color="D0D5DD" w:sz="4"/>
+            </w:tcBorders>
+            <w:shd w:fill="1F3A5F" w:color="auto" w:val="clear"/>
+            <w:tcMar>
+              <w:top w:type="dxa" w:w="90"/>
+              <w:left w:type="dxa" w:w="140"/>
+              <w:bottom w:type="dxa" w:w="90"/>
+              <w:right w:type="dxa" w:w="140"/>
+            </w:tcMar>
+          </w:tcPr>
+          <w:p>
+            <w:r>
+              <w:rPr>
+                <w:rFonts w:ascii="Malgun Gothic" w:cs="Malgun Gothic" w:eastAsia="Malgun Gothic" w:hAnsi="Malgun Gothic"/>
+                <w:b/>
+                <w:bCs/>
+                <w:color w:val="FFFFFF"/>
+                <w:sz w:val="21"/>
+                <w:szCs w:val="21"/>
+              </w:rPr>
+              <w:t xml:space="preserve">기대 결과</w:t>
+            </w:r>
+          </w:p>
+        </w:tc>
+        <w:tc>
+          <w:tcPr>
+            <w:tcW w:type="dxa" w:w="2200"/>
+            <w:tcBorders>
+              <w:top w:val="single" w:color="D0D5DD" w:sz="4"/>
+              <w:left w:val="single" w:color="D0D5DD" w:sz="4"/>
+              <w:bottom w:val="single" w:color="D0D5DD" w:sz="4"/>
+              <w:right w:val="single" w:color="D0D5DD" w:sz="4"/>
+            </w:tcBorders>
+            <w:shd w:fill="1F3A5F" w:color="auto" w:val="clear"/>
+            <w:tcMar>
+              <w:top w:type="dxa" w:w="90"/>
+              <w:left w:type="dxa" w:w="140"/>
+              <w:bottom w:type="dxa" w:w="90"/>
+              <w:right w:type="dxa" w:w="140"/>
+            </w:tcMar>
+          </w:tcPr>
+          <w:p>
+            <w:r>
+              <w:rPr>
+                <w:rFonts w:ascii="Malgun Gothic" w:cs="Malgun Gothic" w:eastAsia="Malgun Gothic" w:hAnsi="Malgun Gothic"/>
+                <w:b/>
+                <w:bCs/>
+                <w:color w:val="FFFFFF"/>
+                <w:sz w:val="21"/>
+                <w:szCs w:val="21"/>
+              </w:rPr>
+              <w:t xml:space="preserve">실제 판정</w:t>
+            </w:r>
+          </w:p>
+        </w:tc>
+        <w:tc>
+          <w:tcPr>
+            <w:tcW w:type="dxa" w:w="1638"/>
+            <w:tcBorders>
+              <w:top w:val="single" w:color="D0D5DD" w:sz="4"/>
+              <w:left w:val="single" w:color="D0D5DD" w:sz="4"/>
+              <w:bottom w:val="single" w:color="D0D5DD" w:sz="4"/>
+              <w:right w:val="single" w:color="D0D5DD" w:sz="4"/>
+            </w:tcBorders>
+            <w:shd w:fill="1F3A5F" w:color="auto" w:val="clear"/>
+            <w:tcMar>
+              <w:top w:type="dxa" w:w="90"/>
+              <w:left w:type="dxa" w:w="140"/>
+              <w:bottom w:type="dxa" w:w="90"/>
+              <w:right w:type="dxa" w:w="140"/>
+            </w:tcMar>
+          </w:tcPr>
+          <w:p>
+            <w:r>
+              <w:rPr>
+                <w:rFonts w:ascii="Malgun Gothic" w:cs="Malgun Gothic" w:eastAsia="Malgun Gothic" w:hAnsi="Malgun Gothic"/>
+                <w:b/>
+                <w:bCs/>
+                <w:color w:val="FFFFFF"/>
+                <w:sz w:val="21"/>
+                <w:szCs w:val="21"/>
+              </w:rPr>
+              <w:t xml:space="preserve">맞음</w:t>
+            </w:r>
+          </w:p>
+        </w:tc>
+      </w:tr>
+      <w:tr>
+        <w:trPr>
+          <w:cantSplit/>
+        </w:trPr>
+        <w:tc>
+          <w:tcPr>
+            <w:tcW w:type="dxa" w:w="700"/>
+            <w:tcBorders>
+              <w:top w:val="single" w:color="D0D5DD" w:sz="4"/>
+              <w:left w:val="single" w:color="D0D5DD" w:sz="4"/>
+              <w:bottom w:val="single" w:color="D0D5DD" w:sz="4"/>
+              <w:right w:val="single" w:color="D0D5DD" w:sz="4"/>
+            </w:tcBorders>
+            <w:shd w:fill="FFFFFF" w:color="auto" w:val="clear"/>
+            <w:tcMar>
+              <w:top w:type="dxa" w:w="80"/>
+              <w:left w:type="dxa" w:w="140"/>
+              <w:bottom w:type="dxa" w:w="80"/>
+              <w:right w:type="dxa" w:w="140"/>
+            </w:tcMar>
+          </w:tcPr>
+          <w:p>
+            <w:pPr>
+              <w:spacing w:line="290"/>
+            </w:pPr>
+            <w:r>
+              <w:rPr>
+                <w:rFonts w:ascii="Malgun Gothic" w:cs="Malgun Gothic" w:eastAsia="Malgun Gothic" w:hAnsi="Malgun Gothic"/>
+                <w:sz w:val="21"/>
+                <w:szCs w:val="21"/>
+              </w:rPr>
+              <w:t xml:space="preserve">1</w:t>
+            </w:r>
+          </w:p>
+        </w:tc>
+        <w:tc>
+          <w:tcPr>
+            <w:tcW w:type="dxa" w:w="2900"/>
+            <w:tcBorders>
+              <w:top w:val="single" w:color="D0D5DD" w:sz="4"/>
+              <w:left w:val="single" w:color="D0D5DD" w:sz="4"/>
+              <w:bottom w:val="single" w:color="D0D5DD" w:sz="4"/>
+              <w:right w:val="single" w:color="D0D5DD" w:sz="4"/>
+            </w:tcBorders>
+            <w:shd w:fill="FFFFFF" w:color="auto" w:val="clear"/>
+            <w:tcMar>
+              <w:top w:type="dxa" w:w="80"/>
+              <w:left w:type="dxa" w:w="140"/>
+              <w:bottom w:type="dxa" w:w="80"/>
+              <w:right w:type="dxa" w:w="140"/>
+            </w:tcMar>
+          </w:tcPr>
+          <w:p>
+            <w:pPr>
+              <w:spacing w:line="290"/>
+            </w:pPr>
+          </w:p>
+        </w:tc>
+        <w:tc>
+          <w:tcPr>
+            <w:tcW w:type="dxa" w:w="2200"/>
+            <w:tcBorders>
+              <w:top w:val="single" w:color="D0D5DD" w:sz="4"/>
+              <w:left w:val="single" w:color="D0D5DD" w:sz="4"/>
+              <w:bottom w:val="single" w:color="D0D5DD" w:sz="4"/>
+              <w:right w:val="single" w:color="D0D5DD" w:sz="4"/>
+            </w:tcBorders>
+            <w:shd w:fill="FFFFFF" w:color="auto" w:val="clear"/>
+            <w:tcMar>
+              <w:top w:type="dxa" w:w="80"/>
+              <w:left w:type="dxa" w:w="140"/>
+              <w:bottom w:type="dxa" w:w="80"/>
+              <w:right w:type="dxa" w:w="140"/>
+            </w:tcMar>
+          </w:tcPr>
+          <w:p>
+            <w:pPr>
+              <w:spacing w:line="290"/>
+            </w:pPr>
+          </w:p>
+        </w:tc>
+        <w:tc>
+          <w:tcPr>
+            <w:tcW w:type="dxa" w:w="2200"/>
+            <w:tcBorders>
+              <w:top w:val="single" w:color="D0D5DD" w:sz="4"/>
+              <w:left w:val="single" w:color="D0D5DD" w:sz="4"/>
+              <w:bottom w:val="single" w:color="D0D5DD" w:sz="4"/>
+              <w:right w:val="single" w:color="D0D5DD" w:sz="4"/>
+            </w:tcBorders>
+            <w:shd w:fill="FFFFFF" w:color="auto" w:val="clear"/>
+            <w:tcMar>
+              <w:top w:type="dxa" w:w="80"/>
+              <w:left w:type="dxa" w:w="140"/>
+              <w:bottom w:type="dxa" w:w="80"/>
+              <w:right w:type="dxa" w:w="140"/>
+            </w:tcMar>
+          </w:tcPr>
+          <w:p>
+            <w:pPr>
+              <w:spacing w:line="290"/>
+            </w:pPr>
+          </w:p>
+        </w:tc>
+        <w:tc>
+          <w:tcPr>
+            <w:tcW w:type="dxa" w:w="1638"/>
+            <w:tcBorders>
+              <w:top w:val="single" w:color="D0D5DD" w:sz="4"/>
+              <w:left w:val="single" w:color="D0D5DD" w:sz="4"/>
+              <w:bottom w:val="single" w:color="D0D5DD" w:sz="4"/>
+              <w:right w:val="single" w:color="D0D5DD" w:sz="4"/>
+            </w:tcBorders>
+            <w:shd w:fill="FFFFFF" w:color="auto" w:val="clear"/>
+            <w:tcMar>
+              <w:top w:type="dxa" w:w="80"/>
+              <w:left w:type="dxa" w:w="140"/>
+              <w:bottom w:type="dxa" w:w="80"/>
+              <w:right w:type="dxa" w:w="140"/>
+            </w:tcMar>
+          </w:tcPr>
+          <w:p>
+            <w:pPr>
+              <w:spacing w:line="290"/>
+            </w:pPr>
+            <w:r>
+              <w:rPr>
+                <w:rFonts w:ascii="Malgun Gothic" w:cs="Malgun Gothic" w:eastAsia="Malgun Gothic" w:hAnsi="Malgun Gothic"/>
+                <w:sz w:val="21"/>
+                <w:szCs w:val="21"/>
+              </w:rPr>
+              <w:t xml:space="preserve">☐</w:t>
+            </w:r>
+          </w:p>
+        </w:tc>
+      </w:tr>
+      <w:tr>
+        <w:trPr>
+          <w:cantSplit/>
+        </w:trPr>
+        <w:tc>
+          <w:tcPr>
+            <w:tcW w:type="dxa" w:w="700"/>
+            <w:tcBorders>
+              <w:top w:val="single" w:color="D0D5DD" w:sz="4"/>
+              <w:left w:val="single" w:color="D0D5DD" w:sz="4"/>
+              <w:bottom w:val="single" w:color="D0D5DD" w:sz="4"/>
+              <w:right w:val="single" w:color="D0D5DD" w:sz="4"/>
+            </w:tcBorders>
+            <w:shd w:fill="F9FAFB" w:color="auto" w:val="clear"/>
+            <w:tcMar>
+              <w:top w:type="dxa" w:w="80"/>
+              <w:left w:type="dxa" w:w="140"/>
+              <w:bottom w:type="dxa" w:w="80"/>
+              <w:right w:type="dxa" w:w="140"/>
+            </w:tcMar>
+          </w:tcPr>
+          <w:p>
+            <w:pPr>
+              <w:spacing w:line="290"/>
+            </w:pPr>
+            <w:r>
+              <w:rPr>
+                <w:rFonts w:ascii="Malgun Gothic" w:cs="Malgun Gothic" w:eastAsia="Malgun Gothic" w:hAnsi="Malgun Gothic"/>
+                <w:sz w:val="21"/>
+                <w:szCs w:val="21"/>
+              </w:rPr>
+              <w:t xml:space="preserve">2</w:t>
+            </w:r>
+          </w:p>
+        </w:tc>
+        <w:tc>
+          <w:tcPr>
+            <w:tcW w:type="dxa" w:w="2900"/>
+            <w:tcBorders>
+              <w:top w:val="single" w:color="D0D5DD" w:sz="4"/>
+              <w:left w:val="single" w:color="D0D5DD" w:sz="4"/>
+              <w:bottom w:val="single" w:color="D0D5DD" w:sz="4"/>
+              <w:right w:val="single" w:color="D0D5DD" w:sz="4"/>
+            </w:tcBorders>
+            <w:shd w:fill="F9FAFB" w:color="auto" w:val="clear"/>
+            <w:tcMar>
+              <w:top w:type="dxa" w:w="80"/>
+              <w:left w:type="dxa" w:w="140"/>
+              <w:bottom w:type="dxa" w:w="80"/>
+              <w:right w:type="dxa" w:w="140"/>
+            </w:tcMar>
+          </w:tcPr>
+          <w:p>
+            <w:pPr>
+              <w:spacing w:line="290"/>
+            </w:pPr>
+          </w:p>
+        </w:tc>
+        <w:tc>
+          <w:tcPr>
+            <w:tcW w:type="dxa" w:w="2200"/>
+            <w:tcBorders>
+              <w:top w:val="single" w:color="D0D5DD" w:sz="4"/>
+              <w:left w:val="single" w:color="D0D5DD" w:sz="4"/>
+              <w:bottom w:val="single" w:color="D0D5DD" w:sz="4"/>
+              <w:right w:val="single" w:color="D0D5DD" w:sz="4"/>
+            </w:tcBorders>
+            <w:shd w:fill="F9FAFB" w:color="auto" w:val="clear"/>
+            <w:tcMar>
+              <w:top w:type="dxa" w:w="80"/>
+              <w:left w:type="dxa" w:w="140"/>
+              <w:bottom w:type="dxa" w:w="80"/>
+              <w:right w:type="dxa" w:w="140"/>
+            </w:tcMar>
+          </w:tcPr>
+          <w:p>
+            <w:pPr>
+              <w:spacing w:line="290"/>
+            </w:pPr>
+          </w:p>
+        </w:tc>
+        <w:tc>
+          <w:tcPr>
+            <w:tcW w:type="dxa" w:w="2200"/>
+            <w:tcBorders>
+              <w:top w:val="single" w:color="D0D5DD" w:sz="4"/>
+              <w:left w:val="single" w:color="D0D5DD" w:sz="4"/>
+              <w:bottom w:val="single" w:color="D0D5DD" w:sz="4"/>
+              <w:right w:val="single" w:color="D0D5DD" w:sz="4"/>
+            </w:tcBorders>
+            <w:shd w:fill="F9FAFB" w:color="auto" w:val="clear"/>
+            <w:tcMar>
+              <w:top w:type="dxa" w:w="80"/>
+              <w:left w:type="dxa" w:w="140"/>
+              <w:bottom w:type="dxa" w:w="80"/>
+              <w:right w:type="dxa" w:w="140"/>
+            </w:tcMar>
+          </w:tcPr>
+          <w:p>
+            <w:pPr>
+              <w:spacing w:line="290"/>
+            </w:pPr>
+          </w:p>
+        </w:tc>
+        <w:tc>
+          <w:tcPr>
+            <w:tcW w:type="dxa" w:w="1638"/>
+            <w:tcBorders>
+              <w:top w:val="single" w:color="D0D5DD" w:sz="4"/>
+              <w:left w:val="single" w:color="D0D5DD" w:sz="4"/>
+              <w:bottom w:val="single" w:color="D0D5DD" w:sz="4"/>
+              <w:right w:val="single" w:color="D0D5DD" w:sz="4"/>
+            </w:tcBorders>
+            <w:shd w:fill="F9FAFB" w:color="auto" w:val="clear"/>
+            <w:tcMar>
+              <w:top w:type="dxa" w:w="80"/>
+              <w:left w:type="dxa" w:w="140"/>
+              <w:bottom w:type="dxa" w:w="80"/>
+              <w:right w:type="dxa" w:w="140"/>
+            </w:tcMar>
+          </w:tcPr>
+          <w:p>
+            <w:pPr>
+              <w:spacing w:line="290"/>
+            </w:pPr>
+            <w:r>
+              <w:rPr>
+                <w:rFonts w:ascii="Malgun Gothic" w:cs="Malgun Gothic" w:eastAsia="Malgun Gothic" w:hAnsi="Malgun Gothic"/>
+                <w:sz w:val="21"/>
+                <w:szCs w:val="21"/>
+              </w:rPr>
+              <w:t xml:space="preserve">☐</w:t>
+            </w:r>
+          </w:p>
+        </w:tc>
+      </w:tr>
+      <w:tr>
+        <w:trPr>
+          <w:cantSplit/>
+        </w:trPr>
+        <w:tc>
+          <w:tcPr>
+            <w:tcW w:type="dxa" w:w="700"/>
+            <w:tcBorders>
+              <w:top w:val="single" w:color="D0D5DD" w:sz="4"/>
+              <w:left w:val="single" w:color="D0D5DD" w:sz="4"/>
+              <w:bottom w:val="single" w:color="D0D5DD" w:sz="4"/>
+              <w:right w:val="single" w:color="D0D5DD" w:sz="4"/>
+            </w:tcBorders>
+            <w:shd w:fill="FFFFFF" w:color="auto" w:val="clear"/>
+            <w:tcMar>
+              <w:top w:type="dxa" w:w="80"/>
+              <w:left w:type="dxa" w:w="140"/>
+              <w:bottom w:type="dxa" w:w="80"/>
+              <w:right w:type="dxa" w:w="140"/>
+            </w:tcMar>
+          </w:tcPr>
+          <w:p>
+            <w:pPr>
+              <w:spacing w:line="290"/>
+            </w:pPr>
+            <w:r>
+              <w:rPr>
+                <w:rFonts w:ascii="Malgun Gothic" w:cs="Malgun Gothic" w:eastAsia="Malgun Gothic" w:hAnsi="Malgun Gothic"/>
+                <w:sz w:val="21"/>
+                <w:szCs w:val="21"/>
+              </w:rPr>
+              <w:t xml:space="preserve">3</w:t>
+            </w:r>
+          </w:p>
+        </w:tc>
+        <w:tc>
+          <w:tcPr>
+            <w:tcW w:type="dxa" w:w="2900"/>
+            <w:tcBorders>
+              <w:top w:val="single" w:color="D0D5DD" w:sz="4"/>
+              <w:left w:val="single" w:color="D0D5DD" w:sz="4"/>
+              <w:bottom w:val="single" w:color="D0D5DD" w:sz="4"/>
+              <w:right w:val="single" w:color="D0D5DD" w:sz="4"/>
+            </w:tcBorders>
+            <w:shd w:fill="FFFFFF" w:color="auto" w:val="clear"/>
+            <w:tcMar>
+              <w:top w:type="dxa" w:w="80"/>
+              <w:left w:type="dxa" w:w="140"/>
+              <w:bottom w:type="dxa" w:w="80"/>
+              <w:right w:type="dxa" w:w="140"/>
+            </w:tcMar>
+          </w:tcPr>
+          <w:p>
+            <w:pPr>
+              <w:spacing w:line="290"/>
+            </w:pPr>
+          </w:p>
+        </w:tc>
+        <w:tc>
+          <w:tcPr>
+            <w:tcW w:type="dxa" w:w="2200"/>
+            <w:tcBorders>
+              <w:top w:val="single" w:color="D0D5DD" w:sz="4"/>
+              <w:left w:val="single" w:color="D0D5DD" w:sz="4"/>
+              <w:bottom w:val="single" w:color="D0D5DD" w:sz="4"/>
+              <w:right w:val="single" w:color="D0D5DD" w:sz="4"/>
+            </w:tcBorders>
+            <w:shd w:fill="FFFFFF" w:color="auto" w:val="clear"/>
+            <w:tcMar>
+              <w:top w:type="dxa" w:w="80"/>
+              <w:left w:type="dxa" w:w="140"/>
+              <w:bottom w:type="dxa" w:w="80"/>
+              <w:right w:type="dxa" w:w="140"/>
+            </w:tcMar>
+          </w:tcPr>
+          <w:p>
+            <w:pPr>
+              <w:spacing w:line="290"/>
+            </w:pPr>
+          </w:p>
+        </w:tc>
+        <w:tc>
+          <w:tcPr>
+            <w:tcW w:type="dxa" w:w="2200"/>
+            <w:tcBorders>
+              <w:top w:val="single" w:color="D0D5DD" w:sz="4"/>
+              <w:left w:val="single" w:color="D0D5DD" w:sz="4"/>
+              <w:bottom w:val="single" w:color="D0D5DD" w:sz="4"/>
+              <w:right w:val="single" w:color="D0D5DD" w:sz="4"/>
+            </w:tcBorders>
+            <w:shd w:fill="FFFFFF" w:color="auto" w:val="clear"/>
+            <w:tcMar>
+              <w:top w:type="dxa" w:w="80"/>
+              <w:left w:type="dxa" w:w="140"/>
+              <w:bottom w:type="dxa" w:w="80"/>
+              <w:right w:type="dxa" w:w="140"/>
+            </w:tcMar>
+          </w:tcPr>
+          <w:p>
+            <w:pPr>
+              <w:spacing w:line="290"/>
+            </w:pPr>
+          </w:p>
+        </w:tc>
+        <w:tc>
+          <w:tcPr>
+            <w:tcW w:type="dxa" w:w="1638"/>
+            <w:tcBorders>
+              <w:top w:val="single" w:color="D0D5DD" w:sz="4"/>
+              <w:left w:val="single" w:color="D0D5DD" w:sz="4"/>
+              <w:bottom w:val="single" w:color="D0D5DD" w:sz="4"/>
+              <w:right w:val="single" w:color="D0D5DD" w:sz="4"/>
+            </w:tcBorders>
+            <w:shd w:fill="FFFFFF" w:color="auto" w:val="clear"/>
+            <w:tcMar>
+              <w:top w:type="dxa" w:w="80"/>
+              <w:left w:type="dxa" w:w="140"/>
+              <w:bottom w:type="dxa" w:w="80"/>
+              <w:right w:type="dxa" w:w="140"/>
+            </w:tcMar>
+          </w:tcPr>
+          <w:p>
+            <w:pPr>
+              <w:spacing w:line="290"/>
+            </w:pPr>
+            <w:r>
+              <w:rPr>
+                <w:rFonts w:ascii="Malgun Gothic" w:cs="Malgun Gothic" w:eastAsia="Malgun Gothic" w:hAnsi="Malgun Gothic"/>
+                <w:sz w:val="21"/>
+                <w:szCs w:val="21"/>
+              </w:rPr>
+              <w:t xml:space="preserve">☐</w:t>
+            </w:r>
+          </w:p>
+        </w:tc>
+      </w:tr>
+      <w:tr>
+        <w:trPr>
+          <w:cantSplit/>
+        </w:trPr>
+        <w:tc>
+          <w:tcPr>
+            <w:tcW w:type="dxa" w:w="700"/>
+            <w:tcBorders>
+              <w:top w:val="single" w:color="D0D5DD" w:sz="4"/>
+              <w:left w:val="single" w:color="D0D5DD" w:sz="4"/>
+              <w:bottom w:val="single" w:color="D0D5DD" w:sz="4"/>
+              <w:right w:val="single" w:color="D0D5DD" w:sz="4"/>
+            </w:tcBorders>
+            <w:shd w:fill="F9FAFB" w:color="auto" w:val="clear"/>
+            <w:tcMar>
+              <w:top w:type="dxa" w:w="80"/>
+              <w:left w:type="dxa" w:w="140"/>
+              <w:bottom w:type="dxa" w:w="80"/>
+              <w:right w:type="dxa" w:w="140"/>
+            </w:tcMar>
+          </w:tcPr>
+          <w:p>
+            <w:pPr>
+              <w:spacing w:line="290"/>
+            </w:pPr>
+            <w:r>
+              <w:rPr>
+                <w:rFonts w:ascii="Malgun Gothic" w:cs="Malgun Gothic" w:eastAsia="Malgun Gothic" w:hAnsi="Malgun Gothic"/>
+                <w:sz w:val="21"/>
+                <w:szCs w:val="21"/>
+              </w:rPr>
+              <w:t xml:space="preserve">4</w:t>
+            </w:r>
+          </w:p>
+        </w:tc>
+        <w:tc>
+          <w:tcPr>
+            <w:tcW w:type="dxa" w:w="2900"/>
+            <w:tcBorders>
+              <w:top w:val="single" w:color="D0D5DD" w:sz="4"/>
+              <w:left w:val="single" w:color="D0D5DD" w:sz="4"/>
+              <w:bottom w:val="single" w:color="D0D5DD" w:sz="4"/>
+              <w:right w:val="single" w:color="D0D5DD" w:sz="4"/>
+            </w:tcBorders>
+            <w:shd w:fill="F9FAFB" w:color="auto" w:val="clear"/>
+            <w:tcMar>
+              <w:top w:type="dxa" w:w="80"/>
+              <w:left w:type="dxa" w:w="140"/>
+              <w:bottom w:type="dxa" w:w="80"/>
+              <w:right w:type="dxa" w:w="140"/>
+            </w:tcMar>
+          </w:tcPr>
+          <w:p>
+            <w:pPr>
+              <w:spacing w:line="290"/>
+            </w:pPr>
+          </w:p>
+        </w:tc>
+        <w:tc>
+          <w:tcPr>
+            <w:tcW w:type="dxa" w:w="2200"/>
+            <w:tcBorders>
+              <w:top w:val="single" w:color="D0D5DD" w:sz="4"/>
+              <w:left w:val="single" w:color="D0D5DD" w:sz="4"/>
+              <w:bottom w:val="single" w:color="D0D5DD" w:sz="4"/>
+              <w:right w:val="single" w:color="D0D5DD" w:sz="4"/>
+            </w:tcBorders>
+            <w:shd w:fill="F9FAFB" w:color="auto" w:val="clear"/>
+            <w:tcMar>
+              <w:top w:type="dxa" w:w="80"/>
+              <w:left w:type="dxa" w:w="140"/>
+              <w:bottom w:type="dxa" w:w="80"/>
+              <w:right w:type="dxa" w:w="140"/>
+            </w:tcMar>
+          </w:tcPr>
+          <w:p>
+            <w:pPr>
+              <w:spacing w:line="290"/>
+            </w:pPr>
+          </w:p>
+        </w:tc>
+        <w:tc>
+          <w:tcPr>
+            <w:tcW w:type="dxa" w:w="2200"/>
+            <w:tcBorders>
+              <w:top w:val="single" w:color="D0D5DD" w:sz="4"/>
+              <w:left w:val="single" w:color="D0D5DD" w:sz="4"/>
+              <w:bottom w:val="single" w:color="D0D5DD" w:sz="4"/>
+              <w:right w:val="single" w:color="D0D5DD" w:sz="4"/>
+            </w:tcBorders>
+            <w:shd w:fill="F9FAFB" w:color="auto" w:val="clear"/>
+            <w:tcMar>
+              <w:top w:type="dxa" w:w="80"/>
+              <w:left w:type="dxa" w:w="140"/>
+              <w:bottom w:type="dxa" w:w="80"/>
+              <w:right w:type="dxa" w:w="140"/>
+            </w:tcMar>
+          </w:tcPr>
+          <w:p>
+            <w:pPr>
+              <w:spacing w:line="290"/>
+            </w:pPr>
+          </w:p>
+        </w:tc>
+        <w:tc>
+          <w:tcPr>
+            <w:tcW w:type="dxa" w:w="1638"/>
+            <w:tcBorders>
+              <w:top w:val="single" w:color="D0D5DD" w:sz="4"/>
+              <w:left w:val="single" w:color="D0D5DD" w:sz="4"/>
+              <w:bottom w:val="single" w:color="D0D5DD" w:sz="4"/>
+              <w:right w:val="single" w:color="D0D5DD" w:sz="4"/>
+            </w:tcBorders>
+            <w:shd w:fill="F9FAFB" w:color="auto" w:val="clear"/>
+            <w:tcMar>
+              <w:top w:type="dxa" w:w="80"/>
+              <w:left w:type="dxa" w:w="140"/>
+              <w:bottom w:type="dxa" w:w="80"/>
+              <w:right w:type="dxa" w:w="140"/>
+            </w:tcMar>
+          </w:tcPr>
+          <w:p>
+            <w:pPr>
+              <w:spacing w:line="290"/>
+            </w:pPr>
+            <w:r>
+              <w:rPr>
+                <w:rFonts w:ascii="Malgun Gothic" w:cs="Malgun Gothic" w:eastAsia="Malgun Gothic" w:hAnsi="Malgun Gothic"/>
+                <w:sz w:val="21"/>
+                <w:szCs w:val="21"/>
+              </w:rPr>
+              <w:t xml:space="preserve">☐</w:t>
+            </w:r>
+          </w:p>
+        </w:tc>
+      </w:tr>
+      <w:tr>
+        <w:trPr>
+          <w:cantSplit/>
+        </w:trPr>
+        <w:tc>
+          <w:tcPr>
+            <w:tcW w:type="dxa" w:w="700"/>
+            <w:tcBorders>
+              <w:top w:val="single" w:color="D0D5DD" w:sz="4"/>
+              <w:left w:val="single" w:color="D0D5DD" w:sz="4"/>
+              <w:bottom w:val="single" w:color="D0D5DD" w:sz="4"/>
+              <w:right w:val="single" w:color="D0D5DD" w:sz="4"/>
+            </w:tcBorders>
+            <w:shd w:fill="FFFFFF" w:color="auto" w:val="clear"/>
+            <w:tcMar>
+              <w:top w:type="dxa" w:w="80"/>
+              <w:left w:type="dxa" w:w="140"/>
+              <w:bottom w:type="dxa" w:w="80"/>
+              <w:right w:type="dxa" w:w="140"/>
+            </w:tcMar>
+          </w:tcPr>
+          <w:p>
+            <w:pPr>
+              <w:spacing w:line="290"/>
+            </w:pPr>
+            <w:r>
+              <w:rPr>
+                <w:rFonts w:ascii="Malgun Gothic" w:cs="Malgun Gothic" w:eastAsia="Malgun Gothic" w:hAnsi="Malgun Gothic"/>
+                <w:sz w:val="21"/>
+                <w:szCs w:val="21"/>
+              </w:rPr>
+              <w:t xml:space="preserve">5</w:t>
+            </w:r>
+          </w:p>
+        </w:tc>
+        <w:tc>
+          <w:tcPr>
+            <w:tcW w:type="dxa" w:w="2900"/>
+            <w:tcBorders>
+              <w:top w:val="single" w:color="D0D5DD" w:sz="4"/>
+              <w:left w:val="single" w:color="D0D5DD" w:sz="4"/>
+              <w:bottom w:val="single" w:color="D0D5DD" w:sz="4"/>
+              <w:right w:val="single" w:color="D0D5DD" w:sz="4"/>
+            </w:tcBorders>
+            <w:shd w:fill="FFFFFF" w:color="auto" w:val="clear"/>
+            <w:tcMar>
+              <w:top w:type="dxa" w:w="80"/>
+              <w:left w:type="dxa" w:w="140"/>
+              <w:bottom w:type="dxa" w:w="80"/>
+              <w:right w:type="dxa" w:w="140"/>
+            </w:tcMar>
+          </w:tcPr>
+          <w:p>
+            <w:pPr>
+              <w:spacing w:line="290"/>
+            </w:pPr>
+          </w:p>
+        </w:tc>
+        <w:tc>
+          <w:tcPr>
+            <w:tcW w:type="dxa" w:w="2200"/>
+            <w:tcBorders>
+              <w:top w:val="single" w:color="D0D5DD" w:sz="4"/>
+              <w:left w:val="single" w:color="D0D5DD" w:sz="4"/>
+              <w:bottom w:val="single" w:color="D0D5DD" w:sz="4"/>
+              <w:right w:val="single" w:color="D0D5DD" w:sz="4"/>
+            </w:tcBorders>
+            <w:shd w:fill="FFFFFF" w:color="auto" w:val="clear"/>
+            <w:tcMar>
+              <w:top w:type="dxa" w:w="80"/>
+              <w:left w:type="dxa" w:w="140"/>
+              <w:bottom w:type="dxa" w:w="80"/>
+              <w:right w:type="dxa" w:w="140"/>
+            </w:tcMar>
+          </w:tcPr>
+          <w:p>
+            <w:pPr>
+              <w:spacing w:line="290"/>
+            </w:pPr>
+          </w:p>
+        </w:tc>
+        <w:tc>
+          <w:tcPr>
+            <w:tcW w:type="dxa" w:w="2200"/>
+            <w:tcBorders>
+              <w:top w:val="single" w:color="D0D5DD" w:sz="4"/>
+              <w:left w:val="single" w:color="D0D5DD" w:sz="4"/>
+              <w:bottom w:val="single" w:color="D0D5DD" w:sz="4"/>
+              <w:right w:val="single" w:color="D0D5DD" w:sz="4"/>
+            </w:tcBorders>
+            <w:shd w:fill="FFFFFF" w:color="auto" w:val="clear"/>
+            <w:tcMar>
+              <w:top w:type="dxa" w:w="80"/>
+              <w:left w:type="dxa" w:w="140"/>
+              <w:bottom w:type="dxa" w:w="80"/>
+              <w:right w:type="dxa" w:w="140"/>
+            </w:tcMar>
+          </w:tcPr>
+          <w:p>
+            <w:pPr>
+              <w:spacing w:line="290"/>
+            </w:pPr>
+          </w:p>
+        </w:tc>
+        <w:tc>
+          <w:tcPr>
+            <w:tcW w:type="dxa" w:w="1638"/>
+            <w:tcBorders>
+              <w:top w:val="single" w:color="D0D5DD" w:sz="4"/>
+              <w:left w:val="single" w:color="D0D5DD" w:sz="4"/>
+              <w:bottom w:val="single" w:color="D0D5DD" w:sz="4"/>
+              <w:right w:val="single" w:color="D0D5DD" w:sz="4"/>
+            </w:tcBorders>
+            <w:shd w:fill="FFFFFF" w:color="auto" w:val="clear"/>
+            <w:tcMar>
+              <w:top w:type="dxa" w:w="80"/>
+              <w:left w:type="dxa" w:w="140"/>
+              <w:bottom w:type="dxa" w:w="80"/>
+              <w:right w:type="dxa" w:w="140"/>
+            </w:tcMar>
+          </w:tcPr>
+          <w:p>
+            <w:pPr>
+              <w:spacing w:line="290"/>
+            </w:pPr>
+            <w:r>
+              <w:rPr>
+                <w:rFonts w:ascii="Malgun Gothic" w:cs="Malgun Gothic" w:eastAsia="Malgun Gothic" w:hAnsi="Malgun Gothic"/>
+                <w:sz w:val="21"/>
+                <w:szCs w:val="21"/>
+              </w:rPr>
+              <w:t xml:space="preserve">☐</w:t>
+            </w:r>
+          </w:p>
+        </w:tc>
+      </w:tr>
+      <w:tr>
+        <w:trPr>
+          <w:cantSplit/>
+        </w:trPr>
+        <w:tc>
+          <w:tcPr>
+            <w:tcW w:type="dxa" w:w="700"/>
+            <w:tcBorders>
+              <w:top w:val="single" w:color="D0D5DD" w:sz="4"/>
+              <w:left w:val="single" w:color="D0D5DD" w:sz="4"/>
+              <w:bottom w:val="single" w:color="D0D5DD" w:sz="4"/>
+              <w:right w:val="single" w:color="D0D5DD" w:sz="4"/>
+            </w:tcBorders>
+            <w:shd w:fill="F9FAFB" w:color="auto" w:val="clear"/>
+            <w:tcMar>
+              <w:top w:type="dxa" w:w="80"/>
+              <w:left w:type="dxa" w:w="140"/>
+              <w:bottom w:type="dxa" w:w="80"/>
+              <w:right w:type="dxa" w:w="140"/>
+            </w:tcMar>
+          </w:tcPr>
+          <w:p>
+            <w:pPr>
+              <w:spacing w:line="290"/>
+            </w:pPr>
+            <w:r>
+              <w:rPr>
+                <w:rFonts w:ascii="Malgun Gothic" w:cs="Malgun Gothic" w:eastAsia="Malgun Gothic" w:hAnsi="Malgun Gothic"/>
+                <w:sz w:val="21"/>
+                <w:szCs w:val="21"/>
+              </w:rPr>
+              <w:t xml:space="preserve">6</w:t>
+            </w:r>
+          </w:p>
+        </w:tc>
+        <w:tc>
+          <w:tcPr>
+            <w:tcW w:type="dxa" w:w="2900"/>
+            <w:tcBorders>
+              <w:top w:val="single" w:color="D0D5DD" w:sz="4"/>
+              <w:left w:val="single" w:color="D0D5DD" w:sz="4"/>
+              <w:bottom w:val="single" w:color="D0D5DD" w:sz="4"/>
+              <w:right w:val="single" w:color="D0D5DD" w:sz="4"/>
+            </w:tcBorders>
+            <w:shd w:fill="F9FAFB" w:color="auto" w:val="clear"/>
+            <w:tcMar>
+              <w:top w:type="dxa" w:w="80"/>
+              <w:left w:type="dxa" w:w="140"/>
+              <w:bottom w:type="dxa" w:w="80"/>
+              <w:right w:type="dxa" w:w="140"/>
+            </w:tcMar>
+          </w:tcPr>
+          <w:p>
+            <w:pPr>
+              <w:spacing w:line="290"/>
+            </w:pPr>
+          </w:p>
+        </w:tc>
+        <w:tc>
+          <w:tcPr>
+            <w:tcW w:type="dxa" w:w="2200"/>
+            <w:tcBorders>
+              <w:top w:val="single" w:color="D0D5DD" w:sz="4"/>
+              <w:left w:val="single" w:color="D0D5DD" w:sz="4"/>
+              <w:bottom w:val="single" w:color="D0D5DD" w:sz="4"/>
+              <w:right w:val="single" w:color="D0D5DD" w:sz="4"/>
+            </w:tcBorders>
+            <w:shd w:fill="F9FAFB" w:color="auto" w:val="clear"/>
+            <w:tcMar>
+              <w:top w:type="dxa" w:w="80"/>
+              <w:left w:type="dxa" w:w="140"/>
+              <w:bottom w:type="dxa" w:w="80"/>
+              <w:right w:type="dxa" w:w="140"/>
+            </w:tcMar>
+          </w:tcPr>
+          <w:p>
+            <w:pPr>
+              <w:spacing w:line="290"/>
+            </w:pPr>
+          </w:p>
+        </w:tc>
+        <w:tc>
+          <w:tcPr>
+            <w:tcW w:type="dxa" w:w="2200"/>
+            <w:tcBorders>
+              <w:top w:val="single" w:color="D0D5DD" w:sz="4"/>
+              <w:left w:val="single" w:color="D0D5DD" w:sz="4"/>
+              <w:bottom w:val="single" w:color="D0D5DD" w:sz="4"/>
+              <w:right w:val="single" w:color="D0D5DD" w:sz="4"/>
+            </w:tcBorders>
+            <w:shd w:fill="F9FAFB" w:color="auto" w:val="clear"/>
+            <w:tcMar>
+              <w:top w:type="dxa" w:w="80"/>
+              <w:left w:type="dxa" w:w="140"/>
+              <w:bottom w:type="dxa" w:w="80"/>
+              <w:right w:type="dxa" w:w="140"/>
+            </w:tcMar>
+          </w:tcPr>
+          <w:p>
+            <w:pPr>
+              <w:spacing w:line="290"/>
+            </w:pPr>
+          </w:p>
+        </w:tc>
+        <w:tc>
+          <w:tcPr>
+            <w:tcW w:type="dxa" w:w="1638"/>
+            <w:tcBorders>
+              <w:top w:val="single" w:color="D0D5DD" w:sz="4"/>
+              <w:left w:val="single" w:color="D0D5DD" w:sz="4"/>
+              <w:bottom w:val="single" w:color="D0D5DD" w:sz="4"/>
+              <w:right w:val="single" w:color="D0D5DD" w:sz="4"/>
+            </w:tcBorders>
+            <w:shd w:fill="F9FAFB" w:color="auto" w:val="clear"/>
+            <w:tcMar>
+              <w:top w:type="dxa" w:w="80"/>
+              <w:left w:type="dxa" w:w="140"/>
+              <w:bottom w:type="dxa" w:w="80"/>
+              <w:right w:type="dxa" w:w="140"/>
+            </w:tcMar>
+          </w:tcPr>
+          <w:p>
+            <w:pPr>
+              <w:spacing w:line="290"/>
+            </w:pPr>
+            <w:r>
+              <w:rPr>
+                <w:rFonts w:ascii="Malgun Gothic" w:cs="Malgun Gothic" w:eastAsia="Malgun Gothic" w:hAnsi="Malgun Gothic"/>
+                <w:sz w:val="21"/>
+                <w:szCs w:val="21"/>
+              </w:rPr>
+              <w:t xml:space="preserve">☐</w:t>
+            </w:r>
+          </w:p>
+        </w:tc>
+      </w:tr>
+      <w:tr>
+        <w:trPr>
+          <w:cantSplit/>
+        </w:trPr>
+        <w:tc>
+          <w:tcPr>
+            <w:tcW w:type="dxa" w:w="700"/>
+            <w:tcBorders>
+              <w:top w:val="single" w:color="D0D5DD" w:sz="4"/>
+              <w:left w:val="single" w:color="D0D5DD" w:sz="4"/>
+              <w:bottom w:val="single" w:color="D0D5DD" w:sz="4"/>
+              <w:right w:val="single" w:color="D0D5DD" w:sz="4"/>
+            </w:tcBorders>
+            <w:shd w:fill="FFFFFF" w:color="auto" w:val="clear"/>
+            <w:tcMar>
+              <w:top w:type="dxa" w:w="80"/>
+              <w:left w:type="dxa" w:w="140"/>
+              <w:bottom w:type="dxa" w:w="80"/>
+              <w:right w:type="dxa" w:w="140"/>
+            </w:tcMar>
+          </w:tcPr>
+          <w:p>
+            <w:pPr>
+              <w:spacing w:line="290"/>
+            </w:pPr>
+            <w:r>
+              <w:rPr>
+                <w:rFonts w:ascii="Malgun Gothic" w:cs="Malgun Gothic" w:eastAsia="Malgun Gothic" w:hAnsi="Malgun Gothic"/>
+                <w:sz w:val="21"/>
+                <w:szCs w:val="21"/>
+              </w:rPr>
+              <w:t xml:space="preserve">7</w:t>
+            </w:r>
+          </w:p>
+        </w:tc>
+        <w:tc>
+          <w:tcPr>
+            <w:tcW w:type="dxa" w:w="2900"/>
+            <w:tcBorders>
+              <w:top w:val="single" w:color="D0D5DD" w:sz="4"/>
+              <w:left w:val="single" w:color="D0D5DD" w:sz="4"/>
+              <w:bottom w:val="single" w:color="D0D5DD" w:sz="4"/>
+              <w:right w:val="single" w:color="D0D5DD" w:sz="4"/>
+            </w:tcBorders>
+            <w:shd w:fill="FFFFFF" w:color="auto" w:val="clear"/>
+            <w:tcMar>
+              <w:top w:type="dxa" w:w="80"/>
+              <w:left w:type="dxa" w:w="140"/>
+              <w:bottom w:type="dxa" w:w="80"/>
+              <w:right w:type="dxa" w:w="140"/>
+            </w:tcMar>
+          </w:tcPr>
+          <w:p>
+            <w:pPr>
+              <w:spacing w:line="290"/>
+            </w:pPr>
+          </w:p>
+        </w:tc>
+        <w:tc>
+          <w:tcPr>
+            <w:tcW w:type="dxa" w:w="2200"/>
+            <w:tcBorders>
+              <w:top w:val="single" w:color="D0D5DD" w:sz="4"/>
+              <w:left w:val="single" w:color="D0D5DD" w:sz="4"/>
+              <w:bottom w:val="single" w:color="D0D5DD" w:sz="4"/>
+              <w:right w:val="single" w:color="D0D5DD" w:sz="4"/>
+            </w:tcBorders>
+            <w:shd w:fill="FFFFFF" w:color="auto" w:val="clear"/>
+            <w:tcMar>
+              <w:top w:type="dxa" w:w="80"/>
+              <w:left w:type="dxa" w:w="140"/>
+              <w:bottom w:type="dxa" w:w="80"/>
+              <w:right w:type="dxa" w:w="140"/>
+            </w:tcMar>
+          </w:tcPr>
+          <w:p>
+            <w:pPr>
+              <w:spacing w:line="290"/>
+            </w:pPr>
+          </w:p>
+        </w:tc>
+        <w:tc>
+          <w:tcPr>
+            <w:tcW w:type="dxa" w:w="2200"/>
+            <w:tcBorders>
+              <w:top w:val="single" w:color="D0D5DD" w:sz="4"/>
+              <w:left w:val="single" w:color="D0D5DD" w:sz="4"/>
+              <w:bottom w:val="single" w:color="D0D5DD" w:sz="4"/>
+              <w:right w:val="single" w:color="D0D5DD" w:sz="4"/>
+            </w:tcBorders>
+            <w:shd w:fill="FFFFFF" w:color="auto" w:val="clear"/>
+            <w:tcMar>
+              <w:top w:type="dxa" w:w="80"/>
+              <w:left w:type="dxa" w:w="140"/>
+              <w:bottom w:type="dxa" w:w="80"/>
+              <w:right w:type="dxa" w:w="140"/>
+            </w:tcMar>
+          </w:tcPr>
+          <w:p>
+            <w:pPr>
+              <w:spacing w:line="290"/>
+            </w:pPr>
+          </w:p>
+        </w:tc>
+        <w:tc>
+          <w:tcPr>
+            <w:tcW w:type="dxa" w:w="1638"/>
+            <w:tcBorders>
+              <w:top w:val="single" w:color="D0D5DD" w:sz="4"/>
+              <w:left w:val="single" w:color="D0D5DD" w:sz="4"/>
+              <w:bottom w:val="single" w:color="D0D5DD" w:sz="4"/>
+              <w:right w:val="single" w:color="D0D5DD" w:sz="4"/>
+            </w:tcBorders>
+            <w:shd w:fill="FFFFFF" w:color="auto" w:val="clear"/>
+            <w:tcMar>
+              <w:top w:type="dxa" w:w="80"/>
+              <w:left w:type="dxa" w:w="140"/>
+              <w:bottom w:type="dxa" w:w="80"/>
+              <w:right w:type="dxa" w:w="140"/>
+            </w:tcMar>
+          </w:tcPr>
+          <w:p>
+            <w:pPr>
+              <w:spacing w:line="290"/>
+            </w:pPr>
+            <w:r>
+              <w:rPr>
+                <w:rFonts w:ascii="Malgun Gothic" w:cs="Malgun Gothic" w:eastAsia="Malgun Gothic" w:hAnsi="Malgun Gothic"/>
+                <w:sz w:val="21"/>
+                <w:szCs w:val="21"/>
+              </w:rPr>
+              <w:t xml:space="preserve">☐</w:t>
+            </w:r>
+          </w:p>
+        </w:tc>
+      </w:tr>
+      <w:tr>
+        <w:trPr>
+          <w:cantSplit/>
+        </w:trPr>
+        <w:tc>
+          <w:tcPr>
+            <w:tcW w:type="dxa" w:w="700"/>
+            <w:tcBorders>
+              <w:top w:val="single" w:color="D0D5DD" w:sz="4"/>
+              <w:left w:val="single" w:color="D0D5DD" w:sz="4"/>
+              <w:bottom w:val="single" w:color="D0D5DD" w:sz="4"/>
+              <w:right w:val="single" w:color="D0D5DD" w:sz="4"/>
+            </w:tcBorders>
+            <w:shd w:fill="F9FAFB" w:color="auto" w:val="clear"/>
+            <w:tcMar>
+              <w:top w:type="dxa" w:w="80"/>
+              <w:left w:type="dxa" w:w="140"/>
+              <w:bottom w:type="dxa" w:w="80"/>
+              <w:right w:type="dxa" w:w="140"/>
+            </w:tcMar>
+          </w:tcPr>
+          <w:p>
+            <w:pPr>
+              <w:spacing w:line="290"/>
+            </w:pPr>
+            <w:r>
+              <w:rPr>
+                <w:rFonts w:ascii="Malgun Gothic" w:cs="Malgun Gothic" w:eastAsia="Malgun Gothic" w:hAnsi="Malgun Gothic"/>
+                <w:sz w:val="21"/>
+                <w:szCs w:val="21"/>
+              </w:rPr>
+              <w:t xml:space="preserve">8</w:t>
+            </w:r>
+          </w:p>
+        </w:tc>
+        <w:tc>
+          <w:tcPr>
+            <w:tcW w:type="dxa" w:w="2900"/>
+            <w:tcBorders>
+              <w:top w:val="single" w:color="D0D5DD" w:sz="4"/>
+              <w:left w:val="single" w:color="D0D5DD" w:sz="4"/>
+              <w:bottom w:val="single" w:color="D0D5DD" w:sz="4"/>
+              <w:right w:val="single" w:color="D0D5DD" w:sz="4"/>
+            </w:tcBorders>
+            <w:shd w:fill="F9FAFB" w:color="auto" w:val="clear"/>
+            <w:tcMar>
+              <w:top w:type="dxa" w:w="80"/>
+              <w:left w:type="dxa" w:w="140"/>
+              <w:bottom w:type="dxa" w:w="80"/>
+              <w:right w:type="dxa" w:w="140"/>
+            </w:tcMar>
+          </w:tcPr>
+          <w:p>
+            <w:pPr>
+              <w:spacing w:line="290"/>
+            </w:pPr>
+          </w:p>
+        </w:tc>
+        <w:tc>
+          <w:tcPr>
+            <w:tcW w:type="dxa" w:w="2200"/>
+            <w:tcBorders>
+              <w:top w:val="single" w:color="D0D5DD" w:sz="4"/>
+              <w:left w:val="single" w:color="D0D5DD" w:sz="4"/>
+              <w:bottom w:val="single" w:color="D0D5DD" w:sz="4"/>
+              <w:right w:val="single" w:color="D0D5DD" w:sz="4"/>
+            </w:tcBorders>
+            <w:shd w:fill="F9FAFB" w:color="auto" w:val="clear"/>
+            <w:tcMar>
+              <w:top w:type="dxa" w:w="80"/>
+              <w:left w:type="dxa" w:w="140"/>
+              <w:bottom w:type="dxa" w:w="80"/>
+              <w:right w:type="dxa" w:w="140"/>
+            </w:tcMar>
+          </w:tcPr>
+          <w:p>
+            <w:pPr>
+              <w:spacing w:line="290"/>
+            </w:pPr>
+          </w:p>
+        </w:tc>
+        <w:tc>
+          <w:tcPr>
+            <w:tcW w:type="dxa" w:w="2200"/>
+            <w:tcBorders>
+              <w:top w:val="single" w:color="D0D5DD" w:sz="4"/>
+              <w:left w:val="single" w:color="D0D5DD" w:sz="4"/>
+              <w:bottom w:val="single" w:color="D0D5DD" w:sz="4"/>
+              <w:right w:val="single" w:color="D0D5DD" w:sz="4"/>
+            </w:tcBorders>
+            <w:shd w:fill="F9FAFB" w:color="auto" w:val="clear"/>
+            <w:tcMar>
+              <w:top w:type="dxa" w:w="80"/>
+              <w:left w:type="dxa" w:w="140"/>
+              <w:bottom w:type="dxa" w:w="80"/>
+              <w:right w:type="dxa" w:w="140"/>
+            </w:tcMar>
+          </w:tcPr>
+          <w:p>
+            <w:pPr>
+              <w:spacing w:line="290"/>
+            </w:pPr>
+          </w:p>
+        </w:tc>
+        <w:tc>
+          <w:tcPr>
+            <w:tcW w:type="dxa" w:w="1638"/>
+            <w:tcBorders>
+              <w:top w:val="single" w:color="D0D5DD" w:sz="4"/>
+              <w:left w:val="single" w:color="D0D5DD" w:sz="4"/>
+              <w:bottom w:val="single" w:color="D0D5DD" w:sz="4"/>
+              <w:right w:val="single" w:color="D0D5DD" w:sz="4"/>
+            </w:tcBorders>
+            <w:shd w:fill="F9FAFB" w:color="auto" w:val="clear"/>
+            <w:tcMar>
+              <w:top w:type="dxa" w:w="80"/>
+              <w:left w:type="dxa" w:w="140"/>
+              <w:bottom w:type="dxa" w:w="80"/>
+              <w:right w:type="dxa" w:w="140"/>
+            </w:tcMar>
+          </w:tcPr>
+          <w:p>
+            <w:pPr>
+              <w:spacing w:line="290"/>
+            </w:pPr>
+            <w:r>
+              <w:rPr>
+                <w:rFonts w:ascii="Malgun Gothic" w:cs="Malgun Gothic" w:eastAsia="Malgun Gothic" w:hAnsi="Malgun Gothic"/>
+                <w:sz w:val="21"/>
+                <w:szCs w:val="21"/>
+              </w:rPr>
+              <w:t xml:space="preserve">☐</w:t>
+            </w:r>
+          </w:p>
+        </w:tc>
+      </w:tr>
+      <w:tr>
+        <w:trPr>
+          <w:cantSplit/>
+        </w:trPr>
+        <w:tc>
+          <w:tcPr>
+            <w:tcW w:type="dxa" w:w="700"/>
+            <w:tcBorders>
+              <w:top w:val="single" w:color="D0D5DD" w:sz="4"/>
+              <w:left w:val="single" w:color="D0D5DD" w:sz="4"/>
+              <w:bottom w:val="single" w:color="D0D5DD" w:sz="4"/>
+              <w:right w:val="single" w:color="D0D5DD" w:sz="4"/>
+            </w:tcBorders>
+            <w:shd w:fill="FFFFFF" w:color="auto" w:val="clear"/>
+            <w:tcMar>
+              <w:top w:type="dxa" w:w="80"/>
+              <w:left w:type="dxa" w:w="140"/>
+              <w:bottom w:type="dxa" w:w="80"/>
+              <w:right w:type="dxa" w:w="140"/>
+            </w:tcMar>
+          </w:tcPr>
+          <w:p>
+            <w:pPr>
+              <w:spacing w:line="290"/>
+            </w:pPr>
+            <w:r>
+              <w:rPr>
+                <w:rFonts w:ascii="Malgun Gothic" w:cs="Malgun Gothic" w:eastAsia="Malgun Gothic" w:hAnsi="Malgun Gothic"/>
+                <w:sz w:val="21"/>
+                <w:szCs w:val="21"/>
+              </w:rPr>
+              <w:t xml:space="preserve">9</w:t>
+            </w:r>
+          </w:p>
+        </w:tc>
+        <w:tc>
+          <w:tcPr>
+            <w:tcW w:type="dxa" w:w="2900"/>
+            <w:tcBorders>
+              <w:top w:val="single" w:color="D0D5DD" w:sz="4"/>
+              <w:left w:val="single" w:color="D0D5DD" w:sz="4"/>
+              <w:bottom w:val="single" w:color="D0D5DD" w:sz="4"/>
+              <w:right w:val="single" w:color="D0D5DD" w:sz="4"/>
+            </w:tcBorders>
+            <w:shd w:fill="FFFFFF" w:color="auto" w:val="clear"/>
+            <w:tcMar>
+              <w:top w:type="dxa" w:w="80"/>
+              <w:left w:type="dxa" w:w="140"/>
+              <w:bottom w:type="dxa" w:w="80"/>
+              <w:right w:type="dxa" w:w="140"/>
+            </w:tcMar>
+          </w:tcPr>
+          <w:p>
+            <w:pPr>
+              <w:spacing w:line="290"/>
+            </w:pPr>
+          </w:p>
+        </w:tc>
+        <w:tc>
+          <w:tcPr>
+            <w:tcW w:type="dxa" w:w="2200"/>
+            <w:tcBorders>
+              <w:top w:val="single" w:color="D0D5DD" w:sz="4"/>
+              <w:left w:val="single" w:color="D0D5DD" w:sz="4"/>
+              <w:bottom w:val="single" w:color="D0D5DD" w:sz="4"/>
+              <w:right w:val="single" w:color="D0D5DD" w:sz="4"/>
+            </w:tcBorders>
+            <w:shd w:fill="FFFFFF" w:color="auto" w:val="clear"/>
+            <w:tcMar>
+              <w:top w:type="dxa" w:w="80"/>
+              <w:left w:type="dxa" w:w="140"/>
+              <w:bottom w:type="dxa" w:w="80"/>
+              <w:right w:type="dxa" w:w="140"/>
+            </w:tcMar>
+          </w:tcPr>
+          <w:p>
+            <w:pPr>
+              <w:spacing w:line="290"/>
+            </w:pPr>
+          </w:p>
+        </w:tc>
+        <w:tc>
+          <w:tcPr>
+            <w:tcW w:type="dxa" w:w="2200"/>
+            <w:tcBorders>
+              <w:top w:val="single" w:color="D0D5DD" w:sz="4"/>
+              <w:left w:val="single" w:color="D0D5DD" w:sz="4"/>
+              <w:bottom w:val="single" w:color="D0D5DD" w:sz="4"/>
+              <w:right w:val="single" w:color="D0D5DD" w:sz="4"/>
+            </w:tcBorders>
+            <w:shd w:fill="FFFFFF" w:color="auto" w:val="clear"/>
+            <w:tcMar>
+              <w:top w:type="dxa" w:w="80"/>
+              <w:left w:type="dxa" w:w="140"/>
+              <w:bottom w:type="dxa" w:w="80"/>
+              <w:right w:type="dxa" w:w="140"/>
+            </w:tcMar>
+          </w:tcPr>
+          <w:p>
+            <w:pPr>
+              <w:spacing w:line="290"/>
+            </w:pPr>
+          </w:p>
+        </w:tc>
+        <w:tc>
+          <w:tcPr>
+            <w:tcW w:type="dxa" w:w="1638"/>
+            <w:tcBorders>
+              <w:top w:val="single" w:color="D0D5DD" w:sz="4"/>
+              <w:left w:val="single" w:color="D0D5DD" w:sz="4"/>
+              <w:bottom w:val="single" w:color="D0D5DD" w:sz="4"/>
+              <w:right w:val="single" w:color="D0D5DD" w:sz="4"/>
+            </w:tcBorders>
+            <w:shd w:fill="FFFFFF" w:color="auto" w:val="clear"/>
+            <w:tcMar>
+              <w:top w:type="dxa" w:w="80"/>
+              <w:left w:type="dxa" w:w="140"/>
+              <w:bottom w:type="dxa" w:w="80"/>
+              <w:right w:type="dxa" w:w="140"/>
+            </w:tcMar>
+          </w:tcPr>
+          <w:p>
+            <w:pPr>
+              <w:spacing w:line="290"/>
+            </w:pPr>
+            <w:r>
+              <w:rPr>
+                <w:rFonts w:ascii="Malgun Gothic" w:cs="Malgun Gothic" w:eastAsia="Malgun Gothic" w:hAnsi="Malgun Gothic"/>
+                <w:sz w:val="21"/>
+                <w:szCs w:val="21"/>
+              </w:rPr>
+              <w:t xml:space="preserve">☐</w:t>
+            </w:r>
+          </w:p>
+        </w:tc>
+      </w:tr>
+      <w:tr>
+        <w:trPr>
+          <w:cantSplit/>
+        </w:trPr>
+        <w:tc>
+          <w:tcPr>
+            <w:tcW w:type="dxa" w:w="700"/>
+            <w:tcBorders>
+              <w:top w:val="single" w:color="D0D5DD" w:sz="4"/>
+              <w:left w:val="single" w:color="D0D5DD" w:sz="4"/>
+              <w:bottom w:val="single" w:color="D0D5DD" w:sz="4"/>
+              <w:right w:val="single" w:color="D0D5DD" w:sz="4"/>
+            </w:tcBorders>
+            <w:shd w:fill="F9FAFB" w:color="auto" w:val="clear"/>
+            <w:tcMar>
+              <w:top w:type="dxa" w:w="80"/>
+              <w:left w:type="dxa" w:w="140"/>
+              <w:bottom w:type="dxa" w:w="80"/>
+              <w:right w:type="dxa" w:w="140"/>
+            </w:tcMar>
+          </w:tcPr>
+          <w:p>
+            <w:pPr>
+              <w:spacing w:line="290"/>
+            </w:pPr>
+            <w:r>
+              <w:rPr>
+                <w:rFonts w:ascii="Malgun Gothic" w:cs="Malgun Gothic" w:eastAsia="Malgun Gothic" w:hAnsi="Malgun Gothic"/>
+                <w:sz w:val="21"/>
+                <w:szCs w:val="21"/>
+              </w:rPr>
+              <w:t xml:space="preserve">10</w:t>
+            </w:r>
+          </w:p>
+        </w:tc>
+        <w:tc>
+          <w:tcPr>
+            <w:tcW w:type="dxa" w:w="2900"/>
+            <w:tcBorders>
+              <w:top w:val="single" w:color="D0D5DD" w:sz="4"/>
+              <w:left w:val="single" w:color="D0D5DD" w:sz="4"/>
+              <w:bottom w:val="single" w:color="D0D5DD" w:sz="4"/>
+              <w:right w:val="single" w:color="D0D5DD" w:sz="4"/>
+            </w:tcBorders>
+            <w:shd w:fill="F9FAFB" w:color="auto" w:val="clear"/>
+            <w:tcMar>
+              <w:top w:type="dxa" w:w="80"/>
+              <w:left w:type="dxa" w:w="140"/>
+              <w:bottom w:type="dxa" w:w="80"/>
+              <w:right w:type="dxa" w:w="140"/>
+            </w:tcMar>
+          </w:tcPr>
+          <w:p>
+            <w:pPr>
+              <w:spacing w:line="290"/>
+            </w:pPr>
+          </w:p>
+        </w:tc>
+        <w:tc>
+          <w:tcPr>
+            <w:tcW w:type="dxa" w:w="2200"/>
+            <w:tcBorders>
+              <w:top w:val="single" w:color="D0D5DD" w:sz="4"/>
+              <w:left w:val="single" w:color="D0D5DD" w:sz="4"/>
+              <w:bottom w:val="single" w:color="D0D5DD" w:sz="4"/>
+              <w:right w:val="single" w:color="D0D5DD" w:sz="4"/>
+            </w:tcBorders>
+            <w:shd w:fill="F9FAFB" w:color="auto" w:val="clear"/>
+            <w:tcMar>
+              <w:top w:type="dxa" w:w="80"/>
+              <w:left w:type="dxa" w:w="140"/>
+              <w:bottom w:type="dxa" w:w="80"/>
+              <w:right w:type="dxa" w:w="140"/>
+            </w:tcMar>
+          </w:tcPr>
+          <w:p>
+            <w:pPr>
+              <w:spacing w:line="290"/>
+            </w:pPr>
+          </w:p>
+        </w:tc>
+        <w:tc>
+          <w:tcPr>
+            <w:tcW w:type="dxa" w:w="2200"/>
+            <w:tcBorders>
+              <w:top w:val="single" w:color="D0D5DD" w:sz="4"/>
+              <w:left w:val="single" w:color="D0D5DD" w:sz="4"/>
+              <w:bottom w:val="single" w:color="D0D5DD" w:sz="4"/>
+              <w:right w:val="single" w:color="D0D5DD" w:sz="4"/>
+            </w:tcBorders>
+            <w:shd w:fill="F9FAFB" w:color="auto" w:val="clear"/>
+            <w:tcMar>
+              <w:top w:type="dxa" w:w="80"/>
+              <w:left w:type="dxa" w:w="140"/>
+              <w:bottom w:type="dxa" w:w="80"/>
+              <w:right w:type="dxa" w:w="140"/>
+            </w:tcMar>
+          </w:tcPr>
+          <w:p>
+            <w:pPr>
+              <w:spacing w:line="290"/>
+            </w:pPr>
+          </w:p>
+        </w:tc>
+        <w:tc>
+          <w:tcPr>
+            <w:tcW w:type="dxa" w:w="1638"/>
+            <w:tcBorders>
+              <w:top w:val="single" w:color="D0D5DD" w:sz="4"/>
+              <w:left w:val="single" w:color="D0D5DD" w:sz="4"/>
+              <w:bottom w:val="single" w:color="D0D5DD" w:sz="4"/>
+              <w:right w:val="single" w:color="D0D5DD" w:sz="4"/>
+            </w:tcBorders>
+            <w:shd w:fill="F9FAFB" w:color="auto" w:val="clear"/>
+            <w:tcMar>
+              <w:top w:type="dxa" w:w="80"/>
+              <w:left w:type="dxa" w:w="140"/>
+              <w:bottom w:type="dxa" w:w="80"/>
+              <w:right w:type="dxa" w:w="140"/>
+            </w:tcMar>
+          </w:tcPr>
+          <w:p>
+            <w:pPr>
+              <w:spacing w:line="290"/>
+            </w:pPr>
+            <w:r>
+              <w:rPr>
+                <w:rFonts w:ascii="Malgun Gothic" w:cs="Malgun Gothic" w:eastAsia="Malgun Gothic" w:hAnsi="Malgun Gothic"/>
+                <w:sz w:val="21"/>
+                <w:szCs w:val="21"/>
+              </w:rPr>
+              <w:t xml:space="preserve">☐</w:t>
+            </w:r>
+          </w:p>
+        </w:tc>
+      </w:tr>
+      <w:tr>
+        <w:trPr>
+          <w:cantSplit/>
+        </w:trPr>
+        <w:tc>
+          <w:tcPr>
+            <w:tcW w:type="dxa" w:w="700"/>
+            <w:tcBorders>
+              <w:top w:val="single" w:color="D0D5DD" w:sz="4"/>
+              <w:left w:val="single" w:color="D0D5DD" w:sz="4"/>
+              <w:bottom w:val="single" w:color="D0D5DD" w:sz="4"/>
+              <w:right w:val="single" w:color="D0D5DD" w:sz="4"/>
+            </w:tcBorders>
+            <w:shd w:fill="FFFFFF" w:color="auto" w:val="clear"/>
+            <w:tcMar>
+              <w:top w:type="dxa" w:w="80"/>
+              <w:left w:type="dxa" w:w="140"/>
+              <w:bottom w:type="dxa" w:w="80"/>
+              <w:right w:type="dxa" w:w="140"/>
+            </w:tcMar>
+          </w:tcPr>
+          <w:p>
+            <w:pPr>
+              <w:spacing w:line="290"/>
+            </w:pPr>
+            <w:r>
+              <w:rPr>
+                <w:rFonts w:ascii="Malgun Gothic" w:cs="Malgun Gothic" w:eastAsia="Malgun Gothic" w:hAnsi="Malgun Gothic"/>
+                <w:sz w:val="21"/>
+                <w:szCs w:val="21"/>
+              </w:rPr>
+              <w:t xml:space="preserve">11</w:t>
+            </w:r>
+          </w:p>
+        </w:tc>
+        <w:tc>
+          <w:tcPr>
+            <w:tcW w:type="dxa" w:w="2900"/>
+            <w:tcBorders>
+              <w:top w:val="single" w:color="D0D5DD" w:sz="4"/>
+              <w:left w:val="single" w:color="D0D5DD" w:sz="4"/>
+              <w:bottom w:val="single" w:color="D0D5DD" w:sz="4"/>
+              <w:right w:val="single" w:color="D0D5DD" w:sz="4"/>
+            </w:tcBorders>
+            <w:shd w:fill="FFFFFF" w:color="auto" w:val="clear"/>
+            <w:tcMar>
+              <w:top w:type="dxa" w:w="80"/>
+              <w:left w:type="dxa" w:w="140"/>
+              <w:bottom w:type="dxa" w:w="80"/>
+              <w:right w:type="dxa" w:w="140"/>
+            </w:tcMar>
+          </w:tcPr>
+          <w:p>
+            <w:pPr>
+              <w:spacing w:line="290"/>
+            </w:pPr>
+          </w:p>
+        </w:tc>
+        <w:tc>
+          <w:tcPr>
+            <w:tcW w:type="dxa" w:w="2200"/>
+            <w:tcBorders>
+              <w:top w:val="single" w:color="D0D5DD" w:sz="4"/>
+              <w:left w:val="single" w:color="D0D5DD" w:sz="4"/>
+              <w:bottom w:val="single" w:color="D0D5DD" w:sz="4"/>
+              <w:right w:val="single" w:color="D0D5DD" w:sz="4"/>
+            </w:tcBorders>
+            <w:shd w:fill="FFFFFF" w:color="auto" w:val="clear"/>
+            <w:tcMar>
+              <w:top w:type="dxa" w:w="80"/>
+              <w:left w:type="dxa" w:w="140"/>
+              <w:bottom w:type="dxa" w:w="80"/>
+              <w:right w:type="dxa" w:w="140"/>
+            </w:tcMar>
+          </w:tcPr>
+          <w:p>
+            <w:pPr>
+              <w:spacing w:line="290"/>
+            </w:pPr>
+          </w:p>
+        </w:tc>
+        <w:tc>
+          <w:tcPr>
+            <w:tcW w:type="dxa" w:w="2200"/>
+            <w:tcBorders>
+              <w:top w:val="single" w:color="D0D5DD" w:sz="4"/>
+              <w:left w:val="single" w:color="D0D5DD" w:sz="4"/>
+              <w:bottom w:val="single" w:color="D0D5DD" w:sz="4"/>
+              <w:right w:val="single" w:color="D0D5DD" w:sz="4"/>
+            </w:tcBorders>
+            <w:shd w:fill="FFFFFF" w:color="auto" w:val="clear"/>
+            <w:tcMar>
+              <w:top w:type="dxa" w:w="80"/>
+              <w:left w:type="dxa" w:w="140"/>
+              <w:bottom w:type="dxa" w:w="80"/>
+              <w:right w:type="dxa" w:w="140"/>
+            </w:tcMar>
+          </w:tcPr>
+          <w:p>
+            <w:pPr>
+              <w:spacing w:line="290"/>
+            </w:pPr>
+          </w:p>
+        </w:tc>
+        <w:tc>
+          <w:tcPr>
+            <w:tcW w:type="dxa" w:w="1638"/>
+            <w:tcBorders>
+              <w:top w:val="single" w:color="D0D5DD" w:sz="4"/>
+              <w:left w:val="single" w:color="D0D5DD" w:sz="4"/>
+              <w:bottom w:val="single" w:color="D0D5DD" w:sz="4"/>
+              <w:right w:val="single" w:color="D0D5DD" w:sz="4"/>
+            </w:tcBorders>
+            <w:shd w:fill="FFFFFF" w:color="auto" w:val="clear"/>
+            <w:tcMar>
+              <w:top w:type="dxa" w:w="80"/>
+              <w:left w:type="dxa" w:w="140"/>
+              <w:bottom w:type="dxa" w:w="80"/>
+              <w:right w:type="dxa" w:w="140"/>
+            </w:tcMar>
+          </w:tcPr>
+          <w:p>
+            <w:pPr>
+              <w:spacing w:line="290"/>
+            </w:pPr>
+            <w:r>
+              <w:rPr>
+                <w:rFonts w:ascii="Malgun Gothic" w:cs="Malgun Gothic" w:eastAsia="Malgun Gothic" w:hAnsi="Malgun Gothic"/>
+                <w:sz w:val="21"/>
+                <w:szCs w:val="21"/>
+              </w:rPr>
+              <w:t xml:space="preserve">☐</w:t>
+            </w:r>
+          </w:p>
+        </w:tc>
+      </w:tr>
+      <w:tr>
+        <w:trPr>
+          <w:cantSplit/>
+        </w:trPr>
+        <w:tc>
+          <w:tcPr>
+            <w:tcW w:type="dxa" w:w="700"/>
+            <w:tcBorders>
+              <w:top w:val="single" w:color="D0D5DD" w:sz="4"/>
+              <w:left w:val="single" w:color="D0D5DD" w:sz="4"/>
+              <w:bottom w:val="single" w:color="D0D5DD" w:sz="4"/>
+              <w:right w:val="single" w:color="D0D5DD" w:sz="4"/>
+            </w:tcBorders>
+            <w:shd w:fill="F9FAFB" w:color="auto" w:val="clear"/>
+            <w:tcMar>
+              <w:top w:type="dxa" w:w="80"/>
+              <w:left w:type="dxa" w:w="140"/>
+              <w:bottom w:type="dxa" w:w="80"/>
+              <w:right w:type="dxa" w:w="140"/>
+            </w:tcMar>
+          </w:tcPr>
+          <w:p>
+            <w:pPr>
+              <w:spacing w:line="290"/>
+            </w:pPr>
+            <w:r>
+              <w:rPr>
+                <w:rFonts w:ascii="Malgun Gothic" w:cs="Malgun Gothic" w:eastAsia="Malgun Gothic" w:hAnsi="Malgun Gothic"/>
+                <w:sz w:val="21"/>
+                <w:szCs w:val="21"/>
+              </w:rPr>
+              <w:t xml:space="preserve">12</w:t>
+            </w:r>
+          </w:p>
+        </w:tc>
+        <w:tc>
+          <w:tcPr>
+            <w:tcW w:type="dxa" w:w="2900"/>
+            <w:tcBorders>
+              <w:top w:val="single" w:color="D0D5DD" w:sz="4"/>
+              <w:left w:val="single" w:color="D0D5DD" w:sz="4"/>
+              <w:bottom w:val="single" w:color="D0D5DD" w:sz="4"/>
+              <w:right w:val="single" w:color="D0D5DD" w:sz="4"/>
+            </w:tcBorders>
+            <w:shd w:fill="F9FAFB" w:color="auto" w:val="clear"/>
+            <w:tcMar>
+              <w:top w:type="dxa" w:w="80"/>
+              <w:left w:type="dxa" w:w="140"/>
+              <w:bottom w:type="dxa" w:w="80"/>
+              <w:right w:type="dxa" w:w="140"/>
+            </w:tcMar>
+          </w:tcPr>
+          <w:p>
+            <w:pPr>
+              <w:spacing w:line="290"/>
+            </w:pPr>
+          </w:p>
+        </w:tc>
+        <w:tc>
+          <w:tcPr>
+            <w:tcW w:type="dxa" w:w="2200"/>
+            <w:tcBorders>
+              <w:top w:val="single" w:color="D0D5DD" w:sz="4"/>
+              <w:left w:val="single" w:color="D0D5DD" w:sz="4"/>
+              <w:bottom w:val="single" w:color="D0D5DD" w:sz="4"/>
+              <w:right w:val="single" w:color="D0D5DD" w:sz="4"/>
+            </w:tcBorders>
+            <w:shd w:fill="F9FAFB" w:color="auto" w:val="clear"/>
+            <w:tcMar>
+              <w:top w:type="dxa" w:w="80"/>
+              <w:left w:type="dxa" w:w="140"/>
+              <w:bottom w:type="dxa" w:w="80"/>
+              <w:right w:type="dxa" w:w="140"/>
+            </w:tcMar>
+          </w:tcPr>
+          <w:p>
+            <w:pPr>
+              <w:spacing w:line="290"/>
+            </w:pPr>
+          </w:p>
+        </w:tc>
+        <w:tc>
+          <w:tcPr>
+            <w:tcW w:type="dxa" w:w="2200"/>
+            <w:tcBorders>
+              <w:top w:val="single" w:color="D0D5DD" w:sz="4"/>
+              <w:left w:val="single" w:color="D0D5DD" w:sz="4"/>
+              <w:bottom w:val="single" w:color="D0D5DD" w:sz="4"/>
+              <w:right w:val="single" w:color="D0D5DD" w:sz="4"/>
+            </w:tcBorders>
+            <w:shd w:fill="F9FAFB" w:color="auto" w:val="clear"/>
+            <w:tcMar>
+              <w:top w:type="dxa" w:w="80"/>
+              <w:left w:type="dxa" w:w="140"/>
+              <w:bottom w:type="dxa" w:w="80"/>
+              <w:right w:type="dxa" w:w="140"/>
+            </w:tcMar>
+          </w:tcPr>
+          <w:p>
+            <w:pPr>
+              <w:spacing w:line="290"/>
+            </w:pPr>
+          </w:p>
+        </w:tc>
+        <w:tc>
+          <w:tcPr>
+            <w:tcW w:type="dxa" w:w="1638"/>
+            <w:tcBorders>
+              <w:top w:val="single" w:color="D0D5DD" w:sz="4"/>
+              <w:left w:val="single" w:color="D0D5DD" w:sz="4"/>
+              <w:bottom w:val="single" w:color="D0D5DD" w:sz="4"/>
+              <w:right w:val="single" w:color="D0D5DD" w:sz="4"/>
+            </w:tcBorders>
+            <w:shd w:fill="F9FAFB" w:color="auto" w:val="clear"/>
+            <w:tcMar>
+              <w:top w:type="dxa" w:w="80"/>
+              <w:left w:type="dxa" w:w="140"/>
+              <w:bottom w:type="dxa" w:w="80"/>
+              <w:right w:type="dxa" w:w="140"/>
+            </w:tcMar>
+          </w:tcPr>
+          <w:p>
+            <w:pPr>
+              <w:spacing w:line="290"/>
+            </w:pPr>
+            <w:r>
+              <w:rPr>
+                <w:rFonts w:ascii="Malgun Gothic" w:cs="Malgun Gothic" w:eastAsia="Malgun Gothic" w:hAnsi="Malgun Gothic"/>
+                <w:sz w:val="21"/>
+                <w:szCs w:val="21"/>
+              </w:rPr>
+              <w:t xml:space="preserve">☐</w:t>
+            </w:r>
+          </w:p>
+        </w:tc>
+      </w:tr>
+      <w:tr>
+        <w:trPr>
+          <w:cantSplit/>
+        </w:trPr>
+        <w:tc>
+          <w:tcPr>
+            <w:tcW w:type="dxa" w:w="700"/>
+            <w:tcBorders>
+              <w:top w:val="single" w:color="D0D5DD" w:sz="4"/>
+              <w:left w:val="single" w:color="D0D5DD" w:sz="4"/>
+              <w:bottom w:val="single" w:color="D0D5DD" w:sz="4"/>
+              <w:right w:val="single" w:color="D0D5DD" w:sz="4"/>
+            </w:tcBorders>
+            <w:shd w:fill="FFFFFF" w:color="auto" w:val="clear"/>
+            <w:tcMar>
+              <w:top w:type="dxa" w:w="80"/>
+              <w:left w:type="dxa" w:w="140"/>
+              <w:bottom w:type="dxa" w:w="80"/>
+              <w:right w:type="dxa" w:w="140"/>
+            </w:tcMar>
+          </w:tcPr>
+          <w:p>
+            <w:pPr>
+              <w:spacing w:line="290"/>
+            </w:pPr>
+            <w:r>
+              <w:rPr>
+                <w:rFonts w:ascii="Malgun Gothic" w:cs="Malgun Gothic" w:eastAsia="Malgun Gothic" w:hAnsi="Malgun Gothic"/>
+                <w:sz w:val="21"/>
+                <w:szCs w:val="21"/>
+              </w:rPr>
+              <w:t xml:space="preserve">13</w:t>
+            </w:r>
+          </w:p>
+        </w:tc>
+        <w:tc>
+          <w:tcPr>
+            <w:tcW w:type="dxa" w:w="2900"/>
+            <w:tcBorders>
+              <w:top w:val="single" w:color="D0D5DD" w:sz="4"/>
+              <w:left w:val="single" w:color="D0D5DD" w:sz="4"/>
+              <w:bottom w:val="single" w:color="D0D5DD" w:sz="4"/>
+              <w:right w:val="single" w:color="D0D5DD" w:sz="4"/>
+            </w:tcBorders>
+            <w:shd w:fill="FFFFFF" w:color="auto" w:val="clear"/>
+            <w:tcMar>
+              <w:top w:type="dxa" w:w="80"/>
+              <w:left w:type="dxa" w:w="140"/>
+              <w:bottom w:type="dxa" w:w="80"/>
+              <w:right w:type="dxa" w:w="140"/>
+            </w:tcMar>
+          </w:tcPr>
+          <w:p>
+            <w:pPr>
+              <w:spacing w:line="290"/>
+            </w:pPr>
+          </w:p>
+        </w:tc>
+        <w:tc>
+          <w:tcPr>
+            <w:tcW w:type="dxa" w:w="2200"/>
+            <w:tcBorders>
+              <w:top w:val="single" w:color="D0D5DD" w:sz="4"/>
+              <w:left w:val="single" w:color="D0D5DD" w:sz="4"/>
+              <w:bottom w:val="single" w:color="D0D5DD" w:sz="4"/>
+              <w:right w:val="single" w:color="D0D5DD" w:sz="4"/>
+            </w:tcBorders>
+            <w:shd w:fill="FFFFFF" w:color="auto" w:val="clear"/>
+            <w:tcMar>
+              <w:top w:type="dxa" w:w="80"/>
+              <w:left w:type="dxa" w:w="140"/>
+              <w:bottom w:type="dxa" w:w="80"/>
+              <w:right w:type="dxa" w:w="140"/>
+            </w:tcMar>
+          </w:tcPr>
+          <w:p>
+            <w:pPr>
+              <w:spacing w:line="290"/>
+            </w:pPr>
+          </w:p>
+        </w:tc>
+        <w:tc>
+          <w:tcPr>
+            <w:tcW w:type="dxa" w:w="2200"/>
+            <w:tcBorders>
+              <w:top w:val="single" w:color="D0D5DD" w:sz="4"/>
+              <w:left w:val="single" w:color="D0D5DD" w:sz="4"/>
+              <w:bottom w:val="single" w:color="D0D5DD" w:sz="4"/>
+              <w:right w:val="single" w:color="D0D5DD" w:sz="4"/>
+            </w:tcBorders>
+            <w:shd w:fill="FFFFFF" w:color="auto" w:val="clear"/>
+            <w:tcMar>
+              <w:top w:type="dxa" w:w="80"/>
+              <w:left w:type="dxa" w:w="140"/>
+              <w:bottom w:type="dxa" w:w="80"/>
+              <w:right w:type="dxa" w:w="140"/>
+            </w:tcMar>
+          </w:tcPr>
+          <w:p>
+            <w:pPr>
+              <w:spacing w:line="290"/>
+            </w:pPr>
+          </w:p>
+        </w:tc>
+        <w:tc>
+          <w:tcPr>
+            <w:tcW w:type="dxa" w:w="1638"/>
+            <w:tcBorders>
+              <w:top w:val="single" w:color="D0D5DD" w:sz="4"/>
+              <w:left w:val="single" w:color="D0D5DD" w:sz="4"/>
+              <w:bottom w:val="single" w:color="D0D5DD" w:sz="4"/>
+              <w:right w:val="single" w:color="D0D5DD" w:sz="4"/>
+            </w:tcBorders>
+            <w:shd w:fill="FFFFFF" w:color="auto" w:val="clear"/>
+            <w:tcMar>
+              <w:top w:type="dxa" w:w="80"/>
+              <w:left w:type="dxa" w:w="140"/>
+              <w:bottom w:type="dxa" w:w="80"/>
+              <w:right w:type="dxa" w:w="140"/>
+            </w:tcMar>
+          </w:tcPr>
+          <w:p>
+            <w:pPr>
+              <w:spacing w:line="290"/>
+            </w:pPr>
+            <w:r>
+              <w:rPr>
+                <w:rFonts w:ascii="Malgun Gothic" w:cs="Malgun Gothic" w:eastAsia="Malgun Gothic" w:hAnsi="Malgun Gothic"/>
+                <w:sz w:val="21"/>
+                <w:szCs w:val="21"/>
+              </w:rPr>
+              <w:t xml:space="preserve">☐</w:t>
+            </w:r>
+          </w:p>
+        </w:tc>
+      </w:tr>
+      <w:tr>
+        <w:trPr>
+          <w:cantSplit/>
+        </w:trPr>
+        <w:tc>
+          <w:tcPr>
+            <w:tcW w:type="dxa" w:w="700"/>
+            <w:tcBorders>
+              <w:top w:val="single" w:color="D0D5DD" w:sz="4"/>
+              <w:left w:val="single" w:color="D0D5DD" w:sz="4"/>
+              <w:bottom w:val="single" w:color="D0D5DD" w:sz="4"/>
+              <w:right w:val="single" w:color="D0D5DD" w:sz="4"/>
+            </w:tcBorders>
+            <w:shd w:fill="F9FAFB" w:color="auto" w:val="clear"/>
+            <w:tcMar>
+              <w:top w:type="dxa" w:w="80"/>
+              <w:left w:type="dxa" w:w="140"/>
+              <w:bottom w:type="dxa" w:w="80"/>
+              <w:right w:type="dxa" w:w="140"/>
+            </w:tcMar>
+          </w:tcPr>
+          <w:p>
+            <w:pPr>
+              <w:spacing w:line="290"/>
+            </w:pPr>
+            <w:r>
+              <w:rPr>
+                <w:rFonts w:ascii="Malgun Gothic" w:cs="Malgun Gothic" w:eastAsia="Malgun Gothic" w:hAnsi="Malgun Gothic"/>
+                <w:sz w:val="21"/>
+                <w:szCs w:val="21"/>
+              </w:rPr>
+              <w:t xml:space="preserve">14</w:t>
+            </w:r>
+          </w:p>
+        </w:tc>
+        <w:tc>
+          <w:tcPr>
+            <w:tcW w:type="dxa" w:w="2900"/>
+            <w:tcBorders>
+              <w:top w:val="single" w:color="D0D5DD" w:sz="4"/>
+              <w:left w:val="single" w:color="D0D5DD" w:sz="4"/>
+              <w:bottom w:val="single" w:color="D0D5DD" w:sz="4"/>
+              <w:right w:val="single" w:color="D0D5DD" w:sz="4"/>
+            </w:tcBorders>
+            <w:shd w:fill="F9FAFB" w:color="auto" w:val="clear"/>
+            <w:tcMar>
+              <w:top w:type="dxa" w:w="80"/>
+              <w:left w:type="dxa" w:w="140"/>
+              <w:bottom w:type="dxa" w:w="80"/>
+              <w:right w:type="dxa" w:w="140"/>
+            </w:tcMar>
+          </w:tcPr>
+          <w:p>
+            <w:pPr>
+              <w:spacing w:line="290"/>
+            </w:pPr>
+          </w:p>
+        </w:tc>
+        <w:tc>
+          <w:tcPr>
+            <w:tcW w:type="dxa" w:w="2200"/>
+            <w:tcBorders>
+              <w:top w:val="single" w:color="D0D5DD" w:sz="4"/>
+              <w:left w:val="single" w:color="D0D5DD" w:sz="4"/>
+              <w:bottom w:val="single" w:color="D0D5DD" w:sz="4"/>
+              <w:right w:val="single" w:color="D0D5DD" w:sz="4"/>
+            </w:tcBorders>
+            <w:shd w:fill="F9FAFB" w:color="auto" w:val="clear"/>
+            <w:tcMar>
+              <w:top w:type="dxa" w:w="80"/>
+              <w:left w:type="dxa" w:w="140"/>
+              <w:bottom w:type="dxa" w:w="80"/>
+              <w:right w:type="dxa" w:w="140"/>
+            </w:tcMar>
+          </w:tcPr>
+          <w:p>
+            <w:pPr>
+              <w:spacing w:line="290"/>
+            </w:pPr>
+          </w:p>
+        </w:tc>
+        <w:tc>
+          <w:tcPr>
+            <w:tcW w:type="dxa" w:w="2200"/>
+            <w:tcBorders>
+              <w:top w:val="single" w:color="D0D5DD" w:sz="4"/>
+              <w:left w:val="single" w:color="D0D5DD" w:sz="4"/>
+              <w:bottom w:val="single" w:color="D0D5DD" w:sz="4"/>
+              <w:right w:val="single" w:color="D0D5DD" w:sz="4"/>
+            </w:tcBorders>
+            <w:shd w:fill="F9FAFB" w:color="auto" w:val="clear"/>
+            <w:tcMar>
+              <w:top w:type="dxa" w:w="80"/>
+              <w:left w:type="dxa" w:w="140"/>
+              <w:bottom w:type="dxa" w:w="80"/>
+              <w:right w:type="dxa" w:w="140"/>
+            </w:tcMar>
+          </w:tcPr>
+          <w:p>
+            <w:pPr>
+              <w:spacing w:line="290"/>
+            </w:pPr>
+          </w:p>
+        </w:tc>
+        <w:tc>
+          <w:tcPr>
+            <w:tcW w:type="dxa" w:w="1638"/>
+            <w:tcBorders>
+              <w:top w:val="single" w:color="D0D5DD" w:sz="4"/>
+              <w:left w:val="single" w:color="D0D5DD" w:sz="4"/>
+              <w:bottom w:val="single" w:color="D0D5DD" w:sz="4"/>
+              <w:right w:val="single" w:color="D0D5DD" w:sz="4"/>
+            </w:tcBorders>
+            <w:shd w:fill="F9FAFB" w:color="auto" w:val="clear"/>
+            <w:tcMar>
+              <w:top w:type="dxa" w:w="80"/>
+              <w:left w:type="dxa" w:w="140"/>
+              <w:bottom w:type="dxa" w:w="80"/>
+              <w:right w:type="dxa" w:w="140"/>
+            </w:tcMar>
+          </w:tcPr>
+          <w:p>
+            <w:pPr>
+              <w:spacing w:line="290"/>
+            </w:pPr>
+            <w:r>
+              <w:rPr>
+                <w:rFonts w:ascii="Malgun Gothic" w:cs="Malgun Gothic" w:eastAsia="Malgun Gothic" w:hAnsi="Malgun Gothic"/>
+                <w:sz w:val="21"/>
+                <w:szCs w:val="21"/>
+              </w:rPr>
+              <w:t xml:space="preserve">☐</w:t>
+            </w:r>
+          </w:p>
+        </w:tc>
+      </w:tr>
+    </w:tbl>
+    <w:p>
+      <w:r>
+        <w:br w:type="page"/>
+      </w:r>
+    </w:p>
+    <w:p>
+      <w:pPr>
+        <w:pStyle w:val="Heading2"/>
+      </w:pPr>
+      <w:r>
+        <w:rPr>
+          <w:color w:val="1F3A5F"/>
+        </w:rPr>
+        <w:t xml:space="preserve">⑥ 최종 설정 기록</w:t>
+      </w:r>
+    </w:p>
+    <w:p>
+      <w:pPr>
+        <w:spacing w:after="100" w:line="320"/>
+      </w:pPr>
+      <w:r>
+        <w:rPr>
+          <w:rFonts w:ascii="Malgun Gothic" w:cs="Malgun Gothic" w:eastAsia="Malgun Gothic" w:hAnsi="Malgun Gothic"/>
+          <w:color w:val="475467"/>
+          <w:sz w:val="22"/>
+          <w:szCs w:val="22"/>
+        </w:rPr>
+        <w:t xml:space="preserve">현장에서 바꾼 값을 적어 오면, PC 쪽 기본값과 문서에도 반영할게요.</w:t>
+      </w:r>
+    </w:p>
+    <w:tbl>
+      <w:tblPr>
+        <w:tblW w:type="dxa" w:w="9638"/>
+        <w:tblBorders>
+          <w:top w:val="single" w:color="auto" w:sz="4"/>
+          <w:left w:val="single" w:color="auto" w:sz="4"/>
+          <w:bottom w:val="single" w:color="auto" w:sz="4"/>
+          <w:right w:val="single" w:color="auto" w:sz="4"/>
+          <w:insideH w:val="single" w:color="auto" w:sz="4"/>
+          <w:insideV w:val="single" w:color="auto" w:sz="4"/>
+        </w:tblBorders>
+      </w:tblPr>
+      <w:tblGrid>
+        <w:gridCol w:w="3300"/>
+        <w:gridCol w:w="3000"/>
+        <w:gridCol w:w="3338"/>
+      </w:tblGrid>
+      <w:tr>
+        <w:trPr>
+          <w:tblHeader/>
+        </w:trPr>
+        <w:tc>
+          <w:tcPr>
+            <w:tcW w:type="dxa" w:w="3300"/>
+            <w:tcBorders>
+              <w:top w:val="single" w:color="D0D5DD" w:sz="4"/>
+              <w:left w:val="single" w:color="D0D5DD" w:sz="4"/>
+              <w:bottom w:val="single" w:color="D0D5DD" w:sz="4"/>
+              <w:right w:val="single" w:color="D0D5DD" w:sz="4"/>
+            </w:tcBorders>
+            <w:shd w:fill="1F3A5F" w:color="auto" w:val="clear"/>
+            <w:tcMar>
+              <w:top w:type="dxa" w:w="90"/>
+              <w:left w:type="dxa" w:w="140"/>
+              <w:bottom w:type="dxa" w:w="90"/>
+              <w:right w:type="dxa" w:w="140"/>
+            </w:tcMar>
+          </w:tcPr>
+          <w:p>
+            <w:r>
+              <w:rPr>
+                <w:rFonts w:ascii="Malgun Gothic" w:cs="Malgun Gothic" w:eastAsia="Malgun Gothic" w:hAnsi="Malgun Gothic"/>
+                <w:b/>
+                <w:bCs/>
+                <w:color w:val="FFFFFF"/>
+                <w:sz w:val="21"/>
+                <w:szCs w:val="21"/>
+              </w:rPr>
+              <w:t xml:space="preserve">항목</w:t>
+            </w:r>
+          </w:p>
+        </w:tc>
+        <w:tc>
+          <w:tcPr>
+            <w:tcW w:type="dxa" w:w="3000"/>
+            <w:tcBorders>
+              <w:top w:val="single" w:color="D0D5DD" w:sz="4"/>
+              <w:left w:val="single" w:color="D0D5DD" w:sz="4"/>
+              <w:bottom w:val="single" w:color="D0D5DD" w:sz="4"/>
+              <w:right w:val="single" w:color="D0D5DD" w:sz="4"/>
+            </w:tcBorders>
+            <w:shd w:fill="1F3A5F" w:color="auto" w:val="clear"/>
+            <w:tcMar>
+              <w:top w:type="dxa" w:w="90"/>
+              <w:left w:type="dxa" w:w="140"/>
+              <w:bottom w:type="dxa" w:w="90"/>
+              <w:right w:type="dxa" w:w="140"/>
+            </w:tcMar>
+          </w:tcPr>
+          <w:p>
+            <w:r>
+              <w:rPr>
+                <w:rFonts w:ascii="Malgun Gothic" w:cs="Malgun Gothic" w:eastAsia="Malgun Gothic" w:hAnsi="Malgun Gothic"/>
+                <w:b/>
+                <w:bCs/>
+                <w:color w:val="FFFFFF"/>
+                <w:sz w:val="21"/>
+                <w:szCs w:val="21"/>
+              </w:rPr>
+              <w:t xml:space="preserve">파일 · 위치</w:t>
+            </w:r>
+          </w:p>
+        </w:tc>
+        <w:tc>
+          <w:tcPr>
+            <w:tcW w:type="dxa" w:w="3338"/>
+            <w:tcBorders>
+              <w:top w:val="single" w:color="D0D5DD" w:sz="4"/>
+              <w:left w:val="single" w:color="D0D5DD" w:sz="4"/>
+              <w:bottom w:val="single" w:color="D0D5DD" w:sz="4"/>
+              <w:right w:val="single" w:color="D0D5DD" w:sz="4"/>
+            </w:tcBorders>
+            <w:shd w:fill="1F3A5F" w:color="auto" w:val="clear"/>
+            <w:tcMar>
+              <w:top w:type="dxa" w:w="90"/>
+              <w:left w:type="dxa" w:w="140"/>
+              <w:bottom w:type="dxa" w:w="90"/>
+              <w:right w:type="dxa" w:w="140"/>
+            </w:tcMar>
+          </w:tcPr>
+          <w:p>
+            <w:r>
+              <w:rPr>
+                <w:rFonts w:ascii="Malgun Gothic" w:cs="Malgun Gothic" w:eastAsia="Malgun Gothic" w:hAnsi="Malgun Gothic"/>
+                <w:b/>
+                <w:bCs/>
+                <w:color w:val="FFFFFF"/>
+                <w:sz w:val="21"/>
+                <w:szCs w:val="21"/>
+              </w:rPr>
+              <w:t xml:space="preserve">현장 값</w:t>
+            </w:r>
+          </w:p>
+        </w:tc>
+      </w:tr>
+      <w:tr>
+        <w:trPr>
+          <w:cantSplit/>
+        </w:trPr>
+        <w:tc>
+          <w:tcPr>
+            <w:tcW w:type="dxa" w:w="3300"/>
+            <w:tcBorders>
+              <w:top w:val="single" w:color="D0D5DD" w:sz="4"/>
+              <w:left w:val="single" w:color="D0D5DD" w:sz="4"/>
+              <w:bottom w:val="single" w:color="D0D5DD" w:sz="4"/>
+              <w:right w:val="single" w:color="D0D5DD" w:sz="4"/>
+            </w:tcBorders>
+            <w:shd w:fill="FFFFFF" w:color="auto" w:val="clear"/>
+            <w:tcMar>
+              <w:top w:type="dxa" w:w="80"/>
+              <w:left w:type="dxa" w:w="140"/>
+              <w:bottom w:type="dxa" w:w="80"/>
+              <w:right w:type="dxa" w:w="140"/>
+            </w:tcMar>
+          </w:tcPr>
+          <w:p>
+            <w:pPr>
+              <w:spacing w:line="290"/>
+            </w:pPr>
+            <w:r>
+              <w:rPr>
+                <w:rFonts w:ascii="Malgun Gothic" w:cs="Malgun Gothic" w:eastAsia="Malgun Gothic" w:hAnsi="Malgun Gothic"/>
+                <w:sz w:val="21"/>
+                <w:szCs w:val="21"/>
+              </w:rPr>
+              <w:t xml:space="preserve">ROI (x1 y1 x2 y2)</w:t>
+            </w:r>
+          </w:p>
+        </w:tc>
+        <w:tc>
+          <w:tcPr>
+            <w:tcW w:type="dxa" w:w="3000"/>
+            <w:tcBorders>
+              <w:top w:val="single" w:color="D0D5DD" w:sz="4"/>
+              <w:left w:val="single" w:color="D0D5DD" w:sz="4"/>
+              <w:bottom w:val="single" w:color="D0D5DD" w:sz="4"/>
+              <w:right w:val="single" w:color="D0D5DD" w:sz="4"/>
+            </w:tcBorders>
+            <w:shd w:fill="FFFFFF" w:color="auto" w:val="clear"/>
+            <w:tcMar>
+              <w:top w:type="dxa" w:w="80"/>
+              <w:left w:type="dxa" w:w="140"/>
+              <w:bottom w:type="dxa" w:w="80"/>
+              <w:right w:type="dxa" w:w="140"/>
+            </w:tcMar>
+          </w:tcPr>
+          <w:p>
+            <w:pPr>
+              <w:spacing w:line="290"/>
+            </w:pPr>
+            <w:r>
+              <w:rPr>
+                <w:rFonts w:ascii="Consolas" w:cs="Consolas" w:eastAsia="Malgun Gothic" w:hAnsi="Consolas"/>
+                <w:color w:val="B42318"/>
+                <w:sz w:val="19"/>
+                <w:szCs w:val="19"/>
+                <w:shd w:fill="F2F4F7" w:color="auto" w:val="clear"/>
+              </w:rPr>
+              <w:t xml:space="preserve">deploy/camera.env</w:t>
+            </w:r>
+            <w:r>
+              <w:rPr>
+                <w:rFonts w:ascii="Malgun Gothic" w:cs="Malgun Gothic" w:eastAsia="Malgun Gothic" w:hAnsi="Malgun Gothic"/>
+                <w:sz w:val="21"/>
+                <w:szCs w:val="21"/>
+              </w:rPr>
+              <w:t xml:space="preserve"> · </w:t>
+            </w:r>
+            <w:r>
+              <w:rPr>
+                <w:rFonts w:ascii="Consolas" w:cs="Consolas" w:eastAsia="Malgun Gothic" w:hAnsi="Consolas"/>
+                <w:color w:val="B42318"/>
+                <w:sz w:val="19"/>
+                <w:szCs w:val="19"/>
+                <w:shd w:fill="F2F4F7" w:color="auto" w:val="clear"/>
+              </w:rPr>
+              <w:t xml:space="preserve">ROI</w:t>
+            </w:r>
+          </w:p>
+        </w:tc>
+        <w:tc>
+          <w:tcPr>
+            <w:tcW w:type="dxa" w:w="3338"/>
+            <w:tcBorders>
+              <w:top w:val="single" w:color="D0D5DD" w:sz="4"/>
+              <w:left w:val="single" w:color="D0D5DD" w:sz="4"/>
+              <w:bottom w:val="single" w:color="D0D5DD" w:sz="4"/>
+              <w:right w:val="single" w:color="D0D5DD" w:sz="4"/>
+            </w:tcBorders>
+            <w:shd w:fill="FFFFFF" w:color="auto" w:val="clear"/>
+            <w:tcMar>
+              <w:top w:type="dxa" w:w="80"/>
+              <w:left w:type="dxa" w:w="140"/>
+              <w:bottom w:type="dxa" w:w="80"/>
+              <w:right w:type="dxa" w:w="140"/>
+            </w:tcMar>
+          </w:tcPr>
+          <w:p>
+            <w:pPr>
+              <w:spacing w:line="290"/>
+            </w:pPr>
+          </w:p>
+        </w:tc>
+      </w:tr>
+      <w:tr>
+        <w:trPr>
+          <w:cantSplit/>
+        </w:trPr>
+        <w:tc>
+          <w:tcPr>
+            <w:tcW w:type="dxa" w:w="3300"/>
+            <w:tcBorders>
+              <w:top w:val="single" w:color="D0D5DD" w:sz="4"/>
+              <w:left w:val="single" w:color="D0D5DD" w:sz="4"/>
+              <w:bottom w:val="single" w:color="D0D5DD" w:sz="4"/>
+              <w:right w:val="single" w:color="D0D5DD" w:sz="4"/>
+            </w:tcBorders>
+            <w:shd w:fill="F9FAFB" w:color="auto" w:val="clear"/>
+            <w:tcMar>
+              <w:top w:type="dxa" w:w="80"/>
+              <w:left w:type="dxa" w:w="140"/>
+              <w:bottom w:type="dxa" w:w="80"/>
+              <w:right w:type="dxa" w:w="140"/>
+            </w:tcMar>
+          </w:tcPr>
+          <w:p>
+            <w:pPr>
+              <w:spacing w:line="290"/>
+            </w:pPr>
+            <w:r>
+              <w:rPr>
+                <w:rFonts w:ascii="Malgun Gothic" w:cs="Malgun Gothic" w:eastAsia="Malgun Gothic" w:hAnsi="Malgun Gothic"/>
+                <w:sz w:val="21"/>
+                <w:szCs w:val="21"/>
+              </w:rPr>
+              <w:t xml:space="preserve">화면 방향</w:t>
+            </w:r>
+          </w:p>
+        </w:tc>
+        <w:tc>
+          <w:tcPr>
+            <w:tcW w:type="dxa" w:w="3000"/>
+            <w:tcBorders>
+              <w:top w:val="single" w:color="D0D5DD" w:sz="4"/>
+              <w:left w:val="single" w:color="D0D5DD" w:sz="4"/>
+              <w:bottom w:val="single" w:color="D0D5DD" w:sz="4"/>
+              <w:right w:val="single" w:color="D0D5DD" w:sz="4"/>
+            </w:tcBorders>
+            <w:shd w:fill="F9FAFB" w:color="auto" w:val="clear"/>
+            <w:tcMar>
+              <w:top w:type="dxa" w:w="80"/>
+              <w:left w:type="dxa" w:w="140"/>
+              <w:bottom w:type="dxa" w:w="80"/>
+              <w:right w:type="dxa" w:w="140"/>
+            </w:tcMar>
+          </w:tcPr>
+          <w:p>
+            <w:pPr>
+              <w:spacing w:line="290"/>
+            </w:pPr>
+            <w:r>
+              <w:rPr>
+                <w:rFonts w:ascii="Consolas" w:cs="Consolas" w:eastAsia="Malgun Gothic" w:hAnsi="Consolas"/>
+                <w:color w:val="B42318"/>
+                <w:sz w:val="19"/>
+                <w:szCs w:val="19"/>
+                <w:shd w:fill="F2F4F7" w:color="auto" w:val="clear"/>
+              </w:rPr>
+              <w:t xml:space="preserve">deploy/camera.env</w:t>
+            </w:r>
+            <w:r>
+              <w:rPr>
+                <w:rFonts w:ascii="Malgun Gothic" w:cs="Malgun Gothic" w:eastAsia="Malgun Gothic" w:hAnsi="Malgun Gothic"/>
+                <w:sz w:val="21"/>
+                <w:szCs w:val="21"/>
+              </w:rPr>
+              <w:t xml:space="preserve"> · </w:t>
+            </w:r>
+            <w:r>
+              <w:rPr>
+                <w:rFonts w:ascii="Consolas" w:cs="Consolas" w:eastAsia="Malgun Gothic" w:hAnsi="Consolas"/>
+                <w:color w:val="B42318"/>
+                <w:sz w:val="19"/>
+                <w:szCs w:val="19"/>
+                <w:shd w:fill="F2F4F7" w:color="auto" w:val="clear"/>
+              </w:rPr>
+              <w:t xml:space="preserve">CSI_FLIP</w:t>
+            </w:r>
+          </w:p>
+        </w:tc>
+        <w:tc>
+          <w:tcPr>
+            <w:tcW w:type="dxa" w:w="3338"/>
+            <w:tcBorders>
+              <w:top w:val="single" w:color="D0D5DD" w:sz="4"/>
+              <w:left w:val="single" w:color="D0D5DD" w:sz="4"/>
+              <w:bottom w:val="single" w:color="D0D5DD" w:sz="4"/>
+              <w:right w:val="single" w:color="D0D5DD" w:sz="4"/>
+            </w:tcBorders>
+            <w:shd w:fill="F9FAFB" w:color="auto" w:val="clear"/>
+            <w:tcMar>
+              <w:top w:type="dxa" w:w="80"/>
+              <w:left w:type="dxa" w:w="140"/>
+              <w:bottom w:type="dxa" w:w="80"/>
+              <w:right w:type="dxa" w:w="140"/>
+            </w:tcMar>
+          </w:tcPr>
+          <w:p>
+            <w:pPr>
+              <w:spacing w:line="290"/>
+            </w:pPr>
+          </w:p>
+        </w:tc>
+      </w:tr>
+      <w:tr>
+        <w:trPr>
+          <w:cantSplit/>
+        </w:trPr>
+        <w:tc>
+          <w:tcPr>
+            <w:tcW w:type="dxa" w:w="3300"/>
+            <w:tcBorders>
+              <w:top w:val="single" w:color="D0D5DD" w:sz="4"/>
+              <w:left w:val="single" w:color="D0D5DD" w:sz="4"/>
+              <w:bottom w:val="single" w:color="D0D5DD" w:sz="4"/>
+              <w:right w:val="single" w:color="D0D5DD" w:sz="4"/>
+            </w:tcBorders>
+            <w:shd w:fill="FFFFFF" w:color="auto" w:val="clear"/>
+            <w:tcMar>
+              <w:top w:type="dxa" w:w="80"/>
+              <w:left w:type="dxa" w:w="140"/>
+              <w:bottom w:type="dxa" w:w="80"/>
+              <w:right w:type="dxa" w:w="140"/>
+            </w:tcMar>
+          </w:tcPr>
+          <w:p>
+            <w:pPr>
+              <w:spacing w:line="290"/>
+            </w:pPr>
+            <w:r>
+              <w:rPr>
+                <w:rFonts w:ascii="Malgun Gothic" w:cs="Malgun Gothic" w:eastAsia="Malgun Gothic" w:hAnsi="Malgun Gothic"/>
+                <w:sz w:val="21"/>
+                <w:szCs w:val="21"/>
+              </w:rPr>
+              <w:t xml:space="preserve">감도</w:t>
+            </w:r>
+          </w:p>
+        </w:tc>
+        <w:tc>
+          <w:tcPr>
+            <w:tcW w:type="dxa" w:w="3000"/>
+            <w:tcBorders>
+              <w:top w:val="single" w:color="D0D5DD" w:sz="4"/>
+              <w:left w:val="single" w:color="D0D5DD" w:sz="4"/>
+              <w:bottom w:val="single" w:color="D0D5DD" w:sz="4"/>
+              <w:right w:val="single" w:color="D0D5DD" w:sz="4"/>
+            </w:tcBorders>
+            <w:shd w:fill="FFFFFF" w:color="auto" w:val="clear"/>
+            <w:tcMar>
+              <w:top w:type="dxa" w:w="80"/>
+              <w:left w:type="dxa" w:w="140"/>
+              <w:bottom w:type="dxa" w:w="80"/>
+              <w:right w:type="dxa" w:w="140"/>
+            </w:tcMar>
+          </w:tcPr>
+          <w:p>
+            <w:pPr>
+              <w:spacing w:line="290"/>
+            </w:pPr>
+            <w:r>
+              <w:rPr>
+                <w:rFonts w:ascii="Consolas" w:cs="Consolas" w:eastAsia="Malgun Gothic" w:hAnsi="Consolas"/>
+                <w:color w:val="B42318"/>
+                <w:sz w:val="19"/>
+                <w:szCs w:val="19"/>
+                <w:shd w:fill="F2F4F7" w:color="auto" w:val="clear"/>
+              </w:rPr>
+              <w:t xml:space="preserve">deploy/camera.env</w:t>
+            </w:r>
+            <w:r>
+              <w:rPr>
+                <w:rFonts w:ascii="Malgun Gothic" w:cs="Malgun Gothic" w:eastAsia="Malgun Gothic" w:hAnsi="Malgun Gothic"/>
+                <w:sz w:val="21"/>
+                <w:szCs w:val="21"/>
+              </w:rPr>
+              <w:t xml:space="preserve"> · </w:t>
+            </w:r>
+            <w:r>
+              <w:rPr>
+                <w:rFonts w:ascii="Consolas" w:cs="Consolas" w:eastAsia="Malgun Gothic" w:hAnsi="Consolas"/>
+                <w:color w:val="B42318"/>
+                <w:sz w:val="19"/>
+                <w:szCs w:val="19"/>
+                <w:shd w:fill="F2F4F7" w:color="auto" w:val="clear"/>
+              </w:rPr>
+              <w:t xml:space="preserve">CONF</w:t>
+            </w:r>
+          </w:p>
+        </w:tc>
+        <w:tc>
+          <w:tcPr>
+            <w:tcW w:type="dxa" w:w="3338"/>
+            <w:tcBorders>
+              <w:top w:val="single" w:color="D0D5DD" w:sz="4"/>
+              <w:left w:val="single" w:color="D0D5DD" w:sz="4"/>
+              <w:bottom w:val="single" w:color="D0D5DD" w:sz="4"/>
+              <w:right w:val="single" w:color="D0D5DD" w:sz="4"/>
+            </w:tcBorders>
+            <w:shd w:fill="FFFFFF" w:color="auto" w:val="clear"/>
+            <w:tcMar>
+              <w:top w:type="dxa" w:w="80"/>
+              <w:left w:type="dxa" w:w="140"/>
+              <w:bottom w:type="dxa" w:w="80"/>
+              <w:right w:type="dxa" w:w="140"/>
+            </w:tcMar>
+          </w:tcPr>
+          <w:p>
+            <w:pPr>
+              <w:spacing w:line="290"/>
+            </w:pPr>
+          </w:p>
+        </w:tc>
+      </w:tr>
+      <w:tr>
+        <w:trPr>
+          <w:cantSplit/>
+        </w:trPr>
+        <w:tc>
+          <w:tcPr>
+            <w:tcW w:type="dxa" w:w="3300"/>
+            <w:tcBorders>
+              <w:top w:val="single" w:color="D0D5DD" w:sz="4"/>
+              <w:left w:val="single" w:color="D0D5DD" w:sz="4"/>
+              <w:bottom w:val="single" w:color="D0D5DD" w:sz="4"/>
+              <w:right w:val="single" w:color="D0D5DD" w:sz="4"/>
+            </w:tcBorders>
+            <w:shd w:fill="F9FAFB" w:color="auto" w:val="clear"/>
+            <w:tcMar>
+              <w:top w:type="dxa" w:w="80"/>
+              <w:left w:type="dxa" w:w="140"/>
+              <w:bottom w:type="dxa" w:w="80"/>
+              <w:right w:type="dxa" w:w="140"/>
+            </w:tcMar>
+          </w:tcPr>
+          <w:p>
+            <w:pPr>
+              <w:spacing w:line="290"/>
+            </w:pPr>
+            <w:r>
+              <w:rPr>
+                <w:rFonts w:ascii="Malgun Gothic" w:cs="Malgun Gothic" w:eastAsia="Malgun Gothic" w:hAnsi="Malgun Gothic"/>
+                <w:sz w:val="21"/>
+                <w:szCs w:val="21"/>
+              </w:rPr>
+              <w:t xml:space="preserve">카메라 포트 / Jetson-IO 설정</w:t>
+            </w:r>
+          </w:p>
+        </w:tc>
+        <w:tc>
+          <w:tcPr>
+            <w:tcW w:type="dxa" w:w="3000"/>
+            <w:tcBorders>
+              <w:top w:val="single" w:color="D0D5DD" w:sz="4"/>
+              <w:left w:val="single" w:color="D0D5DD" w:sz="4"/>
+              <w:bottom w:val="single" w:color="D0D5DD" w:sz="4"/>
+              <w:right w:val="single" w:color="D0D5DD" w:sz="4"/>
+            </w:tcBorders>
+            <w:shd w:fill="F9FAFB" w:color="auto" w:val="clear"/>
+            <w:tcMar>
+              <w:top w:type="dxa" w:w="80"/>
+              <w:left w:type="dxa" w:w="140"/>
+              <w:bottom w:type="dxa" w:w="80"/>
+              <w:right w:type="dxa" w:w="140"/>
+            </w:tcMar>
+          </w:tcPr>
+          <w:p>
+            <w:pPr>
+              <w:spacing w:line="290"/>
+            </w:pPr>
+            <w:r>
+              <w:rPr>
+                <w:rFonts w:ascii="Malgun Gothic" w:cs="Malgun Gothic" w:eastAsia="Malgun Gothic" w:hAnsi="Malgun Gothic"/>
+                <w:sz w:val="21"/>
+                <w:szCs w:val="21"/>
+              </w:rPr>
+              <w:t xml:space="preserve">IMX219-C / IMX219-A</w:t>
+            </w:r>
+          </w:p>
+        </w:tc>
+        <w:tc>
+          <w:tcPr>
+            <w:tcW w:type="dxa" w:w="3338"/>
+            <w:tcBorders>
+              <w:top w:val="single" w:color="D0D5DD" w:sz="4"/>
+              <w:left w:val="single" w:color="D0D5DD" w:sz="4"/>
+              <w:bottom w:val="single" w:color="D0D5DD" w:sz="4"/>
+              <w:right w:val="single" w:color="D0D5DD" w:sz="4"/>
+            </w:tcBorders>
+            <w:shd w:fill="F9FAFB" w:color="auto" w:val="clear"/>
+            <w:tcMar>
+              <w:top w:type="dxa" w:w="80"/>
+              <w:left w:type="dxa" w:w="140"/>
+              <w:bottom w:type="dxa" w:w="80"/>
+              <w:right w:type="dxa" w:w="140"/>
+            </w:tcMar>
+          </w:tcPr>
+          <w:p>
+            <w:pPr>
+              <w:spacing w:line="290"/>
+            </w:pPr>
+          </w:p>
+        </w:tc>
+      </w:tr>
+      <w:tr>
+        <w:trPr>
+          <w:cantSplit/>
+        </w:trPr>
+        <w:tc>
+          <w:tcPr>
+            <w:tcW w:type="dxa" w:w="3300"/>
+            <w:tcBorders>
+              <w:top w:val="single" w:color="D0D5DD" w:sz="4"/>
+              <w:left w:val="single" w:color="D0D5DD" w:sz="4"/>
+              <w:bottom w:val="single" w:color="D0D5DD" w:sz="4"/>
+              <w:right w:val="single" w:color="D0D5DD" w:sz="4"/>
+            </w:tcBorders>
+            <w:shd w:fill="FFFFFF" w:color="auto" w:val="clear"/>
+            <w:tcMar>
+              <w:top w:type="dxa" w:w="80"/>
+              <w:left w:type="dxa" w:w="140"/>
+              <w:bottom w:type="dxa" w:w="80"/>
+              <w:right w:type="dxa" w:w="140"/>
+            </w:tcMar>
+          </w:tcPr>
+          <w:p>
+            <w:pPr>
+              <w:spacing w:line="290"/>
+            </w:pPr>
+            <w:r>
+              <w:rPr>
+                <w:rFonts w:ascii="Malgun Gothic" w:cs="Malgun Gothic" w:eastAsia="Malgun Gothic" w:hAnsi="Malgun Gothic"/>
+                <w:sz w:val="21"/>
+                <w:szCs w:val="21"/>
+              </w:rPr>
+              <w:t xml:space="preserve">문 번호 ↔ 재질</w:t>
+            </w:r>
+          </w:p>
+        </w:tc>
+        <w:tc>
+          <w:tcPr>
+            <w:tcW w:type="dxa" w:w="3000"/>
+            <w:tcBorders>
+              <w:top w:val="single" w:color="D0D5DD" w:sz="4"/>
+              <w:left w:val="single" w:color="D0D5DD" w:sz="4"/>
+              <w:bottom w:val="single" w:color="D0D5DD" w:sz="4"/>
+              <w:right w:val="single" w:color="D0D5DD" w:sz="4"/>
+            </w:tcBorders>
+            <w:shd w:fill="FFFFFF" w:color="auto" w:val="clear"/>
+            <w:tcMar>
+              <w:top w:type="dxa" w:w="80"/>
+              <w:left w:type="dxa" w:w="140"/>
+              <w:bottom w:type="dxa" w:w="80"/>
+              <w:right w:type="dxa" w:w="140"/>
+            </w:tcMar>
+          </w:tcPr>
+          <w:p>
+            <w:pPr>
+              <w:spacing w:line="290"/>
+            </w:pPr>
+            <w:r>
+              <w:rPr>
+                <w:rFonts w:ascii="Consolas" w:cs="Consolas" w:eastAsia="Malgun Gothic" w:hAnsi="Consolas"/>
+                <w:color w:val="B42318"/>
+                <w:sz w:val="19"/>
+                <w:szCs w:val="19"/>
+                <w:shd w:fill="F2F4F7" w:color="auto" w:val="clear"/>
+              </w:rPr>
+              <w:t xml:space="preserve">config.json</w:t>
+            </w:r>
+            <w:r>
+              <w:rPr>
+                <w:rFonts w:ascii="Malgun Gothic" w:cs="Malgun Gothic" w:eastAsia="Malgun Gothic" w:hAnsi="Malgun Gothic"/>
+                <w:sz w:val="21"/>
+                <w:szCs w:val="21"/>
+              </w:rPr>
+              <w:t xml:space="preserve"> · </w:t>
+            </w:r>
+            <w:r>
+              <w:rPr>
+                <w:rFonts w:ascii="Consolas" w:cs="Consolas" w:eastAsia="Malgun Gothic" w:hAnsi="Consolas"/>
+                <w:color w:val="B42318"/>
+                <w:sz w:val="19"/>
+                <w:szCs w:val="19"/>
+                <w:shd w:fill="F2F4F7" w:color="auto" w:val="clear"/>
+              </w:rPr>
+              <w:t xml:space="preserve">materials</w:t>
+            </w:r>
+            <w:r>
+              <w:rPr>
+                <w:rFonts w:ascii="Malgun Gothic" w:cs="Malgun Gothic" w:eastAsia="Malgun Gothic" w:hAnsi="Malgun Gothic"/>
+                <w:sz w:val="21"/>
+                <w:szCs w:val="21"/>
+              </w:rPr>
+              <w:t xml:space="preserve"> 의 </w:t>
+            </w:r>
+            <w:r>
+              <w:rPr>
+                <w:rFonts w:ascii="Consolas" w:cs="Consolas" w:eastAsia="Malgun Gothic" w:hAnsi="Consolas"/>
+                <w:color w:val="B42318"/>
+                <w:sz w:val="19"/>
+                <w:szCs w:val="19"/>
+                <w:shd w:fill="F2F4F7" w:color="auto" w:val="clear"/>
+              </w:rPr>
+              <w:t xml:space="preserve">cover</w:t>
+            </w:r>
+          </w:p>
+        </w:tc>
+        <w:tc>
+          <w:tcPr>
+            <w:tcW w:type="dxa" w:w="3338"/>
+            <w:tcBorders>
+              <w:top w:val="single" w:color="D0D5DD" w:sz="4"/>
+              <w:left w:val="single" w:color="D0D5DD" w:sz="4"/>
+              <w:bottom w:val="single" w:color="D0D5DD" w:sz="4"/>
+              <w:right w:val="single" w:color="D0D5DD" w:sz="4"/>
+            </w:tcBorders>
+            <w:shd w:fill="FFFFFF" w:color="auto" w:val="clear"/>
+            <w:tcMar>
+              <w:top w:type="dxa" w:w="80"/>
+              <w:left w:type="dxa" w:w="140"/>
+              <w:bottom w:type="dxa" w:w="80"/>
+              <w:right w:type="dxa" w:w="140"/>
+            </w:tcMar>
+          </w:tcPr>
+          <w:p>
+            <w:pPr>
+              <w:spacing w:line="290"/>
+            </w:pPr>
+          </w:p>
+        </w:tc>
+      </w:tr>
+      <w:tr>
+        <w:trPr>
+          <w:cantSplit/>
+        </w:trPr>
+        <w:tc>
+          <w:tcPr>
+            <w:tcW w:type="dxa" w:w="3300"/>
+            <w:tcBorders>
+              <w:top w:val="single" w:color="D0D5DD" w:sz="4"/>
+              <w:left w:val="single" w:color="D0D5DD" w:sz="4"/>
+              <w:bottom w:val="single" w:color="D0D5DD" w:sz="4"/>
+              <w:right w:val="single" w:color="D0D5DD" w:sz="4"/>
+            </w:tcBorders>
+            <w:shd w:fill="F9FAFB" w:color="auto" w:val="clear"/>
+            <w:tcMar>
+              <w:top w:type="dxa" w:w="80"/>
+              <w:left w:type="dxa" w:w="140"/>
+              <w:bottom w:type="dxa" w:w="80"/>
+              <w:right w:type="dxa" w:w="140"/>
+            </w:tcMar>
+          </w:tcPr>
+          <w:p>
+            <w:pPr>
+              <w:spacing w:line="290"/>
+            </w:pPr>
+            <w:r>
+              <w:rPr>
+                <w:rFonts w:ascii="Malgun Gothic" w:cs="Malgun Gothic" w:eastAsia="Malgun Gothic" w:hAnsi="Malgun Gothic"/>
+                <w:sz w:val="21"/>
+                <w:szCs w:val="21"/>
+              </w:rPr>
+              <w:t xml:space="preserve">NUCLEO IP · 포트</w:t>
+            </w:r>
+          </w:p>
+        </w:tc>
+        <w:tc>
+          <w:tcPr>
+            <w:tcW w:type="dxa" w:w="3000"/>
+            <w:tcBorders>
+              <w:top w:val="single" w:color="D0D5DD" w:sz="4"/>
+              <w:left w:val="single" w:color="D0D5DD" w:sz="4"/>
+              <w:bottom w:val="single" w:color="D0D5DD" w:sz="4"/>
+              <w:right w:val="single" w:color="D0D5DD" w:sz="4"/>
+            </w:tcBorders>
+            <w:shd w:fill="F9FAFB" w:color="auto" w:val="clear"/>
+            <w:tcMar>
+              <w:top w:type="dxa" w:w="80"/>
+              <w:left w:type="dxa" w:w="140"/>
+              <w:bottom w:type="dxa" w:w="80"/>
+              <w:right w:type="dxa" w:w="140"/>
+            </w:tcMar>
+          </w:tcPr>
+          <w:p>
+            <w:pPr>
+              <w:spacing w:line="290"/>
+            </w:pPr>
+            <w:r>
+              <w:rPr>
+                <w:rFonts w:ascii="Consolas" w:cs="Consolas" w:eastAsia="Malgun Gothic" w:hAnsi="Consolas"/>
+                <w:color w:val="B42318"/>
+                <w:sz w:val="19"/>
+                <w:szCs w:val="19"/>
+                <w:shd w:fill="F2F4F7" w:color="auto" w:val="clear"/>
+              </w:rPr>
+              <w:t xml:space="preserve">config.json</w:t>
+            </w:r>
+            <w:r>
+              <w:rPr>
+                <w:rFonts w:ascii="Malgun Gothic" w:cs="Malgun Gothic" w:eastAsia="Malgun Gothic" w:hAnsi="Malgun Gothic"/>
+                <w:sz w:val="21"/>
+                <w:szCs w:val="21"/>
+              </w:rPr>
+              <w:t xml:space="preserve"> · </w:t>
+            </w:r>
+            <w:r>
+              <w:rPr>
+                <w:rFonts w:ascii="Consolas" w:cs="Consolas" w:eastAsia="Malgun Gothic" w:hAnsi="Consolas"/>
+                <w:color w:val="B42318"/>
+                <w:sz w:val="19"/>
+                <w:szCs w:val="19"/>
+                <w:shd w:fill="F2F4F7" w:color="auto" w:val="clear"/>
+              </w:rPr>
+              <w:t xml:space="preserve">nucleo</w:t>
+            </w:r>
+          </w:p>
+        </w:tc>
+        <w:tc>
+          <w:tcPr>
+            <w:tcW w:type="dxa" w:w="3338"/>
+            <w:tcBorders>
+              <w:top w:val="single" w:color="D0D5DD" w:sz="4"/>
+              <w:left w:val="single" w:color="D0D5DD" w:sz="4"/>
+              <w:bottom w:val="single" w:color="D0D5DD" w:sz="4"/>
+              <w:right w:val="single" w:color="D0D5DD" w:sz="4"/>
+            </w:tcBorders>
+            <w:shd w:fill="F9FAFB" w:color="auto" w:val="clear"/>
+            <w:tcMar>
+              <w:top w:type="dxa" w:w="80"/>
+              <w:left w:type="dxa" w:w="140"/>
+              <w:bottom w:type="dxa" w:w="80"/>
+              <w:right w:type="dxa" w:w="140"/>
+            </w:tcMar>
+          </w:tcPr>
+          <w:p>
+            <w:pPr>
+              <w:spacing w:line="290"/>
+            </w:pPr>
+          </w:p>
+        </w:tc>
+      </w:tr>
+      <w:tr>
+        <w:trPr>
+          <w:cantSplit/>
+        </w:trPr>
+        <w:tc>
+          <w:tcPr>
+            <w:tcW w:type="dxa" w:w="3300"/>
+            <w:tcBorders>
+              <w:top w:val="single" w:color="D0D5DD" w:sz="4"/>
+              <w:left w:val="single" w:color="D0D5DD" w:sz="4"/>
+              <w:bottom w:val="single" w:color="D0D5DD" w:sz="4"/>
+              <w:right w:val="single" w:color="D0D5DD" w:sz="4"/>
+            </w:tcBorders>
+            <w:shd w:fill="FFFFFF" w:color="auto" w:val="clear"/>
+            <w:tcMar>
+              <w:top w:type="dxa" w:w="80"/>
+              <w:left w:type="dxa" w:w="140"/>
+              <w:bottom w:type="dxa" w:w="80"/>
+              <w:right w:type="dxa" w:w="140"/>
+            </w:tcMar>
+          </w:tcPr>
+          <w:p>
+            <w:pPr>
+              <w:spacing w:line="290"/>
+            </w:pPr>
+            <w:r>
+              <w:rPr>
+                <w:rFonts w:ascii="Malgun Gothic" w:cs="Malgun Gothic" w:eastAsia="Malgun Gothic" w:hAnsi="Malgun Gothic"/>
+                <w:sz w:val="21"/>
+                <w:szCs w:val="21"/>
+              </w:rPr>
+              <w:t xml:space="preserve">전력 모드</w:t>
+            </w:r>
+          </w:p>
+        </w:tc>
+        <w:tc>
+          <w:tcPr>
+            <w:tcW w:type="dxa" w:w="3000"/>
+            <w:tcBorders>
+              <w:top w:val="single" w:color="D0D5DD" w:sz="4"/>
+              <w:left w:val="single" w:color="D0D5DD" w:sz="4"/>
+              <w:bottom w:val="single" w:color="D0D5DD" w:sz="4"/>
+              <w:right w:val="single" w:color="D0D5DD" w:sz="4"/>
+            </w:tcBorders>
+            <w:shd w:fill="FFFFFF" w:color="auto" w:val="clear"/>
+            <w:tcMar>
+              <w:top w:type="dxa" w:w="80"/>
+              <w:left w:type="dxa" w:w="140"/>
+              <w:bottom w:type="dxa" w:w="80"/>
+              <w:right w:type="dxa" w:w="140"/>
+            </w:tcMar>
+          </w:tcPr>
+          <w:p>
+            <w:pPr>
+              <w:spacing w:line="290"/>
+            </w:pPr>
+            <w:r>
+              <w:rPr>
+                <w:rFonts w:ascii="Consolas" w:cs="Consolas" w:eastAsia="Malgun Gothic" w:hAnsi="Consolas"/>
+                <w:color w:val="B42318"/>
+                <w:sz w:val="19"/>
+                <w:szCs w:val="19"/>
+                <w:shd w:fill="F2F4F7" w:color="auto" w:val="clear"/>
+              </w:rPr>
+              <w:t xml:space="preserve">nvpmodel -q</w:t>
+            </w:r>
+          </w:p>
+        </w:tc>
+        <w:tc>
+          <w:tcPr>
+            <w:tcW w:type="dxa" w:w="3338"/>
+            <w:tcBorders>
+              <w:top w:val="single" w:color="D0D5DD" w:sz="4"/>
+              <w:left w:val="single" w:color="D0D5DD" w:sz="4"/>
+              <w:bottom w:val="single" w:color="D0D5DD" w:sz="4"/>
+              <w:right w:val="single" w:color="D0D5DD" w:sz="4"/>
+            </w:tcBorders>
+            <w:shd w:fill="FFFFFF" w:color="auto" w:val="clear"/>
+            <w:tcMar>
+              <w:top w:type="dxa" w:w="80"/>
+              <w:left w:type="dxa" w:w="140"/>
+              <w:bottom w:type="dxa" w:w="80"/>
+              <w:right w:type="dxa" w:w="140"/>
+            </w:tcMar>
+          </w:tcPr>
+          <w:p>
+            <w:pPr>
+              <w:spacing w:line="290"/>
+            </w:pPr>
+          </w:p>
+        </w:tc>
+      </w:tr>
+      <w:tr>
+        <w:trPr>
+          <w:cantSplit/>
+        </w:trPr>
+        <w:tc>
+          <w:tcPr>
+            <w:tcW w:type="dxa" w:w="3300"/>
+            <w:tcBorders>
+              <w:top w:val="single" w:color="D0D5DD" w:sz="4"/>
+              <w:left w:val="single" w:color="D0D5DD" w:sz="4"/>
+              <w:bottom w:val="single" w:color="D0D5DD" w:sz="4"/>
+              <w:right w:val="single" w:color="D0D5DD" w:sz="4"/>
+            </w:tcBorders>
+            <w:shd w:fill="F9FAFB" w:color="auto" w:val="clear"/>
+            <w:tcMar>
+              <w:top w:type="dxa" w:w="80"/>
+              <w:left w:type="dxa" w:w="140"/>
+              <w:bottom w:type="dxa" w:w="80"/>
+              <w:right w:type="dxa" w:w="140"/>
+            </w:tcMar>
+          </w:tcPr>
+          <w:p>
+            <w:pPr>
+              <w:spacing w:line="290"/>
+            </w:pPr>
+            <w:r>
+              <w:rPr>
+                <w:rFonts w:ascii="Malgun Gothic" w:cs="Malgun Gothic" w:eastAsia="Malgun Gothic" w:hAnsi="Malgun Gothic"/>
+                <w:sz w:val="21"/>
+                <w:szCs w:val="21"/>
+              </w:rPr>
+              <w:t xml:space="preserve">바꾼 안내 문구 · 시간</w:t>
+            </w:r>
+          </w:p>
+        </w:tc>
+        <w:tc>
+          <w:tcPr>
+            <w:tcW w:type="dxa" w:w="3000"/>
+            <w:tcBorders>
+              <w:top w:val="single" w:color="D0D5DD" w:sz="4"/>
+              <w:left w:val="single" w:color="D0D5DD" w:sz="4"/>
+              <w:bottom w:val="single" w:color="D0D5DD" w:sz="4"/>
+              <w:right w:val="single" w:color="D0D5DD" w:sz="4"/>
+            </w:tcBorders>
+            <w:shd w:fill="F9FAFB" w:color="auto" w:val="clear"/>
+            <w:tcMar>
+              <w:top w:type="dxa" w:w="80"/>
+              <w:left w:type="dxa" w:w="140"/>
+              <w:bottom w:type="dxa" w:w="80"/>
+              <w:right w:type="dxa" w:w="140"/>
+            </w:tcMar>
+          </w:tcPr>
+          <w:p>
+            <w:pPr>
+              <w:spacing w:line="290"/>
+            </w:pPr>
+            <w:r>
+              <w:rPr>
+                <w:rFonts w:ascii="Consolas" w:cs="Consolas" w:eastAsia="Malgun Gothic" w:hAnsi="Consolas"/>
+                <w:color w:val="B42318"/>
+                <w:sz w:val="19"/>
+                <w:szCs w:val="19"/>
+                <w:shd w:fill="F2F4F7" w:color="auto" w:val="clear"/>
+              </w:rPr>
+              <w:t xml:space="preserve">config.json</w:t>
+            </w:r>
+            <w:r>
+              <w:rPr>
+                <w:rFonts w:ascii="Malgun Gothic" w:cs="Malgun Gothic" w:eastAsia="Malgun Gothic" w:hAnsi="Malgun Gothic"/>
+                <w:sz w:val="21"/>
+                <w:szCs w:val="21"/>
+              </w:rPr>
+              <w:t xml:space="preserve"> · </w:t>
+            </w:r>
+            <w:r>
+              <w:rPr>
+                <w:rFonts w:ascii="Consolas" w:cs="Consolas" w:eastAsia="Malgun Gothic" w:hAnsi="Consolas"/>
+                <w:color w:val="B42318"/>
+                <w:sz w:val="19"/>
+                <w:szCs w:val="19"/>
+                <w:shd w:fill="F2F4F7" w:color="auto" w:val="clear"/>
+              </w:rPr>
+              <w:t xml:space="preserve">messages</w:t>
+            </w:r>
+            <w:r>
+              <w:rPr>
+                <w:rFonts w:ascii="Malgun Gothic" w:cs="Malgun Gothic" w:eastAsia="Malgun Gothic" w:hAnsi="Malgun Gothic"/>
+                <w:sz w:val="21"/>
+                <w:szCs w:val="21"/>
+              </w:rPr>
+              <w:t xml:space="preserve"> / </w:t>
+            </w:r>
+            <w:r>
+              <w:rPr>
+                <w:rFonts w:ascii="Consolas" w:cs="Consolas" w:eastAsia="Malgun Gothic" w:hAnsi="Consolas"/>
+                <w:color w:val="B42318"/>
+                <w:sz w:val="19"/>
+                <w:szCs w:val="19"/>
+                <w:shd w:fill="F2F4F7" w:color="auto" w:val="clear"/>
+              </w:rPr>
+              <w:t xml:space="preserve">timing</w:t>
+            </w:r>
+          </w:p>
+        </w:tc>
+        <w:tc>
+          <w:tcPr>
+            <w:tcW w:type="dxa" w:w="3338"/>
+            <w:tcBorders>
+              <w:top w:val="single" w:color="D0D5DD" w:sz="4"/>
+              <w:left w:val="single" w:color="D0D5DD" w:sz="4"/>
+              <w:bottom w:val="single" w:color="D0D5DD" w:sz="4"/>
+              <w:right w:val="single" w:color="D0D5DD" w:sz="4"/>
+            </w:tcBorders>
+            <w:shd w:fill="F9FAFB" w:color="auto" w:val="clear"/>
+            <w:tcMar>
+              <w:top w:type="dxa" w:w="80"/>
+              <w:left w:type="dxa" w:w="140"/>
+              <w:bottom w:type="dxa" w:w="80"/>
+              <w:right w:type="dxa" w:w="140"/>
+            </w:tcMar>
+          </w:tcPr>
+          <w:p>
+            <w:pPr>
+              <w:spacing w:line="290"/>
+            </w:pPr>
+          </w:p>
+        </w:tc>
+      </w:tr>
+    </w:tbl>
+    <w:p>
+      <w:pPr>
+        <w:spacing w:after="80"/>
+      </w:pPr>
+    </w:p>
+    <w:tbl>
+      <w:tblPr>
+        <w:tblW w:type="dxa" w:w="9638"/>
+        <w:tblBorders>
+          <w:top w:val="single" w:color="auto" w:sz="4"/>
+          <w:left w:val="single" w:color="auto" w:sz="4"/>
+          <w:bottom w:val="single" w:color="auto" w:sz="4"/>
+          <w:right w:val="single" w:color="auto" w:sz="4"/>
+          <w:insideH w:val="single" w:color="auto" w:sz="4"/>
+          <w:insideV w:val="single" w:color="auto" w:sz="4"/>
+        </w:tblBorders>
+      </w:tblPr>
+      <w:tblGrid>
+        <w:gridCol w:w="9638"/>
+      </w:tblGrid>
+      <w:tr>
+        <w:trPr>
+          <w:tblHeader/>
+        </w:trPr>
+        <w:tc>
+          <w:tcPr>
+            <w:tcW w:type="dxa" w:w="9638"/>
+            <w:tcBorders>
+              <w:top w:val="single" w:color="D0D5DD" w:sz="4"/>
+              <w:left w:val="single" w:color="D0D5DD" w:sz="4"/>
+              <w:bottom w:val="single" w:color="D0D5DD" w:sz="4"/>
+              <w:right w:val="single" w:color="D0D5DD" w:sz="4"/>
+            </w:tcBorders>
+            <w:shd w:fill="1F3A5F" w:color="auto" w:val="clear"/>
+            <w:tcMar>
+              <w:top w:type="dxa" w:w="90"/>
+              <w:left w:type="dxa" w:w="140"/>
+              <w:bottom w:type="dxa" w:w="90"/>
+              <w:right w:type="dxa" w:w="140"/>
+            </w:tcMar>
+          </w:tcPr>
+          <w:p>
+            <w:r>
+              <w:rPr>
+                <w:rFonts w:ascii="Malgun Gothic" w:cs="Malgun Gothic" w:eastAsia="Malgun Gothic" w:hAnsi="Malgun Gothic"/>
+                <w:b/>
+                <w:bCs/>
+                <w:color w:val="FFFFFF"/>
+                <w:sz w:val="21"/>
+                <w:szCs w:val="21"/>
+              </w:rPr>
+              <w:t xml:space="preserve">찍어 올 사진</w:t>
+            </w:r>
+          </w:p>
+        </w:tc>
+      </w:tr>
+      <w:tr>
+        <w:trPr>
+          <w:cantSplit/>
+        </w:trPr>
+        <w:tc>
+          <w:tcPr>
+            <w:tcW w:type="dxa" w:w="9638"/>
+            <w:tcBorders>
+              <w:top w:val="single" w:color="D0D5DD" w:sz="4"/>
+              <w:left w:val="single" w:color="D0D5DD" w:sz="4"/>
+              <w:bottom w:val="single" w:color="D0D5DD" w:sz="4"/>
+              <w:right w:val="single" w:color="D0D5DD" w:sz="4"/>
+            </w:tcBorders>
+            <w:shd w:fill="FFFFFF" w:color="auto" w:val="clear"/>
+            <w:tcMar>
+              <w:top w:type="dxa" w:w="80"/>
+              <w:left w:type="dxa" w:w="140"/>
+              <w:bottom w:type="dxa" w:w="80"/>
+              <w:right w:type="dxa" w:w="140"/>
+            </w:tcMar>
+          </w:tcPr>
+          <w:p>
+            <w:pPr>
+              <w:spacing w:line="290"/>
+            </w:pPr>
+            <w:r>
+              <w:rPr>
+                <w:rFonts w:ascii="Malgun Gothic" w:cs="Malgun Gothic" w:eastAsia="Malgun Gothic" w:hAnsi="Malgun Gothic"/>
+                <w:sz w:val="21"/>
+                <w:szCs w:val="21"/>
+              </w:rPr>
+              <w:t xml:space="preserve">☐  설치 전체 모습 (카메라 · 모니터 · 수거함)</w:t>
+            </w:r>
+          </w:p>
+        </w:tc>
+      </w:tr>
+      <w:tr>
+        <w:trPr>
+          <w:cantSplit/>
+        </w:trPr>
+        <w:tc>
+          <w:tcPr>
+            <w:tcW w:type="dxa" w:w="9638"/>
+            <w:tcBorders>
+              <w:top w:val="single" w:color="D0D5DD" w:sz="4"/>
+              <w:left w:val="single" w:color="D0D5DD" w:sz="4"/>
+              <w:bottom w:val="single" w:color="D0D5DD" w:sz="4"/>
+              <w:right w:val="single" w:color="D0D5DD" w:sz="4"/>
+            </w:tcBorders>
+            <w:shd w:fill="F9FAFB" w:color="auto" w:val="clear"/>
+            <w:tcMar>
+              <w:top w:type="dxa" w:w="80"/>
+              <w:left w:type="dxa" w:w="140"/>
+              <w:bottom w:type="dxa" w:w="80"/>
+              <w:right w:type="dxa" w:w="140"/>
+            </w:tcMar>
+          </w:tcPr>
+          <w:p>
+            <w:pPr>
+              <w:spacing w:line="290"/>
+            </w:pPr>
+            <w:r>
+              <w:rPr>
+                <w:rFonts w:ascii="Malgun Gothic" w:cs="Malgun Gothic" w:eastAsia="Malgun Gothic" w:hAnsi="Malgun Gothic"/>
+                <w:sz w:val="21"/>
+                <w:szCs w:val="21"/>
+              </w:rPr>
+              <w:t xml:space="preserve">☐  카메라 원본 화면 (</w:t>
+            </w:r>
+            <w:r>
+              <w:rPr>
+                <w:rFonts w:ascii="Consolas" w:cs="Consolas" w:eastAsia="Malgun Gothic" w:hAnsi="Consolas"/>
+                <w:color w:val="B42318"/>
+                <w:sz w:val="19"/>
+                <w:szCs w:val="19"/>
+                <w:shd w:fill="F2F4F7" w:color="auto" w:val="clear"/>
+              </w:rPr>
+              <w:t xml:space="preserve">/full.jpg</w:t>
+            </w:r>
+            <w:r>
+              <w:rPr>
+                <w:rFonts w:ascii="Malgun Gothic" w:cs="Malgun Gothic" w:eastAsia="Malgun Gothic" w:hAnsi="Malgun Gothic"/>
+                <w:sz w:val="21"/>
+                <w:szCs w:val="21"/>
+              </w:rPr>
+              <w:t xml:space="preserve">)</w:t>
+            </w:r>
+          </w:p>
+        </w:tc>
+      </w:tr>
+      <w:tr>
+        <w:trPr>
+          <w:cantSplit/>
+        </w:trPr>
+        <w:tc>
+          <w:tcPr>
+            <w:tcW w:type="dxa" w:w="9638"/>
+            <w:tcBorders>
+              <w:top w:val="single" w:color="D0D5DD" w:sz="4"/>
+              <w:left w:val="single" w:color="D0D5DD" w:sz="4"/>
+              <w:bottom w:val="single" w:color="D0D5DD" w:sz="4"/>
+              <w:right w:val="single" w:color="D0D5DD" w:sz="4"/>
+            </w:tcBorders>
+            <w:shd w:fill="FFFFFF" w:color="auto" w:val="clear"/>
+            <w:tcMar>
+              <w:top w:type="dxa" w:w="80"/>
+              <w:left w:type="dxa" w:w="140"/>
+              <w:bottom w:type="dxa" w:w="80"/>
+              <w:right w:type="dxa" w:w="140"/>
+            </w:tcMar>
+          </w:tcPr>
+          <w:p>
+            <w:pPr>
+              <w:spacing w:line="290"/>
+            </w:pPr>
+            <w:r>
+              <w:rPr>
+                <w:rFonts w:ascii="Malgun Gothic" w:cs="Malgun Gothic" w:eastAsia="Malgun Gothic" w:hAnsi="Malgun Gothic"/>
+                <w:sz w:val="21"/>
+                <w:szCs w:val="21"/>
+              </w:rPr>
+              <w:t xml:space="preserve">☐  오판정이 난 물체와 그때 화면</w:t>
             </w:r>
           </w:p>
         </w:tc>
